--- a/WebContent/docx/湖南肿瘤实体瘤149模板.docx
+++ b/WebContent/docx/湖南肿瘤实体瘤149模板.docx
@@ -979,7 +979,7 @@
           <w:szCs w:val="40"/>
           <w:lang w:eastAsia="zh-CN"/>
         </w:rPr>
-        <w:instrText xml:space="preserve"> HYPERLINK \l _Toc16704 </w:instrText>
+        <w:instrText xml:space="preserve"> HYPERLINK \l _Toc10292 </w:instrText>
       </w:r>
       <w:r>
         <w:rPr>
@@ -1025,7 +1025,7 @@
           <w:bCs/>
           <w:szCs w:val="40"/>
         </w:rPr>
-        <w:instrText xml:space="preserve"> PAGEREF _Toc16704 \h </w:instrText>
+        <w:instrText xml:space="preserve"> PAGEREF _Toc10292 \h </w:instrText>
       </w:r>
       <w:r>
         <w:rPr>
@@ -1095,7 +1095,7 @@
           <w:szCs w:val="24"/>
           <w:lang w:val="en-US" w:eastAsia="zh-CN"/>
         </w:rPr>
-        <w:instrText xml:space="preserve"> HYPERLINK \l _Toc25912 </w:instrText>
+        <w:instrText xml:space="preserve"> HYPERLINK \l _Toc22603 </w:instrText>
       </w:r>
       <w:r>
         <w:rPr>
@@ -1140,7 +1140,7 @@
           <w:szCs w:val="24"/>
           <w:lang w:val="en-US" w:eastAsia="zh-CN"/>
         </w:rPr>
-        <w:instrText xml:space="preserve"> PAGEREF _Toc25912 \h </w:instrText>
+        <w:instrText xml:space="preserve"> PAGEREF _Toc22603 \h </w:instrText>
       </w:r>
       <w:r>
         <w:rPr>
@@ -1209,7 +1209,7 @@
           <w:szCs w:val="24"/>
           <w:lang w:val="en-US" w:eastAsia="zh-CN"/>
         </w:rPr>
-        <w:instrText xml:space="preserve"> HYPERLINK \l _Toc15483 </w:instrText>
+        <w:instrText xml:space="preserve"> HYPERLINK \l _Toc21799 </w:instrText>
       </w:r>
       <w:r>
         <w:rPr>
@@ -1254,7 +1254,7 @@
           <w:szCs w:val="24"/>
           <w:lang w:val="en-US" w:eastAsia="zh-CN"/>
         </w:rPr>
-        <w:instrText xml:space="preserve"> PAGEREF _Toc15483 \h </w:instrText>
+        <w:instrText xml:space="preserve"> PAGEREF _Toc21799 \h </w:instrText>
       </w:r>
       <w:r>
         <w:rPr>
@@ -1323,7 +1323,7 @@
           <w:szCs w:val="24"/>
           <w:lang w:val="en-US" w:eastAsia="zh-CN"/>
         </w:rPr>
-        <w:instrText xml:space="preserve"> HYPERLINK \l _Toc14171 </w:instrText>
+        <w:instrText xml:space="preserve"> HYPERLINK \l _Toc6812 </w:instrText>
       </w:r>
       <w:r>
         <w:rPr>
@@ -1368,7 +1368,7 @@
           <w:szCs w:val="24"/>
           <w:lang w:val="en-US" w:eastAsia="zh-CN"/>
         </w:rPr>
-        <w:instrText xml:space="preserve"> PAGEREF _Toc14171 \h </w:instrText>
+        <w:instrText xml:space="preserve"> PAGEREF _Toc6812 \h </w:instrText>
       </w:r>
       <w:r>
         <w:rPr>
@@ -1418,6 +1418,7 @@
           <w:b/>
           <w:bCs/>
           <w:szCs w:val="40"/>
+          <w:lang w:eastAsia="zh-CN"/>
         </w:rPr>
       </w:pPr>
       <w:r>
@@ -1438,7 +1439,7 @@
           <w:szCs w:val="40"/>
           <w:lang w:eastAsia="zh-CN"/>
         </w:rPr>
-        <w:instrText xml:space="preserve"> HYPERLINK \l _Toc9777 </w:instrText>
+        <w:instrText xml:space="preserve"> HYPERLINK \l _Toc11216 </w:instrText>
       </w:r>
       <w:r>
         <w:rPr>
@@ -1456,6 +1457,7 @@
           <w:b/>
           <w:bCs/>
           <w:szCs w:val="40"/>
+          <w:lang w:eastAsia="zh-CN"/>
         </w:rPr>
         <w:t>第</w:t>
       </w:r>
@@ -1475,6 +1477,7 @@
           <w:b/>
           <w:bCs/>
           <w:szCs w:val="40"/>
+          <w:lang w:eastAsia="zh-CN"/>
         </w:rPr>
         <w:t>部分 检测结果及用药提示</w:t>
       </w:r>
@@ -1484,6 +1487,7 @@
           <w:b/>
           <w:bCs/>
           <w:szCs w:val="40"/>
+          <w:lang w:eastAsia="zh-CN"/>
         </w:rPr>
         <w:tab/>
       </w:r>
@@ -1493,6 +1497,7 @@
           <w:b/>
           <w:bCs/>
           <w:szCs w:val="40"/>
+          <w:lang w:eastAsia="zh-CN"/>
         </w:rPr>
         <w:fldChar w:fldCharType="begin"/>
       </w:r>
@@ -1502,8 +1507,9 @@
           <w:b/>
           <w:bCs/>
           <w:szCs w:val="40"/>
-        </w:rPr>
-        <w:instrText xml:space="preserve"> PAGEREF _Toc9777 \h </w:instrText>
+          <w:lang w:eastAsia="zh-CN"/>
+        </w:rPr>
+        <w:instrText xml:space="preserve"> PAGEREF _Toc11216 \h </w:instrText>
       </w:r>
       <w:r>
         <w:rPr>
@@ -1511,6 +1517,7 @@
           <w:b/>
           <w:bCs/>
           <w:szCs w:val="40"/>
+          <w:lang w:eastAsia="zh-CN"/>
         </w:rPr>
         <w:fldChar w:fldCharType="separate"/>
       </w:r>
@@ -1520,6 +1527,7 @@
           <w:b/>
           <w:bCs/>
           <w:szCs w:val="40"/>
+          <w:lang w:eastAsia="zh-CN"/>
         </w:rPr>
         <w:t>3</w:t>
       </w:r>
@@ -1529,6 +1537,7 @@
           <w:b/>
           <w:bCs/>
           <w:szCs w:val="40"/>
+          <w:lang w:eastAsia="zh-CN"/>
         </w:rPr>
         <w:fldChar w:fldCharType="end"/>
       </w:r>
@@ -1573,7 +1582,7 @@
           <w:szCs w:val="24"/>
           <w:lang w:val="en-US" w:eastAsia="zh-CN"/>
         </w:rPr>
-        <w:instrText xml:space="preserve"> HYPERLINK \l _Toc22277 </w:instrText>
+        <w:instrText xml:space="preserve"> HYPERLINK \l _Toc21099 </w:instrText>
       </w:r>
       <w:r>
         <w:rPr>
@@ -1618,7 +1627,7 @@
           <w:szCs w:val="24"/>
           <w:lang w:val="en-US" w:eastAsia="zh-CN"/>
         </w:rPr>
-        <w:instrText xml:space="preserve"> PAGEREF _Toc22277 \h </w:instrText>
+        <w:instrText xml:space="preserve"> PAGEREF _Toc21099 \h </w:instrText>
       </w:r>
       <w:r>
         <w:rPr>
@@ -1687,7 +1696,7 @@
           <w:szCs w:val="24"/>
           <w:lang w:val="en-US" w:eastAsia="zh-CN"/>
         </w:rPr>
-        <w:instrText xml:space="preserve"> HYPERLINK \l _Toc14708 </w:instrText>
+        <w:instrText xml:space="preserve"> HYPERLINK \l _Toc4902 </w:instrText>
       </w:r>
       <w:r>
         <w:rPr>
@@ -1732,7 +1741,7 @@
           <w:szCs w:val="24"/>
           <w:lang w:val="en-US" w:eastAsia="zh-CN"/>
         </w:rPr>
-        <w:instrText xml:space="preserve"> PAGEREF _Toc14708 \h </w:instrText>
+        <w:instrText xml:space="preserve"> PAGEREF _Toc4902 \h </w:instrText>
       </w:r>
       <w:r>
         <w:rPr>
@@ -1801,7 +1810,7 @@
           <w:szCs w:val="24"/>
           <w:lang w:val="en-US" w:eastAsia="zh-CN"/>
         </w:rPr>
-        <w:instrText xml:space="preserve"> HYPERLINK \l _Toc11408 </w:instrText>
+        <w:instrText xml:space="preserve"> HYPERLINK \l _Toc10692 </w:instrText>
       </w:r>
       <w:r>
         <w:rPr>
@@ -1846,7 +1855,7 @@
           <w:szCs w:val="24"/>
           <w:lang w:val="en-US" w:eastAsia="zh-CN"/>
         </w:rPr>
-        <w:instrText xml:space="preserve"> PAGEREF _Toc11408 \h </w:instrText>
+        <w:instrText xml:space="preserve"> PAGEREF _Toc10692 \h </w:instrText>
       </w:r>
       <w:r>
         <w:rPr>
@@ -1915,7 +1924,7 @@
           <w:szCs w:val="24"/>
           <w:lang w:val="en-US" w:eastAsia="zh-CN"/>
         </w:rPr>
-        <w:instrText xml:space="preserve"> HYPERLINK \l _Toc22638 </w:instrText>
+        <w:instrText xml:space="preserve"> HYPERLINK \l _Toc14380 </w:instrText>
       </w:r>
       <w:r>
         <w:rPr>
@@ -1933,7 +1942,7 @@
           <w:szCs w:val="24"/>
           <w:lang w:val="en-US" w:eastAsia="zh-CN"/>
         </w:rPr>
-        <w:t>2.4 本癌种FDA/NMPA获批的其他可选靶向药物</w:t>
+        <w:t>2.4 免疫药物用药提示</w:t>
       </w:r>
       <w:r>
         <w:rPr>
@@ -1960,7 +1969,7 @@
           <w:szCs w:val="24"/>
           <w:lang w:val="en-US" w:eastAsia="zh-CN"/>
         </w:rPr>
-        <w:instrText xml:space="preserve"> PAGEREF _Toc22638 \h </w:instrText>
+        <w:instrText xml:space="preserve"> PAGEREF _Toc14380 \h </w:instrText>
       </w:r>
       <w:r>
         <w:rPr>
@@ -1995,6 +2004,141 @@
           <w:bCs w:val="0"/>
           <w:szCs w:val="24"/>
           <w:lang w:val="en-US" w:eastAsia="zh-CN"/>
+        </w:rPr>
+        <w:fldChar w:fldCharType="end"/>
+      </w:r>
+    </w:p>
+    <w:p>
+      <w:pPr>
+        <w:pStyle w:val="10"/>
+        <w:tabs>
+          <w:tab w:val="right" w:leader="dot" w:pos="9870"/>
+        </w:tabs>
+        <w:rPr>
+          <w:rFonts w:hint="eastAsia" w:ascii="微软雅黑" w:hAnsi="微软雅黑" w:eastAsia="微软雅黑" w:cs="微软雅黑"/>
+          <w:b/>
+          <w:bCs/>
+          <w:szCs w:val="40"/>
+          <w:lang w:eastAsia="zh-CN"/>
+        </w:rPr>
+      </w:pPr>
+      <w:r>
+        <w:rPr>
+          <w:rFonts w:hint="eastAsia" w:ascii="微软雅黑" w:hAnsi="微软雅黑" w:eastAsia="微软雅黑" w:cs="微软雅黑"/>
+          <w:b/>
+          <w:bCs/>
+          <w:szCs w:val="40"/>
+          <w:lang w:eastAsia="zh-CN"/>
+        </w:rPr>
+        <w:fldChar w:fldCharType="begin"/>
+      </w:r>
+      <w:r>
+        <w:rPr>
+          <w:rFonts w:hint="eastAsia" w:ascii="微软雅黑" w:hAnsi="微软雅黑" w:eastAsia="微软雅黑" w:cs="微软雅黑"/>
+          <w:b/>
+          <w:bCs/>
+          <w:szCs w:val="40"/>
+          <w:lang w:eastAsia="zh-CN"/>
+        </w:rPr>
+        <w:instrText xml:space="preserve"> HYPERLINK \l _Toc16414 </w:instrText>
+      </w:r>
+      <w:r>
+        <w:rPr>
+          <w:rFonts w:hint="eastAsia" w:ascii="微软雅黑" w:hAnsi="微软雅黑" w:eastAsia="微软雅黑" w:cs="微软雅黑"/>
+          <w:b/>
+          <w:bCs/>
+          <w:szCs w:val="40"/>
+          <w:lang w:eastAsia="zh-CN"/>
+        </w:rPr>
+        <w:fldChar w:fldCharType="separate"/>
+      </w:r>
+      <w:r>
+        <w:rPr>
+          <w:rFonts w:hint="eastAsia" w:ascii="微软雅黑" w:hAnsi="微软雅黑" w:eastAsia="微软雅黑" w:cs="微软雅黑"/>
+          <w:b/>
+          <w:bCs/>
+          <w:szCs w:val="40"/>
+          <w:lang w:val="en-US" w:eastAsia="zh-CN"/>
+        </w:rPr>
+        <w:t xml:space="preserve">第三部分 </w:t>
+      </w:r>
+      <w:r>
+        <w:rPr>
+          <w:rFonts w:hint="eastAsia" w:ascii="微软雅黑" w:hAnsi="微软雅黑" w:eastAsia="微软雅黑" w:cs="微软雅黑"/>
+          <w:b/>
+          <w:bCs/>
+          <w:szCs w:val="40"/>
+          <w:lang w:eastAsia="zh-CN"/>
+        </w:rPr>
+        <w:t>基因检测结果解析</w:t>
+      </w:r>
+      <w:r>
+        <w:rPr>
+          <w:rFonts w:hint="eastAsia" w:ascii="微软雅黑" w:hAnsi="微软雅黑" w:eastAsia="微软雅黑" w:cs="微软雅黑"/>
+          <w:b/>
+          <w:bCs/>
+          <w:szCs w:val="40"/>
+          <w:lang w:eastAsia="zh-CN"/>
+        </w:rPr>
+        <w:tab/>
+      </w:r>
+      <w:r>
+        <w:rPr>
+          <w:rFonts w:hint="eastAsia" w:ascii="微软雅黑" w:hAnsi="微软雅黑" w:eastAsia="微软雅黑" w:cs="微软雅黑"/>
+          <w:b/>
+          <w:bCs/>
+          <w:szCs w:val="40"/>
+          <w:lang w:eastAsia="zh-CN"/>
+        </w:rPr>
+        <w:fldChar w:fldCharType="begin"/>
+      </w:r>
+      <w:r>
+        <w:rPr>
+          <w:rFonts w:hint="eastAsia" w:ascii="微软雅黑" w:hAnsi="微软雅黑" w:eastAsia="微软雅黑" w:cs="微软雅黑"/>
+          <w:b/>
+          <w:bCs/>
+          <w:szCs w:val="40"/>
+          <w:lang w:eastAsia="zh-CN"/>
+        </w:rPr>
+        <w:instrText xml:space="preserve"> PAGEREF _Toc16414 \h </w:instrText>
+      </w:r>
+      <w:r>
+        <w:rPr>
+          <w:rFonts w:hint="eastAsia" w:ascii="微软雅黑" w:hAnsi="微软雅黑" w:eastAsia="微软雅黑" w:cs="微软雅黑"/>
+          <w:b/>
+          <w:bCs/>
+          <w:szCs w:val="40"/>
+          <w:lang w:eastAsia="zh-CN"/>
+        </w:rPr>
+        <w:fldChar w:fldCharType="separate"/>
+      </w:r>
+      <w:r>
+        <w:rPr>
+          <w:rFonts w:hint="eastAsia" w:ascii="微软雅黑" w:hAnsi="微软雅黑" w:eastAsia="微软雅黑" w:cs="微软雅黑"/>
+          <w:b/>
+          <w:bCs/>
+          <w:szCs w:val="40"/>
+          <w:lang w:eastAsia="zh-CN"/>
+        </w:rPr>
+        <w:t>11</w:t>
+      </w:r>
+      <w:r>
+        <w:rPr>
+          <w:rFonts w:hint="eastAsia" w:ascii="微软雅黑" w:hAnsi="微软雅黑" w:eastAsia="微软雅黑" w:cs="微软雅黑"/>
+          <w:b/>
+          <w:bCs/>
+          <w:szCs w:val="40"/>
+          <w:lang w:eastAsia="zh-CN"/>
+        </w:rPr>
+        <w:fldChar w:fldCharType="end"/>
+      </w:r>
+      <w:r>
+        <w:rPr>
+          <w:rFonts w:hint="eastAsia" w:ascii="微软雅黑" w:hAnsi="微软雅黑" w:eastAsia="微软雅黑" w:cs="微软雅黑"/>
+          <w:b/>
+          <w:bCs/>
+          <w:szCs w:val="40"/>
+          <w:lang w:eastAsia="zh-CN"/>
         </w:rPr>
         <w:fldChar w:fldCharType="end"/>
       </w:r>
@@ -2029,7 +2173,7 @@
           <w:szCs w:val="24"/>
           <w:lang w:val="en-US" w:eastAsia="zh-CN"/>
         </w:rPr>
-        <w:instrText xml:space="preserve"> HYPERLINK \l _Toc2035 </w:instrText>
+        <w:instrText xml:space="preserve"> HYPERLINK \l _Toc20728 </w:instrText>
       </w:r>
       <w:r>
         <w:rPr>
@@ -2042,12 +2186,12 @@
       </w:r>
       <w:r>
         <w:rPr>
-          <w:rFonts w:hint="eastAsia" w:ascii="微软雅黑" w:hAnsi="微软雅黑" w:eastAsia="微软雅黑" w:cs="微软雅黑"/>
+          <w:rFonts w:hint="default" w:ascii="微软雅黑" w:hAnsi="微软雅黑" w:eastAsia="微软雅黑" w:cs="微软雅黑"/>
           <w:bCs w:val="0"/>
           <w:szCs w:val="24"/>
           <w:lang w:val="en-US" w:eastAsia="zh-CN"/>
         </w:rPr>
-        <w:t>2.5 免疫药物用药提示</w:t>
+        <w:t>3.1</w:t>
       </w:r>
       <w:r>
         <w:rPr>
@@ -2056,7 +2200,7 @@
           <w:szCs w:val="24"/>
           <w:lang w:val="en-US" w:eastAsia="zh-CN"/>
         </w:rPr>
-        <w:tab/>
+        <w:t xml:space="preserve"> 体细胞变异结果解析</w:t>
       </w:r>
       <w:r>
         <w:rPr>
@@ -2065,7 +2209,7 @@
           <w:szCs w:val="24"/>
           <w:lang w:val="en-US" w:eastAsia="zh-CN"/>
         </w:rPr>
-        <w:fldChar w:fldCharType="begin"/>
+        <w:tab/>
       </w:r>
       <w:r>
         <w:rPr>
@@ -2074,7 +2218,7 @@
           <w:szCs w:val="24"/>
           <w:lang w:val="en-US" w:eastAsia="zh-CN"/>
         </w:rPr>
-        <w:instrText xml:space="preserve"> PAGEREF _Toc2035 \h </w:instrText>
+        <w:fldChar w:fldCharType="begin"/>
       </w:r>
       <w:r>
         <w:rPr>
@@ -2083,7 +2227,7 @@
           <w:szCs w:val="24"/>
           <w:lang w:val="en-US" w:eastAsia="zh-CN"/>
         </w:rPr>
-        <w:fldChar w:fldCharType="separate"/>
+        <w:instrText xml:space="preserve"> PAGEREF _Toc20728 \h </w:instrText>
       </w:r>
       <w:r>
         <w:rPr>
@@ -2092,7 +2236,7 @@
           <w:szCs w:val="24"/>
           <w:lang w:val="en-US" w:eastAsia="zh-CN"/>
         </w:rPr>
-        <w:t>11</w:t>
+        <w:fldChar w:fldCharType="separate"/>
       </w:r>
       <w:r>
         <w:rPr>
@@ -2101,7 +2245,7 @@
           <w:szCs w:val="24"/>
           <w:lang w:val="en-US" w:eastAsia="zh-CN"/>
         </w:rPr>
-        <w:fldChar w:fldCharType="end"/>
+        <w:t>11</w:t>
       </w:r>
       <w:r>
         <w:rPr>
@@ -2112,130 +2256,12 @@
         </w:rPr>
         <w:fldChar w:fldCharType="end"/>
       </w:r>
-    </w:p>
-    <w:p>
-      <w:pPr>
-        <w:pStyle w:val="10"/>
-        <w:tabs>
-          <w:tab w:val="right" w:leader="dot" w:pos="9870"/>
-        </w:tabs>
-        <w:rPr>
-          <w:rFonts w:hint="eastAsia" w:ascii="微软雅黑" w:hAnsi="微软雅黑" w:eastAsia="微软雅黑" w:cs="微软雅黑"/>
-          <w:b/>
-          <w:bCs/>
-          <w:szCs w:val="40"/>
-        </w:rPr>
-      </w:pPr>
-      <w:r>
-        <w:rPr>
-          <w:rFonts w:hint="eastAsia" w:ascii="微软雅黑" w:hAnsi="微软雅黑" w:eastAsia="微软雅黑" w:cs="微软雅黑"/>
-          <w:b/>
-          <w:bCs/>
-          <w:szCs w:val="40"/>
-          <w:lang w:eastAsia="zh-CN"/>
-        </w:rPr>
-        <w:fldChar w:fldCharType="begin"/>
-      </w:r>
-      <w:r>
-        <w:rPr>
-          <w:rFonts w:hint="eastAsia" w:ascii="微软雅黑" w:hAnsi="微软雅黑" w:eastAsia="微软雅黑" w:cs="微软雅黑"/>
-          <w:b/>
-          <w:bCs/>
-          <w:szCs w:val="40"/>
-          <w:lang w:eastAsia="zh-CN"/>
-        </w:rPr>
-        <w:instrText xml:space="preserve"> HYPERLINK \l _Toc22523 </w:instrText>
-      </w:r>
-      <w:r>
-        <w:rPr>
-          <w:rFonts w:hint="eastAsia" w:ascii="微软雅黑" w:hAnsi="微软雅黑" w:eastAsia="微软雅黑" w:cs="微软雅黑"/>
-          <w:b/>
-          <w:bCs/>
-          <w:szCs w:val="40"/>
-          <w:lang w:eastAsia="zh-CN"/>
-        </w:rPr>
-        <w:fldChar w:fldCharType="separate"/>
-      </w:r>
-      <w:r>
-        <w:rPr>
-          <w:rFonts w:hint="eastAsia" w:ascii="微软雅黑" w:hAnsi="微软雅黑" w:eastAsia="微软雅黑" w:cs="微软雅黑"/>
-          <w:b/>
-          <w:bCs/>
-          <w:szCs w:val="40"/>
+      <w:r>
+        <w:rPr>
+          <w:rFonts w:hint="eastAsia" w:ascii="微软雅黑" w:hAnsi="微软雅黑" w:eastAsia="微软雅黑" w:cs="微软雅黑"/>
+          <w:bCs w:val="0"/>
+          <w:szCs w:val="24"/>
           <w:lang w:val="en-US" w:eastAsia="zh-CN"/>
-        </w:rPr>
-        <w:t xml:space="preserve">第三部分 </w:t>
-      </w:r>
-      <w:r>
-        <w:rPr>
-          <w:rFonts w:hint="eastAsia" w:ascii="微软雅黑" w:hAnsi="微软雅黑" w:eastAsia="微软雅黑" w:cs="微软雅黑"/>
-          <w:b/>
-          <w:bCs/>
-          <w:szCs w:val="40"/>
-        </w:rPr>
-        <w:t>基因检测结果解析</w:t>
-      </w:r>
-      <w:r>
-        <w:rPr>
-          <w:rFonts w:hint="eastAsia" w:ascii="微软雅黑" w:hAnsi="微软雅黑" w:eastAsia="微软雅黑" w:cs="微软雅黑"/>
-          <w:b/>
-          <w:bCs/>
-          <w:szCs w:val="40"/>
-        </w:rPr>
-        <w:tab/>
-      </w:r>
-      <w:r>
-        <w:rPr>
-          <w:rFonts w:hint="eastAsia" w:ascii="微软雅黑" w:hAnsi="微软雅黑" w:eastAsia="微软雅黑" w:cs="微软雅黑"/>
-          <w:b/>
-          <w:bCs/>
-          <w:szCs w:val="40"/>
-        </w:rPr>
-        <w:fldChar w:fldCharType="begin"/>
-      </w:r>
-      <w:r>
-        <w:rPr>
-          <w:rFonts w:hint="eastAsia" w:ascii="微软雅黑" w:hAnsi="微软雅黑" w:eastAsia="微软雅黑" w:cs="微软雅黑"/>
-          <w:b/>
-          <w:bCs/>
-          <w:szCs w:val="40"/>
-        </w:rPr>
-        <w:instrText xml:space="preserve"> PAGEREF _Toc22523 \h </w:instrText>
-      </w:r>
-      <w:r>
-        <w:rPr>
-          <w:rFonts w:hint="eastAsia" w:ascii="微软雅黑" w:hAnsi="微软雅黑" w:eastAsia="微软雅黑" w:cs="微软雅黑"/>
-          <w:b/>
-          <w:bCs/>
-          <w:szCs w:val="40"/>
-        </w:rPr>
-        <w:fldChar w:fldCharType="separate"/>
-      </w:r>
-      <w:r>
-        <w:rPr>
-          <w:rFonts w:hint="eastAsia" w:ascii="微软雅黑" w:hAnsi="微软雅黑" w:eastAsia="微软雅黑" w:cs="微软雅黑"/>
-          <w:b/>
-          <w:bCs/>
-          <w:szCs w:val="40"/>
-        </w:rPr>
-        <w:t>13</w:t>
-      </w:r>
-      <w:r>
-        <w:rPr>
-          <w:rFonts w:hint="eastAsia" w:ascii="微软雅黑" w:hAnsi="微软雅黑" w:eastAsia="微软雅黑" w:cs="微软雅黑"/>
-          <w:b/>
-          <w:bCs/>
-          <w:szCs w:val="40"/>
-        </w:rPr>
-        <w:fldChar w:fldCharType="end"/>
-      </w:r>
-      <w:r>
-        <w:rPr>
-          <w:rFonts w:hint="eastAsia" w:ascii="微软雅黑" w:hAnsi="微软雅黑" w:eastAsia="微软雅黑" w:cs="微软雅黑"/>
-          <w:b/>
-          <w:bCs/>
-          <w:szCs w:val="40"/>
-          <w:lang w:eastAsia="zh-CN"/>
         </w:rPr>
         <w:fldChar w:fldCharType="end"/>
       </w:r>
@@ -2270,7 +2296,7 @@
           <w:szCs w:val="24"/>
           <w:lang w:val="en-US" w:eastAsia="zh-CN"/>
         </w:rPr>
-        <w:instrText xml:space="preserve"> HYPERLINK \l _Toc9289 </w:instrText>
+        <w:instrText xml:space="preserve"> HYPERLINK \l _Toc7627 </w:instrText>
       </w:r>
       <w:r>
         <w:rPr>
@@ -2283,12 +2309,12 @@
       </w:r>
       <w:r>
         <w:rPr>
-          <w:rFonts w:hint="default" w:ascii="微软雅黑" w:hAnsi="微软雅黑" w:eastAsia="微软雅黑" w:cs="微软雅黑"/>
+          <w:rFonts w:hint="eastAsia" w:ascii="微软雅黑" w:hAnsi="微软雅黑" w:eastAsia="微软雅黑" w:cs="微软雅黑"/>
           <w:bCs w:val="0"/>
           <w:szCs w:val="24"/>
           <w:lang w:val="en-US" w:eastAsia="zh-CN"/>
         </w:rPr>
-        <w:t>3.1</w:t>
+        <w:t>3.2 胚系变异结果解析</w:t>
       </w:r>
       <w:r>
         <w:rPr>
@@ -2297,7 +2323,7 @@
           <w:szCs w:val="24"/>
           <w:lang w:val="en-US" w:eastAsia="zh-CN"/>
         </w:rPr>
-        <w:t xml:space="preserve"> 体细胞变异结果解析</w:t>
+        <w:tab/>
       </w:r>
       <w:r>
         <w:rPr>
@@ -2306,7 +2332,7 @@
           <w:szCs w:val="24"/>
           <w:lang w:val="en-US" w:eastAsia="zh-CN"/>
         </w:rPr>
-        <w:tab/>
+        <w:fldChar w:fldCharType="begin"/>
       </w:r>
       <w:r>
         <w:rPr>
@@ -2315,16 +2341,7 @@
           <w:szCs w:val="24"/>
           <w:lang w:val="en-US" w:eastAsia="zh-CN"/>
         </w:rPr>
-        <w:fldChar w:fldCharType="begin"/>
-      </w:r>
-      <w:r>
-        <w:rPr>
-          <w:rFonts w:hint="eastAsia" w:ascii="微软雅黑" w:hAnsi="微软雅黑" w:eastAsia="微软雅黑" w:cs="微软雅黑"/>
-          <w:bCs w:val="0"/>
-          <w:szCs w:val="24"/>
-          <w:lang w:val="en-US" w:eastAsia="zh-CN"/>
-        </w:rPr>
-        <w:instrText xml:space="preserve"> PAGEREF _Toc9289 \h </w:instrText>
+        <w:instrText xml:space="preserve"> PAGEREF _Toc7627 \h </w:instrText>
       </w:r>
       <w:r>
         <w:rPr>
@@ -2393,7 +2410,7 @@
           <w:szCs w:val="24"/>
           <w:lang w:val="en-US" w:eastAsia="zh-CN"/>
         </w:rPr>
-        <w:instrText xml:space="preserve"> HYPERLINK \l _Toc16794 </w:instrText>
+        <w:instrText xml:space="preserve"> HYPERLINK \l _Toc3295 </w:instrText>
       </w:r>
       <w:r>
         <w:rPr>
@@ -2411,7 +2428,7 @@
           <w:szCs w:val="24"/>
           <w:lang w:val="en-US" w:eastAsia="zh-CN"/>
         </w:rPr>
-        <w:t>3.2 胚系变异结果解析</w:t>
+        <w:t>3.3 免疫检测结果解析</w:t>
       </w:r>
       <w:r>
         <w:rPr>
@@ -2438,7 +2455,7 @@
           <w:szCs w:val="24"/>
           <w:lang w:val="en-US" w:eastAsia="zh-CN"/>
         </w:rPr>
-        <w:instrText xml:space="preserve"> PAGEREF _Toc16794 \h </w:instrText>
+        <w:instrText xml:space="preserve"> PAGEREF _Toc3295 \h </w:instrText>
       </w:r>
       <w:r>
         <w:rPr>
@@ -2456,7 +2473,7 @@
           <w:szCs w:val="24"/>
           <w:lang w:val="en-US" w:eastAsia="zh-CN"/>
         </w:rPr>
-        <w:t>17</w:t>
+        <w:t>15</w:t>
       </w:r>
       <w:r>
         <w:rPr>
@@ -2475,6 +2492,16 @@
           <w:lang w:val="en-US" w:eastAsia="zh-CN"/>
         </w:rPr>
         <w:fldChar w:fldCharType="end"/>
+      </w:r>
+      <w:r>
+        <w:rPr>
+          <w:rFonts w:hint="eastAsia" w:ascii="微软雅黑" w:hAnsi="微软雅黑" w:eastAsia="微软雅黑" w:cs="微软雅黑"/>
+          <w:bCs/>
+          <w:sz w:val="21"/>
+          <w:szCs w:val="21"/>
+          <w:lang w:eastAsia="zh-CN"/>
+        </w:rPr>
+        <w:t>{% if gastrointestinalStromalTumor == True %}</w:t>
       </w:r>
     </w:p>
     <w:p>
@@ -2507,7 +2534,7 @@
           <w:szCs w:val="24"/>
           <w:lang w:val="en-US" w:eastAsia="zh-CN"/>
         </w:rPr>
-        <w:instrText xml:space="preserve"> HYPERLINK \l _Toc31913 </w:instrText>
+        <w:instrText xml:space="preserve"> HYPERLINK \l _Toc1004 </w:instrText>
       </w:r>
       <w:r>
         <w:rPr>
@@ -2525,7 +2552,7 @@
           <w:szCs w:val="24"/>
           <w:lang w:val="en-US" w:eastAsia="zh-CN"/>
         </w:rPr>
-        <w:t>3.3 免疫检测结果解析</w:t>
+        <w:t>3.4 化疗药物检测解析</w:t>
       </w:r>
       <w:r>
         <w:rPr>
@@ -2552,7 +2579,7 @@
           <w:szCs w:val="24"/>
           <w:lang w:val="en-US" w:eastAsia="zh-CN"/>
         </w:rPr>
-        <w:instrText xml:space="preserve"> PAGEREF _Toc31913 \h </w:instrText>
+        <w:instrText xml:space="preserve"> PAGEREF _Toc1004 \h </w:instrText>
       </w:r>
       <w:r>
         <w:rPr>
@@ -2570,7 +2597,7 @@
           <w:szCs w:val="24"/>
           <w:lang w:val="en-US" w:eastAsia="zh-CN"/>
         </w:rPr>
-        <w:t>19</w:t>
+        <w:t>17</w:t>
       </w:r>
       <w:r>
         <w:rPr>
@@ -2596,9 +2623,146 @@
           <w:bCs/>
           <w:sz w:val="21"/>
           <w:szCs w:val="21"/>
-          <w:lang w:eastAsia="zh-CN"/>
-        </w:rPr>
-        <w:t>{% if gastrointestinalStromalTumor == True %}</w:t>
+          <w:lang w:val="en-US" w:eastAsia="zh-CN"/>
+        </w:rPr>
+        <w:t>{% endif %}</w:t>
+      </w:r>
+      <w:bookmarkStart w:id="255" w:name="_GoBack"/>
+      <w:bookmarkEnd w:id="255"/>
+    </w:p>
+    <w:p>
+      <w:pPr>
+        <w:pStyle w:val="10"/>
+        <w:tabs>
+          <w:tab w:val="right" w:leader="dot" w:pos="9870"/>
+        </w:tabs>
+        <w:rPr>
+          <w:rFonts w:hint="eastAsia" w:ascii="微软雅黑" w:hAnsi="微软雅黑" w:eastAsia="微软雅黑" w:cs="微软雅黑"/>
+          <w:b/>
+          <w:bCs/>
+          <w:szCs w:val="40"/>
+          <w:lang w:eastAsia="zh-CN"/>
+        </w:rPr>
+      </w:pPr>
+      <w:r>
+        <w:rPr>
+          <w:rFonts w:hint="eastAsia" w:ascii="微软雅黑" w:hAnsi="微软雅黑" w:eastAsia="微软雅黑" w:cs="微软雅黑"/>
+          <w:b/>
+          <w:bCs/>
+          <w:szCs w:val="40"/>
+          <w:lang w:eastAsia="zh-CN"/>
+        </w:rPr>
+        <w:fldChar w:fldCharType="begin"/>
+      </w:r>
+      <w:r>
+        <w:rPr>
+          <w:rFonts w:hint="eastAsia" w:ascii="微软雅黑" w:hAnsi="微软雅黑" w:eastAsia="微软雅黑" w:cs="微软雅黑"/>
+          <w:b/>
+          <w:bCs/>
+          <w:szCs w:val="40"/>
+          <w:lang w:eastAsia="zh-CN"/>
+        </w:rPr>
+        <w:instrText xml:space="preserve"> HYPERLINK \l _Toc17174 </w:instrText>
+      </w:r>
+      <w:r>
+        <w:rPr>
+          <w:rFonts w:hint="eastAsia" w:ascii="微软雅黑" w:hAnsi="微软雅黑" w:eastAsia="微软雅黑" w:cs="微软雅黑"/>
+          <w:b/>
+          <w:bCs/>
+          <w:szCs w:val="40"/>
+          <w:lang w:eastAsia="zh-CN"/>
+        </w:rPr>
+        <w:fldChar w:fldCharType="separate"/>
+      </w:r>
+      <w:r>
+        <w:rPr>
+          <w:rFonts w:hint="eastAsia" w:ascii="微软雅黑" w:hAnsi="微软雅黑" w:eastAsia="微软雅黑" w:cs="微软雅黑"/>
+          <w:b/>
+          <w:bCs/>
+          <w:szCs w:val="40"/>
+          <w:lang w:val="en-US" w:eastAsia="zh-CN"/>
+        </w:rPr>
+        <w:t xml:space="preserve">第四部分 </w:t>
+      </w:r>
+      <w:r>
+        <w:rPr>
+          <w:rFonts w:hint="eastAsia" w:ascii="微软雅黑" w:hAnsi="微软雅黑" w:eastAsia="微软雅黑" w:cs="微软雅黑"/>
+          <w:b/>
+          <w:bCs/>
+          <w:szCs w:val="40"/>
+          <w:lang w:eastAsia="zh-CN"/>
+        </w:rPr>
+        <w:t>附录</w:t>
+      </w:r>
+      <w:r>
+        <w:rPr>
+          <w:rFonts w:hint="eastAsia" w:ascii="微软雅黑" w:hAnsi="微软雅黑" w:eastAsia="微软雅黑" w:cs="微软雅黑"/>
+          <w:b/>
+          <w:bCs/>
+          <w:szCs w:val="40"/>
+          <w:lang w:eastAsia="zh-CN"/>
+        </w:rPr>
+        <w:tab/>
+      </w:r>
+      <w:r>
+        <w:rPr>
+          <w:rFonts w:hint="eastAsia" w:ascii="微软雅黑" w:hAnsi="微软雅黑" w:eastAsia="微软雅黑" w:cs="微软雅黑"/>
+          <w:b/>
+          <w:bCs/>
+          <w:szCs w:val="40"/>
+          <w:lang w:eastAsia="zh-CN"/>
+        </w:rPr>
+        <w:fldChar w:fldCharType="begin"/>
+      </w:r>
+      <w:r>
+        <w:rPr>
+          <w:rFonts w:hint="eastAsia" w:ascii="微软雅黑" w:hAnsi="微软雅黑" w:eastAsia="微软雅黑" w:cs="微软雅黑"/>
+          <w:b/>
+          <w:bCs/>
+          <w:szCs w:val="40"/>
+          <w:lang w:eastAsia="zh-CN"/>
+        </w:rPr>
+        <w:instrText xml:space="preserve"> PAGEREF _Toc17174 \h </w:instrText>
+      </w:r>
+      <w:r>
+        <w:rPr>
+          <w:rFonts w:hint="eastAsia" w:ascii="微软雅黑" w:hAnsi="微软雅黑" w:eastAsia="微软雅黑" w:cs="微软雅黑"/>
+          <w:b/>
+          <w:bCs/>
+          <w:szCs w:val="40"/>
+          <w:lang w:eastAsia="zh-CN"/>
+        </w:rPr>
+        <w:fldChar w:fldCharType="separate"/>
+      </w:r>
+      <w:r>
+        <w:rPr>
+          <w:rFonts w:hint="eastAsia" w:ascii="微软雅黑" w:hAnsi="微软雅黑" w:eastAsia="微软雅黑" w:cs="微软雅黑"/>
+          <w:b/>
+          <w:bCs/>
+          <w:szCs w:val="40"/>
+          <w:lang w:eastAsia="zh-CN"/>
+        </w:rPr>
+        <w:t>19</w:t>
+      </w:r>
+      <w:r>
+        <w:rPr>
+          <w:rFonts w:hint="eastAsia" w:ascii="微软雅黑" w:hAnsi="微软雅黑" w:eastAsia="微软雅黑" w:cs="微软雅黑"/>
+          <w:b/>
+          <w:bCs/>
+          <w:szCs w:val="40"/>
+          <w:lang w:eastAsia="zh-CN"/>
+        </w:rPr>
+        <w:fldChar w:fldCharType="end"/>
+      </w:r>
+      <w:r>
+        <w:rPr>
+          <w:rFonts w:hint="eastAsia" w:ascii="微软雅黑" w:hAnsi="微软雅黑" w:eastAsia="微软雅黑" w:cs="微软雅黑"/>
+          <w:b/>
+          <w:bCs/>
+          <w:szCs w:val="40"/>
+          <w:lang w:eastAsia="zh-CN"/>
+        </w:rPr>
+        <w:fldChar w:fldCharType="end"/>
       </w:r>
     </w:p>
     <w:p>
@@ -2631,7 +2795,7 @@
           <w:szCs w:val="24"/>
           <w:lang w:val="en-US" w:eastAsia="zh-CN"/>
         </w:rPr>
-        <w:instrText xml:space="preserve"> HYPERLINK \l _Toc1388 </w:instrText>
+        <w:instrText xml:space="preserve"> HYPERLINK \l _Toc1303 </w:instrText>
       </w:r>
       <w:r>
         <w:rPr>
@@ -2649,7 +2813,7 @@
           <w:szCs w:val="24"/>
           <w:lang w:val="en-US" w:eastAsia="zh-CN"/>
         </w:rPr>
-        <w:t>3.4 化疗药物检测解析</w:t>
+        <w:t>4.1 常见靶向药物相关基因检测列表</w:t>
       </w:r>
       <w:r>
         <w:rPr>
@@ -2676,7 +2840,7 @@
           <w:szCs w:val="24"/>
           <w:lang w:val="en-US" w:eastAsia="zh-CN"/>
         </w:rPr>
-        <w:instrText xml:space="preserve"> PAGEREF _Toc1388 \h </w:instrText>
+        <w:instrText xml:space="preserve"> PAGEREF _Toc1303 \h </w:instrText>
       </w:r>
       <w:r>
         <w:rPr>
@@ -2694,7 +2858,7 @@
           <w:szCs w:val="24"/>
           <w:lang w:val="en-US" w:eastAsia="zh-CN"/>
         </w:rPr>
-        <w:t>21</w:t>
+        <w:t>19</w:t>
       </w:r>
       <w:r>
         <w:rPr>
@@ -2711,143 +2875,6 @@
           <w:bCs w:val="0"/>
           <w:szCs w:val="24"/>
           <w:lang w:val="en-US" w:eastAsia="zh-CN"/>
-        </w:rPr>
-        <w:fldChar w:fldCharType="end"/>
-      </w:r>
-      <w:r>
-        <w:rPr>
-          <w:rFonts w:hint="eastAsia" w:ascii="微软雅黑" w:hAnsi="微软雅黑" w:eastAsia="微软雅黑" w:cs="微软雅黑"/>
-          <w:bCs/>
-          <w:sz w:val="21"/>
-          <w:szCs w:val="21"/>
-          <w:lang w:val="en-US" w:eastAsia="zh-CN"/>
-        </w:rPr>
-        <w:t>{% endif %}</w:t>
-      </w:r>
-    </w:p>
-    <w:p>
-      <w:pPr>
-        <w:pStyle w:val="10"/>
-        <w:tabs>
-          <w:tab w:val="right" w:leader="dot" w:pos="9870"/>
-        </w:tabs>
-        <w:rPr>
-          <w:rFonts w:hint="eastAsia" w:ascii="微软雅黑" w:hAnsi="微软雅黑" w:eastAsia="微软雅黑" w:cs="微软雅黑"/>
-          <w:b/>
-          <w:bCs/>
-          <w:szCs w:val="40"/>
-        </w:rPr>
-      </w:pPr>
-      <w:r>
-        <w:rPr>
-          <w:rFonts w:hint="eastAsia" w:ascii="微软雅黑" w:hAnsi="微软雅黑" w:eastAsia="微软雅黑" w:cs="微软雅黑"/>
-          <w:b/>
-          <w:bCs/>
-          <w:szCs w:val="40"/>
-          <w:lang w:eastAsia="zh-CN"/>
-        </w:rPr>
-        <w:fldChar w:fldCharType="begin"/>
-      </w:r>
-      <w:r>
-        <w:rPr>
-          <w:rFonts w:hint="eastAsia" w:ascii="微软雅黑" w:hAnsi="微软雅黑" w:eastAsia="微软雅黑" w:cs="微软雅黑"/>
-          <w:b/>
-          <w:bCs/>
-          <w:szCs w:val="40"/>
-          <w:lang w:eastAsia="zh-CN"/>
-        </w:rPr>
-        <w:instrText xml:space="preserve"> HYPERLINK \l _Toc9345 </w:instrText>
-      </w:r>
-      <w:r>
-        <w:rPr>
-          <w:rFonts w:hint="eastAsia" w:ascii="微软雅黑" w:hAnsi="微软雅黑" w:eastAsia="微软雅黑" w:cs="微软雅黑"/>
-          <w:b/>
-          <w:bCs/>
-          <w:szCs w:val="40"/>
-          <w:lang w:eastAsia="zh-CN"/>
-        </w:rPr>
-        <w:fldChar w:fldCharType="separate"/>
-      </w:r>
-      <w:r>
-        <w:rPr>
-          <w:rFonts w:hint="eastAsia" w:ascii="微软雅黑" w:hAnsi="微软雅黑" w:eastAsia="微软雅黑" w:cs="微软雅黑"/>
-          <w:b/>
-          <w:bCs/>
-          <w:szCs w:val="40"/>
-          <w:lang w:val="en-US" w:eastAsia="zh-CN"/>
-        </w:rPr>
-        <w:t xml:space="preserve">第四部分 </w:t>
-      </w:r>
-      <w:r>
-        <w:rPr>
-          <w:rFonts w:hint="eastAsia" w:ascii="微软雅黑" w:hAnsi="微软雅黑" w:eastAsia="微软雅黑" w:cs="微软雅黑"/>
-          <w:b/>
-          <w:bCs/>
-          <w:szCs w:val="40"/>
-        </w:rPr>
-        <w:t>附录</w:t>
-      </w:r>
-      <w:r>
-        <w:rPr>
-          <w:rFonts w:hint="eastAsia" w:ascii="微软雅黑" w:hAnsi="微软雅黑" w:eastAsia="微软雅黑" w:cs="微软雅黑"/>
-          <w:b/>
-          <w:bCs/>
-          <w:szCs w:val="40"/>
-        </w:rPr>
-        <w:tab/>
-      </w:r>
-      <w:r>
-        <w:rPr>
-          <w:rFonts w:hint="eastAsia" w:ascii="微软雅黑" w:hAnsi="微软雅黑" w:eastAsia="微软雅黑" w:cs="微软雅黑"/>
-          <w:b/>
-          <w:bCs/>
-          <w:szCs w:val="40"/>
-        </w:rPr>
-        <w:fldChar w:fldCharType="begin"/>
-      </w:r>
-      <w:r>
-        <w:rPr>
-          <w:rFonts w:hint="eastAsia" w:ascii="微软雅黑" w:hAnsi="微软雅黑" w:eastAsia="微软雅黑" w:cs="微软雅黑"/>
-          <w:b/>
-          <w:bCs/>
-          <w:szCs w:val="40"/>
-        </w:rPr>
-        <w:instrText xml:space="preserve"> PAGEREF _Toc9345 \h </w:instrText>
-      </w:r>
-      <w:r>
-        <w:rPr>
-          <w:rFonts w:hint="eastAsia" w:ascii="微软雅黑" w:hAnsi="微软雅黑" w:eastAsia="微软雅黑" w:cs="微软雅黑"/>
-          <w:b/>
-          <w:bCs/>
-          <w:szCs w:val="40"/>
-        </w:rPr>
-        <w:fldChar w:fldCharType="separate"/>
-      </w:r>
-      <w:r>
-        <w:rPr>
-          <w:rFonts w:hint="eastAsia" w:ascii="微软雅黑" w:hAnsi="微软雅黑" w:eastAsia="微软雅黑" w:cs="微软雅黑"/>
-          <w:b/>
-          <w:bCs/>
-          <w:szCs w:val="40"/>
-        </w:rPr>
-        <w:t>23</w:t>
-      </w:r>
-      <w:r>
-        <w:rPr>
-          <w:rFonts w:hint="eastAsia" w:ascii="微软雅黑" w:hAnsi="微软雅黑" w:eastAsia="微软雅黑" w:cs="微软雅黑"/>
-          <w:b/>
-          <w:bCs/>
-          <w:szCs w:val="40"/>
-        </w:rPr>
-        <w:fldChar w:fldCharType="end"/>
-      </w:r>
-      <w:r>
-        <w:rPr>
-          <w:rFonts w:hint="eastAsia" w:ascii="微软雅黑" w:hAnsi="微软雅黑" w:eastAsia="微软雅黑" w:cs="微软雅黑"/>
-          <w:b/>
-          <w:bCs/>
-          <w:szCs w:val="40"/>
-          <w:lang w:eastAsia="zh-CN"/>
         </w:rPr>
         <w:fldChar w:fldCharType="end"/>
       </w:r>
@@ -2882,7 +2909,7 @@
           <w:szCs w:val="24"/>
           <w:lang w:val="en-US" w:eastAsia="zh-CN"/>
         </w:rPr>
-        <w:instrText xml:space="preserve"> HYPERLINK \l _Toc9619 </w:instrText>
+        <w:instrText xml:space="preserve"> HYPERLINK \l _Toc15176 </w:instrText>
       </w:r>
       <w:r>
         <w:rPr>
@@ -2900,7 +2927,7 @@
           <w:szCs w:val="24"/>
           <w:lang w:val="en-US" w:eastAsia="zh-CN"/>
         </w:rPr>
-        <w:t>4.1 常见靶向药物相关基因检测列表</w:t>
+        <w:t>4.2 质控情况</w:t>
       </w:r>
       <w:r>
         <w:rPr>
@@ -2927,7 +2954,7 @@
           <w:szCs w:val="24"/>
           <w:lang w:val="en-US" w:eastAsia="zh-CN"/>
         </w:rPr>
-        <w:instrText xml:space="preserve"> PAGEREF _Toc9619 \h </w:instrText>
+        <w:instrText xml:space="preserve"> PAGEREF _Toc15176 \h </w:instrText>
       </w:r>
       <w:r>
         <w:rPr>
@@ -2945,7 +2972,7 @@
           <w:szCs w:val="24"/>
           <w:lang w:val="en-US" w:eastAsia="zh-CN"/>
         </w:rPr>
-        <w:t>23</w:t>
+        <w:t>20</w:t>
       </w:r>
       <w:r>
         <w:rPr>
@@ -2996,7 +3023,7 @@
           <w:szCs w:val="24"/>
           <w:lang w:val="en-US" w:eastAsia="zh-CN"/>
         </w:rPr>
-        <w:instrText xml:space="preserve"> HYPERLINK \l _Toc10267 </w:instrText>
+        <w:instrText xml:space="preserve"> HYPERLINK \l _Toc29706 </w:instrText>
       </w:r>
       <w:r>
         <w:rPr>
@@ -3014,7 +3041,7 @@
           <w:szCs w:val="24"/>
           <w:lang w:val="en-US" w:eastAsia="zh-CN"/>
         </w:rPr>
-        <w:t>4.2 质控情况</w:t>
+        <w:t>4.3 检测基因列表</w:t>
       </w:r>
       <w:r>
         <w:rPr>
@@ -3041,7 +3068,7 @@
           <w:szCs w:val="24"/>
           <w:lang w:val="en-US" w:eastAsia="zh-CN"/>
         </w:rPr>
-        <w:instrText xml:space="preserve"> PAGEREF _Toc10267 \h </w:instrText>
+        <w:instrText xml:space="preserve"> PAGEREF _Toc29706 \h </w:instrText>
       </w:r>
       <w:r>
         <w:rPr>
@@ -3059,7 +3086,7 @@
           <w:szCs w:val="24"/>
           <w:lang w:val="en-US" w:eastAsia="zh-CN"/>
         </w:rPr>
-        <w:t>24</w:t>
+        <w:t>21</w:t>
       </w:r>
       <w:r>
         <w:rPr>
@@ -3110,7 +3137,7 @@
           <w:szCs w:val="24"/>
           <w:lang w:val="en-US" w:eastAsia="zh-CN"/>
         </w:rPr>
-        <w:instrText xml:space="preserve"> HYPERLINK \l _Toc27961 </w:instrText>
+        <w:instrText xml:space="preserve"> HYPERLINK \l _Toc2033 </w:instrText>
       </w:r>
       <w:r>
         <w:rPr>
@@ -3128,7 +3155,7 @@
           <w:szCs w:val="24"/>
           <w:lang w:val="en-US" w:eastAsia="zh-CN"/>
         </w:rPr>
-        <w:t>4.3 检测基因列表</w:t>
+        <w:t>4.4 参考文献</w:t>
       </w:r>
       <w:r>
         <w:rPr>
@@ -3155,7 +3182,7 @@
           <w:szCs w:val="24"/>
           <w:lang w:val="en-US" w:eastAsia="zh-CN"/>
         </w:rPr>
-        <w:instrText xml:space="preserve"> PAGEREF _Toc27961 \h </w:instrText>
+        <w:instrText xml:space="preserve"> PAGEREF _Toc2033 \h </w:instrText>
       </w:r>
       <w:r>
         <w:rPr>
@@ -3173,121 +3200,7 @@
           <w:szCs w:val="24"/>
           <w:lang w:val="en-US" w:eastAsia="zh-CN"/>
         </w:rPr>
-        <w:t>25</w:t>
-      </w:r>
-      <w:r>
-        <w:rPr>
-          <w:rFonts w:hint="eastAsia" w:ascii="微软雅黑" w:hAnsi="微软雅黑" w:eastAsia="微软雅黑" w:cs="微软雅黑"/>
-          <w:bCs w:val="0"/>
-          <w:szCs w:val="24"/>
-          <w:lang w:val="en-US" w:eastAsia="zh-CN"/>
-        </w:rPr>
-        <w:fldChar w:fldCharType="end"/>
-      </w:r>
-      <w:r>
-        <w:rPr>
-          <w:rFonts w:hint="eastAsia" w:ascii="微软雅黑" w:hAnsi="微软雅黑" w:eastAsia="微软雅黑" w:cs="微软雅黑"/>
-          <w:bCs w:val="0"/>
-          <w:szCs w:val="24"/>
-          <w:lang w:val="en-US" w:eastAsia="zh-CN"/>
-        </w:rPr>
-        <w:fldChar w:fldCharType="end"/>
-      </w:r>
-    </w:p>
-    <w:p>
-      <w:pPr>
-        <w:pStyle w:val="10"/>
-        <w:tabs>
-          <w:tab w:val="right" w:leader="dot" w:pos="9870"/>
-        </w:tabs>
-        <w:ind w:firstLine="440" w:firstLineChars="200"/>
-        <w:rPr>
-          <w:rFonts w:hint="eastAsia" w:ascii="微软雅黑" w:hAnsi="微软雅黑" w:eastAsia="微软雅黑" w:cs="微软雅黑"/>
-          <w:bCs w:val="0"/>
-          <w:szCs w:val="24"/>
-          <w:lang w:val="en-US" w:eastAsia="zh-CN"/>
-        </w:rPr>
-      </w:pPr>
-      <w:r>
-        <w:rPr>
-          <w:rFonts w:hint="eastAsia" w:ascii="微软雅黑" w:hAnsi="微软雅黑" w:eastAsia="微软雅黑" w:cs="微软雅黑"/>
-          <w:bCs w:val="0"/>
-          <w:szCs w:val="24"/>
-          <w:lang w:val="en-US" w:eastAsia="zh-CN"/>
-        </w:rPr>
-        <w:fldChar w:fldCharType="begin"/>
-      </w:r>
-      <w:r>
-        <w:rPr>
-          <w:rFonts w:hint="eastAsia" w:ascii="微软雅黑" w:hAnsi="微软雅黑" w:eastAsia="微软雅黑" w:cs="微软雅黑"/>
-          <w:bCs w:val="0"/>
-          <w:szCs w:val="24"/>
-          <w:lang w:val="en-US" w:eastAsia="zh-CN"/>
-        </w:rPr>
-        <w:instrText xml:space="preserve"> HYPERLINK \l _Toc24050 </w:instrText>
-      </w:r>
-      <w:r>
-        <w:rPr>
-          <w:rFonts w:hint="eastAsia" w:ascii="微软雅黑" w:hAnsi="微软雅黑" w:eastAsia="微软雅黑" w:cs="微软雅黑"/>
-          <w:bCs w:val="0"/>
-          <w:szCs w:val="24"/>
-          <w:lang w:val="en-US" w:eastAsia="zh-CN"/>
-        </w:rPr>
-        <w:fldChar w:fldCharType="separate"/>
-      </w:r>
-      <w:r>
-        <w:rPr>
-          <w:rFonts w:hint="eastAsia" w:ascii="微软雅黑" w:hAnsi="微软雅黑" w:eastAsia="微软雅黑" w:cs="微软雅黑"/>
-          <w:bCs w:val="0"/>
-          <w:szCs w:val="24"/>
-          <w:lang w:val="en-US" w:eastAsia="zh-CN"/>
-        </w:rPr>
-        <w:t>4.4 参考文献</w:t>
-      </w:r>
-      <w:r>
-        <w:rPr>
-          <w:rFonts w:hint="eastAsia" w:ascii="微软雅黑" w:hAnsi="微软雅黑" w:eastAsia="微软雅黑" w:cs="微软雅黑"/>
-          <w:bCs w:val="0"/>
-          <w:szCs w:val="24"/>
-          <w:lang w:val="en-US" w:eastAsia="zh-CN"/>
-        </w:rPr>
-        <w:tab/>
-      </w:r>
-      <w:r>
-        <w:rPr>
-          <w:rFonts w:hint="eastAsia" w:ascii="微软雅黑" w:hAnsi="微软雅黑" w:eastAsia="微软雅黑" w:cs="微软雅黑"/>
-          <w:bCs w:val="0"/>
-          <w:szCs w:val="24"/>
-          <w:lang w:val="en-US" w:eastAsia="zh-CN"/>
-        </w:rPr>
-        <w:fldChar w:fldCharType="begin"/>
-      </w:r>
-      <w:r>
-        <w:rPr>
-          <w:rFonts w:hint="eastAsia" w:ascii="微软雅黑" w:hAnsi="微软雅黑" w:eastAsia="微软雅黑" w:cs="微软雅黑"/>
-          <w:bCs w:val="0"/>
-          <w:szCs w:val="24"/>
-          <w:lang w:val="en-US" w:eastAsia="zh-CN"/>
-        </w:rPr>
-        <w:instrText xml:space="preserve"> PAGEREF _Toc24050 \h </w:instrText>
-      </w:r>
-      <w:r>
-        <w:rPr>
-          <w:rFonts w:hint="eastAsia" w:ascii="微软雅黑" w:hAnsi="微软雅黑" w:eastAsia="微软雅黑" w:cs="微软雅黑"/>
-          <w:bCs w:val="0"/>
-          <w:szCs w:val="24"/>
-          <w:lang w:val="en-US" w:eastAsia="zh-CN"/>
-        </w:rPr>
-        <w:fldChar w:fldCharType="separate"/>
-      </w:r>
-      <w:r>
-        <w:rPr>
-          <w:rFonts w:hint="eastAsia" w:ascii="微软雅黑" w:hAnsi="微软雅黑" w:eastAsia="微软雅黑" w:cs="微软雅黑"/>
-          <w:bCs w:val="0"/>
-          <w:szCs w:val="24"/>
-          <w:lang w:val="en-US" w:eastAsia="zh-CN"/>
-        </w:rPr>
-        <w:t>28</w:t>
+        <w:t>24</w:t>
       </w:r>
       <w:r>
         <w:rPr>
@@ -3351,13 +3264,13 @@
           <w:cols w:space="720" w:num="1"/>
         </w:sectPr>
       </w:pPr>
-      <w:bookmarkStart w:id="1" w:name="_Toc30143_WPSOffice_Level1"/>
+      <w:bookmarkStart w:id="1" w:name="_Toc24178_WPSOffice_Level1"/>
       <w:bookmarkStart w:id="2" w:name="_Toc32054"/>
       <w:bookmarkStart w:id="3" w:name="_Toc21009_WPSOffice_Level1"/>
-      <w:bookmarkStart w:id="4" w:name="_Toc24397"/>
+      <w:bookmarkStart w:id="4" w:name="_Toc30143_WPSOffice_Level1"/>
       <w:bookmarkStart w:id="5" w:name="_Toc21669"/>
       <w:bookmarkStart w:id="6" w:name="_Toc13806"/>
-      <w:bookmarkStart w:id="7" w:name="_Toc24178_WPSOffice_Level1"/>
+      <w:bookmarkStart w:id="7" w:name="_Toc24397"/>
     </w:p>
     <w:p>
       <w:pPr>
@@ -3375,9 +3288,9 @@
           <w:lang w:eastAsia="zh-CN"/>
         </w:rPr>
       </w:pPr>
-      <w:bookmarkStart w:id="8" w:name="_Toc16704"/>
+      <w:bookmarkStart w:id="8" w:name="_Toc28235"/>
       <w:bookmarkStart w:id="9" w:name="_Toc26488"/>
-      <w:bookmarkStart w:id="10" w:name="_Toc28235"/>
+      <w:bookmarkStart w:id="10" w:name="_Toc10292"/>
       <w:r>
         <w:rPr>
           <w:rFonts w:hint="eastAsia" w:ascii="微软雅黑" w:hAnsi="微软雅黑" w:eastAsia="微软雅黑" w:cs="微软雅黑"/>
@@ -3464,7 +3377,7 @@
                 <w:rFonts w:hint="eastAsia"/>
               </w:rPr>
             </w:pPr>
-            <w:bookmarkStart w:id="11" w:name="_Toc25912"/>
+            <w:bookmarkStart w:id="11" w:name="_Toc22603"/>
             <w:r>
               <w:rPr>
                 <w:rFonts w:hint="eastAsia"/>
@@ -4710,9 +4623,9 @@
                 <w:szCs w:val="28"/>
               </w:rPr>
             </w:pPr>
-            <w:bookmarkStart w:id="12" w:name="_Toc15483"/>
+            <w:bookmarkStart w:id="12" w:name="_Toc19853"/>
             <w:bookmarkStart w:id="13" w:name="_Toc25390"/>
-            <w:bookmarkStart w:id="14" w:name="_Toc19853"/>
+            <w:bookmarkStart w:id="14" w:name="_Toc21799"/>
             <w:r>
               <w:rPr>
                 <w:rFonts w:hint="eastAsia" w:cs="Times New Roman"/>
@@ -5021,7 +4934,7 @@
                 </w14:textFill>
               </w:rPr>
             </w:pPr>
-            <w:bookmarkStart w:id="17" w:name="_Toc14171"/>
+            <w:bookmarkStart w:id="17" w:name="_Toc6812"/>
             <w:r>
               <w:rPr>
                 <w:rFonts w:hint="eastAsia" w:ascii="微软雅黑" w:hAnsi="微软雅黑" w:eastAsia="微软雅黑" w:cs="微软雅黑"/>
@@ -6559,7 +6472,7 @@
         </w:rPr>
       </w:pPr>
       <w:bookmarkStart w:id="18" w:name="_Toc8989"/>
-      <w:bookmarkStart w:id="19" w:name="_Toc9777"/>
+      <w:bookmarkStart w:id="19" w:name="_Toc11216"/>
       <w:r>
         <w:rPr>
           <w:rFonts w:hint="eastAsia" w:ascii="微软雅黑" w:hAnsi="微软雅黑" w:eastAsia="微软雅黑" w:cs="微软雅黑"/>
@@ -6607,7 +6520,7 @@
           <w:lang w:eastAsia="zh-CN"/>
         </w:rPr>
       </w:pPr>
-      <w:bookmarkStart w:id="20" w:name="_Toc22277"/>
+      <w:bookmarkStart w:id="20" w:name="_Toc21099"/>
       <w:bookmarkStart w:id="21" w:name="_Toc21118"/>
       <w:r>
         <w:rPr>
@@ -6878,6 +6791,7 @@
             <w:insideH w:val="dotted" w:color="0B8770" w:sz="4" w:space="0"/>
             <w:insideV w:val="dotted" w:color="0B8770" w:sz="4" w:space="0"/>
           </w:tblBorders>
+          <w:shd w:val="clear" w:color="auto" w:fill="auto"/>
           <w:tblCellMar>
             <w:top w:w="0" w:type="dxa"/>
             <w:left w:w="108" w:type="dxa"/>
@@ -7210,6 +7124,7 @@
             <w:insideH w:val="dotted" w:color="0B8770" w:sz="4" w:space="0"/>
             <w:insideV w:val="dotted" w:color="0B8770" w:sz="4" w:space="0"/>
           </w:tblBorders>
+          <w:shd w:val="clear" w:color="auto" w:fill="auto"/>
           <w:tblCellMar>
             <w:top w:w="0" w:type="dxa"/>
             <w:left w:w="108" w:type="dxa"/>
@@ -7825,7 +7740,6 @@
             <w:insideH w:val="dotted" w:color="0B8770" w:sz="4" w:space="0"/>
             <w:insideV w:val="dotted" w:color="0B8770" w:sz="4" w:space="0"/>
           </w:tblBorders>
-          <w:shd w:val="clear" w:color="auto" w:fill="auto"/>
           <w:tblCellMar>
             <w:top w:w="0" w:type="dxa"/>
             <w:left w:w="108" w:type="dxa"/>
@@ -8109,7 +8023,7 @@
           <w:lang w:val="en-US" w:eastAsia="zh-CN"/>
         </w:rPr>
       </w:pPr>
-      <w:bookmarkStart w:id="24" w:name="_Toc14708"/>
+      <w:bookmarkStart w:id="24" w:name="_Toc4902"/>
       <w:r>
         <w:rPr>
           <w:rFonts w:hint="eastAsia" w:ascii="微软雅黑" w:hAnsi="微软雅黑" w:eastAsia="微软雅黑" w:cs="微软雅黑"/>
@@ -10824,8 +10738,8 @@
           <w:lang w:val="en-US" w:eastAsia="zh-CN"/>
         </w:rPr>
       </w:pPr>
-      <w:bookmarkStart w:id="25" w:name="_Toc11408"/>
-      <w:bookmarkStart w:id="26" w:name="_Toc24724"/>
+      <w:bookmarkStart w:id="25" w:name="_Toc24724"/>
+      <w:bookmarkStart w:id="26" w:name="_Toc10692"/>
       <w:bookmarkStart w:id="27" w:name="_Toc14583"/>
       <w:bookmarkStart w:id="28" w:name="_Toc14618"/>
       <w:bookmarkStart w:id="29" w:name="_Toc11562_WPSOffice_Level3"/>
@@ -13573,14 +13487,24 @@
         <w:jc w:val="both"/>
         <w:textAlignment w:val="auto"/>
         <w:rPr>
+          <w:rFonts w:hint="eastAsia" w:ascii="微软雅黑" w:hAnsi="微软雅黑" w:eastAsia="微软雅黑" w:cs="微软雅黑"/>
+          <w:color w:val="auto"/>
+          <w:sz w:val="28"/>
+          <w:szCs w:val="36"/>
+          <w:lang w:val="en-US" w:eastAsia="zh-CN"/>
+        </w:rPr>
+      </w:pPr>
+      <w:bookmarkStart w:id="30" w:name="_Toc14380"/>
+      <w:r>
+        <w:rPr>
           <w:rFonts w:hint="eastAsia" w:ascii="微软雅黑" w:hAnsi="微软雅黑" w:cs="微软雅黑"/>
           <w:color w:val="auto"/>
           <w:sz w:val="28"/>
           <w:szCs w:val="36"/>
           <w:lang w:val="en-US" w:eastAsia="zh-CN"/>
         </w:rPr>
-      </w:pPr>
-      <w:bookmarkStart w:id="30" w:name="_Toc22638"/>
+        <w:t xml:space="preserve">2.4 </w:t>
+      </w:r>
       <w:r>
         <w:rPr>
           <w:rFonts w:hint="eastAsia" w:ascii="微软雅黑" w:hAnsi="微软雅黑" w:eastAsia="微软雅黑" w:cs="微软雅黑"/>
@@ -13589,550 +13513,11 @@
           <w:szCs w:val="36"/>
           <w:lang w:val="en-US" w:eastAsia="zh-CN"/>
         </w:rPr>
-        <w:t>2.</w:t>
-      </w:r>
-      <w:r>
-        <w:rPr>
-          <w:rFonts w:hint="eastAsia" w:ascii="微软雅黑" w:hAnsi="微软雅黑" w:cs="微软雅黑"/>
-          <w:color w:val="auto"/>
-          <w:sz w:val="28"/>
-          <w:szCs w:val="36"/>
-          <w:lang w:val="en-US" w:eastAsia="zh-CN"/>
-        </w:rPr>
-        <w:t>4 本癌种FDA/NMPA获批的其他可选靶向药物</w:t>
-      </w:r>
-      <w:bookmarkEnd w:id="30"/>
-    </w:p>
-    <w:tbl>
-      <w:tblPr>
-        <w:tblStyle w:val="14"/>
-        <w:tblW w:w="9937" w:type="dxa"/>
-        <w:jc w:val="center"/>
-        <w:tblBorders>
-          <w:top w:val="dotted" w:color="0B8770" w:sz="4" w:space="0"/>
-          <w:left w:val="none" w:color="auto" w:sz="0" w:space="0"/>
-          <w:bottom w:val="single" w:color="0B8770" w:sz="12" w:space="0"/>
-          <w:right w:val="none" w:color="auto" w:sz="0" w:space="0"/>
-          <w:insideH w:val="dotted" w:color="0B8770" w:sz="4" w:space="0"/>
-          <w:insideV w:val="dotted" w:color="0B8770" w:sz="4" w:space="0"/>
-        </w:tblBorders>
-        <w:tblLayout w:type="fixed"/>
-        <w:tblCellMar>
-          <w:top w:w="0" w:type="dxa"/>
-          <w:left w:w="113" w:type="dxa"/>
-          <w:bottom w:w="0" w:type="dxa"/>
-          <w:right w:w="113" w:type="dxa"/>
-        </w:tblCellMar>
-      </w:tblPr>
-      <w:tblGrid>
-        <w:gridCol w:w="1210"/>
-        <w:gridCol w:w="1210"/>
-        <w:gridCol w:w="6124"/>
-        <w:gridCol w:w="1393"/>
-      </w:tblGrid>
-      <w:tr>
-        <w:tblPrEx>
-          <w:tblBorders>
-            <w:top w:val="dotted" w:color="0B8770" w:sz="4" w:space="0"/>
-            <w:left w:val="none" w:color="auto" w:sz="0" w:space="0"/>
-            <w:bottom w:val="single" w:color="0B8770" w:sz="12" w:space="0"/>
-            <w:right w:val="none" w:color="auto" w:sz="0" w:space="0"/>
-            <w:insideH w:val="dotted" w:color="0B8770" w:sz="4" w:space="0"/>
-            <w:insideV w:val="dotted" w:color="0B8770" w:sz="4" w:space="0"/>
-          </w:tblBorders>
-          <w:tblCellMar>
-            <w:top w:w="0" w:type="dxa"/>
-            <w:left w:w="113" w:type="dxa"/>
-            <w:bottom w:w="0" w:type="dxa"/>
-            <w:right w:w="113" w:type="dxa"/>
-          </w:tblCellMar>
-        </w:tblPrEx>
-        <w:trPr>
-          <w:trHeight w:val="454" w:hRule="atLeast"/>
-          <w:jc w:val="center"/>
-        </w:trPr>
-        <w:tc>
-          <w:tcPr>
-            <w:tcW w:w="1210" w:type="dxa"/>
-            <w:shd w:val="clear" w:color="auto" w:fill="0B8770"/>
-            <w:vAlign w:val="center"/>
-          </w:tcPr>
-          <w:p>
-            <w:pPr>
-              <w:pStyle w:val="18"/>
-              <w:jc w:val="center"/>
-              <w:rPr>
-                <w:rFonts w:hint="eastAsia" w:ascii="微软雅黑" w:hAnsi="微软雅黑" w:eastAsia="微软雅黑" w:cs="微软雅黑"/>
-                <w:b/>
-                <w:bCs w:val="0"/>
-                <w:color w:val="FFFFFF" w:themeColor="background1"/>
-                <w:sz w:val="21"/>
-                <w:szCs w:val="21"/>
-                <w14:textFill>
-                  <w14:solidFill>
-                    <w14:schemeClr w14:val="bg1"/>
-                  </w14:solidFill>
-                </w14:textFill>
-              </w:rPr>
-            </w:pPr>
-            <w:r>
-              <w:rPr>
-                <w:rFonts w:hint="eastAsia" w:ascii="微软雅黑" w:hAnsi="微软雅黑" w:eastAsia="微软雅黑" w:cs="微软雅黑"/>
-                <w:b/>
-                <w:bCs w:val="0"/>
-                <w:color w:val="FFFFFF" w:themeColor="background1"/>
-                <w:sz w:val="21"/>
-                <w:szCs w:val="21"/>
-                <w14:textFill>
-                  <w14:solidFill>
-                    <w14:schemeClr w14:val="bg1"/>
-                  </w14:solidFill>
-                </w14:textFill>
-              </w:rPr>
-              <w:t>癌种</w:t>
-            </w:r>
-          </w:p>
-        </w:tc>
-        <w:tc>
-          <w:tcPr>
-            <w:tcW w:w="1210" w:type="dxa"/>
-            <w:shd w:val="clear" w:color="auto" w:fill="0B8770"/>
-            <w:vAlign w:val="center"/>
-          </w:tcPr>
-          <w:p>
-            <w:pPr>
-              <w:pStyle w:val="18"/>
-              <w:jc w:val="center"/>
-              <w:rPr>
-                <w:rFonts w:hint="eastAsia" w:ascii="微软雅黑" w:hAnsi="微软雅黑" w:eastAsia="微软雅黑" w:cs="微软雅黑"/>
-                <w:b/>
-                <w:bCs w:val="0"/>
-                <w:color w:val="FFFFFF" w:themeColor="background1"/>
-                <w:sz w:val="21"/>
-                <w:szCs w:val="21"/>
-                <w14:textFill>
-                  <w14:solidFill>
-                    <w14:schemeClr w14:val="bg1"/>
-                  </w14:solidFill>
-                </w14:textFill>
-              </w:rPr>
-            </w:pPr>
-            <w:r>
-              <w:rPr>
-                <w:rFonts w:hint="eastAsia" w:ascii="微软雅黑" w:hAnsi="微软雅黑" w:eastAsia="微软雅黑" w:cs="微软雅黑"/>
-                <w:b/>
-                <w:bCs w:val="0"/>
-                <w:color w:val="FFFFFF" w:themeColor="background1"/>
-                <w:sz w:val="21"/>
-                <w:szCs w:val="21"/>
-                <w14:textFill>
-                  <w14:solidFill>
-                    <w14:schemeClr w14:val="bg1"/>
-                  </w14:solidFill>
-                </w14:textFill>
-              </w:rPr>
-              <w:t>药物</w:t>
-            </w:r>
-          </w:p>
-        </w:tc>
-        <w:tc>
-          <w:tcPr>
-            <w:tcW w:w="6124" w:type="dxa"/>
-            <w:shd w:val="clear" w:color="auto" w:fill="0B8770"/>
-            <w:vAlign w:val="center"/>
-          </w:tcPr>
-          <w:p>
-            <w:pPr>
-              <w:pStyle w:val="18"/>
-              <w:jc w:val="center"/>
-              <w:rPr>
-                <w:rFonts w:hint="eastAsia" w:ascii="微软雅黑" w:hAnsi="微软雅黑" w:eastAsia="微软雅黑" w:cs="微软雅黑"/>
-                <w:b/>
-                <w:bCs w:val="0"/>
-                <w:color w:val="FFFFFF" w:themeColor="background1"/>
-                <w:sz w:val="21"/>
-                <w:szCs w:val="21"/>
-                <w14:textFill>
-                  <w14:solidFill>
-                    <w14:schemeClr w14:val="bg1"/>
-                  </w14:solidFill>
-                </w14:textFill>
-              </w:rPr>
-            </w:pPr>
-            <w:r>
-              <w:rPr>
-                <w:rFonts w:hint="eastAsia" w:ascii="微软雅黑" w:hAnsi="微软雅黑" w:eastAsia="微软雅黑" w:cs="微软雅黑"/>
-                <w:b/>
-                <w:bCs w:val="0"/>
-                <w:color w:val="FFFFFF" w:themeColor="background1"/>
-                <w:sz w:val="21"/>
-                <w:szCs w:val="21"/>
-                <w14:textFill>
-                  <w14:solidFill>
-                    <w14:schemeClr w14:val="bg1"/>
-                  </w14:solidFill>
-                </w14:textFill>
-              </w:rPr>
-              <w:t>获批适应症</w:t>
-            </w:r>
-          </w:p>
-        </w:tc>
-        <w:tc>
-          <w:tcPr>
-            <w:tcW w:w="1393" w:type="dxa"/>
-            <w:shd w:val="clear" w:color="auto" w:fill="0B8770"/>
-            <w:vAlign w:val="center"/>
-          </w:tcPr>
-          <w:p>
-            <w:pPr>
-              <w:pStyle w:val="18"/>
-              <w:jc w:val="center"/>
-              <w:rPr>
-                <w:rFonts w:hint="eastAsia" w:ascii="微软雅黑" w:hAnsi="微软雅黑" w:eastAsia="微软雅黑" w:cs="微软雅黑"/>
-                <w:b/>
-                <w:bCs w:val="0"/>
-                <w:color w:val="FFFFFF" w:themeColor="background1"/>
-                <w:sz w:val="21"/>
-                <w:szCs w:val="21"/>
-                <w14:textFill>
-                  <w14:solidFill>
-                    <w14:schemeClr w14:val="bg1"/>
-                  </w14:solidFill>
-                </w14:textFill>
-              </w:rPr>
-            </w:pPr>
-            <w:r>
-              <w:rPr>
-                <w:rFonts w:hint="eastAsia" w:ascii="微软雅黑" w:hAnsi="微软雅黑" w:eastAsia="微软雅黑" w:cs="微软雅黑"/>
-                <w:b/>
-                <w:bCs w:val="0"/>
-                <w:color w:val="FFFFFF" w:themeColor="background1"/>
-                <w:sz w:val="21"/>
-                <w:szCs w:val="21"/>
-                <w14:textFill>
-                  <w14:solidFill>
-                    <w14:schemeClr w14:val="bg1"/>
-                  </w14:solidFill>
-                </w14:textFill>
-              </w:rPr>
-              <w:t>获批机构</w:t>
-            </w:r>
-          </w:p>
-        </w:tc>
-      </w:tr>
-      <w:tr>
-        <w:tblPrEx>
-          <w:tblBorders>
-            <w:top w:val="dotted" w:color="0B8770" w:sz="4" w:space="0"/>
-            <w:left w:val="none" w:color="auto" w:sz="0" w:space="0"/>
-            <w:bottom w:val="single" w:color="0B8770" w:sz="12" w:space="0"/>
-            <w:right w:val="none" w:color="auto" w:sz="0" w:space="0"/>
-            <w:insideH w:val="dotted" w:color="0B8770" w:sz="4" w:space="0"/>
-            <w:insideV w:val="dotted" w:color="0B8770" w:sz="4" w:space="0"/>
-          </w:tblBorders>
-          <w:tblCellMar>
-            <w:top w:w="0" w:type="dxa"/>
-            <w:left w:w="113" w:type="dxa"/>
-            <w:bottom w:w="0" w:type="dxa"/>
-            <w:right w:w="113" w:type="dxa"/>
-          </w:tblCellMar>
-        </w:tblPrEx>
-        <w:trPr>
-          <w:jc w:val="center"/>
-        </w:trPr>
-        <w:tc>
-          <w:tcPr>
-            <w:tcW w:w="9937" w:type="dxa"/>
-            <w:gridSpan w:val="4"/>
-            <w:vAlign w:val="center"/>
-          </w:tcPr>
-          <w:p>
-            <w:pPr>
-              <w:widowControl/>
-              <w:snapToGrid w:val="0"/>
-              <w:jc w:val="center"/>
-              <w:textAlignment w:val="center"/>
-              <w:rPr>
-                <w:rFonts w:hint="eastAsia" w:ascii="微软雅黑" w:hAnsi="微软雅黑" w:eastAsia="微软雅黑" w:cs="微软雅黑"/>
-                <w:sz w:val="18"/>
-                <w:szCs w:val="18"/>
-                <w:lang w:eastAsia="zh-CN"/>
-              </w:rPr>
-            </w:pPr>
-            <w:r>
-              <w:rPr>
-                <w:rFonts w:hint="eastAsia" w:ascii="微软雅黑" w:hAnsi="微软雅黑" w:eastAsia="微软雅黑" w:cs="微软雅黑"/>
-                <w:sz w:val="18"/>
-                <w:szCs w:val="18"/>
-                <w:lang w:eastAsia="zh-CN"/>
-              </w:rPr>
-              <w:t>{%tr for add in approvedDrugData %}</w:t>
-            </w:r>
-          </w:p>
-        </w:tc>
-      </w:tr>
-      <w:tr>
-        <w:tblPrEx>
-          <w:tblBorders>
-            <w:top w:val="dotted" w:color="0B8770" w:sz="4" w:space="0"/>
-            <w:left w:val="none" w:color="auto" w:sz="0" w:space="0"/>
-            <w:bottom w:val="single" w:color="0B8770" w:sz="12" w:space="0"/>
-            <w:right w:val="none" w:color="auto" w:sz="0" w:space="0"/>
-            <w:insideH w:val="dotted" w:color="0B8770" w:sz="4" w:space="0"/>
-            <w:insideV w:val="dotted" w:color="0B8770" w:sz="4" w:space="0"/>
-          </w:tblBorders>
-          <w:tblCellMar>
-            <w:top w:w="0" w:type="dxa"/>
-            <w:left w:w="113" w:type="dxa"/>
-            <w:bottom w:w="0" w:type="dxa"/>
-            <w:right w:w="113" w:type="dxa"/>
-          </w:tblCellMar>
-        </w:tblPrEx>
-        <w:trPr>
-          <w:jc w:val="center"/>
-        </w:trPr>
-        <w:tc>
-          <w:tcPr>
-            <w:tcW w:w="1210" w:type="dxa"/>
-            <w:vAlign w:val="center"/>
-          </w:tcPr>
-          <w:p>
-            <w:pPr>
-              <w:widowControl/>
-              <w:snapToGrid w:val="0"/>
-              <w:jc w:val="center"/>
-              <w:textAlignment w:val="center"/>
-              <w:rPr>
-                <w:rFonts w:hint="eastAsia" w:ascii="微软雅黑" w:hAnsi="微软雅黑" w:eastAsia="微软雅黑" w:cs="微软雅黑"/>
-                <w:sz w:val="18"/>
-                <w:szCs w:val="18"/>
-                <w:lang w:eastAsia="zh-CN"/>
-              </w:rPr>
-            </w:pPr>
-            <w:r>
-              <w:rPr>
-                <w:rFonts w:hint="eastAsia" w:ascii="微软雅黑" w:hAnsi="微软雅黑" w:eastAsia="微软雅黑" w:cs="微软雅黑"/>
-                <w:sz w:val="18"/>
-                <w:szCs w:val="18"/>
-                <w:lang w:eastAsia="zh-CN"/>
-              </w:rPr>
-              <w:t>{{ add.disease }}</w:t>
-            </w:r>
-          </w:p>
-        </w:tc>
-        <w:tc>
-          <w:tcPr>
-            <w:tcW w:w="1210" w:type="dxa"/>
-            <w:vAlign w:val="center"/>
-          </w:tcPr>
-          <w:p>
-            <w:pPr>
-              <w:widowControl/>
-              <w:snapToGrid w:val="0"/>
-              <w:jc w:val="center"/>
-              <w:textAlignment w:val="center"/>
-              <w:rPr>
-                <w:rFonts w:hint="eastAsia" w:ascii="微软雅黑" w:hAnsi="微软雅黑" w:eastAsia="微软雅黑" w:cs="微软雅黑"/>
-                <w:sz w:val="18"/>
-                <w:szCs w:val="18"/>
-                <w:lang w:eastAsia="zh-CN"/>
-              </w:rPr>
-            </w:pPr>
-            <w:r>
-              <w:rPr>
-                <w:rFonts w:hint="eastAsia" w:ascii="微软雅黑" w:hAnsi="微软雅黑" w:eastAsia="微软雅黑" w:cs="微软雅黑"/>
-                <w:sz w:val="18"/>
-                <w:szCs w:val="18"/>
-                <w:lang w:eastAsia="zh-CN"/>
-              </w:rPr>
-              <w:t>{{ add.drug }}</w:t>
-            </w:r>
-          </w:p>
-        </w:tc>
-        <w:tc>
-          <w:tcPr>
-            <w:tcW w:w="6124" w:type="dxa"/>
-            <w:vAlign w:val="center"/>
-          </w:tcPr>
-          <w:p>
-            <w:pPr>
-              <w:widowControl/>
-              <w:snapToGrid w:val="0"/>
-              <w:jc w:val="left"/>
-              <w:textAlignment w:val="center"/>
-              <w:rPr>
-                <w:rFonts w:hint="eastAsia" w:ascii="微软雅黑" w:hAnsi="微软雅黑" w:eastAsia="微软雅黑" w:cs="微软雅黑"/>
-                <w:sz w:val="18"/>
-                <w:szCs w:val="18"/>
-                <w:lang w:eastAsia="zh-CN"/>
-              </w:rPr>
-            </w:pPr>
-            <w:r>
-              <w:rPr>
-                <w:rFonts w:hint="eastAsia" w:ascii="微软雅黑" w:hAnsi="微软雅黑" w:eastAsia="微软雅黑" w:cs="微软雅黑"/>
-                <w:sz w:val="18"/>
-                <w:szCs w:val="18"/>
-                <w:lang w:eastAsia="zh-CN"/>
-              </w:rPr>
-              <w:t>{{ add.indication }}</w:t>
-            </w:r>
-          </w:p>
-        </w:tc>
-        <w:tc>
-          <w:tcPr>
-            <w:tcW w:w="1393" w:type="dxa"/>
-            <w:vAlign w:val="center"/>
-          </w:tcPr>
-          <w:p>
-            <w:pPr>
-              <w:widowControl/>
-              <w:snapToGrid w:val="0"/>
-              <w:jc w:val="center"/>
-              <w:textAlignment w:val="center"/>
-              <w:rPr>
-                <w:rFonts w:hint="eastAsia" w:ascii="微软雅黑" w:hAnsi="微软雅黑" w:eastAsia="微软雅黑" w:cs="微软雅黑"/>
-                <w:sz w:val="18"/>
-                <w:szCs w:val="18"/>
-                <w:lang w:eastAsia="zh-CN"/>
-              </w:rPr>
-            </w:pPr>
-            <w:r>
-              <w:rPr>
-                <w:rFonts w:hint="eastAsia" w:ascii="微软雅黑" w:hAnsi="微软雅黑" w:eastAsia="微软雅黑" w:cs="微软雅黑"/>
-                <w:sz w:val="18"/>
-                <w:szCs w:val="18"/>
-                <w:lang w:eastAsia="zh-CN"/>
-              </w:rPr>
-              <w:t>{{ add.institution }}</w:t>
-            </w:r>
-          </w:p>
-        </w:tc>
-      </w:tr>
-      <w:tr>
-        <w:tblPrEx>
-          <w:tblBorders>
-            <w:top w:val="dotted" w:color="0B8770" w:sz="4" w:space="0"/>
-            <w:left w:val="none" w:color="auto" w:sz="0" w:space="0"/>
-            <w:bottom w:val="single" w:color="0B8770" w:sz="12" w:space="0"/>
-            <w:right w:val="none" w:color="auto" w:sz="0" w:space="0"/>
-            <w:insideH w:val="dotted" w:color="0B8770" w:sz="4" w:space="0"/>
-            <w:insideV w:val="dotted" w:color="0B8770" w:sz="4" w:space="0"/>
-          </w:tblBorders>
-          <w:tblCellMar>
-            <w:top w:w="0" w:type="dxa"/>
-            <w:left w:w="113" w:type="dxa"/>
-            <w:bottom w:w="0" w:type="dxa"/>
-            <w:right w:w="113" w:type="dxa"/>
-          </w:tblCellMar>
-        </w:tblPrEx>
-        <w:trPr>
-          <w:jc w:val="center"/>
-        </w:trPr>
-        <w:tc>
-          <w:tcPr>
-            <w:tcW w:w="9937" w:type="dxa"/>
-            <w:gridSpan w:val="4"/>
-            <w:vAlign w:val="center"/>
-          </w:tcPr>
-          <w:p>
-            <w:pPr>
-              <w:widowControl/>
-              <w:snapToGrid w:val="0"/>
-              <w:jc w:val="center"/>
-              <w:textAlignment w:val="center"/>
-              <w:rPr>
-                <w:rFonts w:hint="eastAsia" w:ascii="微软雅黑" w:hAnsi="微软雅黑" w:eastAsia="微软雅黑" w:cs="微软雅黑"/>
-                <w:sz w:val="18"/>
-                <w:szCs w:val="18"/>
-                <w:lang w:eastAsia="zh-CN"/>
-              </w:rPr>
-            </w:pPr>
-            <w:r>
-              <w:rPr>
-                <w:rFonts w:hint="eastAsia" w:ascii="微软雅黑" w:hAnsi="微软雅黑" w:eastAsia="微软雅黑" w:cs="微软雅黑"/>
-                <w:sz w:val="18"/>
-                <w:szCs w:val="18"/>
-                <w:lang w:eastAsia="zh-CN"/>
-              </w:rPr>
-              <w:t>{%tr endfor %}</w:t>
-            </w:r>
-          </w:p>
-        </w:tc>
-      </w:tr>
-    </w:tbl>
-    <w:p>
-      <w:pPr>
-        <w:widowControl/>
-        <w:rPr>
-          <w:rFonts w:ascii="Times New Roman" w:hAnsi="Times New Roman" w:eastAsia="微软雅黑" w:cs="Times New Roman"/>
-          <w:bCs/>
-          <w:lang w:eastAsia="zh-CN"/>
-        </w:rPr>
-      </w:pPr>
-      <w:r>
-        <w:rPr>
-          <w:rFonts w:hint="eastAsia"/>
-          <w:sz w:val="30"/>
-          <w:lang w:eastAsia="zh-CN"/>
-        </w:rPr>
-        <w:br w:type="page"/>
-      </w:r>
-    </w:p>
-    <w:p>
-      <w:pPr>
-        <w:pStyle w:val="3"/>
-        <w:keepNext w:val="0"/>
-        <w:keepLines w:val="0"/>
-        <w:pageBreakBefore w:val="0"/>
-        <w:widowControl w:val="0"/>
-        <w:numPr>
-          <w:ilvl w:val="0"/>
-          <w:numId w:val="0"/>
-        </w:numPr>
-        <w:kinsoku/>
-        <w:wordWrap/>
-        <w:overflowPunct/>
-        <w:topLinePunct w:val="0"/>
-        <w:autoSpaceDE/>
-        <w:autoSpaceDN/>
-        <w:bidi w:val="0"/>
-        <w:adjustRightInd/>
-        <w:snapToGrid/>
-        <w:spacing w:line="240" w:lineRule="auto"/>
-        <w:jc w:val="both"/>
-        <w:textAlignment w:val="auto"/>
-        <w:rPr>
-          <w:rFonts w:hint="eastAsia" w:ascii="微软雅黑" w:hAnsi="微软雅黑" w:eastAsia="微软雅黑" w:cs="微软雅黑"/>
-          <w:color w:val="auto"/>
-          <w:sz w:val="28"/>
-          <w:szCs w:val="36"/>
-          <w:lang w:val="en-US" w:eastAsia="zh-CN"/>
-        </w:rPr>
-      </w:pPr>
-      <w:bookmarkStart w:id="31" w:name="_Toc2035"/>
-      <w:r>
-        <w:rPr>
-          <w:rFonts w:hint="eastAsia" w:ascii="微软雅黑" w:hAnsi="微软雅黑" w:cs="微软雅黑"/>
-          <w:color w:val="auto"/>
-          <w:sz w:val="28"/>
-          <w:szCs w:val="36"/>
-          <w:lang w:val="en-US" w:eastAsia="zh-CN"/>
-        </w:rPr>
-        <w:t xml:space="preserve">2.5 </w:t>
-      </w:r>
-      <w:r>
-        <w:rPr>
-          <w:rFonts w:hint="eastAsia" w:ascii="微软雅黑" w:hAnsi="微软雅黑" w:eastAsia="微软雅黑" w:cs="微软雅黑"/>
-          <w:color w:val="auto"/>
-          <w:sz w:val="28"/>
-          <w:szCs w:val="36"/>
-          <w:lang w:val="en-US" w:eastAsia="zh-CN"/>
-        </w:rPr>
         <w:t>免疫药物用药提示</w:t>
       </w:r>
       <w:bookmarkEnd w:id="27"/>
       <w:bookmarkEnd w:id="28"/>
-      <w:bookmarkEnd w:id="31"/>
+      <w:bookmarkEnd w:id="30"/>
     </w:p>
     <w:bookmarkEnd w:id="29"/>
     <w:tbl>
@@ -15218,7 +14603,7 @@
           <w:lang w:eastAsia="zh-CN"/>
         </w:rPr>
       </w:pPr>
-      <w:bookmarkStart w:id="32" w:name="_Toc28584"/>
+      <w:bookmarkStart w:id="31" w:name="_Toc28584"/>
       <w:r>
         <w:rPr>
           <w:rFonts w:hint="eastAsia" w:ascii="微软雅黑" w:hAnsi="微软雅黑" w:eastAsia="微软雅黑" w:cs="微软雅黑"/>
@@ -15427,7 +14812,7 @@
           <w:szCs w:val="40"/>
         </w:rPr>
       </w:pPr>
-      <w:bookmarkStart w:id="33" w:name="_Toc22523"/>
+      <w:bookmarkStart w:id="32" w:name="_Toc16414"/>
       <w:r>
         <w:rPr>
           <w:rFonts w:hint="eastAsia" w:ascii="微软雅黑" w:hAnsi="微软雅黑" w:eastAsia="微软雅黑" w:cs="微软雅黑"/>
@@ -15447,8 +14832,8 @@
         </w:rPr>
         <w:t>基因检测结果解析</w:t>
       </w:r>
+      <w:bookmarkEnd w:id="31"/>
       <w:bookmarkEnd w:id="32"/>
-      <w:bookmarkEnd w:id="33"/>
     </w:p>
     <w:p>
       <w:pPr>
@@ -15484,16 +14869,16 @@
           <w:lang w:eastAsia="zh-CN"/>
         </w:rPr>
       </w:pPr>
-      <w:bookmarkStart w:id="34" w:name="_Toc9289"/>
-      <w:bookmarkStart w:id="35" w:name="_Toc10266"/>
-      <w:bookmarkStart w:id="36" w:name="_Toc20735"/>
-      <w:bookmarkStart w:id="37" w:name="_Toc23606"/>
-      <w:bookmarkStart w:id="38" w:name="_Toc32302"/>
-      <w:bookmarkStart w:id="39" w:name="_Toc32443_WPSOffice_Level2"/>
-      <w:bookmarkStart w:id="40" w:name="_Toc23020"/>
-      <w:bookmarkStart w:id="41" w:name="_Toc4331_WPSOffice_Level2"/>
-      <w:bookmarkStart w:id="42" w:name="_Toc149837264"/>
-      <w:bookmarkStart w:id="43" w:name="_Toc26395"/>
+      <w:bookmarkStart w:id="33" w:name="_Toc4331_WPSOffice_Level2"/>
+      <w:bookmarkStart w:id="34" w:name="_Toc23606"/>
+      <w:bookmarkStart w:id="35" w:name="_Toc23020"/>
+      <w:bookmarkStart w:id="36" w:name="_Toc32443_WPSOffice_Level2"/>
+      <w:bookmarkStart w:id="37" w:name="_Toc10266"/>
+      <w:bookmarkStart w:id="38" w:name="_Toc20735"/>
+      <w:bookmarkStart w:id="39" w:name="_Toc32302"/>
+      <w:bookmarkStart w:id="40" w:name="_Toc20728"/>
+      <w:bookmarkStart w:id="41" w:name="_Toc149837264"/>
+      <w:bookmarkStart w:id="42" w:name="_Toc26395"/>
       <w:r>
         <w:rPr>
           <w:rFonts w:hint="default" w:ascii="微软雅黑" w:hAnsi="微软雅黑" w:eastAsia="微软雅黑" w:cs="微软雅黑"/>
@@ -15528,6 +14913,7 @@
         </w:rPr>
         <w:t>体细胞变异结果解析</w:t>
       </w:r>
+      <w:bookmarkEnd w:id="33"/>
       <w:bookmarkEnd w:id="34"/>
       <w:bookmarkEnd w:id="35"/>
       <w:bookmarkEnd w:id="36"/>
@@ -15535,7 +14921,6 @@
       <w:bookmarkEnd w:id="38"/>
       <w:bookmarkEnd w:id="39"/>
       <w:bookmarkEnd w:id="40"/>
-      <w:bookmarkEnd w:id="41"/>
     </w:p>
     <w:p>
       <w:pPr>
@@ -15585,7 +14970,7 @@
         </w:rPr>
         <w:t>{% for tdd in BodyDrugNoComplexStr %}</w:t>
       </w:r>
-      <w:bookmarkEnd w:id="42"/>
+      <w:bookmarkEnd w:id="41"/>
     </w:p>
     <w:p>
       <w:pPr>
@@ -16117,6 +15502,7 @@
             <w:insideH w:val="dotted" w:color="0B8770" w:sz="4" w:space="0"/>
             <w:insideV w:val="dotted" w:color="0B8770" w:sz="4" w:space="0"/>
           </w:tblBorders>
+          <w:shd w:val="clear" w:color="auto" w:fill="auto"/>
           <w:tblCellMar>
             <w:top w:w="0" w:type="dxa"/>
             <w:left w:w="108" w:type="dxa"/>
@@ -16372,6 +15758,7 @@
             <w:insideH w:val="dotted" w:color="0B8770" w:sz="4" w:space="0"/>
             <w:insideV w:val="dotted" w:color="0B8770" w:sz="4" w:space="0"/>
           </w:tblBorders>
+          <w:shd w:val="clear" w:color="auto" w:fill="auto"/>
           <w:tblCellMar>
             <w:top w:w="0" w:type="dxa"/>
             <w:left w:w="108" w:type="dxa"/>
@@ -16879,6 +16266,7 @@
             <w:insideH w:val="dotted" w:color="0B8770" w:sz="4" w:space="0"/>
             <w:insideV w:val="dotted" w:color="0B8770" w:sz="4" w:space="0"/>
           </w:tblBorders>
+          <w:shd w:val="clear" w:color="auto" w:fill="auto"/>
           <w:tblCellMar>
             <w:top w:w="0" w:type="dxa"/>
             <w:left w:w="108" w:type="dxa"/>
@@ -17026,1901 +16414,18 @@
     </w:tbl>
     <w:p>
       <w:pPr>
-        <w:spacing w:before="26"/>
-        <w:rPr>
-          <w:rFonts w:hint="eastAsia" w:ascii="微软雅黑" w:hAnsi="微软雅黑" w:eastAsia="微软雅黑" w:cs="微软雅黑"/>
-          <w:b/>
+        <w:pStyle w:val="23"/>
+        <w:rPr>
+          <w:rFonts w:hint="eastAsia" w:ascii="微软雅黑" w:hAnsi="微软雅黑" w:eastAsia="微软雅黑" w:cs="微软雅黑"/>
           <w:color w:val="0B8770"/>
-          <w:sz w:val="24"/>
-          <w:szCs w:val="24"/>
-          <w:lang w:eastAsia="zh-CN"/>
         </w:rPr>
       </w:pPr>
       <w:r>
         <w:rPr>
           <w:rFonts w:hint="eastAsia" w:ascii="微软雅黑" w:hAnsi="微软雅黑" w:eastAsia="微软雅黑" w:cs="微软雅黑"/>
-          <w:b/>
           <w:color w:val="0B8770"/>
-          <w:sz w:val="24"/>
-          <w:szCs w:val="24"/>
-          <w:lang w:eastAsia="zh-CN"/>
-        </w:rPr>
-        <w:t>{%if tdd.drugResearchList != [] %}</w:t>
-      </w:r>
-    </w:p>
-    <w:p>
-      <w:pPr>
-        <w:keepNext/>
-        <w:spacing w:before="26"/>
-        <w:rPr>
-          <w:rFonts w:hint="eastAsia" w:ascii="微软雅黑" w:hAnsi="微软雅黑" w:eastAsia="微软雅黑" w:cs="微软雅黑"/>
-          <w:b/>
-          <w:color w:val="0B8770"/>
-          <w:sz w:val="24"/>
-          <w:lang w:eastAsia="zh-CN"/>
-        </w:rPr>
-      </w:pPr>
-      <w:r>
-        <w:rPr>
-          <w:rFonts w:hint="eastAsia" w:ascii="微软雅黑" w:hAnsi="微软雅黑" w:eastAsia="微软雅黑" w:cs="微软雅黑"/>
-          <w:b/>
-          <w:color w:val="0B8770"/>
-          <w:sz w:val="24"/>
-          <w:lang w:eastAsia="zh-CN"/>
-        </w:rPr>
-        <w:t>潜在受益药物研究信息：</w:t>
-      </w:r>
-    </w:p>
-    <w:tbl>
-      <w:tblPr>
-        <w:tblStyle w:val="13"/>
-        <w:tblpPr w:leftFromText="180" w:rightFromText="180" w:vertAnchor="text" w:tblpXSpec="center" w:tblpY="1"/>
-        <w:tblOverlap w:val="never"/>
-        <w:tblW w:w="9870" w:type="dxa"/>
-        <w:jc w:val="center"/>
-        <w:tblBorders>
-          <w:top w:val="single" w:color="0B8770" w:sz="12" w:space="0"/>
-          <w:left w:val="none" w:color="auto" w:sz="0" w:space="0"/>
-          <w:bottom w:val="dotted" w:color="0B8770" w:sz="4" w:space="0"/>
-          <w:right w:val="none" w:color="auto" w:sz="0" w:space="0"/>
-          <w:insideH w:val="dotted" w:color="0B8770" w:sz="4" w:space="0"/>
-          <w:insideV w:val="dotted" w:color="0B8770" w:sz="4" w:space="0"/>
-        </w:tblBorders>
-        <w:tblLayout w:type="fixed"/>
-        <w:tblCellMar>
-          <w:top w:w="0" w:type="dxa"/>
-          <w:left w:w="108" w:type="dxa"/>
-          <w:bottom w:w="0" w:type="dxa"/>
-          <w:right w:w="108" w:type="dxa"/>
-        </w:tblCellMar>
-      </w:tblPr>
-      <w:tblGrid>
-        <w:gridCol w:w="1526"/>
-        <w:gridCol w:w="1417"/>
-        <w:gridCol w:w="1232"/>
-        <w:gridCol w:w="5695"/>
-      </w:tblGrid>
-      <w:tr>
-        <w:tblPrEx>
-          <w:tblBorders>
-            <w:top w:val="single" w:color="0B8770" w:sz="12" w:space="0"/>
-            <w:left w:val="none" w:color="auto" w:sz="0" w:space="0"/>
-            <w:bottom w:val="dotted" w:color="0B8770" w:sz="4" w:space="0"/>
-            <w:right w:val="none" w:color="auto" w:sz="0" w:space="0"/>
-            <w:insideH w:val="dotted" w:color="0B8770" w:sz="4" w:space="0"/>
-            <w:insideV w:val="dotted" w:color="0B8770" w:sz="4" w:space="0"/>
-          </w:tblBorders>
-          <w:tblCellMar>
-            <w:top w:w="0" w:type="dxa"/>
-            <w:left w:w="108" w:type="dxa"/>
-            <w:bottom w:w="0" w:type="dxa"/>
-            <w:right w:w="108" w:type="dxa"/>
-          </w:tblCellMar>
-        </w:tblPrEx>
-        <w:trPr>
-          <w:trHeight w:val="417" w:hRule="atLeast"/>
-          <w:jc w:val="center"/>
-        </w:trPr>
-        <w:tc>
-          <w:tcPr>
-            <w:tcW w:w="1526" w:type="dxa"/>
-            <w:shd w:val="clear" w:color="auto" w:fill="0B8770"/>
-            <w:vAlign w:val="center"/>
-          </w:tcPr>
-          <w:p>
-            <w:pPr>
-              <w:keepNext/>
-              <w:jc w:val="center"/>
-              <w:rPr>
-                <w:rFonts w:hint="eastAsia" w:ascii="微软雅黑" w:hAnsi="微软雅黑" w:eastAsia="微软雅黑" w:cs="微软雅黑"/>
-                <w:b/>
-                <w:color w:val="FFFFFF" w:themeColor="background1"/>
-                <w:sz w:val="18"/>
-                <w:szCs w:val="18"/>
-                <w:lang w:eastAsia="zh-CN"/>
-                <w14:textFill>
-                  <w14:solidFill>
-                    <w14:schemeClr w14:val="bg1"/>
-                  </w14:solidFill>
-                </w14:textFill>
-              </w:rPr>
-            </w:pPr>
-            <w:r>
-              <w:rPr>
-                <w:rFonts w:hint="eastAsia" w:ascii="微软雅黑" w:hAnsi="微软雅黑" w:eastAsia="微软雅黑" w:cs="微软雅黑"/>
-                <w:b/>
-                <w:color w:val="FFFFFF" w:themeColor="background1"/>
-                <w:sz w:val="18"/>
-                <w:szCs w:val="18"/>
-                <w:lang w:eastAsia="zh-CN"/>
-                <w14:textFill>
-                  <w14:solidFill>
-                    <w14:schemeClr w14:val="bg1"/>
-                  </w14:solidFill>
-                </w14:textFill>
-              </w:rPr>
-              <w:t>药物名称</w:t>
-            </w:r>
-          </w:p>
-        </w:tc>
-        <w:tc>
-          <w:tcPr>
-            <w:tcW w:w="1417" w:type="dxa"/>
-            <w:shd w:val="clear" w:color="auto" w:fill="0B8770"/>
-            <w:vAlign w:val="center"/>
-          </w:tcPr>
-          <w:p>
-            <w:pPr>
-              <w:keepNext/>
-              <w:jc w:val="center"/>
-              <w:rPr>
-                <w:rFonts w:hint="eastAsia" w:ascii="微软雅黑" w:hAnsi="微软雅黑" w:eastAsia="微软雅黑" w:cs="微软雅黑"/>
-                <w:b/>
-                <w:color w:val="FFFFFF" w:themeColor="background1"/>
-                <w:sz w:val="18"/>
-                <w:szCs w:val="18"/>
-                <w:lang w:eastAsia="zh-CN"/>
-                <w14:textFill>
-                  <w14:solidFill>
-                    <w14:schemeClr w14:val="bg1"/>
-                  </w14:solidFill>
-                </w14:textFill>
-              </w:rPr>
-            </w:pPr>
-            <w:r>
-              <w:rPr>
-                <w:rFonts w:hint="eastAsia" w:ascii="微软雅黑" w:hAnsi="微软雅黑" w:eastAsia="微软雅黑" w:cs="微软雅黑"/>
-                <w:b/>
-                <w:color w:val="FFFFFF" w:themeColor="background1"/>
-                <w:sz w:val="18"/>
-                <w:szCs w:val="18"/>
-                <w:lang w:eastAsia="zh-CN"/>
-                <w14:textFill>
-                  <w14:solidFill>
-                    <w14:schemeClr w14:val="bg1"/>
-                  </w14:solidFill>
-                </w14:textFill>
-              </w:rPr>
-              <w:t>相关疾病</w:t>
-            </w:r>
-          </w:p>
-        </w:tc>
-        <w:tc>
-          <w:tcPr>
-            <w:tcW w:w="1232" w:type="dxa"/>
-            <w:shd w:val="clear" w:color="auto" w:fill="0B8770"/>
-            <w:vAlign w:val="center"/>
-          </w:tcPr>
-          <w:p>
-            <w:pPr>
-              <w:keepNext/>
-              <w:jc w:val="center"/>
-              <w:rPr>
-                <w:rFonts w:hint="eastAsia" w:ascii="微软雅黑" w:hAnsi="微软雅黑" w:eastAsia="微软雅黑" w:cs="微软雅黑"/>
-                <w:b/>
-                <w:color w:val="FFFFFF" w:themeColor="background1"/>
-                <w:sz w:val="18"/>
-                <w:szCs w:val="18"/>
-                <w:lang w:eastAsia="zh-CN"/>
-                <w14:textFill>
-                  <w14:solidFill>
-                    <w14:schemeClr w14:val="bg1"/>
-                  </w14:solidFill>
-                </w14:textFill>
-              </w:rPr>
-            </w:pPr>
-            <w:r>
-              <w:rPr>
-                <w:rFonts w:hint="eastAsia" w:ascii="微软雅黑" w:hAnsi="微软雅黑" w:eastAsia="微软雅黑" w:cs="微软雅黑"/>
-                <w:b/>
-                <w:color w:val="FFFFFF" w:themeColor="background1"/>
-                <w:sz w:val="18"/>
-                <w:szCs w:val="18"/>
-                <w:lang w:eastAsia="zh-CN"/>
-                <w14:textFill>
-                  <w14:solidFill>
-                    <w14:schemeClr w14:val="bg1"/>
-                  </w14:solidFill>
-                </w14:textFill>
-              </w:rPr>
-              <w:t>证据等级</w:t>
-            </w:r>
-          </w:p>
-        </w:tc>
-        <w:tc>
-          <w:tcPr>
-            <w:tcW w:w="5695" w:type="dxa"/>
-            <w:shd w:val="clear" w:color="auto" w:fill="0B8770"/>
-            <w:vAlign w:val="center"/>
-          </w:tcPr>
-          <w:p>
-            <w:pPr>
-              <w:keepNext/>
-              <w:jc w:val="center"/>
-              <w:rPr>
-                <w:rFonts w:hint="eastAsia" w:ascii="微软雅黑" w:hAnsi="微软雅黑" w:eastAsia="微软雅黑" w:cs="微软雅黑"/>
-                <w:b/>
-                <w:color w:val="FFFFFF" w:themeColor="background1"/>
-                <w:sz w:val="18"/>
-                <w:szCs w:val="18"/>
-                <w:lang w:eastAsia="zh-CN"/>
-                <w14:textFill>
-                  <w14:solidFill>
-                    <w14:schemeClr w14:val="bg1"/>
-                  </w14:solidFill>
-                </w14:textFill>
-              </w:rPr>
-            </w:pPr>
-            <w:r>
-              <w:rPr>
-                <w:rFonts w:hint="eastAsia" w:ascii="微软雅黑" w:hAnsi="微软雅黑" w:eastAsia="微软雅黑" w:cs="微软雅黑"/>
-                <w:b/>
-                <w:color w:val="FFFFFF" w:themeColor="background1"/>
-                <w:sz w:val="18"/>
-                <w:szCs w:val="18"/>
-                <w:lang w:eastAsia="zh-CN"/>
-                <w14:textFill>
-                  <w14:solidFill>
-                    <w14:schemeClr w14:val="bg1"/>
-                  </w14:solidFill>
-                </w14:textFill>
-              </w:rPr>
-              <w:t>循证医学信息</w:t>
-            </w:r>
-          </w:p>
-        </w:tc>
-      </w:tr>
-      <w:tr>
-        <w:tblPrEx>
-          <w:tblBorders>
-            <w:top w:val="single" w:color="0B8770" w:sz="12" w:space="0"/>
-            <w:left w:val="none" w:color="auto" w:sz="0" w:space="0"/>
-            <w:bottom w:val="dotted" w:color="0B8770" w:sz="4" w:space="0"/>
-            <w:right w:val="none" w:color="auto" w:sz="0" w:space="0"/>
-            <w:insideH w:val="dotted" w:color="0B8770" w:sz="4" w:space="0"/>
-            <w:insideV w:val="dotted" w:color="0B8770" w:sz="4" w:space="0"/>
-          </w:tblBorders>
-          <w:tblCellMar>
-            <w:top w:w="0" w:type="dxa"/>
-            <w:left w:w="108" w:type="dxa"/>
-            <w:bottom w:w="0" w:type="dxa"/>
-            <w:right w:w="108" w:type="dxa"/>
-          </w:tblCellMar>
-        </w:tblPrEx>
-        <w:trPr>
-          <w:trHeight w:val="494" w:hRule="atLeast"/>
-          <w:jc w:val="center"/>
-        </w:trPr>
-        <w:tc>
-          <w:tcPr>
-            <w:tcW w:w="9870" w:type="dxa"/>
-            <w:gridSpan w:val="4"/>
-            <w:vAlign w:val="center"/>
-          </w:tcPr>
-          <w:p>
-            <w:pPr>
-              <w:keepNext/>
-              <w:spacing w:before="26"/>
-              <w:jc w:val="center"/>
-              <w:rPr>
-                <w:rFonts w:hint="eastAsia" w:ascii="微软雅黑" w:hAnsi="微软雅黑" w:eastAsia="微软雅黑" w:cs="微软雅黑"/>
-                <w:bCs/>
-                <w:sz w:val="18"/>
-                <w:szCs w:val="18"/>
-                <w:highlight w:val="yellow"/>
-                <w:lang w:eastAsia="zh-CN"/>
-              </w:rPr>
-            </w:pPr>
-            <w:r>
-              <w:rPr>
-                <w:rFonts w:hint="eastAsia" w:ascii="微软雅黑" w:hAnsi="微软雅黑" w:eastAsia="微软雅黑" w:cs="微软雅黑"/>
-                <w:b/>
-                <w:sz w:val="18"/>
-                <w:szCs w:val="18"/>
-                <w:lang w:eastAsia="zh-CN"/>
-              </w:rPr>
-              <w:t>{%tr for dis in tdd.drugResearchList %}</w:t>
-            </w:r>
-          </w:p>
-        </w:tc>
-      </w:tr>
-      <w:tr>
-        <w:tblPrEx>
-          <w:tblBorders>
-            <w:top w:val="single" w:color="0B8770" w:sz="12" w:space="0"/>
-            <w:left w:val="none" w:color="auto" w:sz="0" w:space="0"/>
-            <w:bottom w:val="dotted" w:color="0B8770" w:sz="4" w:space="0"/>
-            <w:right w:val="none" w:color="auto" w:sz="0" w:space="0"/>
-            <w:insideH w:val="dotted" w:color="0B8770" w:sz="4" w:space="0"/>
-            <w:insideV w:val="dotted" w:color="0B8770" w:sz="4" w:space="0"/>
-          </w:tblBorders>
-          <w:tblCellMar>
-            <w:top w:w="0" w:type="dxa"/>
-            <w:left w:w="108" w:type="dxa"/>
-            <w:bottom w:w="0" w:type="dxa"/>
-            <w:right w:w="108" w:type="dxa"/>
-          </w:tblCellMar>
-        </w:tblPrEx>
-        <w:trPr>
-          <w:trHeight w:val="494" w:hRule="atLeast"/>
-          <w:jc w:val="center"/>
-        </w:trPr>
-        <w:tc>
-          <w:tcPr>
-            <w:tcW w:w="1526" w:type="dxa"/>
-            <w:vAlign w:val="center"/>
-          </w:tcPr>
-          <w:p>
-            <w:pPr>
-              <w:spacing w:before="1" w:line="249" w:lineRule="auto"/>
-              <w:ind w:right="131"/>
-              <w:jc w:val="center"/>
-              <w:rPr>
-                <w:rFonts w:hint="eastAsia" w:ascii="微软雅黑" w:hAnsi="微软雅黑" w:eastAsia="微软雅黑" w:cs="微软雅黑"/>
-                <w:b/>
-                <w:sz w:val="18"/>
-                <w:szCs w:val="18"/>
-                <w:highlight w:val="yellow"/>
-              </w:rPr>
-            </w:pPr>
-            <w:r>
-              <w:rPr>
-                <w:rFonts w:hint="eastAsia" w:ascii="微软雅黑" w:hAnsi="微软雅黑" w:eastAsia="微软雅黑" w:cs="微软雅黑"/>
-                <w:sz w:val="18"/>
-                <w:szCs w:val="18"/>
-                <w:lang w:eastAsia="zh-CN"/>
-              </w:rPr>
-              <w:t>{{</w:t>
-            </w:r>
-            <w:r>
-              <w:rPr>
-                <w:rFonts w:hint="eastAsia" w:ascii="微软雅黑" w:hAnsi="微软雅黑" w:eastAsia="微软雅黑" w:cs="微软雅黑"/>
-                <w:bCs/>
-                <w:sz w:val="18"/>
-                <w:szCs w:val="18"/>
-                <w:lang w:eastAsia="zh-CN"/>
-              </w:rPr>
-              <w:t>dis.drug_name_chinese3</w:t>
-            </w:r>
-            <w:r>
-              <w:rPr>
-                <w:rFonts w:hint="eastAsia" w:ascii="微软雅黑" w:hAnsi="微软雅黑" w:eastAsia="微软雅黑" w:cs="微软雅黑"/>
-                <w:sz w:val="18"/>
-                <w:szCs w:val="18"/>
-                <w:lang w:eastAsia="zh-CN"/>
-              </w:rPr>
-              <w:t xml:space="preserve"> }}</w:t>
-            </w:r>
-          </w:p>
-        </w:tc>
-        <w:tc>
-          <w:tcPr>
-            <w:tcW w:w="1417" w:type="dxa"/>
-            <w:vAlign w:val="center"/>
-          </w:tcPr>
-          <w:p>
-            <w:pPr>
-              <w:keepNext/>
-              <w:spacing w:before="26"/>
-              <w:jc w:val="center"/>
-              <w:rPr>
-                <w:rFonts w:hint="eastAsia" w:ascii="微软雅黑" w:hAnsi="微软雅黑" w:eastAsia="微软雅黑" w:cs="微软雅黑"/>
-                <w:bCs/>
-                <w:sz w:val="18"/>
-                <w:szCs w:val="18"/>
-                <w:highlight w:val="yellow"/>
-                <w:lang w:eastAsia="zh-CN"/>
-              </w:rPr>
-            </w:pPr>
-            <w:r>
-              <w:rPr>
-                <w:rFonts w:hint="eastAsia" w:ascii="微软雅黑" w:hAnsi="微软雅黑" w:eastAsia="微软雅黑" w:cs="微软雅黑"/>
-                <w:sz w:val="18"/>
-                <w:szCs w:val="18"/>
-                <w:lang w:eastAsia="zh-CN"/>
-              </w:rPr>
-              <w:t>{{dis.</w:t>
-            </w:r>
-            <w:r>
-              <w:rPr>
-                <w:rFonts w:hint="eastAsia" w:ascii="微软雅黑" w:hAnsi="微软雅黑" w:eastAsia="微软雅黑" w:cs="微软雅黑"/>
-                <w:bCs/>
-                <w:sz w:val="18"/>
-                <w:szCs w:val="18"/>
-                <w:lang w:eastAsia="zh-CN"/>
-              </w:rPr>
-              <w:t>disease_name_chinese</w:t>
-            </w:r>
-            <w:r>
-              <w:rPr>
-                <w:rFonts w:hint="eastAsia" w:ascii="微软雅黑" w:hAnsi="微软雅黑" w:eastAsia="微软雅黑" w:cs="微软雅黑"/>
-                <w:sz w:val="18"/>
-                <w:szCs w:val="18"/>
-                <w:lang w:eastAsia="zh-CN"/>
-              </w:rPr>
-              <w:t>}}</w:t>
-            </w:r>
-          </w:p>
-        </w:tc>
-        <w:tc>
-          <w:tcPr>
-            <w:tcW w:w="1232" w:type="dxa"/>
-            <w:vAlign w:val="center"/>
-          </w:tcPr>
-          <w:p>
-            <w:pPr>
-              <w:keepNext/>
-              <w:spacing w:before="26"/>
-              <w:jc w:val="center"/>
-              <w:rPr>
-                <w:rFonts w:hint="eastAsia" w:ascii="微软雅黑" w:hAnsi="微软雅黑" w:eastAsia="微软雅黑" w:cs="微软雅黑"/>
-                <w:bCs/>
-                <w:sz w:val="18"/>
-                <w:szCs w:val="18"/>
-                <w:highlight w:val="yellow"/>
-                <w:lang w:eastAsia="zh-CN"/>
-              </w:rPr>
-            </w:pPr>
-            <w:r>
-              <w:rPr>
-                <w:rFonts w:hint="eastAsia" w:ascii="微软雅黑" w:hAnsi="微软雅黑" w:eastAsia="微软雅黑" w:cs="微软雅黑"/>
-                <w:sz w:val="18"/>
-                <w:szCs w:val="18"/>
-                <w:lang w:eastAsia="zh-CN"/>
-              </w:rPr>
-              <w:t>{{</w:t>
-            </w:r>
-            <w:r>
-              <w:rPr>
-                <w:rFonts w:hint="eastAsia" w:ascii="微软雅黑" w:hAnsi="微软雅黑" w:eastAsia="微软雅黑" w:cs="微软雅黑"/>
-                <w:bCs/>
-                <w:sz w:val="18"/>
-                <w:szCs w:val="18"/>
-                <w:lang w:eastAsia="zh-CN"/>
-              </w:rPr>
-              <w:t>dis.evidence_phase_chinese</w:t>
-            </w:r>
-            <w:r>
-              <w:rPr>
-                <w:rFonts w:hint="eastAsia" w:ascii="微软雅黑" w:hAnsi="微软雅黑" w:eastAsia="微软雅黑" w:cs="微软雅黑"/>
-                <w:sz w:val="18"/>
-                <w:szCs w:val="18"/>
-                <w:lang w:eastAsia="zh-CN"/>
-              </w:rPr>
-              <w:t>}}</w:t>
-            </w:r>
-          </w:p>
-        </w:tc>
-        <w:tc>
-          <w:tcPr>
-            <w:tcW w:w="5695" w:type="dxa"/>
-            <w:vAlign w:val="center"/>
-          </w:tcPr>
-          <w:p>
-            <w:pPr>
-              <w:keepNext/>
-              <w:spacing w:before="26"/>
-              <w:jc w:val="center"/>
-              <w:rPr>
-                <w:rFonts w:hint="eastAsia" w:ascii="微软雅黑" w:hAnsi="微软雅黑" w:eastAsia="微软雅黑" w:cs="微软雅黑"/>
-                <w:bCs/>
-                <w:sz w:val="18"/>
-                <w:szCs w:val="18"/>
-                <w:highlight w:val="yellow"/>
-                <w:lang w:eastAsia="zh-CN"/>
-              </w:rPr>
-            </w:pPr>
-            <w:r>
-              <w:rPr>
-                <w:rFonts w:hint="eastAsia" w:ascii="微软雅黑" w:hAnsi="微软雅黑" w:eastAsia="微软雅黑" w:cs="微软雅黑"/>
-                <w:sz w:val="18"/>
-                <w:szCs w:val="18"/>
-                <w:lang w:eastAsia="zh-CN"/>
-              </w:rPr>
-              <w:t>{{</w:t>
-            </w:r>
-            <w:r>
-              <w:rPr>
-                <w:rFonts w:hint="eastAsia" w:ascii="微软雅黑" w:hAnsi="微软雅黑" w:eastAsia="微软雅黑" w:cs="微软雅黑"/>
-                <w:bCs/>
-                <w:sz w:val="18"/>
-                <w:szCs w:val="18"/>
-                <w:lang w:eastAsia="zh-CN"/>
-              </w:rPr>
-              <w:t>dis.annotation_chinese</w:t>
-            </w:r>
-            <w:r>
-              <w:rPr>
-                <w:rFonts w:hint="eastAsia" w:ascii="微软雅黑" w:hAnsi="微软雅黑" w:eastAsia="微软雅黑" w:cs="微软雅黑"/>
-                <w:sz w:val="18"/>
-                <w:szCs w:val="18"/>
-                <w:lang w:eastAsia="zh-CN"/>
-              </w:rPr>
-              <w:t>}}</w:t>
-            </w:r>
-          </w:p>
-        </w:tc>
-      </w:tr>
-      <w:tr>
-        <w:tblPrEx>
-          <w:tblBorders>
-            <w:top w:val="single" w:color="0B8770" w:sz="12" w:space="0"/>
-            <w:left w:val="none" w:color="auto" w:sz="0" w:space="0"/>
-            <w:bottom w:val="dotted" w:color="0B8770" w:sz="4" w:space="0"/>
-            <w:right w:val="none" w:color="auto" w:sz="0" w:space="0"/>
-            <w:insideH w:val="dotted" w:color="0B8770" w:sz="4" w:space="0"/>
-            <w:insideV w:val="dotted" w:color="0B8770" w:sz="4" w:space="0"/>
-          </w:tblBorders>
-          <w:tblCellMar>
-            <w:top w:w="0" w:type="dxa"/>
-            <w:left w:w="108" w:type="dxa"/>
-            <w:bottom w:w="0" w:type="dxa"/>
-            <w:right w:w="108" w:type="dxa"/>
-          </w:tblCellMar>
-        </w:tblPrEx>
-        <w:trPr>
-          <w:trHeight w:val="494" w:hRule="atLeast"/>
-          <w:jc w:val="center"/>
-        </w:trPr>
-        <w:tc>
-          <w:tcPr>
-            <w:tcW w:w="9870" w:type="dxa"/>
-            <w:gridSpan w:val="4"/>
-            <w:vAlign w:val="center"/>
-          </w:tcPr>
-          <w:p>
-            <w:pPr>
-              <w:keepNext/>
-              <w:spacing w:before="26"/>
-              <w:jc w:val="center"/>
-              <w:rPr>
-                <w:rFonts w:hint="eastAsia" w:ascii="微软雅黑" w:hAnsi="微软雅黑" w:eastAsia="微软雅黑" w:cs="微软雅黑"/>
-                <w:bCs/>
-                <w:sz w:val="18"/>
-                <w:szCs w:val="18"/>
-                <w:lang w:eastAsia="zh-CN"/>
-              </w:rPr>
-            </w:pPr>
-            <w:r>
-              <w:rPr>
-                <w:rFonts w:hint="eastAsia" w:ascii="微软雅黑" w:hAnsi="微软雅黑" w:eastAsia="微软雅黑" w:cs="微软雅黑"/>
-                <w:b/>
-                <w:sz w:val="18"/>
-                <w:szCs w:val="18"/>
-                <w:lang w:eastAsia="zh-CN"/>
-              </w:rPr>
-              <w:t>{%tr endfor %}</w:t>
-            </w:r>
-          </w:p>
-        </w:tc>
-      </w:tr>
-    </w:tbl>
-    <w:p>
-      <w:pPr>
-        <w:spacing w:before="26"/>
-        <w:rPr>
-          <w:rFonts w:hint="eastAsia" w:ascii="微软雅黑" w:hAnsi="微软雅黑" w:eastAsia="微软雅黑" w:cs="微软雅黑"/>
-          <w:b/>
-          <w:color w:val="0B8770"/>
-          <w:sz w:val="24"/>
-          <w:szCs w:val="24"/>
-          <w:lang w:eastAsia="zh-CN"/>
-        </w:rPr>
-      </w:pPr>
-      <w:r>
-        <w:rPr>
-          <w:rFonts w:hint="eastAsia" w:ascii="微软雅黑" w:hAnsi="微软雅黑" w:eastAsia="微软雅黑" w:cs="微软雅黑"/>
-          <w:b/>
-          <w:color w:val="0B8770"/>
-          <w:sz w:val="24"/>
-          <w:szCs w:val="24"/>
-          <w:lang w:eastAsia="zh-CN"/>
-        </w:rPr>
-        <w:t>{% endif %}{%if tdd.potentialDrugList != [] %}</w:t>
-      </w:r>
-    </w:p>
-    <w:p>
-      <w:pPr>
-        <w:keepNext/>
-        <w:spacing w:before="26"/>
-        <w:rPr>
-          <w:rFonts w:hint="eastAsia" w:ascii="微软雅黑" w:hAnsi="微软雅黑" w:eastAsia="微软雅黑" w:cs="微软雅黑"/>
-          <w:b/>
-          <w:color w:val="0B8770"/>
-          <w:sz w:val="24"/>
-          <w:lang w:eastAsia="zh-CN"/>
-        </w:rPr>
-      </w:pPr>
-      <w:r>
-        <w:rPr>
-          <w:rFonts w:hint="eastAsia" w:ascii="微软雅黑" w:hAnsi="微软雅黑" w:eastAsia="微软雅黑" w:cs="微软雅黑"/>
-          <w:b/>
-          <w:color w:val="0B8770"/>
-          <w:sz w:val="24"/>
-          <w:lang w:eastAsia="zh-CN"/>
-        </w:rPr>
-        <w:t>潜在耐药研究信息：</w:t>
-      </w:r>
-    </w:p>
-    <w:tbl>
-      <w:tblPr>
-        <w:tblStyle w:val="13"/>
-        <w:tblpPr w:leftFromText="180" w:rightFromText="180" w:vertAnchor="text" w:tblpXSpec="center" w:tblpY="1"/>
-        <w:tblOverlap w:val="never"/>
-        <w:tblW w:w="9870" w:type="dxa"/>
-        <w:jc w:val="center"/>
-        <w:tblBorders>
-          <w:top w:val="single" w:color="0B8770" w:sz="12" w:space="0"/>
-          <w:left w:val="none" w:color="auto" w:sz="0" w:space="0"/>
-          <w:bottom w:val="dotted" w:color="0B8770" w:sz="4" w:space="0"/>
-          <w:right w:val="none" w:color="auto" w:sz="0" w:space="0"/>
-          <w:insideH w:val="dotted" w:color="0B8770" w:sz="4" w:space="0"/>
-          <w:insideV w:val="dotted" w:color="0B8770" w:sz="4" w:space="0"/>
-        </w:tblBorders>
-        <w:tblLayout w:type="fixed"/>
-        <w:tblCellMar>
-          <w:top w:w="0" w:type="dxa"/>
-          <w:left w:w="108" w:type="dxa"/>
-          <w:bottom w:w="0" w:type="dxa"/>
-          <w:right w:w="108" w:type="dxa"/>
-        </w:tblCellMar>
-      </w:tblPr>
-      <w:tblGrid>
-        <w:gridCol w:w="1526"/>
-        <w:gridCol w:w="1417"/>
-        <w:gridCol w:w="1261"/>
-        <w:gridCol w:w="5666"/>
-      </w:tblGrid>
-      <w:tr>
-        <w:tblPrEx>
-          <w:tblBorders>
-            <w:top w:val="single" w:color="0B8770" w:sz="12" w:space="0"/>
-            <w:left w:val="none" w:color="auto" w:sz="0" w:space="0"/>
-            <w:bottom w:val="dotted" w:color="0B8770" w:sz="4" w:space="0"/>
-            <w:right w:val="none" w:color="auto" w:sz="0" w:space="0"/>
-            <w:insideH w:val="dotted" w:color="0B8770" w:sz="4" w:space="0"/>
-            <w:insideV w:val="dotted" w:color="0B8770" w:sz="4" w:space="0"/>
-          </w:tblBorders>
-          <w:tblCellMar>
-            <w:top w:w="0" w:type="dxa"/>
-            <w:left w:w="108" w:type="dxa"/>
-            <w:bottom w:w="0" w:type="dxa"/>
-            <w:right w:w="108" w:type="dxa"/>
-          </w:tblCellMar>
-        </w:tblPrEx>
-        <w:trPr>
-          <w:trHeight w:val="417" w:hRule="atLeast"/>
-          <w:jc w:val="center"/>
-        </w:trPr>
-        <w:tc>
-          <w:tcPr>
-            <w:tcW w:w="1526" w:type="dxa"/>
-            <w:shd w:val="clear" w:color="auto" w:fill="0B8770"/>
-            <w:vAlign w:val="center"/>
-          </w:tcPr>
-          <w:p>
-            <w:pPr>
-              <w:keepNext/>
-              <w:jc w:val="center"/>
-              <w:rPr>
-                <w:rFonts w:hint="eastAsia" w:ascii="微软雅黑" w:hAnsi="微软雅黑" w:eastAsia="微软雅黑" w:cs="微软雅黑"/>
-                <w:b/>
-                <w:color w:val="FFFFFF" w:themeColor="background1"/>
-                <w:sz w:val="18"/>
-                <w:szCs w:val="18"/>
-                <w:lang w:eastAsia="zh-CN"/>
-                <w14:textFill>
-                  <w14:solidFill>
-                    <w14:schemeClr w14:val="bg1"/>
-                  </w14:solidFill>
-                </w14:textFill>
-              </w:rPr>
-            </w:pPr>
-            <w:r>
-              <w:rPr>
-                <w:rFonts w:hint="eastAsia" w:ascii="微软雅黑" w:hAnsi="微软雅黑" w:eastAsia="微软雅黑" w:cs="微软雅黑"/>
-                <w:b/>
-                <w:color w:val="FFFFFF" w:themeColor="background1"/>
-                <w:sz w:val="18"/>
-                <w:szCs w:val="18"/>
-                <w:lang w:eastAsia="zh-CN"/>
-                <w14:textFill>
-                  <w14:solidFill>
-                    <w14:schemeClr w14:val="bg1"/>
-                  </w14:solidFill>
-                </w14:textFill>
-              </w:rPr>
-              <w:t>药物名称</w:t>
-            </w:r>
-          </w:p>
-        </w:tc>
-        <w:tc>
-          <w:tcPr>
-            <w:tcW w:w="1417" w:type="dxa"/>
-            <w:shd w:val="clear" w:color="auto" w:fill="0B8770"/>
-            <w:vAlign w:val="center"/>
-          </w:tcPr>
-          <w:p>
-            <w:pPr>
-              <w:keepNext/>
-              <w:jc w:val="center"/>
-              <w:rPr>
-                <w:rFonts w:hint="eastAsia" w:ascii="微软雅黑" w:hAnsi="微软雅黑" w:eastAsia="微软雅黑" w:cs="微软雅黑"/>
-                <w:b/>
-                <w:color w:val="FFFFFF" w:themeColor="background1"/>
-                <w:sz w:val="18"/>
-                <w:szCs w:val="18"/>
-                <w:lang w:eastAsia="zh-CN"/>
-                <w14:textFill>
-                  <w14:solidFill>
-                    <w14:schemeClr w14:val="bg1"/>
-                  </w14:solidFill>
-                </w14:textFill>
-              </w:rPr>
-            </w:pPr>
-            <w:r>
-              <w:rPr>
-                <w:rFonts w:hint="eastAsia" w:ascii="微软雅黑" w:hAnsi="微软雅黑" w:eastAsia="微软雅黑" w:cs="微软雅黑"/>
-                <w:b/>
-                <w:color w:val="FFFFFF" w:themeColor="background1"/>
-                <w:sz w:val="18"/>
-                <w:szCs w:val="18"/>
-                <w:lang w:eastAsia="zh-CN"/>
-                <w14:textFill>
-                  <w14:solidFill>
-                    <w14:schemeClr w14:val="bg1"/>
-                  </w14:solidFill>
-                </w14:textFill>
-              </w:rPr>
-              <w:t>相关疾病</w:t>
-            </w:r>
-          </w:p>
-        </w:tc>
-        <w:tc>
-          <w:tcPr>
-            <w:tcW w:w="1261" w:type="dxa"/>
-            <w:shd w:val="clear" w:color="auto" w:fill="0B8770"/>
-            <w:vAlign w:val="center"/>
-          </w:tcPr>
-          <w:p>
-            <w:pPr>
-              <w:keepNext/>
-              <w:jc w:val="center"/>
-              <w:rPr>
-                <w:rFonts w:hint="eastAsia" w:ascii="微软雅黑" w:hAnsi="微软雅黑" w:eastAsia="微软雅黑" w:cs="微软雅黑"/>
-                <w:b/>
-                <w:color w:val="FFFFFF" w:themeColor="background1"/>
-                <w:sz w:val="18"/>
-                <w:szCs w:val="18"/>
-                <w:lang w:eastAsia="zh-CN"/>
-                <w14:textFill>
-                  <w14:solidFill>
-                    <w14:schemeClr w14:val="bg1"/>
-                  </w14:solidFill>
-                </w14:textFill>
-              </w:rPr>
-            </w:pPr>
-            <w:r>
-              <w:rPr>
-                <w:rFonts w:hint="eastAsia" w:ascii="微软雅黑" w:hAnsi="微软雅黑" w:eastAsia="微软雅黑" w:cs="微软雅黑"/>
-                <w:b/>
-                <w:color w:val="FFFFFF" w:themeColor="background1"/>
-                <w:sz w:val="18"/>
-                <w:szCs w:val="18"/>
-                <w:lang w:eastAsia="zh-CN"/>
-                <w14:textFill>
-                  <w14:solidFill>
-                    <w14:schemeClr w14:val="bg1"/>
-                  </w14:solidFill>
-                </w14:textFill>
-              </w:rPr>
-              <w:t>证据等级</w:t>
-            </w:r>
-          </w:p>
-        </w:tc>
-        <w:tc>
-          <w:tcPr>
-            <w:tcW w:w="5666" w:type="dxa"/>
-            <w:shd w:val="clear" w:color="auto" w:fill="0B8770"/>
-            <w:vAlign w:val="center"/>
-          </w:tcPr>
-          <w:p>
-            <w:pPr>
-              <w:keepNext/>
-              <w:jc w:val="center"/>
-              <w:rPr>
-                <w:rFonts w:hint="eastAsia" w:ascii="微软雅黑" w:hAnsi="微软雅黑" w:eastAsia="微软雅黑" w:cs="微软雅黑"/>
-                <w:b/>
-                <w:color w:val="FFFFFF" w:themeColor="background1"/>
-                <w:sz w:val="18"/>
-                <w:szCs w:val="18"/>
-                <w:lang w:eastAsia="zh-CN"/>
-                <w14:textFill>
-                  <w14:solidFill>
-                    <w14:schemeClr w14:val="bg1"/>
-                  </w14:solidFill>
-                </w14:textFill>
-              </w:rPr>
-            </w:pPr>
-            <w:r>
-              <w:rPr>
-                <w:rFonts w:hint="eastAsia" w:ascii="微软雅黑" w:hAnsi="微软雅黑" w:eastAsia="微软雅黑" w:cs="微软雅黑"/>
-                <w:b/>
-                <w:color w:val="FFFFFF" w:themeColor="background1"/>
-                <w:sz w:val="18"/>
-                <w:szCs w:val="18"/>
-                <w:lang w:eastAsia="zh-CN"/>
-                <w14:textFill>
-                  <w14:solidFill>
-                    <w14:schemeClr w14:val="bg1"/>
-                  </w14:solidFill>
-                </w14:textFill>
-              </w:rPr>
-              <w:t>循证医学信息</w:t>
-            </w:r>
-          </w:p>
-        </w:tc>
-      </w:tr>
-      <w:tr>
-        <w:tblPrEx>
-          <w:tblBorders>
-            <w:top w:val="single" w:color="0B8770" w:sz="12" w:space="0"/>
-            <w:left w:val="none" w:color="auto" w:sz="0" w:space="0"/>
-            <w:bottom w:val="dotted" w:color="0B8770" w:sz="4" w:space="0"/>
-            <w:right w:val="none" w:color="auto" w:sz="0" w:space="0"/>
-            <w:insideH w:val="dotted" w:color="0B8770" w:sz="4" w:space="0"/>
-            <w:insideV w:val="dotted" w:color="0B8770" w:sz="4" w:space="0"/>
-          </w:tblBorders>
-          <w:tblCellMar>
-            <w:top w:w="0" w:type="dxa"/>
-            <w:left w:w="108" w:type="dxa"/>
-            <w:bottom w:w="0" w:type="dxa"/>
-            <w:right w:w="108" w:type="dxa"/>
-          </w:tblCellMar>
-        </w:tblPrEx>
-        <w:trPr>
-          <w:trHeight w:val="494" w:hRule="atLeast"/>
-          <w:jc w:val="center"/>
-        </w:trPr>
-        <w:tc>
-          <w:tcPr>
-            <w:tcW w:w="9870" w:type="dxa"/>
-            <w:gridSpan w:val="4"/>
-            <w:vAlign w:val="center"/>
-          </w:tcPr>
-          <w:p>
-            <w:pPr>
-              <w:keepNext/>
-              <w:spacing w:before="26"/>
-              <w:jc w:val="center"/>
-              <w:rPr>
-                <w:rFonts w:hint="eastAsia" w:ascii="微软雅黑" w:hAnsi="微软雅黑" w:eastAsia="微软雅黑" w:cs="微软雅黑"/>
-                <w:bCs/>
-                <w:sz w:val="18"/>
-                <w:szCs w:val="18"/>
-                <w:highlight w:val="yellow"/>
-                <w:lang w:eastAsia="zh-CN"/>
-              </w:rPr>
-            </w:pPr>
-            <w:r>
-              <w:rPr>
-                <w:rFonts w:hint="eastAsia" w:ascii="微软雅黑" w:hAnsi="微软雅黑" w:eastAsia="微软雅黑" w:cs="微软雅黑"/>
-                <w:b/>
-                <w:sz w:val="18"/>
-                <w:szCs w:val="18"/>
-                <w:lang w:eastAsia="zh-CN"/>
-              </w:rPr>
-              <w:t>{%tr for dis in tdd.potentialDrugList %}</w:t>
-            </w:r>
-          </w:p>
-        </w:tc>
-      </w:tr>
-      <w:tr>
-        <w:tblPrEx>
-          <w:tblBorders>
-            <w:top w:val="single" w:color="0B8770" w:sz="12" w:space="0"/>
-            <w:left w:val="none" w:color="auto" w:sz="0" w:space="0"/>
-            <w:bottom w:val="dotted" w:color="0B8770" w:sz="4" w:space="0"/>
-            <w:right w:val="none" w:color="auto" w:sz="0" w:space="0"/>
-            <w:insideH w:val="dotted" w:color="0B8770" w:sz="4" w:space="0"/>
-            <w:insideV w:val="dotted" w:color="0B8770" w:sz="4" w:space="0"/>
-          </w:tblBorders>
-          <w:tblCellMar>
-            <w:top w:w="0" w:type="dxa"/>
-            <w:left w:w="108" w:type="dxa"/>
-            <w:bottom w:w="0" w:type="dxa"/>
-            <w:right w:w="108" w:type="dxa"/>
-          </w:tblCellMar>
-        </w:tblPrEx>
-        <w:trPr>
-          <w:trHeight w:val="494" w:hRule="atLeast"/>
-          <w:jc w:val="center"/>
-        </w:trPr>
-        <w:tc>
-          <w:tcPr>
-            <w:tcW w:w="1526" w:type="dxa"/>
-            <w:vAlign w:val="center"/>
-          </w:tcPr>
-          <w:p>
-            <w:pPr>
-              <w:spacing w:before="1" w:line="249" w:lineRule="auto"/>
-              <w:ind w:right="131"/>
-              <w:jc w:val="center"/>
-              <w:rPr>
-                <w:rFonts w:hint="eastAsia" w:ascii="微软雅黑" w:hAnsi="微软雅黑" w:eastAsia="微软雅黑" w:cs="微软雅黑"/>
-                <w:b/>
-                <w:sz w:val="18"/>
-                <w:szCs w:val="18"/>
-                <w:highlight w:val="yellow"/>
-              </w:rPr>
-            </w:pPr>
-            <w:r>
-              <w:rPr>
-                <w:rFonts w:hint="eastAsia" w:ascii="微软雅黑" w:hAnsi="微软雅黑" w:eastAsia="微软雅黑" w:cs="微软雅黑"/>
-                <w:sz w:val="18"/>
-                <w:szCs w:val="18"/>
-                <w:lang w:eastAsia="zh-CN"/>
-              </w:rPr>
-              <w:t>{{</w:t>
-            </w:r>
-            <w:r>
-              <w:rPr>
-                <w:rFonts w:hint="eastAsia" w:ascii="微软雅黑" w:hAnsi="微软雅黑" w:eastAsia="微软雅黑" w:cs="微软雅黑"/>
-                <w:bCs/>
-                <w:sz w:val="18"/>
-                <w:szCs w:val="18"/>
-                <w:lang w:eastAsia="zh-CN"/>
-              </w:rPr>
-              <w:t>dis.drug_name_chinese3</w:t>
-            </w:r>
-            <w:r>
-              <w:rPr>
-                <w:rFonts w:hint="eastAsia" w:ascii="微软雅黑" w:hAnsi="微软雅黑" w:eastAsia="微软雅黑" w:cs="微软雅黑"/>
-                <w:sz w:val="18"/>
-                <w:szCs w:val="18"/>
-                <w:lang w:eastAsia="zh-CN"/>
-              </w:rPr>
-              <w:t xml:space="preserve"> }}</w:t>
-            </w:r>
-          </w:p>
-        </w:tc>
-        <w:tc>
-          <w:tcPr>
-            <w:tcW w:w="1417" w:type="dxa"/>
-            <w:vAlign w:val="center"/>
-          </w:tcPr>
-          <w:p>
-            <w:pPr>
-              <w:keepNext/>
-              <w:spacing w:before="26"/>
-              <w:jc w:val="center"/>
-              <w:rPr>
-                <w:rFonts w:hint="eastAsia" w:ascii="微软雅黑" w:hAnsi="微软雅黑" w:eastAsia="微软雅黑" w:cs="微软雅黑"/>
-                <w:bCs/>
-                <w:sz w:val="18"/>
-                <w:szCs w:val="18"/>
-                <w:highlight w:val="yellow"/>
-                <w:lang w:eastAsia="zh-CN"/>
-              </w:rPr>
-            </w:pPr>
-            <w:r>
-              <w:rPr>
-                <w:rFonts w:hint="eastAsia" w:ascii="微软雅黑" w:hAnsi="微软雅黑" w:eastAsia="微软雅黑" w:cs="微软雅黑"/>
-                <w:sz w:val="18"/>
-                <w:szCs w:val="18"/>
-                <w:lang w:eastAsia="zh-CN"/>
-              </w:rPr>
-              <w:t>{{dis.</w:t>
-            </w:r>
-            <w:r>
-              <w:rPr>
-                <w:rFonts w:hint="eastAsia" w:ascii="微软雅黑" w:hAnsi="微软雅黑" w:eastAsia="微软雅黑" w:cs="微软雅黑"/>
-                <w:bCs/>
-                <w:sz w:val="18"/>
-                <w:szCs w:val="18"/>
-                <w:lang w:eastAsia="zh-CN"/>
-              </w:rPr>
-              <w:t>disease_name_chinese</w:t>
-            </w:r>
-            <w:r>
-              <w:rPr>
-                <w:rFonts w:hint="eastAsia" w:ascii="微软雅黑" w:hAnsi="微软雅黑" w:eastAsia="微软雅黑" w:cs="微软雅黑"/>
-                <w:sz w:val="18"/>
-                <w:szCs w:val="18"/>
-                <w:lang w:eastAsia="zh-CN"/>
-              </w:rPr>
-              <w:t>}}</w:t>
-            </w:r>
-          </w:p>
-        </w:tc>
-        <w:tc>
-          <w:tcPr>
-            <w:tcW w:w="1261" w:type="dxa"/>
-            <w:vAlign w:val="center"/>
-          </w:tcPr>
-          <w:p>
-            <w:pPr>
-              <w:keepNext/>
-              <w:spacing w:before="26"/>
-              <w:jc w:val="center"/>
-              <w:rPr>
-                <w:rFonts w:hint="eastAsia" w:ascii="微软雅黑" w:hAnsi="微软雅黑" w:eastAsia="微软雅黑" w:cs="微软雅黑"/>
-                <w:bCs/>
-                <w:sz w:val="18"/>
-                <w:szCs w:val="18"/>
-                <w:highlight w:val="yellow"/>
-                <w:lang w:eastAsia="zh-CN"/>
-              </w:rPr>
-            </w:pPr>
-            <w:r>
-              <w:rPr>
-                <w:rFonts w:hint="eastAsia" w:ascii="微软雅黑" w:hAnsi="微软雅黑" w:eastAsia="微软雅黑" w:cs="微软雅黑"/>
-                <w:sz w:val="18"/>
-                <w:szCs w:val="18"/>
-                <w:lang w:eastAsia="zh-CN"/>
-              </w:rPr>
-              <w:t>{{</w:t>
-            </w:r>
-            <w:r>
-              <w:rPr>
-                <w:rFonts w:hint="eastAsia" w:ascii="微软雅黑" w:hAnsi="微软雅黑" w:eastAsia="微软雅黑" w:cs="微软雅黑"/>
-                <w:bCs/>
-                <w:sz w:val="18"/>
-                <w:szCs w:val="18"/>
-                <w:lang w:eastAsia="zh-CN"/>
-              </w:rPr>
-              <w:t>dis.evidence_phase_chinese</w:t>
-            </w:r>
-            <w:r>
-              <w:rPr>
-                <w:rFonts w:hint="eastAsia" w:ascii="微软雅黑" w:hAnsi="微软雅黑" w:eastAsia="微软雅黑" w:cs="微软雅黑"/>
-                <w:sz w:val="18"/>
-                <w:szCs w:val="18"/>
-                <w:lang w:eastAsia="zh-CN"/>
-              </w:rPr>
-              <w:t>}}</w:t>
-            </w:r>
-          </w:p>
-        </w:tc>
-        <w:tc>
-          <w:tcPr>
-            <w:tcW w:w="5666" w:type="dxa"/>
-            <w:vAlign w:val="center"/>
-          </w:tcPr>
-          <w:p>
-            <w:pPr>
-              <w:keepNext/>
-              <w:spacing w:before="26"/>
-              <w:jc w:val="center"/>
-              <w:rPr>
-                <w:rFonts w:hint="eastAsia" w:ascii="微软雅黑" w:hAnsi="微软雅黑" w:eastAsia="微软雅黑" w:cs="微软雅黑"/>
-                <w:bCs/>
-                <w:sz w:val="18"/>
-                <w:szCs w:val="18"/>
-                <w:highlight w:val="yellow"/>
-                <w:lang w:eastAsia="zh-CN"/>
-              </w:rPr>
-            </w:pPr>
-            <w:r>
-              <w:rPr>
-                <w:rFonts w:hint="eastAsia" w:ascii="微软雅黑" w:hAnsi="微软雅黑" w:eastAsia="微软雅黑" w:cs="微软雅黑"/>
-                <w:sz w:val="18"/>
-                <w:szCs w:val="18"/>
-                <w:lang w:eastAsia="zh-CN"/>
-              </w:rPr>
-              <w:t>{{</w:t>
-            </w:r>
-            <w:r>
-              <w:rPr>
-                <w:rFonts w:hint="eastAsia" w:ascii="微软雅黑" w:hAnsi="微软雅黑" w:eastAsia="微软雅黑" w:cs="微软雅黑"/>
-                <w:bCs/>
-                <w:sz w:val="18"/>
-                <w:szCs w:val="18"/>
-                <w:lang w:eastAsia="zh-CN"/>
-              </w:rPr>
-              <w:t>dis.annotation_chinese</w:t>
-            </w:r>
-            <w:r>
-              <w:rPr>
-                <w:rFonts w:hint="eastAsia" w:ascii="微软雅黑" w:hAnsi="微软雅黑" w:eastAsia="微软雅黑" w:cs="微软雅黑"/>
-                <w:sz w:val="18"/>
-                <w:szCs w:val="18"/>
-                <w:lang w:eastAsia="zh-CN"/>
-              </w:rPr>
-              <w:t>}}</w:t>
-            </w:r>
-          </w:p>
-        </w:tc>
-      </w:tr>
-      <w:tr>
-        <w:tblPrEx>
-          <w:tblBorders>
-            <w:top w:val="single" w:color="0B8770" w:sz="12" w:space="0"/>
-            <w:left w:val="none" w:color="auto" w:sz="0" w:space="0"/>
-            <w:bottom w:val="dotted" w:color="0B8770" w:sz="4" w:space="0"/>
-            <w:right w:val="none" w:color="auto" w:sz="0" w:space="0"/>
-            <w:insideH w:val="dotted" w:color="0B8770" w:sz="4" w:space="0"/>
-            <w:insideV w:val="dotted" w:color="0B8770" w:sz="4" w:space="0"/>
-          </w:tblBorders>
-          <w:tblCellMar>
-            <w:top w:w="0" w:type="dxa"/>
-            <w:left w:w="108" w:type="dxa"/>
-            <w:bottom w:w="0" w:type="dxa"/>
-            <w:right w:w="108" w:type="dxa"/>
-          </w:tblCellMar>
-        </w:tblPrEx>
-        <w:trPr>
-          <w:trHeight w:val="494" w:hRule="atLeast"/>
-          <w:jc w:val="center"/>
-        </w:trPr>
-        <w:tc>
-          <w:tcPr>
-            <w:tcW w:w="9870" w:type="dxa"/>
-            <w:gridSpan w:val="4"/>
-            <w:vAlign w:val="center"/>
-          </w:tcPr>
-          <w:p>
-            <w:pPr>
-              <w:keepNext/>
-              <w:spacing w:before="26"/>
-              <w:jc w:val="center"/>
-              <w:rPr>
-                <w:rFonts w:hint="eastAsia" w:ascii="微软雅黑" w:hAnsi="微软雅黑" w:eastAsia="微软雅黑" w:cs="微软雅黑"/>
-                <w:bCs/>
-                <w:sz w:val="18"/>
-                <w:szCs w:val="18"/>
-                <w:lang w:eastAsia="zh-CN"/>
-              </w:rPr>
-            </w:pPr>
-            <w:r>
-              <w:rPr>
-                <w:rFonts w:hint="eastAsia" w:ascii="微软雅黑" w:hAnsi="微软雅黑" w:eastAsia="微软雅黑" w:cs="微软雅黑"/>
-                <w:b/>
-                <w:sz w:val="18"/>
-                <w:szCs w:val="18"/>
-                <w:lang w:eastAsia="zh-CN"/>
-              </w:rPr>
-              <w:t>{%tr endfor %}</w:t>
-            </w:r>
-          </w:p>
-        </w:tc>
-      </w:tr>
-    </w:tbl>
-    <w:p>
-      <w:pPr>
-        <w:spacing w:before="26"/>
-        <w:rPr>
-          <w:rFonts w:hint="eastAsia" w:ascii="微软雅黑" w:hAnsi="微软雅黑" w:eastAsia="微软雅黑" w:cs="微软雅黑"/>
-          <w:b/>
-          <w:color w:val="0B8770"/>
-          <w:sz w:val="24"/>
-          <w:szCs w:val="24"/>
-          <w:lang w:eastAsia="zh-CN"/>
-        </w:rPr>
-      </w:pPr>
-      <w:r>
-        <w:rPr>
-          <w:rFonts w:hint="eastAsia" w:ascii="微软雅黑" w:hAnsi="微软雅黑" w:eastAsia="微软雅黑" w:cs="微软雅黑"/>
-          <w:b/>
-          <w:color w:val="0B8770"/>
-          <w:sz w:val="24"/>
-          <w:szCs w:val="24"/>
-          <w:lang w:eastAsia="zh-CN"/>
-        </w:rPr>
-        <w:t>{% endif %}{%if tdd.clinicalTrialInformationStr!= [] %}</w:t>
-      </w:r>
-    </w:p>
-    <w:p>
-      <w:pPr>
-        <w:keepNext/>
-        <w:spacing w:before="26"/>
-        <w:rPr>
-          <w:rFonts w:hint="eastAsia" w:ascii="微软雅黑" w:hAnsi="微软雅黑" w:eastAsia="微软雅黑" w:cs="微软雅黑"/>
-          <w:b/>
-          <w:color w:val="0B8770"/>
-          <w:sz w:val="24"/>
-          <w:lang w:eastAsia="zh-CN"/>
-        </w:rPr>
-      </w:pPr>
-      <w:r>
-        <w:rPr>
-          <w:rFonts w:hint="eastAsia" w:ascii="微软雅黑" w:hAnsi="微软雅黑" w:eastAsia="微软雅黑" w:cs="微软雅黑"/>
-          <w:b/>
-          <w:color w:val="0B8770"/>
-          <w:sz w:val="24"/>
-          <w:lang w:eastAsia="zh-CN"/>
-        </w:rPr>
-        <w:t>临床试验信息</w:t>
-      </w:r>
-    </w:p>
-    <w:tbl>
-      <w:tblPr>
-        <w:tblStyle w:val="13"/>
-        <w:tblpPr w:leftFromText="180" w:rightFromText="180" w:vertAnchor="text" w:tblpXSpec="center" w:tblpY="1"/>
-        <w:tblOverlap w:val="never"/>
-        <w:tblW w:w="9870" w:type="dxa"/>
-        <w:jc w:val="center"/>
-        <w:tblBorders>
-          <w:top w:val="single" w:color="0B8770" w:sz="12" w:space="0"/>
-          <w:left w:val="none" w:color="auto" w:sz="0" w:space="0"/>
-          <w:bottom w:val="dotted" w:color="0B8770" w:sz="4" w:space="0"/>
-          <w:right w:val="none" w:color="auto" w:sz="0" w:space="0"/>
-          <w:insideH w:val="dotted" w:color="0B8770" w:sz="4" w:space="0"/>
-          <w:insideV w:val="dotted" w:color="0B8770" w:sz="4" w:space="0"/>
-        </w:tblBorders>
-        <w:tblLayout w:type="fixed"/>
-        <w:tblCellMar>
-          <w:top w:w="0" w:type="dxa"/>
-          <w:left w:w="108" w:type="dxa"/>
-          <w:bottom w:w="0" w:type="dxa"/>
-          <w:right w:w="108" w:type="dxa"/>
-        </w:tblCellMar>
-      </w:tblPr>
-      <w:tblGrid>
-        <w:gridCol w:w="1645"/>
-        <w:gridCol w:w="3884"/>
-        <w:gridCol w:w="1246"/>
-        <w:gridCol w:w="1035"/>
-        <w:gridCol w:w="1204"/>
-        <w:gridCol w:w="856"/>
-      </w:tblGrid>
-      <w:tr>
-        <w:tblPrEx>
-          <w:tblBorders>
-            <w:top w:val="single" w:color="0B8770" w:sz="12" w:space="0"/>
-            <w:left w:val="none" w:color="auto" w:sz="0" w:space="0"/>
-            <w:bottom w:val="dotted" w:color="0B8770" w:sz="4" w:space="0"/>
-            <w:right w:val="none" w:color="auto" w:sz="0" w:space="0"/>
-            <w:insideH w:val="dotted" w:color="0B8770" w:sz="4" w:space="0"/>
-            <w:insideV w:val="dotted" w:color="0B8770" w:sz="4" w:space="0"/>
-          </w:tblBorders>
-          <w:tblCellMar>
-            <w:top w:w="0" w:type="dxa"/>
-            <w:left w:w="108" w:type="dxa"/>
-            <w:bottom w:w="0" w:type="dxa"/>
-            <w:right w:w="108" w:type="dxa"/>
-          </w:tblCellMar>
-        </w:tblPrEx>
-        <w:trPr>
-          <w:trHeight w:val="420" w:hRule="atLeast"/>
-          <w:jc w:val="center"/>
-        </w:trPr>
-        <w:tc>
-          <w:tcPr>
-            <w:tcW w:w="1645" w:type="dxa"/>
-            <w:shd w:val="clear" w:color="auto" w:fill="0B8770"/>
-            <w:vAlign w:val="center"/>
-          </w:tcPr>
-          <w:p>
-            <w:pPr>
-              <w:keepNext/>
-              <w:spacing w:before="26"/>
-              <w:jc w:val="center"/>
-              <w:rPr>
-                <w:rFonts w:hint="eastAsia" w:ascii="微软雅黑" w:hAnsi="微软雅黑" w:eastAsia="微软雅黑" w:cs="微软雅黑"/>
-                <w:b/>
-                <w:color w:val="FFFFFF" w:themeColor="background1"/>
-                <w:sz w:val="18"/>
-                <w:szCs w:val="18"/>
-                <w:lang w:eastAsia="zh-CN"/>
-                <w14:textFill>
-                  <w14:solidFill>
-                    <w14:schemeClr w14:val="bg1"/>
-                  </w14:solidFill>
-                </w14:textFill>
-              </w:rPr>
-            </w:pPr>
-            <w:r>
-              <w:rPr>
-                <w:rFonts w:hint="eastAsia" w:ascii="微软雅黑" w:hAnsi="微软雅黑" w:eastAsia="微软雅黑" w:cs="微软雅黑"/>
-                <w:b/>
-                <w:color w:val="FFFFFF" w:themeColor="background1"/>
-                <w:sz w:val="18"/>
-                <w:szCs w:val="18"/>
-                <w:lang w:eastAsia="zh-CN"/>
-                <w14:textFill>
-                  <w14:solidFill>
-                    <w14:schemeClr w14:val="bg1"/>
-                  </w14:solidFill>
-                </w14:textFill>
-              </w:rPr>
-              <w:t>ID</w:t>
-            </w:r>
-          </w:p>
-        </w:tc>
-        <w:tc>
-          <w:tcPr>
-            <w:tcW w:w="3884" w:type="dxa"/>
-            <w:shd w:val="clear" w:color="auto" w:fill="0B8770"/>
-            <w:vAlign w:val="center"/>
-          </w:tcPr>
-          <w:p>
-            <w:pPr>
-              <w:keepNext/>
-              <w:spacing w:before="26"/>
-              <w:jc w:val="center"/>
-              <w:rPr>
-                <w:rFonts w:hint="eastAsia" w:ascii="微软雅黑" w:hAnsi="微软雅黑" w:eastAsia="微软雅黑" w:cs="微软雅黑"/>
-                <w:b/>
-                <w:color w:val="FFFFFF" w:themeColor="background1"/>
-                <w:sz w:val="18"/>
-                <w:szCs w:val="18"/>
-                <w:lang w:eastAsia="zh-CN"/>
-                <w14:textFill>
-                  <w14:solidFill>
-                    <w14:schemeClr w14:val="bg1"/>
-                  </w14:solidFill>
-                </w14:textFill>
-              </w:rPr>
-            </w:pPr>
-            <w:r>
-              <w:rPr>
-                <w:rFonts w:hint="eastAsia" w:ascii="微软雅黑" w:hAnsi="微软雅黑" w:eastAsia="微软雅黑" w:cs="微软雅黑"/>
-                <w:b/>
-                <w:color w:val="FFFFFF" w:themeColor="background1"/>
-                <w:sz w:val="18"/>
-                <w:szCs w:val="18"/>
-                <w:lang w:eastAsia="zh-CN"/>
-                <w14:textFill>
-                  <w14:solidFill>
-                    <w14:schemeClr w14:val="bg1"/>
-                  </w14:solidFill>
-                </w14:textFill>
-              </w:rPr>
-              <w:t>临床试验名称</w:t>
-            </w:r>
-          </w:p>
-        </w:tc>
-        <w:tc>
-          <w:tcPr>
-            <w:tcW w:w="1246" w:type="dxa"/>
-            <w:shd w:val="clear" w:color="auto" w:fill="0B8770"/>
-            <w:vAlign w:val="center"/>
-          </w:tcPr>
-          <w:p>
-            <w:pPr>
-              <w:keepNext/>
-              <w:spacing w:before="26"/>
-              <w:jc w:val="center"/>
-              <w:rPr>
-                <w:rFonts w:hint="eastAsia" w:ascii="微软雅黑" w:hAnsi="微软雅黑" w:eastAsia="微软雅黑" w:cs="微软雅黑"/>
-                <w:b/>
-                <w:color w:val="FFFFFF" w:themeColor="background1"/>
-                <w:sz w:val="18"/>
-                <w:szCs w:val="18"/>
-                <w:lang w:eastAsia="zh-CN"/>
-                <w14:textFill>
-                  <w14:solidFill>
-                    <w14:schemeClr w14:val="bg1"/>
-                  </w14:solidFill>
-                </w14:textFill>
-              </w:rPr>
-            </w:pPr>
-            <w:r>
-              <w:rPr>
-                <w:rFonts w:hint="eastAsia" w:ascii="微软雅黑" w:hAnsi="微软雅黑" w:eastAsia="微软雅黑" w:cs="微软雅黑"/>
-                <w:b/>
-                <w:color w:val="FFFFFF" w:themeColor="background1"/>
-                <w:sz w:val="18"/>
-                <w:szCs w:val="18"/>
-                <w:lang w:eastAsia="zh-CN"/>
-                <w14:textFill>
-                  <w14:solidFill>
-                    <w14:schemeClr w14:val="bg1"/>
-                  </w14:solidFill>
-                </w14:textFill>
-              </w:rPr>
-              <w:t>肿瘤类型</w:t>
-            </w:r>
-          </w:p>
-        </w:tc>
-        <w:tc>
-          <w:tcPr>
-            <w:tcW w:w="1035" w:type="dxa"/>
-            <w:shd w:val="clear" w:color="auto" w:fill="0B8770"/>
-            <w:vAlign w:val="center"/>
-          </w:tcPr>
-          <w:p>
-            <w:pPr>
-              <w:keepNext/>
-              <w:spacing w:before="26"/>
-              <w:jc w:val="center"/>
-              <w:rPr>
-                <w:rFonts w:hint="eastAsia" w:ascii="微软雅黑" w:hAnsi="微软雅黑" w:eastAsia="微软雅黑" w:cs="微软雅黑"/>
-                <w:b/>
-                <w:color w:val="FFFFFF" w:themeColor="background1"/>
-                <w:sz w:val="18"/>
-                <w:szCs w:val="18"/>
-                <w:lang w:eastAsia="zh-CN"/>
-                <w14:textFill>
-                  <w14:solidFill>
-                    <w14:schemeClr w14:val="bg1"/>
-                  </w14:solidFill>
-                </w14:textFill>
-              </w:rPr>
-            </w:pPr>
-            <w:r>
-              <w:rPr>
-                <w:rFonts w:hint="eastAsia" w:ascii="微软雅黑" w:hAnsi="微软雅黑" w:eastAsia="微软雅黑" w:cs="微软雅黑"/>
-                <w:b/>
-                <w:color w:val="FFFFFF" w:themeColor="background1"/>
-                <w:sz w:val="18"/>
-                <w:szCs w:val="18"/>
-                <w:lang w:eastAsia="zh-CN"/>
-                <w14:textFill>
-                  <w14:solidFill>
-                    <w14:schemeClr w14:val="bg1"/>
-                  </w14:solidFill>
-                </w14:textFill>
-              </w:rPr>
-              <w:t>阶段</w:t>
-            </w:r>
-          </w:p>
-        </w:tc>
-        <w:tc>
-          <w:tcPr>
-            <w:tcW w:w="1204" w:type="dxa"/>
-            <w:shd w:val="clear" w:color="auto" w:fill="0B8770"/>
-            <w:vAlign w:val="center"/>
-          </w:tcPr>
-          <w:p>
-            <w:pPr>
-              <w:keepNext/>
-              <w:spacing w:before="26"/>
-              <w:jc w:val="center"/>
-              <w:rPr>
-                <w:rFonts w:hint="eastAsia" w:ascii="微软雅黑" w:hAnsi="微软雅黑" w:eastAsia="微软雅黑" w:cs="微软雅黑"/>
-                <w:b/>
-                <w:color w:val="FFFFFF" w:themeColor="background1"/>
-                <w:sz w:val="18"/>
-                <w:szCs w:val="18"/>
-                <w:lang w:eastAsia="zh-CN"/>
-                <w14:textFill>
-                  <w14:solidFill>
-                    <w14:schemeClr w14:val="bg1"/>
-                  </w14:solidFill>
-                </w14:textFill>
-              </w:rPr>
-            </w:pPr>
-            <w:r>
-              <w:rPr>
-                <w:rFonts w:hint="eastAsia" w:ascii="微软雅黑" w:hAnsi="微软雅黑" w:eastAsia="微软雅黑" w:cs="微软雅黑"/>
-                <w:b/>
-                <w:color w:val="FFFFFF" w:themeColor="background1"/>
-                <w:sz w:val="18"/>
-                <w:szCs w:val="18"/>
-                <w:lang w:eastAsia="zh-CN"/>
-                <w14:textFill>
-                  <w14:solidFill>
-                    <w14:schemeClr w14:val="bg1"/>
-                  </w14:solidFill>
-                </w14:textFill>
-              </w:rPr>
-              <w:t>药物</w:t>
-            </w:r>
-          </w:p>
-        </w:tc>
-        <w:tc>
-          <w:tcPr>
-            <w:tcW w:w="856" w:type="dxa"/>
-            <w:shd w:val="clear" w:color="auto" w:fill="0B8770"/>
-            <w:vAlign w:val="center"/>
-          </w:tcPr>
-          <w:p>
-            <w:pPr>
-              <w:keepNext/>
-              <w:spacing w:before="26"/>
-              <w:jc w:val="center"/>
-              <w:rPr>
-                <w:rFonts w:hint="eastAsia" w:ascii="微软雅黑" w:hAnsi="微软雅黑" w:eastAsia="微软雅黑" w:cs="微软雅黑"/>
-                <w:b/>
-                <w:color w:val="FFFFFF" w:themeColor="background1"/>
-                <w:sz w:val="18"/>
-                <w:szCs w:val="18"/>
-                <w:lang w:eastAsia="zh-CN"/>
-                <w14:textFill>
-                  <w14:solidFill>
-                    <w14:schemeClr w14:val="bg1"/>
-                  </w14:solidFill>
-                </w14:textFill>
-              </w:rPr>
-            </w:pPr>
-            <w:r>
-              <w:rPr>
-                <w:rFonts w:hint="eastAsia" w:ascii="微软雅黑" w:hAnsi="微软雅黑" w:eastAsia="微软雅黑" w:cs="微软雅黑"/>
-                <w:b/>
-                <w:color w:val="FFFFFF" w:themeColor="background1"/>
-                <w:sz w:val="18"/>
-                <w:szCs w:val="18"/>
-                <w:lang w:eastAsia="zh-CN"/>
-                <w14:textFill>
-                  <w14:solidFill>
-                    <w14:schemeClr w14:val="bg1"/>
-                  </w14:solidFill>
-                </w14:textFill>
-              </w:rPr>
-              <w:t>地点</w:t>
-            </w:r>
-          </w:p>
-        </w:tc>
-      </w:tr>
-      <w:tr>
-        <w:tblPrEx>
-          <w:tblBorders>
-            <w:top w:val="single" w:color="0B8770" w:sz="12" w:space="0"/>
-            <w:left w:val="none" w:color="auto" w:sz="0" w:space="0"/>
-            <w:bottom w:val="dotted" w:color="0B8770" w:sz="4" w:space="0"/>
-            <w:right w:val="none" w:color="auto" w:sz="0" w:space="0"/>
-            <w:insideH w:val="dotted" w:color="0B8770" w:sz="4" w:space="0"/>
-            <w:insideV w:val="dotted" w:color="0B8770" w:sz="4" w:space="0"/>
-          </w:tblBorders>
-          <w:tblCellMar>
-            <w:top w:w="0" w:type="dxa"/>
-            <w:left w:w="108" w:type="dxa"/>
-            <w:bottom w:w="0" w:type="dxa"/>
-            <w:right w:w="108" w:type="dxa"/>
-          </w:tblCellMar>
-        </w:tblPrEx>
-        <w:trPr>
-          <w:jc w:val="center"/>
-        </w:trPr>
-        <w:tc>
-          <w:tcPr>
-            <w:tcW w:w="9870" w:type="dxa"/>
-            <w:gridSpan w:val="6"/>
-            <w:vAlign w:val="center"/>
-          </w:tcPr>
-          <w:p>
-            <w:pPr>
-              <w:keepNext/>
-              <w:spacing w:before="26"/>
-              <w:jc w:val="center"/>
-              <w:rPr>
-                <w:rFonts w:hint="eastAsia" w:ascii="微软雅黑" w:hAnsi="微软雅黑" w:eastAsia="微软雅黑" w:cs="微软雅黑"/>
-                <w:bCs/>
-                <w:sz w:val="18"/>
-                <w:szCs w:val="18"/>
-                <w:lang w:eastAsia="zh-CN"/>
-              </w:rPr>
-            </w:pPr>
-            <w:r>
-              <w:rPr>
-                <w:rFonts w:hint="eastAsia" w:ascii="微软雅黑" w:hAnsi="微软雅黑" w:eastAsia="微软雅黑" w:cs="微软雅黑"/>
-                <w:b/>
-                <w:sz w:val="18"/>
-                <w:szCs w:val="18"/>
-                <w:lang w:eastAsia="zh-CN"/>
-              </w:rPr>
-              <w:t>{%tr for cti in tdd.clinicalTrialInformationStr %}</w:t>
-            </w:r>
-          </w:p>
-        </w:tc>
-      </w:tr>
-      <w:tr>
-        <w:tblPrEx>
-          <w:tblBorders>
-            <w:top w:val="single" w:color="0B8770" w:sz="12" w:space="0"/>
-            <w:left w:val="none" w:color="auto" w:sz="0" w:space="0"/>
-            <w:bottom w:val="dotted" w:color="0B8770" w:sz="4" w:space="0"/>
-            <w:right w:val="none" w:color="auto" w:sz="0" w:space="0"/>
-            <w:insideH w:val="dotted" w:color="0B8770" w:sz="4" w:space="0"/>
-            <w:insideV w:val="dotted" w:color="0B8770" w:sz="4" w:space="0"/>
-          </w:tblBorders>
-          <w:tblCellMar>
-            <w:top w:w="0" w:type="dxa"/>
-            <w:left w:w="108" w:type="dxa"/>
-            <w:bottom w:w="0" w:type="dxa"/>
-            <w:right w:w="108" w:type="dxa"/>
-          </w:tblCellMar>
-        </w:tblPrEx>
-        <w:trPr>
-          <w:jc w:val="center"/>
-        </w:trPr>
-        <w:tc>
-          <w:tcPr>
-            <w:tcW w:w="1645" w:type="dxa"/>
-            <w:vAlign w:val="center"/>
-          </w:tcPr>
-          <w:p>
-            <w:pPr>
-              <w:keepNext/>
-              <w:spacing w:before="26"/>
-              <w:jc w:val="center"/>
-              <w:rPr>
-                <w:rFonts w:hint="eastAsia" w:ascii="微软雅黑" w:hAnsi="微软雅黑" w:eastAsia="微软雅黑" w:cs="微软雅黑"/>
-                <w:bCs/>
-                <w:sz w:val="18"/>
-                <w:szCs w:val="18"/>
-                <w:lang w:eastAsia="zh-CN"/>
-              </w:rPr>
-            </w:pPr>
-            <w:r>
-              <w:rPr>
-                <w:rFonts w:hint="eastAsia" w:ascii="微软雅黑" w:hAnsi="微软雅黑" w:eastAsia="微软雅黑" w:cs="微软雅黑"/>
-                <w:bCs/>
-                <w:sz w:val="18"/>
-                <w:szCs w:val="18"/>
-                <w:lang w:eastAsia="zh-CN"/>
-              </w:rPr>
-              <w:t>{{ cti.clinical_trial_id }}</w:t>
-            </w:r>
-          </w:p>
-        </w:tc>
-        <w:tc>
-          <w:tcPr>
-            <w:tcW w:w="3884" w:type="dxa"/>
-            <w:vAlign w:val="center"/>
-          </w:tcPr>
-          <w:p>
-            <w:pPr>
-              <w:keepNext/>
-              <w:jc w:val="center"/>
-              <w:rPr>
-                <w:rFonts w:hint="eastAsia" w:ascii="微软雅黑" w:hAnsi="微软雅黑" w:eastAsia="微软雅黑" w:cs="微软雅黑"/>
-                <w:bCs/>
-                <w:sz w:val="18"/>
-                <w:szCs w:val="18"/>
-                <w:lang w:eastAsia="zh-CN"/>
-              </w:rPr>
-            </w:pPr>
-            <w:r>
-              <w:rPr>
-                <w:rFonts w:hint="eastAsia" w:ascii="微软雅黑" w:hAnsi="微软雅黑" w:eastAsia="微软雅黑" w:cs="微软雅黑"/>
-                <w:bCs/>
-                <w:sz w:val="18"/>
-                <w:szCs w:val="18"/>
-                <w:lang w:eastAsia="zh-CN"/>
-              </w:rPr>
-              <w:t>{{ cti.title_chinese }}</w:t>
-            </w:r>
-          </w:p>
-        </w:tc>
-        <w:tc>
-          <w:tcPr>
-            <w:tcW w:w="1246" w:type="dxa"/>
-            <w:vAlign w:val="center"/>
-          </w:tcPr>
-          <w:p>
-            <w:pPr>
-              <w:keepNext/>
-              <w:spacing w:before="26"/>
-              <w:jc w:val="center"/>
-              <w:rPr>
-                <w:rFonts w:hint="eastAsia" w:ascii="微软雅黑" w:hAnsi="微软雅黑" w:eastAsia="微软雅黑" w:cs="微软雅黑"/>
-                <w:bCs/>
-                <w:sz w:val="18"/>
-                <w:szCs w:val="18"/>
-                <w:lang w:eastAsia="zh-CN"/>
-              </w:rPr>
-            </w:pPr>
-            <w:r>
-              <w:rPr>
-                <w:rFonts w:hint="eastAsia" w:ascii="微软雅黑" w:hAnsi="微软雅黑" w:eastAsia="微软雅黑" w:cs="微软雅黑"/>
-                <w:bCs/>
-                <w:sz w:val="18"/>
-                <w:szCs w:val="18"/>
-                <w:lang w:eastAsia="zh-CN"/>
-              </w:rPr>
-              <w:t>{{ cti.condition_chinese }}</w:t>
-            </w:r>
-          </w:p>
-        </w:tc>
-        <w:tc>
-          <w:tcPr>
-            <w:tcW w:w="1035" w:type="dxa"/>
-            <w:vAlign w:val="center"/>
-          </w:tcPr>
-          <w:p>
-            <w:pPr>
-              <w:keepNext/>
-              <w:spacing w:before="26"/>
-              <w:jc w:val="center"/>
-              <w:rPr>
-                <w:rFonts w:hint="eastAsia" w:ascii="微软雅黑" w:hAnsi="微软雅黑" w:eastAsia="微软雅黑" w:cs="微软雅黑"/>
-                <w:bCs/>
-                <w:sz w:val="18"/>
-                <w:szCs w:val="18"/>
-                <w:lang w:eastAsia="zh-CN"/>
-              </w:rPr>
-            </w:pPr>
-            <w:r>
-              <w:rPr>
-                <w:rFonts w:hint="eastAsia" w:ascii="微软雅黑" w:hAnsi="微软雅黑" w:eastAsia="微软雅黑" w:cs="微软雅黑"/>
-                <w:bCs/>
-                <w:sz w:val="18"/>
-                <w:szCs w:val="18"/>
-                <w:lang w:eastAsia="zh-CN"/>
-              </w:rPr>
-              <w:t>{{ cti.phase }}</w:t>
-            </w:r>
-          </w:p>
-        </w:tc>
-        <w:tc>
-          <w:tcPr>
-            <w:tcW w:w="1204" w:type="dxa"/>
-            <w:vAlign w:val="center"/>
-          </w:tcPr>
-          <w:p>
-            <w:pPr>
-              <w:spacing w:before="1" w:line="249" w:lineRule="auto"/>
-              <w:ind w:right="131"/>
-              <w:jc w:val="center"/>
-              <w:rPr>
-                <w:rFonts w:hint="eastAsia" w:ascii="微软雅黑" w:hAnsi="微软雅黑" w:eastAsia="微软雅黑" w:cs="微软雅黑"/>
-                <w:sz w:val="18"/>
-                <w:szCs w:val="18"/>
-                <w:lang w:eastAsia="zh-CN"/>
-              </w:rPr>
-            </w:pPr>
-            <w:r>
-              <w:rPr>
-                <w:rFonts w:hint="eastAsia" w:ascii="微软雅黑" w:hAnsi="微软雅黑" w:eastAsia="微软雅黑" w:cs="微软雅黑"/>
-                <w:sz w:val="18"/>
-                <w:szCs w:val="18"/>
-                <w:lang w:eastAsia="zh-CN"/>
-              </w:rPr>
-              <w:t xml:space="preserve">{% for d in </w:t>
-            </w:r>
-            <w:r>
-              <w:rPr>
-                <w:rFonts w:hint="eastAsia" w:ascii="微软雅黑" w:hAnsi="微软雅黑" w:eastAsia="微软雅黑" w:cs="微软雅黑"/>
-                <w:bCs/>
-                <w:sz w:val="18"/>
-                <w:szCs w:val="18"/>
-                <w:lang w:eastAsia="zh-CN"/>
-              </w:rPr>
-              <w:t>cti.drug_name_chinese</w:t>
-            </w:r>
-            <w:r>
-              <w:rPr>
-                <w:rFonts w:hint="eastAsia" w:ascii="微软雅黑" w:hAnsi="微软雅黑" w:eastAsia="微软雅黑" w:cs="微软雅黑"/>
-                <w:sz w:val="18"/>
-                <w:szCs w:val="18"/>
-                <w:lang w:eastAsia="zh-CN"/>
-              </w:rPr>
-              <w:t xml:space="preserve"> %}{%if loop.last%}{{ d.name }}{%else%}{{ d.name }}</w:t>
-            </w:r>
-          </w:p>
-          <w:p>
-            <w:pPr>
-              <w:keepNext/>
-              <w:jc w:val="center"/>
-              <w:rPr>
-                <w:rFonts w:hint="eastAsia" w:ascii="微软雅黑" w:hAnsi="微软雅黑" w:eastAsia="微软雅黑" w:cs="微软雅黑"/>
-                <w:sz w:val="18"/>
-                <w:szCs w:val="18"/>
-                <w:lang w:eastAsia="zh-CN"/>
-              </w:rPr>
-            </w:pPr>
-            <w:r>
-              <w:rPr>
-                <w:rFonts w:hint="eastAsia" w:ascii="微软雅黑" w:hAnsi="微软雅黑" w:eastAsia="微软雅黑" w:cs="微软雅黑"/>
-                <w:sz w:val="18"/>
-                <w:szCs w:val="18"/>
-                <w:lang w:eastAsia="zh-CN"/>
-              </w:rPr>
-              <w:t>{%endif%}{% endfor %}</w:t>
-            </w:r>
-          </w:p>
-        </w:tc>
-        <w:tc>
-          <w:tcPr>
-            <w:tcW w:w="856" w:type="dxa"/>
-            <w:vAlign w:val="center"/>
-          </w:tcPr>
-          <w:p>
-            <w:pPr>
-              <w:keepNext/>
-              <w:spacing w:before="26"/>
-              <w:jc w:val="center"/>
-              <w:rPr>
-                <w:rFonts w:hint="eastAsia" w:ascii="微软雅黑" w:hAnsi="微软雅黑" w:eastAsia="微软雅黑" w:cs="微软雅黑"/>
-                <w:bCs/>
-                <w:sz w:val="18"/>
-                <w:szCs w:val="18"/>
-                <w:lang w:eastAsia="zh-CN"/>
-              </w:rPr>
-            </w:pPr>
-            <w:r>
-              <w:rPr>
-                <w:rFonts w:hint="eastAsia" w:ascii="微软雅黑" w:hAnsi="微软雅黑" w:eastAsia="微软雅黑" w:cs="微软雅黑"/>
-                <w:bCs/>
-                <w:sz w:val="18"/>
-                <w:szCs w:val="18"/>
-                <w:lang w:eastAsia="zh-CN"/>
-              </w:rPr>
-              <w:t>{{ cti.location_chinese }}</w:t>
-            </w:r>
-          </w:p>
-        </w:tc>
-      </w:tr>
-      <w:tr>
-        <w:tblPrEx>
-          <w:tblBorders>
-            <w:top w:val="single" w:color="0B8770" w:sz="12" w:space="0"/>
-            <w:left w:val="none" w:color="auto" w:sz="0" w:space="0"/>
-            <w:bottom w:val="dotted" w:color="0B8770" w:sz="4" w:space="0"/>
-            <w:right w:val="none" w:color="auto" w:sz="0" w:space="0"/>
-            <w:insideH w:val="dotted" w:color="0B8770" w:sz="4" w:space="0"/>
-            <w:insideV w:val="dotted" w:color="0B8770" w:sz="4" w:space="0"/>
-          </w:tblBorders>
-          <w:tblCellMar>
-            <w:top w:w="0" w:type="dxa"/>
-            <w:left w:w="108" w:type="dxa"/>
-            <w:bottom w:w="0" w:type="dxa"/>
-            <w:right w:w="108" w:type="dxa"/>
-          </w:tblCellMar>
-        </w:tblPrEx>
-        <w:trPr>
-          <w:jc w:val="center"/>
-        </w:trPr>
-        <w:tc>
-          <w:tcPr>
-            <w:tcW w:w="9870" w:type="dxa"/>
-            <w:gridSpan w:val="6"/>
-            <w:vAlign w:val="center"/>
-          </w:tcPr>
-          <w:p>
-            <w:pPr>
-              <w:keepNext/>
-              <w:spacing w:before="26"/>
-              <w:jc w:val="center"/>
-              <w:rPr>
-                <w:rFonts w:hint="eastAsia" w:ascii="微软雅黑" w:hAnsi="微软雅黑" w:eastAsia="微软雅黑" w:cs="微软雅黑"/>
-                <w:bCs/>
-                <w:sz w:val="18"/>
-                <w:szCs w:val="18"/>
-                <w:lang w:eastAsia="zh-CN"/>
-              </w:rPr>
-            </w:pPr>
-            <w:r>
-              <w:rPr>
-                <w:rFonts w:hint="eastAsia" w:ascii="微软雅黑" w:hAnsi="微软雅黑" w:eastAsia="微软雅黑" w:cs="微软雅黑"/>
-                <w:bCs/>
-                <w:sz w:val="18"/>
-                <w:szCs w:val="18"/>
-                <w:lang w:eastAsia="zh-CN"/>
-              </w:rPr>
-              <w:t>{%tr endfor %}</w:t>
-            </w:r>
-          </w:p>
-        </w:tc>
-      </w:tr>
-    </w:tbl>
-    <w:p>
-      <w:pPr>
-        <w:pStyle w:val="23"/>
-        <w:rPr>
-          <w:rFonts w:hint="eastAsia" w:ascii="微软雅黑" w:hAnsi="微软雅黑" w:eastAsia="微软雅黑" w:cs="微软雅黑"/>
-          <w:color w:val="0B8770"/>
-        </w:rPr>
-      </w:pPr>
-      <w:r>
-        <w:rPr>
-          <w:rFonts w:hint="eastAsia" w:ascii="微软雅黑" w:hAnsi="微软雅黑" w:eastAsia="微软雅黑" w:cs="微软雅黑"/>
-          <w:color w:val="0B8770"/>
-        </w:rPr>
-        <w:t>{% endif %}{% endfor %}{% for vus in unknownVarAnalysisStr %}</w:t>
+        </w:rPr>
+        <w:t>{% endfor %}{% for vus in unknownVarAnalysisStr %}</w:t>
       </w:r>
     </w:p>
     <w:p>
@@ -20689,7 +18194,15 @@
     </w:tbl>
     <w:p>
       <w:pPr>
-        <w:spacing w:before="26"/>
+        <w:rPr>
+          <w:rFonts w:hint="eastAsia" w:ascii="微软雅黑" w:hAnsi="微软雅黑" w:eastAsia="微软雅黑" w:cs="微软雅黑"/>
+          <w:b/>
+          <w:sz w:val="24"/>
+          <w:szCs w:val="24"/>
+          <w:lang w:eastAsia="zh-CN"/>
+        </w:rPr>
+      </w:pPr>
+      <w:r>
         <w:rPr>
           <w:rFonts w:hint="eastAsia" w:ascii="微软雅黑" w:hAnsi="微软雅黑" w:eastAsia="微软雅黑" w:cs="微软雅黑"/>
           <w:b/>
@@ -20698,1898 +18211,7 @@
           <w:szCs w:val="24"/>
           <w:lang w:eastAsia="zh-CN"/>
         </w:rPr>
-      </w:pPr>
-      <w:r>
-        <w:rPr>
-          <w:rFonts w:hint="eastAsia" w:ascii="微软雅黑" w:hAnsi="微软雅黑" w:eastAsia="微软雅黑" w:cs="微软雅黑"/>
-          <w:b/>
-          <w:color w:val="0B8770"/>
-          <w:sz w:val="24"/>
-          <w:szCs w:val="24"/>
-          <w:lang w:eastAsia="zh-CN"/>
-        </w:rPr>
-        <w:t>{%if tdd.drugResearchList != [] %}</w:t>
-      </w:r>
-    </w:p>
-    <w:p>
-      <w:pPr>
-        <w:keepNext/>
-        <w:spacing w:before="26"/>
-        <w:rPr>
-          <w:rFonts w:hint="eastAsia" w:ascii="微软雅黑" w:hAnsi="微软雅黑" w:eastAsia="微软雅黑" w:cs="微软雅黑"/>
-          <w:b/>
-          <w:color w:val="0B8770"/>
-          <w:sz w:val="24"/>
-          <w:lang w:eastAsia="zh-CN"/>
-        </w:rPr>
-      </w:pPr>
-      <w:r>
-        <w:rPr>
-          <w:rFonts w:hint="eastAsia" w:ascii="微软雅黑" w:hAnsi="微软雅黑" w:eastAsia="微软雅黑" w:cs="微软雅黑"/>
-          <w:b/>
-          <w:color w:val="0B8770"/>
-          <w:sz w:val="24"/>
-          <w:lang w:eastAsia="zh-CN"/>
-        </w:rPr>
-        <w:t>潜在受益药物研究信息：</w:t>
-      </w:r>
-    </w:p>
-    <w:tbl>
-      <w:tblPr>
-        <w:tblStyle w:val="13"/>
-        <w:tblpPr w:leftFromText="180" w:rightFromText="180" w:vertAnchor="text" w:tblpXSpec="center" w:tblpY="1"/>
-        <w:tblOverlap w:val="never"/>
-        <w:tblW w:w="9870" w:type="dxa"/>
-        <w:jc w:val="center"/>
-        <w:tblBorders>
-          <w:top w:val="single" w:color="0B8770" w:sz="12" w:space="0"/>
-          <w:left w:val="none" w:color="auto" w:sz="0" w:space="0"/>
-          <w:bottom w:val="dotted" w:color="0B8770" w:sz="4" w:space="0"/>
-          <w:right w:val="none" w:color="auto" w:sz="0" w:space="0"/>
-          <w:insideH w:val="dotted" w:color="0B8770" w:sz="4" w:space="0"/>
-          <w:insideV w:val="dotted" w:color="0B8770" w:sz="4" w:space="0"/>
-        </w:tblBorders>
-        <w:tblLayout w:type="fixed"/>
-        <w:tblCellMar>
-          <w:top w:w="0" w:type="dxa"/>
-          <w:left w:w="108" w:type="dxa"/>
-          <w:bottom w:w="0" w:type="dxa"/>
-          <w:right w:w="108" w:type="dxa"/>
-        </w:tblCellMar>
-      </w:tblPr>
-      <w:tblGrid>
-        <w:gridCol w:w="1526"/>
-        <w:gridCol w:w="1417"/>
-        <w:gridCol w:w="1232"/>
-        <w:gridCol w:w="5695"/>
-      </w:tblGrid>
-      <w:tr>
-        <w:tblPrEx>
-          <w:tblBorders>
-            <w:top w:val="single" w:color="0B8770" w:sz="12" w:space="0"/>
-            <w:left w:val="none" w:color="auto" w:sz="0" w:space="0"/>
-            <w:bottom w:val="dotted" w:color="0B8770" w:sz="4" w:space="0"/>
-            <w:right w:val="none" w:color="auto" w:sz="0" w:space="0"/>
-            <w:insideH w:val="dotted" w:color="0B8770" w:sz="4" w:space="0"/>
-            <w:insideV w:val="dotted" w:color="0B8770" w:sz="4" w:space="0"/>
-          </w:tblBorders>
-          <w:tblCellMar>
-            <w:top w:w="0" w:type="dxa"/>
-            <w:left w:w="108" w:type="dxa"/>
-            <w:bottom w:w="0" w:type="dxa"/>
-            <w:right w:w="108" w:type="dxa"/>
-          </w:tblCellMar>
-        </w:tblPrEx>
-        <w:trPr>
-          <w:trHeight w:val="417" w:hRule="atLeast"/>
-          <w:jc w:val="center"/>
-        </w:trPr>
-        <w:tc>
-          <w:tcPr>
-            <w:tcW w:w="1526" w:type="dxa"/>
-            <w:shd w:val="clear" w:color="auto" w:fill="0B8770"/>
-            <w:vAlign w:val="center"/>
-          </w:tcPr>
-          <w:p>
-            <w:pPr>
-              <w:keepNext/>
-              <w:jc w:val="center"/>
-              <w:rPr>
-                <w:rFonts w:hint="eastAsia" w:ascii="微软雅黑" w:hAnsi="微软雅黑" w:eastAsia="微软雅黑" w:cs="微软雅黑"/>
-                <w:b/>
-                <w:color w:val="FFFFFF" w:themeColor="background1"/>
-                <w:sz w:val="18"/>
-                <w:szCs w:val="18"/>
-                <w:lang w:eastAsia="zh-CN"/>
-                <w14:textFill>
-                  <w14:solidFill>
-                    <w14:schemeClr w14:val="bg1"/>
-                  </w14:solidFill>
-                </w14:textFill>
-              </w:rPr>
-            </w:pPr>
-            <w:r>
-              <w:rPr>
-                <w:rFonts w:hint="eastAsia" w:ascii="微软雅黑" w:hAnsi="微软雅黑" w:eastAsia="微软雅黑" w:cs="微软雅黑"/>
-                <w:b/>
-                <w:color w:val="FFFFFF" w:themeColor="background1"/>
-                <w:sz w:val="18"/>
-                <w:szCs w:val="18"/>
-                <w:lang w:eastAsia="zh-CN"/>
-                <w14:textFill>
-                  <w14:solidFill>
-                    <w14:schemeClr w14:val="bg1"/>
-                  </w14:solidFill>
-                </w14:textFill>
-              </w:rPr>
-              <w:t>药物名称</w:t>
-            </w:r>
-          </w:p>
-        </w:tc>
-        <w:tc>
-          <w:tcPr>
-            <w:tcW w:w="1417" w:type="dxa"/>
-            <w:shd w:val="clear" w:color="auto" w:fill="0B8770"/>
-            <w:vAlign w:val="center"/>
-          </w:tcPr>
-          <w:p>
-            <w:pPr>
-              <w:keepNext/>
-              <w:jc w:val="center"/>
-              <w:rPr>
-                <w:rFonts w:hint="eastAsia" w:ascii="微软雅黑" w:hAnsi="微软雅黑" w:eastAsia="微软雅黑" w:cs="微软雅黑"/>
-                <w:b/>
-                <w:color w:val="FFFFFF" w:themeColor="background1"/>
-                <w:sz w:val="18"/>
-                <w:szCs w:val="18"/>
-                <w:lang w:eastAsia="zh-CN"/>
-                <w14:textFill>
-                  <w14:solidFill>
-                    <w14:schemeClr w14:val="bg1"/>
-                  </w14:solidFill>
-                </w14:textFill>
-              </w:rPr>
-            </w:pPr>
-            <w:r>
-              <w:rPr>
-                <w:rFonts w:hint="eastAsia" w:ascii="微软雅黑" w:hAnsi="微软雅黑" w:eastAsia="微软雅黑" w:cs="微软雅黑"/>
-                <w:b/>
-                <w:color w:val="FFFFFF" w:themeColor="background1"/>
-                <w:sz w:val="18"/>
-                <w:szCs w:val="18"/>
-                <w:lang w:eastAsia="zh-CN"/>
-                <w14:textFill>
-                  <w14:solidFill>
-                    <w14:schemeClr w14:val="bg1"/>
-                  </w14:solidFill>
-                </w14:textFill>
-              </w:rPr>
-              <w:t>相关疾病</w:t>
-            </w:r>
-          </w:p>
-        </w:tc>
-        <w:tc>
-          <w:tcPr>
-            <w:tcW w:w="1232" w:type="dxa"/>
-            <w:shd w:val="clear" w:color="auto" w:fill="0B8770"/>
-            <w:vAlign w:val="center"/>
-          </w:tcPr>
-          <w:p>
-            <w:pPr>
-              <w:keepNext/>
-              <w:jc w:val="center"/>
-              <w:rPr>
-                <w:rFonts w:hint="eastAsia" w:ascii="微软雅黑" w:hAnsi="微软雅黑" w:eastAsia="微软雅黑" w:cs="微软雅黑"/>
-                <w:b/>
-                <w:color w:val="FFFFFF" w:themeColor="background1"/>
-                <w:sz w:val="18"/>
-                <w:szCs w:val="18"/>
-                <w:lang w:eastAsia="zh-CN"/>
-                <w14:textFill>
-                  <w14:solidFill>
-                    <w14:schemeClr w14:val="bg1"/>
-                  </w14:solidFill>
-                </w14:textFill>
-              </w:rPr>
-            </w:pPr>
-            <w:r>
-              <w:rPr>
-                <w:rFonts w:hint="eastAsia" w:ascii="微软雅黑" w:hAnsi="微软雅黑" w:eastAsia="微软雅黑" w:cs="微软雅黑"/>
-                <w:b/>
-                <w:color w:val="FFFFFF" w:themeColor="background1"/>
-                <w:sz w:val="18"/>
-                <w:szCs w:val="18"/>
-                <w:lang w:eastAsia="zh-CN"/>
-                <w14:textFill>
-                  <w14:solidFill>
-                    <w14:schemeClr w14:val="bg1"/>
-                  </w14:solidFill>
-                </w14:textFill>
-              </w:rPr>
-              <w:t>证据等级</w:t>
-            </w:r>
-          </w:p>
-        </w:tc>
-        <w:tc>
-          <w:tcPr>
-            <w:tcW w:w="5695" w:type="dxa"/>
-            <w:shd w:val="clear" w:color="auto" w:fill="0B8770"/>
-            <w:vAlign w:val="center"/>
-          </w:tcPr>
-          <w:p>
-            <w:pPr>
-              <w:keepNext/>
-              <w:jc w:val="center"/>
-              <w:rPr>
-                <w:rFonts w:hint="eastAsia" w:ascii="微软雅黑" w:hAnsi="微软雅黑" w:eastAsia="微软雅黑" w:cs="微软雅黑"/>
-                <w:b/>
-                <w:color w:val="FFFFFF" w:themeColor="background1"/>
-                <w:sz w:val="18"/>
-                <w:szCs w:val="18"/>
-                <w:lang w:eastAsia="zh-CN"/>
-                <w14:textFill>
-                  <w14:solidFill>
-                    <w14:schemeClr w14:val="bg1"/>
-                  </w14:solidFill>
-                </w14:textFill>
-              </w:rPr>
-            </w:pPr>
-            <w:r>
-              <w:rPr>
-                <w:rFonts w:hint="eastAsia" w:ascii="微软雅黑" w:hAnsi="微软雅黑" w:eastAsia="微软雅黑" w:cs="微软雅黑"/>
-                <w:b/>
-                <w:color w:val="FFFFFF" w:themeColor="background1"/>
-                <w:sz w:val="18"/>
-                <w:szCs w:val="18"/>
-                <w:lang w:eastAsia="zh-CN"/>
-                <w14:textFill>
-                  <w14:solidFill>
-                    <w14:schemeClr w14:val="bg1"/>
-                  </w14:solidFill>
-                </w14:textFill>
-              </w:rPr>
-              <w:t>循证医学信息</w:t>
-            </w:r>
-          </w:p>
-        </w:tc>
-      </w:tr>
-      <w:tr>
-        <w:tblPrEx>
-          <w:tblBorders>
-            <w:top w:val="single" w:color="0B8770" w:sz="12" w:space="0"/>
-            <w:left w:val="none" w:color="auto" w:sz="0" w:space="0"/>
-            <w:bottom w:val="dotted" w:color="0B8770" w:sz="4" w:space="0"/>
-            <w:right w:val="none" w:color="auto" w:sz="0" w:space="0"/>
-            <w:insideH w:val="dotted" w:color="0B8770" w:sz="4" w:space="0"/>
-            <w:insideV w:val="dotted" w:color="0B8770" w:sz="4" w:space="0"/>
-          </w:tblBorders>
-          <w:tblCellMar>
-            <w:top w:w="0" w:type="dxa"/>
-            <w:left w:w="108" w:type="dxa"/>
-            <w:bottom w:w="0" w:type="dxa"/>
-            <w:right w:w="108" w:type="dxa"/>
-          </w:tblCellMar>
-        </w:tblPrEx>
-        <w:trPr>
-          <w:trHeight w:val="494" w:hRule="atLeast"/>
-          <w:jc w:val="center"/>
-        </w:trPr>
-        <w:tc>
-          <w:tcPr>
-            <w:tcW w:w="9870" w:type="dxa"/>
-            <w:gridSpan w:val="4"/>
-            <w:vAlign w:val="center"/>
-          </w:tcPr>
-          <w:p>
-            <w:pPr>
-              <w:keepNext/>
-              <w:spacing w:before="26"/>
-              <w:jc w:val="center"/>
-              <w:rPr>
-                <w:rFonts w:hint="eastAsia" w:ascii="微软雅黑" w:hAnsi="微软雅黑" w:eastAsia="微软雅黑" w:cs="微软雅黑"/>
-                <w:bCs/>
-                <w:sz w:val="18"/>
-                <w:szCs w:val="18"/>
-                <w:highlight w:val="yellow"/>
-                <w:lang w:eastAsia="zh-CN"/>
-              </w:rPr>
-            </w:pPr>
-            <w:r>
-              <w:rPr>
-                <w:rFonts w:hint="eastAsia" w:ascii="微软雅黑" w:hAnsi="微软雅黑" w:eastAsia="微软雅黑" w:cs="微软雅黑"/>
-                <w:b/>
-                <w:sz w:val="18"/>
-                <w:szCs w:val="18"/>
-                <w:lang w:eastAsia="zh-CN"/>
-              </w:rPr>
-              <w:t>{%tr for dis in tdd.drugResearchList %}</w:t>
-            </w:r>
-          </w:p>
-        </w:tc>
-      </w:tr>
-      <w:tr>
-        <w:tblPrEx>
-          <w:tblBorders>
-            <w:top w:val="single" w:color="0B8770" w:sz="12" w:space="0"/>
-            <w:left w:val="none" w:color="auto" w:sz="0" w:space="0"/>
-            <w:bottom w:val="dotted" w:color="0B8770" w:sz="4" w:space="0"/>
-            <w:right w:val="none" w:color="auto" w:sz="0" w:space="0"/>
-            <w:insideH w:val="dotted" w:color="0B8770" w:sz="4" w:space="0"/>
-            <w:insideV w:val="dotted" w:color="0B8770" w:sz="4" w:space="0"/>
-          </w:tblBorders>
-          <w:tblCellMar>
-            <w:top w:w="0" w:type="dxa"/>
-            <w:left w:w="108" w:type="dxa"/>
-            <w:bottom w:w="0" w:type="dxa"/>
-            <w:right w:w="108" w:type="dxa"/>
-          </w:tblCellMar>
-        </w:tblPrEx>
-        <w:trPr>
-          <w:trHeight w:val="494" w:hRule="atLeast"/>
-          <w:jc w:val="center"/>
-        </w:trPr>
-        <w:tc>
-          <w:tcPr>
-            <w:tcW w:w="1526" w:type="dxa"/>
-            <w:vAlign w:val="center"/>
-          </w:tcPr>
-          <w:p>
-            <w:pPr>
-              <w:spacing w:before="1" w:line="249" w:lineRule="auto"/>
-              <w:ind w:right="131"/>
-              <w:jc w:val="center"/>
-              <w:rPr>
-                <w:rFonts w:hint="eastAsia" w:ascii="微软雅黑" w:hAnsi="微软雅黑" w:eastAsia="微软雅黑" w:cs="微软雅黑"/>
-                <w:b/>
-                <w:sz w:val="18"/>
-                <w:szCs w:val="18"/>
-                <w:highlight w:val="yellow"/>
-              </w:rPr>
-            </w:pPr>
-            <w:r>
-              <w:rPr>
-                <w:rFonts w:hint="eastAsia" w:ascii="微软雅黑" w:hAnsi="微软雅黑" w:eastAsia="微软雅黑" w:cs="微软雅黑"/>
-                <w:sz w:val="18"/>
-                <w:szCs w:val="18"/>
-                <w:lang w:eastAsia="zh-CN"/>
-              </w:rPr>
-              <w:t>{{</w:t>
-            </w:r>
-            <w:r>
-              <w:rPr>
-                <w:rFonts w:hint="eastAsia" w:ascii="微软雅黑" w:hAnsi="微软雅黑" w:eastAsia="微软雅黑" w:cs="微软雅黑"/>
-                <w:bCs/>
-                <w:sz w:val="18"/>
-                <w:szCs w:val="18"/>
-                <w:lang w:eastAsia="zh-CN"/>
-              </w:rPr>
-              <w:t>dis.drug_name_chinese3</w:t>
-            </w:r>
-            <w:r>
-              <w:rPr>
-                <w:rFonts w:hint="eastAsia" w:ascii="微软雅黑" w:hAnsi="微软雅黑" w:eastAsia="微软雅黑" w:cs="微软雅黑"/>
-                <w:sz w:val="18"/>
-                <w:szCs w:val="18"/>
-                <w:lang w:eastAsia="zh-CN"/>
-              </w:rPr>
-              <w:t xml:space="preserve"> }}</w:t>
-            </w:r>
-          </w:p>
-        </w:tc>
-        <w:tc>
-          <w:tcPr>
-            <w:tcW w:w="1417" w:type="dxa"/>
-            <w:vAlign w:val="center"/>
-          </w:tcPr>
-          <w:p>
-            <w:pPr>
-              <w:keepNext/>
-              <w:spacing w:before="26"/>
-              <w:jc w:val="center"/>
-              <w:rPr>
-                <w:rFonts w:hint="eastAsia" w:ascii="微软雅黑" w:hAnsi="微软雅黑" w:eastAsia="微软雅黑" w:cs="微软雅黑"/>
-                <w:bCs/>
-                <w:sz w:val="18"/>
-                <w:szCs w:val="18"/>
-                <w:highlight w:val="yellow"/>
-                <w:lang w:eastAsia="zh-CN"/>
-              </w:rPr>
-            </w:pPr>
-            <w:r>
-              <w:rPr>
-                <w:rFonts w:hint="eastAsia" w:ascii="微软雅黑" w:hAnsi="微软雅黑" w:eastAsia="微软雅黑" w:cs="微软雅黑"/>
-                <w:sz w:val="18"/>
-                <w:szCs w:val="18"/>
-                <w:lang w:eastAsia="zh-CN"/>
-              </w:rPr>
-              <w:t>{{dis.</w:t>
-            </w:r>
-            <w:r>
-              <w:rPr>
-                <w:rFonts w:hint="eastAsia" w:ascii="微软雅黑" w:hAnsi="微软雅黑" w:eastAsia="微软雅黑" w:cs="微软雅黑"/>
-                <w:bCs/>
-                <w:sz w:val="18"/>
-                <w:szCs w:val="18"/>
-                <w:lang w:eastAsia="zh-CN"/>
-              </w:rPr>
-              <w:t>disease_name_chinese</w:t>
-            </w:r>
-            <w:r>
-              <w:rPr>
-                <w:rFonts w:hint="eastAsia" w:ascii="微软雅黑" w:hAnsi="微软雅黑" w:eastAsia="微软雅黑" w:cs="微软雅黑"/>
-                <w:sz w:val="18"/>
-                <w:szCs w:val="18"/>
-                <w:lang w:eastAsia="zh-CN"/>
-              </w:rPr>
-              <w:t>}}</w:t>
-            </w:r>
-          </w:p>
-        </w:tc>
-        <w:tc>
-          <w:tcPr>
-            <w:tcW w:w="1232" w:type="dxa"/>
-            <w:vAlign w:val="center"/>
-          </w:tcPr>
-          <w:p>
-            <w:pPr>
-              <w:keepNext/>
-              <w:spacing w:before="26"/>
-              <w:jc w:val="center"/>
-              <w:rPr>
-                <w:rFonts w:hint="eastAsia" w:ascii="微软雅黑" w:hAnsi="微软雅黑" w:eastAsia="微软雅黑" w:cs="微软雅黑"/>
-                <w:bCs/>
-                <w:sz w:val="18"/>
-                <w:szCs w:val="18"/>
-                <w:highlight w:val="yellow"/>
-                <w:lang w:eastAsia="zh-CN"/>
-              </w:rPr>
-            </w:pPr>
-            <w:r>
-              <w:rPr>
-                <w:rFonts w:hint="eastAsia" w:ascii="微软雅黑" w:hAnsi="微软雅黑" w:eastAsia="微软雅黑" w:cs="微软雅黑"/>
-                <w:sz w:val="18"/>
-                <w:szCs w:val="18"/>
-                <w:lang w:eastAsia="zh-CN"/>
-              </w:rPr>
-              <w:t>{{</w:t>
-            </w:r>
-            <w:r>
-              <w:rPr>
-                <w:rFonts w:hint="eastAsia" w:ascii="微软雅黑" w:hAnsi="微软雅黑" w:eastAsia="微软雅黑" w:cs="微软雅黑"/>
-                <w:bCs/>
-                <w:sz w:val="18"/>
-                <w:szCs w:val="18"/>
-                <w:lang w:eastAsia="zh-CN"/>
-              </w:rPr>
-              <w:t>dis.evidence_phase_chinese</w:t>
-            </w:r>
-            <w:r>
-              <w:rPr>
-                <w:rFonts w:hint="eastAsia" w:ascii="微软雅黑" w:hAnsi="微软雅黑" w:eastAsia="微软雅黑" w:cs="微软雅黑"/>
-                <w:sz w:val="18"/>
-                <w:szCs w:val="18"/>
-                <w:lang w:eastAsia="zh-CN"/>
-              </w:rPr>
-              <w:t>}}</w:t>
-            </w:r>
-          </w:p>
-        </w:tc>
-        <w:tc>
-          <w:tcPr>
-            <w:tcW w:w="5695" w:type="dxa"/>
-            <w:vAlign w:val="center"/>
-          </w:tcPr>
-          <w:p>
-            <w:pPr>
-              <w:keepNext/>
-              <w:spacing w:before="26"/>
-              <w:jc w:val="center"/>
-              <w:rPr>
-                <w:rFonts w:hint="eastAsia" w:ascii="微软雅黑" w:hAnsi="微软雅黑" w:eastAsia="微软雅黑" w:cs="微软雅黑"/>
-                <w:bCs/>
-                <w:sz w:val="18"/>
-                <w:szCs w:val="18"/>
-                <w:highlight w:val="yellow"/>
-                <w:lang w:eastAsia="zh-CN"/>
-              </w:rPr>
-            </w:pPr>
-            <w:r>
-              <w:rPr>
-                <w:rFonts w:hint="eastAsia" w:ascii="微软雅黑" w:hAnsi="微软雅黑" w:eastAsia="微软雅黑" w:cs="微软雅黑"/>
-                <w:sz w:val="18"/>
-                <w:szCs w:val="18"/>
-                <w:lang w:eastAsia="zh-CN"/>
-              </w:rPr>
-              <w:t>{{</w:t>
-            </w:r>
-            <w:r>
-              <w:rPr>
-                <w:rFonts w:hint="eastAsia" w:ascii="微软雅黑" w:hAnsi="微软雅黑" w:eastAsia="微软雅黑" w:cs="微软雅黑"/>
-                <w:bCs/>
-                <w:sz w:val="18"/>
-                <w:szCs w:val="18"/>
-                <w:lang w:eastAsia="zh-CN"/>
-              </w:rPr>
-              <w:t>dis.annotation_chinese</w:t>
-            </w:r>
-            <w:r>
-              <w:rPr>
-                <w:rFonts w:hint="eastAsia" w:ascii="微软雅黑" w:hAnsi="微软雅黑" w:eastAsia="微软雅黑" w:cs="微软雅黑"/>
-                <w:sz w:val="18"/>
-                <w:szCs w:val="18"/>
-                <w:lang w:eastAsia="zh-CN"/>
-              </w:rPr>
-              <w:t>}}</w:t>
-            </w:r>
-          </w:p>
-        </w:tc>
-      </w:tr>
-      <w:tr>
-        <w:tblPrEx>
-          <w:tblBorders>
-            <w:top w:val="single" w:color="0B8770" w:sz="12" w:space="0"/>
-            <w:left w:val="none" w:color="auto" w:sz="0" w:space="0"/>
-            <w:bottom w:val="dotted" w:color="0B8770" w:sz="4" w:space="0"/>
-            <w:right w:val="none" w:color="auto" w:sz="0" w:space="0"/>
-            <w:insideH w:val="dotted" w:color="0B8770" w:sz="4" w:space="0"/>
-            <w:insideV w:val="dotted" w:color="0B8770" w:sz="4" w:space="0"/>
-          </w:tblBorders>
-          <w:tblCellMar>
-            <w:top w:w="0" w:type="dxa"/>
-            <w:left w:w="108" w:type="dxa"/>
-            <w:bottom w:w="0" w:type="dxa"/>
-            <w:right w:w="108" w:type="dxa"/>
-          </w:tblCellMar>
-        </w:tblPrEx>
-        <w:trPr>
-          <w:trHeight w:val="494" w:hRule="atLeast"/>
-          <w:jc w:val="center"/>
-        </w:trPr>
-        <w:tc>
-          <w:tcPr>
-            <w:tcW w:w="9870" w:type="dxa"/>
-            <w:gridSpan w:val="4"/>
-            <w:vAlign w:val="center"/>
-          </w:tcPr>
-          <w:p>
-            <w:pPr>
-              <w:keepNext/>
-              <w:spacing w:before="26"/>
-              <w:jc w:val="center"/>
-              <w:rPr>
-                <w:rFonts w:hint="eastAsia" w:ascii="微软雅黑" w:hAnsi="微软雅黑" w:eastAsia="微软雅黑" w:cs="微软雅黑"/>
-                <w:bCs/>
-                <w:sz w:val="18"/>
-                <w:szCs w:val="18"/>
-                <w:lang w:eastAsia="zh-CN"/>
-              </w:rPr>
-            </w:pPr>
-            <w:r>
-              <w:rPr>
-                <w:rFonts w:hint="eastAsia" w:ascii="微软雅黑" w:hAnsi="微软雅黑" w:eastAsia="微软雅黑" w:cs="微软雅黑"/>
-                <w:b/>
-                <w:sz w:val="18"/>
-                <w:szCs w:val="18"/>
-                <w:lang w:eastAsia="zh-CN"/>
-              </w:rPr>
-              <w:t>{%tr endfor %}</w:t>
-            </w:r>
-          </w:p>
-        </w:tc>
-      </w:tr>
-    </w:tbl>
-    <w:p>
-      <w:pPr>
-        <w:spacing w:before="26"/>
-        <w:rPr>
-          <w:rFonts w:hint="eastAsia" w:ascii="微软雅黑" w:hAnsi="微软雅黑" w:eastAsia="微软雅黑" w:cs="微软雅黑"/>
-          <w:b/>
-          <w:color w:val="0B8770"/>
-          <w:sz w:val="24"/>
-          <w:szCs w:val="24"/>
-          <w:lang w:eastAsia="zh-CN"/>
-        </w:rPr>
-      </w:pPr>
-      <w:r>
-        <w:rPr>
-          <w:rFonts w:hint="eastAsia" w:ascii="微软雅黑" w:hAnsi="微软雅黑" w:eastAsia="微软雅黑" w:cs="微软雅黑"/>
-          <w:b/>
-          <w:color w:val="0B8770"/>
-          <w:sz w:val="24"/>
-          <w:szCs w:val="24"/>
-          <w:lang w:eastAsia="zh-CN"/>
-        </w:rPr>
-        <w:t>{% endif %}{%if tdd.potentialDrugList != [] %}</w:t>
-      </w:r>
-    </w:p>
-    <w:p>
-      <w:pPr>
-        <w:keepNext/>
-        <w:spacing w:before="26"/>
-        <w:rPr>
-          <w:rFonts w:hint="eastAsia" w:ascii="微软雅黑" w:hAnsi="微软雅黑" w:eastAsia="微软雅黑" w:cs="微软雅黑"/>
-          <w:b/>
-          <w:color w:val="0B8770"/>
-          <w:sz w:val="24"/>
-          <w:lang w:eastAsia="zh-CN"/>
-        </w:rPr>
-      </w:pPr>
-      <w:r>
-        <w:rPr>
-          <w:rFonts w:hint="eastAsia" w:ascii="微软雅黑" w:hAnsi="微软雅黑" w:eastAsia="微软雅黑" w:cs="微软雅黑"/>
-          <w:b/>
-          <w:color w:val="0B8770"/>
-          <w:sz w:val="24"/>
-          <w:lang w:eastAsia="zh-CN"/>
-        </w:rPr>
-        <w:t>潜在耐药研究信息：</w:t>
-      </w:r>
-    </w:p>
-    <w:tbl>
-      <w:tblPr>
-        <w:tblStyle w:val="13"/>
-        <w:tblpPr w:leftFromText="180" w:rightFromText="180" w:vertAnchor="text" w:tblpXSpec="center" w:tblpY="1"/>
-        <w:tblOverlap w:val="never"/>
-        <w:tblW w:w="9870" w:type="dxa"/>
-        <w:jc w:val="center"/>
-        <w:tblBorders>
-          <w:top w:val="single" w:color="0B8770" w:sz="12" w:space="0"/>
-          <w:left w:val="none" w:color="auto" w:sz="0" w:space="0"/>
-          <w:bottom w:val="dotted" w:color="0B8770" w:sz="4" w:space="0"/>
-          <w:right w:val="none" w:color="auto" w:sz="0" w:space="0"/>
-          <w:insideH w:val="dotted" w:color="0B8770" w:sz="4" w:space="0"/>
-          <w:insideV w:val="dotted" w:color="0B8770" w:sz="4" w:space="0"/>
-        </w:tblBorders>
-        <w:tblLayout w:type="fixed"/>
-        <w:tblCellMar>
-          <w:top w:w="0" w:type="dxa"/>
-          <w:left w:w="108" w:type="dxa"/>
-          <w:bottom w:w="0" w:type="dxa"/>
-          <w:right w:w="108" w:type="dxa"/>
-        </w:tblCellMar>
-      </w:tblPr>
-      <w:tblGrid>
-        <w:gridCol w:w="1526"/>
-        <w:gridCol w:w="1417"/>
-        <w:gridCol w:w="1261"/>
-        <w:gridCol w:w="5666"/>
-      </w:tblGrid>
-      <w:tr>
-        <w:tblPrEx>
-          <w:tblBorders>
-            <w:top w:val="single" w:color="0B8770" w:sz="12" w:space="0"/>
-            <w:left w:val="none" w:color="auto" w:sz="0" w:space="0"/>
-            <w:bottom w:val="dotted" w:color="0B8770" w:sz="4" w:space="0"/>
-            <w:right w:val="none" w:color="auto" w:sz="0" w:space="0"/>
-            <w:insideH w:val="dotted" w:color="0B8770" w:sz="4" w:space="0"/>
-            <w:insideV w:val="dotted" w:color="0B8770" w:sz="4" w:space="0"/>
-          </w:tblBorders>
-          <w:tblCellMar>
-            <w:top w:w="0" w:type="dxa"/>
-            <w:left w:w="108" w:type="dxa"/>
-            <w:bottom w:w="0" w:type="dxa"/>
-            <w:right w:w="108" w:type="dxa"/>
-          </w:tblCellMar>
-        </w:tblPrEx>
-        <w:trPr>
-          <w:trHeight w:val="417" w:hRule="atLeast"/>
-          <w:jc w:val="center"/>
-        </w:trPr>
-        <w:tc>
-          <w:tcPr>
-            <w:tcW w:w="1526" w:type="dxa"/>
-            <w:shd w:val="clear" w:color="auto" w:fill="0B8770"/>
-            <w:vAlign w:val="center"/>
-          </w:tcPr>
-          <w:p>
-            <w:pPr>
-              <w:keepNext/>
-              <w:jc w:val="center"/>
-              <w:rPr>
-                <w:rFonts w:hint="eastAsia" w:ascii="微软雅黑" w:hAnsi="微软雅黑" w:eastAsia="微软雅黑" w:cs="微软雅黑"/>
-                <w:b/>
-                <w:color w:val="FFFFFF" w:themeColor="background1"/>
-                <w:sz w:val="18"/>
-                <w:szCs w:val="18"/>
-                <w:lang w:eastAsia="zh-CN"/>
-                <w14:textFill>
-                  <w14:solidFill>
-                    <w14:schemeClr w14:val="bg1"/>
-                  </w14:solidFill>
-                </w14:textFill>
-              </w:rPr>
-            </w:pPr>
-            <w:r>
-              <w:rPr>
-                <w:rFonts w:hint="eastAsia" w:ascii="微软雅黑" w:hAnsi="微软雅黑" w:eastAsia="微软雅黑" w:cs="微软雅黑"/>
-                <w:b/>
-                <w:color w:val="FFFFFF" w:themeColor="background1"/>
-                <w:sz w:val="18"/>
-                <w:szCs w:val="18"/>
-                <w:lang w:eastAsia="zh-CN"/>
-                <w14:textFill>
-                  <w14:solidFill>
-                    <w14:schemeClr w14:val="bg1"/>
-                  </w14:solidFill>
-                </w14:textFill>
-              </w:rPr>
-              <w:t>药物名称</w:t>
-            </w:r>
-          </w:p>
-        </w:tc>
-        <w:tc>
-          <w:tcPr>
-            <w:tcW w:w="1417" w:type="dxa"/>
-            <w:shd w:val="clear" w:color="auto" w:fill="0B8770"/>
-            <w:vAlign w:val="center"/>
-          </w:tcPr>
-          <w:p>
-            <w:pPr>
-              <w:keepNext/>
-              <w:jc w:val="center"/>
-              <w:rPr>
-                <w:rFonts w:hint="eastAsia" w:ascii="微软雅黑" w:hAnsi="微软雅黑" w:eastAsia="微软雅黑" w:cs="微软雅黑"/>
-                <w:b/>
-                <w:color w:val="FFFFFF" w:themeColor="background1"/>
-                <w:sz w:val="18"/>
-                <w:szCs w:val="18"/>
-                <w:lang w:eastAsia="zh-CN"/>
-                <w14:textFill>
-                  <w14:solidFill>
-                    <w14:schemeClr w14:val="bg1"/>
-                  </w14:solidFill>
-                </w14:textFill>
-              </w:rPr>
-            </w:pPr>
-            <w:r>
-              <w:rPr>
-                <w:rFonts w:hint="eastAsia" w:ascii="微软雅黑" w:hAnsi="微软雅黑" w:eastAsia="微软雅黑" w:cs="微软雅黑"/>
-                <w:b/>
-                <w:color w:val="FFFFFF" w:themeColor="background1"/>
-                <w:sz w:val="18"/>
-                <w:szCs w:val="18"/>
-                <w:lang w:eastAsia="zh-CN"/>
-                <w14:textFill>
-                  <w14:solidFill>
-                    <w14:schemeClr w14:val="bg1"/>
-                  </w14:solidFill>
-                </w14:textFill>
-              </w:rPr>
-              <w:t>相关疾病</w:t>
-            </w:r>
-          </w:p>
-        </w:tc>
-        <w:tc>
-          <w:tcPr>
-            <w:tcW w:w="1261" w:type="dxa"/>
-            <w:shd w:val="clear" w:color="auto" w:fill="0B8770"/>
-            <w:vAlign w:val="center"/>
-          </w:tcPr>
-          <w:p>
-            <w:pPr>
-              <w:keepNext/>
-              <w:jc w:val="center"/>
-              <w:rPr>
-                <w:rFonts w:hint="eastAsia" w:ascii="微软雅黑" w:hAnsi="微软雅黑" w:eastAsia="微软雅黑" w:cs="微软雅黑"/>
-                <w:b/>
-                <w:color w:val="FFFFFF" w:themeColor="background1"/>
-                <w:sz w:val="18"/>
-                <w:szCs w:val="18"/>
-                <w:lang w:eastAsia="zh-CN"/>
-                <w14:textFill>
-                  <w14:solidFill>
-                    <w14:schemeClr w14:val="bg1"/>
-                  </w14:solidFill>
-                </w14:textFill>
-              </w:rPr>
-            </w:pPr>
-            <w:r>
-              <w:rPr>
-                <w:rFonts w:hint="eastAsia" w:ascii="微软雅黑" w:hAnsi="微软雅黑" w:eastAsia="微软雅黑" w:cs="微软雅黑"/>
-                <w:b/>
-                <w:color w:val="FFFFFF" w:themeColor="background1"/>
-                <w:sz w:val="18"/>
-                <w:szCs w:val="18"/>
-                <w:lang w:eastAsia="zh-CN"/>
-                <w14:textFill>
-                  <w14:solidFill>
-                    <w14:schemeClr w14:val="bg1"/>
-                  </w14:solidFill>
-                </w14:textFill>
-              </w:rPr>
-              <w:t>证据等级</w:t>
-            </w:r>
-          </w:p>
-        </w:tc>
-        <w:tc>
-          <w:tcPr>
-            <w:tcW w:w="5666" w:type="dxa"/>
-            <w:shd w:val="clear" w:color="auto" w:fill="0B8770"/>
-            <w:vAlign w:val="center"/>
-          </w:tcPr>
-          <w:p>
-            <w:pPr>
-              <w:keepNext/>
-              <w:jc w:val="center"/>
-              <w:rPr>
-                <w:rFonts w:hint="eastAsia" w:ascii="微软雅黑" w:hAnsi="微软雅黑" w:eastAsia="微软雅黑" w:cs="微软雅黑"/>
-                <w:b/>
-                <w:color w:val="FFFFFF" w:themeColor="background1"/>
-                <w:sz w:val="18"/>
-                <w:szCs w:val="18"/>
-                <w:lang w:eastAsia="zh-CN"/>
-                <w14:textFill>
-                  <w14:solidFill>
-                    <w14:schemeClr w14:val="bg1"/>
-                  </w14:solidFill>
-                </w14:textFill>
-              </w:rPr>
-            </w:pPr>
-            <w:r>
-              <w:rPr>
-                <w:rFonts w:hint="eastAsia" w:ascii="微软雅黑" w:hAnsi="微软雅黑" w:eastAsia="微软雅黑" w:cs="微软雅黑"/>
-                <w:b/>
-                <w:color w:val="FFFFFF" w:themeColor="background1"/>
-                <w:sz w:val="18"/>
-                <w:szCs w:val="18"/>
-                <w:lang w:eastAsia="zh-CN"/>
-                <w14:textFill>
-                  <w14:solidFill>
-                    <w14:schemeClr w14:val="bg1"/>
-                  </w14:solidFill>
-                </w14:textFill>
-              </w:rPr>
-              <w:t>循证医学信息</w:t>
-            </w:r>
-          </w:p>
-        </w:tc>
-      </w:tr>
-      <w:tr>
-        <w:tblPrEx>
-          <w:tblBorders>
-            <w:top w:val="single" w:color="0B8770" w:sz="12" w:space="0"/>
-            <w:left w:val="none" w:color="auto" w:sz="0" w:space="0"/>
-            <w:bottom w:val="dotted" w:color="0B8770" w:sz="4" w:space="0"/>
-            <w:right w:val="none" w:color="auto" w:sz="0" w:space="0"/>
-            <w:insideH w:val="dotted" w:color="0B8770" w:sz="4" w:space="0"/>
-            <w:insideV w:val="dotted" w:color="0B8770" w:sz="4" w:space="0"/>
-          </w:tblBorders>
-          <w:tblCellMar>
-            <w:top w:w="0" w:type="dxa"/>
-            <w:left w:w="108" w:type="dxa"/>
-            <w:bottom w:w="0" w:type="dxa"/>
-            <w:right w:w="108" w:type="dxa"/>
-          </w:tblCellMar>
-        </w:tblPrEx>
-        <w:trPr>
-          <w:trHeight w:val="494" w:hRule="atLeast"/>
-          <w:jc w:val="center"/>
-        </w:trPr>
-        <w:tc>
-          <w:tcPr>
-            <w:tcW w:w="9870" w:type="dxa"/>
-            <w:gridSpan w:val="4"/>
-            <w:vAlign w:val="center"/>
-          </w:tcPr>
-          <w:p>
-            <w:pPr>
-              <w:keepNext/>
-              <w:spacing w:before="26"/>
-              <w:jc w:val="center"/>
-              <w:rPr>
-                <w:rFonts w:hint="eastAsia" w:ascii="微软雅黑" w:hAnsi="微软雅黑" w:eastAsia="微软雅黑" w:cs="微软雅黑"/>
-                <w:bCs/>
-                <w:sz w:val="18"/>
-                <w:szCs w:val="18"/>
-                <w:highlight w:val="yellow"/>
-                <w:lang w:eastAsia="zh-CN"/>
-              </w:rPr>
-            </w:pPr>
-            <w:r>
-              <w:rPr>
-                <w:rFonts w:hint="eastAsia" w:ascii="微软雅黑" w:hAnsi="微软雅黑" w:eastAsia="微软雅黑" w:cs="微软雅黑"/>
-                <w:b/>
-                <w:sz w:val="18"/>
-                <w:szCs w:val="18"/>
-                <w:lang w:eastAsia="zh-CN"/>
-              </w:rPr>
-              <w:t>{%tr for dis in tdd.potentialDrugList %}</w:t>
-            </w:r>
-          </w:p>
-        </w:tc>
-      </w:tr>
-      <w:tr>
-        <w:tblPrEx>
-          <w:tblBorders>
-            <w:top w:val="single" w:color="0B8770" w:sz="12" w:space="0"/>
-            <w:left w:val="none" w:color="auto" w:sz="0" w:space="0"/>
-            <w:bottom w:val="dotted" w:color="0B8770" w:sz="4" w:space="0"/>
-            <w:right w:val="none" w:color="auto" w:sz="0" w:space="0"/>
-            <w:insideH w:val="dotted" w:color="0B8770" w:sz="4" w:space="0"/>
-            <w:insideV w:val="dotted" w:color="0B8770" w:sz="4" w:space="0"/>
-          </w:tblBorders>
-          <w:tblCellMar>
-            <w:top w:w="0" w:type="dxa"/>
-            <w:left w:w="108" w:type="dxa"/>
-            <w:bottom w:w="0" w:type="dxa"/>
-            <w:right w:w="108" w:type="dxa"/>
-          </w:tblCellMar>
-        </w:tblPrEx>
-        <w:trPr>
-          <w:trHeight w:val="494" w:hRule="atLeast"/>
-          <w:jc w:val="center"/>
-        </w:trPr>
-        <w:tc>
-          <w:tcPr>
-            <w:tcW w:w="1526" w:type="dxa"/>
-            <w:vAlign w:val="center"/>
-          </w:tcPr>
-          <w:p>
-            <w:pPr>
-              <w:spacing w:before="1" w:line="249" w:lineRule="auto"/>
-              <w:ind w:right="131"/>
-              <w:jc w:val="center"/>
-              <w:rPr>
-                <w:rFonts w:hint="eastAsia" w:ascii="微软雅黑" w:hAnsi="微软雅黑" w:eastAsia="微软雅黑" w:cs="微软雅黑"/>
-                <w:b/>
-                <w:sz w:val="18"/>
-                <w:szCs w:val="18"/>
-                <w:highlight w:val="yellow"/>
-              </w:rPr>
-            </w:pPr>
-            <w:r>
-              <w:rPr>
-                <w:rFonts w:hint="eastAsia" w:ascii="微软雅黑" w:hAnsi="微软雅黑" w:eastAsia="微软雅黑" w:cs="微软雅黑"/>
-                <w:sz w:val="18"/>
-                <w:szCs w:val="18"/>
-                <w:lang w:eastAsia="zh-CN"/>
-              </w:rPr>
-              <w:t>{{</w:t>
-            </w:r>
-            <w:r>
-              <w:rPr>
-                <w:rFonts w:hint="eastAsia" w:ascii="微软雅黑" w:hAnsi="微软雅黑" w:eastAsia="微软雅黑" w:cs="微软雅黑"/>
-                <w:bCs/>
-                <w:sz w:val="18"/>
-                <w:szCs w:val="18"/>
-                <w:lang w:eastAsia="zh-CN"/>
-              </w:rPr>
-              <w:t>dis.drug_name_chinese3</w:t>
-            </w:r>
-            <w:r>
-              <w:rPr>
-                <w:rFonts w:hint="eastAsia" w:ascii="微软雅黑" w:hAnsi="微软雅黑" w:eastAsia="微软雅黑" w:cs="微软雅黑"/>
-                <w:sz w:val="18"/>
-                <w:szCs w:val="18"/>
-                <w:lang w:eastAsia="zh-CN"/>
-              </w:rPr>
-              <w:t xml:space="preserve"> }}</w:t>
-            </w:r>
-          </w:p>
-        </w:tc>
-        <w:tc>
-          <w:tcPr>
-            <w:tcW w:w="1417" w:type="dxa"/>
-            <w:vAlign w:val="center"/>
-          </w:tcPr>
-          <w:p>
-            <w:pPr>
-              <w:keepNext/>
-              <w:spacing w:before="26"/>
-              <w:jc w:val="center"/>
-              <w:rPr>
-                <w:rFonts w:hint="eastAsia" w:ascii="微软雅黑" w:hAnsi="微软雅黑" w:eastAsia="微软雅黑" w:cs="微软雅黑"/>
-                <w:bCs/>
-                <w:sz w:val="18"/>
-                <w:szCs w:val="18"/>
-                <w:highlight w:val="yellow"/>
-                <w:lang w:eastAsia="zh-CN"/>
-              </w:rPr>
-            </w:pPr>
-            <w:r>
-              <w:rPr>
-                <w:rFonts w:hint="eastAsia" w:ascii="微软雅黑" w:hAnsi="微软雅黑" w:eastAsia="微软雅黑" w:cs="微软雅黑"/>
-                <w:sz w:val="18"/>
-                <w:szCs w:val="18"/>
-                <w:lang w:eastAsia="zh-CN"/>
-              </w:rPr>
-              <w:t>{{dis.</w:t>
-            </w:r>
-            <w:r>
-              <w:rPr>
-                <w:rFonts w:hint="eastAsia" w:ascii="微软雅黑" w:hAnsi="微软雅黑" w:eastAsia="微软雅黑" w:cs="微软雅黑"/>
-                <w:bCs/>
-                <w:sz w:val="18"/>
-                <w:szCs w:val="18"/>
-                <w:lang w:eastAsia="zh-CN"/>
-              </w:rPr>
-              <w:t>disease_name_chinese</w:t>
-            </w:r>
-            <w:r>
-              <w:rPr>
-                <w:rFonts w:hint="eastAsia" w:ascii="微软雅黑" w:hAnsi="微软雅黑" w:eastAsia="微软雅黑" w:cs="微软雅黑"/>
-                <w:sz w:val="18"/>
-                <w:szCs w:val="18"/>
-                <w:lang w:eastAsia="zh-CN"/>
-              </w:rPr>
-              <w:t>}}</w:t>
-            </w:r>
-          </w:p>
-        </w:tc>
-        <w:tc>
-          <w:tcPr>
-            <w:tcW w:w="1261" w:type="dxa"/>
-            <w:vAlign w:val="center"/>
-          </w:tcPr>
-          <w:p>
-            <w:pPr>
-              <w:keepNext/>
-              <w:spacing w:before="26"/>
-              <w:jc w:val="center"/>
-              <w:rPr>
-                <w:rFonts w:hint="eastAsia" w:ascii="微软雅黑" w:hAnsi="微软雅黑" w:eastAsia="微软雅黑" w:cs="微软雅黑"/>
-                <w:bCs/>
-                <w:sz w:val="18"/>
-                <w:szCs w:val="18"/>
-                <w:highlight w:val="yellow"/>
-                <w:lang w:eastAsia="zh-CN"/>
-              </w:rPr>
-            </w:pPr>
-            <w:r>
-              <w:rPr>
-                <w:rFonts w:hint="eastAsia" w:ascii="微软雅黑" w:hAnsi="微软雅黑" w:eastAsia="微软雅黑" w:cs="微软雅黑"/>
-                <w:sz w:val="18"/>
-                <w:szCs w:val="18"/>
-                <w:lang w:eastAsia="zh-CN"/>
-              </w:rPr>
-              <w:t>{{</w:t>
-            </w:r>
-            <w:r>
-              <w:rPr>
-                <w:rFonts w:hint="eastAsia" w:ascii="微软雅黑" w:hAnsi="微软雅黑" w:eastAsia="微软雅黑" w:cs="微软雅黑"/>
-                <w:bCs/>
-                <w:sz w:val="18"/>
-                <w:szCs w:val="18"/>
-                <w:lang w:eastAsia="zh-CN"/>
-              </w:rPr>
-              <w:t>dis.evidence_phase_chinese</w:t>
-            </w:r>
-            <w:r>
-              <w:rPr>
-                <w:rFonts w:hint="eastAsia" w:ascii="微软雅黑" w:hAnsi="微软雅黑" w:eastAsia="微软雅黑" w:cs="微软雅黑"/>
-                <w:sz w:val="18"/>
-                <w:szCs w:val="18"/>
-                <w:lang w:eastAsia="zh-CN"/>
-              </w:rPr>
-              <w:t>}}</w:t>
-            </w:r>
-          </w:p>
-        </w:tc>
-        <w:tc>
-          <w:tcPr>
-            <w:tcW w:w="5666" w:type="dxa"/>
-            <w:vAlign w:val="center"/>
-          </w:tcPr>
-          <w:p>
-            <w:pPr>
-              <w:keepNext/>
-              <w:spacing w:before="26"/>
-              <w:jc w:val="center"/>
-              <w:rPr>
-                <w:rFonts w:hint="eastAsia" w:ascii="微软雅黑" w:hAnsi="微软雅黑" w:eastAsia="微软雅黑" w:cs="微软雅黑"/>
-                <w:bCs/>
-                <w:sz w:val="18"/>
-                <w:szCs w:val="18"/>
-                <w:highlight w:val="yellow"/>
-                <w:lang w:eastAsia="zh-CN"/>
-              </w:rPr>
-            </w:pPr>
-            <w:r>
-              <w:rPr>
-                <w:rFonts w:hint="eastAsia" w:ascii="微软雅黑" w:hAnsi="微软雅黑" w:eastAsia="微软雅黑" w:cs="微软雅黑"/>
-                <w:sz w:val="18"/>
-                <w:szCs w:val="18"/>
-                <w:lang w:eastAsia="zh-CN"/>
-              </w:rPr>
-              <w:t>{{</w:t>
-            </w:r>
-            <w:r>
-              <w:rPr>
-                <w:rFonts w:hint="eastAsia" w:ascii="微软雅黑" w:hAnsi="微软雅黑" w:eastAsia="微软雅黑" w:cs="微软雅黑"/>
-                <w:bCs/>
-                <w:sz w:val="18"/>
-                <w:szCs w:val="18"/>
-                <w:lang w:eastAsia="zh-CN"/>
-              </w:rPr>
-              <w:t>dis.annotation_chinese</w:t>
-            </w:r>
-            <w:r>
-              <w:rPr>
-                <w:rFonts w:hint="eastAsia" w:ascii="微软雅黑" w:hAnsi="微软雅黑" w:eastAsia="微软雅黑" w:cs="微软雅黑"/>
-                <w:sz w:val="18"/>
-                <w:szCs w:val="18"/>
-                <w:lang w:eastAsia="zh-CN"/>
-              </w:rPr>
-              <w:t>}}</w:t>
-            </w:r>
-          </w:p>
-        </w:tc>
-      </w:tr>
-      <w:tr>
-        <w:tblPrEx>
-          <w:tblBorders>
-            <w:top w:val="single" w:color="0B8770" w:sz="12" w:space="0"/>
-            <w:left w:val="none" w:color="auto" w:sz="0" w:space="0"/>
-            <w:bottom w:val="dotted" w:color="0B8770" w:sz="4" w:space="0"/>
-            <w:right w:val="none" w:color="auto" w:sz="0" w:space="0"/>
-            <w:insideH w:val="dotted" w:color="0B8770" w:sz="4" w:space="0"/>
-            <w:insideV w:val="dotted" w:color="0B8770" w:sz="4" w:space="0"/>
-          </w:tblBorders>
-          <w:tblCellMar>
-            <w:top w:w="0" w:type="dxa"/>
-            <w:left w:w="108" w:type="dxa"/>
-            <w:bottom w:w="0" w:type="dxa"/>
-            <w:right w:w="108" w:type="dxa"/>
-          </w:tblCellMar>
-        </w:tblPrEx>
-        <w:trPr>
-          <w:trHeight w:val="494" w:hRule="atLeast"/>
-          <w:jc w:val="center"/>
-        </w:trPr>
-        <w:tc>
-          <w:tcPr>
-            <w:tcW w:w="9870" w:type="dxa"/>
-            <w:gridSpan w:val="4"/>
-            <w:vAlign w:val="center"/>
-          </w:tcPr>
-          <w:p>
-            <w:pPr>
-              <w:keepNext/>
-              <w:spacing w:before="26"/>
-              <w:jc w:val="center"/>
-              <w:rPr>
-                <w:rFonts w:hint="eastAsia" w:ascii="微软雅黑" w:hAnsi="微软雅黑" w:eastAsia="微软雅黑" w:cs="微软雅黑"/>
-                <w:bCs/>
-                <w:sz w:val="18"/>
-                <w:szCs w:val="18"/>
-                <w:lang w:eastAsia="zh-CN"/>
-              </w:rPr>
-            </w:pPr>
-            <w:r>
-              <w:rPr>
-                <w:rFonts w:hint="eastAsia" w:ascii="微软雅黑" w:hAnsi="微软雅黑" w:eastAsia="微软雅黑" w:cs="微软雅黑"/>
-                <w:b/>
-                <w:sz w:val="18"/>
-                <w:szCs w:val="18"/>
-                <w:lang w:eastAsia="zh-CN"/>
-              </w:rPr>
-              <w:t>{%tr endfor %}</w:t>
-            </w:r>
-          </w:p>
-        </w:tc>
-      </w:tr>
-    </w:tbl>
-    <w:p>
-      <w:pPr>
-        <w:spacing w:before="26"/>
-        <w:rPr>
-          <w:rFonts w:hint="eastAsia" w:ascii="微软雅黑" w:hAnsi="微软雅黑" w:eastAsia="微软雅黑" w:cs="微软雅黑"/>
-          <w:b/>
-          <w:color w:val="0B8770"/>
-          <w:sz w:val="24"/>
-          <w:szCs w:val="24"/>
-          <w:lang w:eastAsia="zh-CN"/>
-        </w:rPr>
-      </w:pPr>
-      <w:r>
-        <w:rPr>
-          <w:rFonts w:hint="eastAsia" w:ascii="微软雅黑" w:hAnsi="微软雅黑" w:eastAsia="微软雅黑" w:cs="微软雅黑"/>
-          <w:b/>
-          <w:color w:val="0B8770"/>
-          <w:sz w:val="24"/>
-          <w:szCs w:val="24"/>
-          <w:lang w:eastAsia="zh-CN"/>
-        </w:rPr>
-        <w:t>{% endif %}{%if tdd.clinicalTrialInformationStr!= [] %}</w:t>
-      </w:r>
-    </w:p>
-    <w:p>
-      <w:pPr>
-        <w:keepNext/>
-        <w:spacing w:before="26"/>
-        <w:rPr>
-          <w:rFonts w:hint="eastAsia" w:ascii="微软雅黑" w:hAnsi="微软雅黑" w:eastAsia="微软雅黑" w:cs="微软雅黑"/>
-          <w:b/>
-          <w:color w:val="0B8770"/>
-          <w:sz w:val="24"/>
-          <w:lang w:eastAsia="zh-CN"/>
-        </w:rPr>
-      </w:pPr>
-      <w:r>
-        <w:rPr>
-          <w:rFonts w:hint="eastAsia" w:ascii="微软雅黑" w:hAnsi="微软雅黑" w:eastAsia="微软雅黑" w:cs="微软雅黑"/>
-          <w:b/>
-          <w:color w:val="0B8770"/>
-          <w:sz w:val="24"/>
-          <w:lang w:eastAsia="zh-CN"/>
-        </w:rPr>
-        <w:t>临床试验信息</w:t>
-      </w:r>
-    </w:p>
-    <w:tbl>
-      <w:tblPr>
-        <w:tblStyle w:val="13"/>
-        <w:tblpPr w:leftFromText="180" w:rightFromText="180" w:vertAnchor="text" w:tblpXSpec="center" w:tblpY="1"/>
-        <w:tblOverlap w:val="never"/>
-        <w:tblW w:w="9870" w:type="dxa"/>
-        <w:jc w:val="center"/>
-        <w:tblBorders>
-          <w:top w:val="single" w:color="0B8770" w:sz="12" w:space="0"/>
-          <w:left w:val="none" w:color="auto" w:sz="0" w:space="0"/>
-          <w:bottom w:val="dotted" w:color="0B8770" w:sz="4" w:space="0"/>
-          <w:right w:val="none" w:color="auto" w:sz="0" w:space="0"/>
-          <w:insideH w:val="dotted" w:color="0B8770" w:sz="4" w:space="0"/>
-          <w:insideV w:val="dotted" w:color="0B8770" w:sz="4" w:space="0"/>
-        </w:tblBorders>
-        <w:tblLayout w:type="fixed"/>
-        <w:tblCellMar>
-          <w:top w:w="0" w:type="dxa"/>
-          <w:left w:w="108" w:type="dxa"/>
-          <w:bottom w:w="0" w:type="dxa"/>
-          <w:right w:w="108" w:type="dxa"/>
-        </w:tblCellMar>
-      </w:tblPr>
-      <w:tblGrid>
-        <w:gridCol w:w="1645"/>
-        <w:gridCol w:w="3884"/>
-        <w:gridCol w:w="1246"/>
-        <w:gridCol w:w="1035"/>
-        <w:gridCol w:w="1204"/>
-        <w:gridCol w:w="856"/>
-      </w:tblGrid>
-      <w:tr>
-        <w:tblPrEx>
-          <w:tblBorders>
-            <w:top w:val="single" w:color="0B8770" w:sz="12" w:space="0"/>
-            <w:left w:val="none" w:color="auto" w:sz="0" w:space="0"/>
-            <w:bottom w:val="dotted" w:color="0B8770" w:sz="4" w:space="0"/>
-            <w:right w:val="none" w:color="auto" w:sz="0" w:space="0"/>
-            <w:insideH w:val="dotted" w:color="0B8770" w:sz="4" w:space="0"/>
-            <w:insideV w:val="dotted" w:color="0B8770" w:sz="4" w:space="0"/>
-          </w:tblBorders>
-          <w:tblCellMar>
-            <w:top w:w="0" w:type="dxa"/>
-            <w:left w:w="108" w:type="dxa"/>
-            <w:bottom w:w="0" w:type="dxa"/>
-            <w:right w:w="108" w:type="dxa"/>
-          </w:tblCellMar>
-        </w:tblPrEx>
-        <w:trPr>
-          <w:trHeight w:val="420" w:hRule="atLeast"/>
-          <w:jc w:val="center"/>
-        </w:trPr>
-        <w:tc>
-          <w:tcPr>
-            <w:tcW w:w="1645" w:type="dxa"/>
-            <w:shd w:val="clear" w:color="auto" w:fill="0B8770"/>
-            <w:vAlign w:val="center"/>
-          </w:tcPr>
-          <w:p>
-            <w:pPr>
-              <w:keepNext/>
-              <w:spacing w:before="26"/>
-              <w:jc w:val="center"/>
-              <w:rPr>
-                <w:rFonts w:hint="eastAsia" w:ascii="微软雅黑" w:hAnsi="微软雅黑" w:eastAsia="微软雅黑" w:cs="微软雅黑"/>
-                <w:b/>
-                <w:color w:val="FFFFFF" w:themeColor="background1"/>
-                <w:sz w:val="18"/>
-                <w:szCs w:val="18"/>
-                <w:lang w:eastAsia="zh-CN"/>
-                <w14:textFill>
-                  <w14:solidFill>
-                    <w14:schemeClr w14:val="bg1"/>
-                  </w14:solidFill>
-                </w14:textFill>
-              </w:rPr>
-            </w:pPr>
-            <w:r>
-              <w:rPr>
-                <w:rFonts w:hint="eastAsia" w:ascii="微软雅黑" w:hAnsi="微软雅黑" w:eastAsia="微软雅黑" w:cs="微软雅黑"/>
-                <w:b/>
-                <w:color w:val="FFFFFF" w:themeColor="background1"/>
-                <w:sz w:val="18"/>
-                <w:szCs w:val="18"/>
-                <w:lang w:eastAsia="zh-CN"/>
-                <w14:textFill>
-                  <w14:solidFill>
-                    <w14:schemeClr w14:val="bg1"/>
-                  </w14:solidFill>
-                </w14:textFill>
-              </w:rPr>
-              <w:t>ID</w:t>
-            </w:r>
-          </w:p>
-        </w:tc>
-        <w:tc>
-          <w:tcPr>
-            <w:tcW w:w="3884" w:type="dxa"/>
-            <w:shd w:val="clear" w:color="auto" w:fill="0B8770"/>
-            <w:vAlign w:val="center"/>
-          </w:tcPr>
-          <w:p>
-            <w:pPr>
-              <w:keepNext/>
-              <w:spacing w:before="26"/>
-              <w:jc w:val="center"/>
-              <w:rPr>
-                <w:rFonts w:hint="eastAsia" w:ascii="微软雅黑" w:hAnsi="微软雅黑" w:eastAsia="微软雅黑" w:cs="微软雅黑"/>
-                <w:b/>
-                <w:color w:val="FFFFFF" w:themeColor="background1"/>
-                <w:sz w:val="18"/>
-                <w:szCs w:val="18"/>
-                <w:lang w:eastAsia="zh-CN"/>
-                <w14:textFill>
-                  <w14:solidFill>
-                    <w14:schemeClr w14:val="bg1"/>
-                  </w14:solidFill>
-                </w14:textFill>
-              </w:rPr>
-            </w:pPr>
-            <w:r>
-              <w:rPr>
-                <w:rFonts w:hint="eastAsia" w:ascii="微软雅黑" w:hAnsi="微软雅黑" w:eastAsia="微软雅黑" w:cs="微软雅黑"/>
-                <w:b/>
-                <w:color w:val="FFFFFF" w:themeColor="background1"/>
-                <w:sz w:val="18"/>
-                <w:szCs w:val="18"/>
-                <w:lang w:eastAsia="zh-CN"/>
-                <w14:textFill>
-                  <w14:solidFill>
-                    <w14:schemeClr w14:val="bg1"/>
-                  </w14:solidFill>
-                </w14:textFill>
-              </w:rPr>
-              <w:t>临床试验名称</w:t>
-            </w:r>
-          </w:p>
-        </w:tc>
-        <w:tc>
-          <w:tcPr>
-            <w:tcW w:w="1246" w:type="dxa"/>
-            <w:shd w:val="clear" w:color="auto" w:fill="0B8770"/>
-            <w:vAlign w:val="center"/>
-          </w:tcPr>
-          <w:p>
-            <w:pPr>
-              <w:keepNext/>
-              <w:spacing w:before="26"/>
-              <w:jc w:val="center"/>
-              <w:rPr>
-                <w:rFonts w:hint="eastAsia" w:ascii="微软雅黑" w:hAnsi="微软雅黑" w:eastAsia="微软雅黑" w:cs="微软雅黑"/>
-                <w:b/>
-                <w:color w:val="FFFFFF" w:themeColor="background1"/>
-                <w:sz w:val="18"/>
-                <w:szCs w:val="18"/>
-                <w:lang w:eastAsia="zh-CN"/>
-                <w14:textFill>
-                  <w14:solidFill>
-                    <w14:schemeClr w14:val="bg1"/>
-                  </w14:solidFill>
-                </w14:textFill>
-              </w:rPr>
-            </w:pPr>
-            <w:r>
-              <w:rPr>
-                <w:rFonts w:hint="eastAsia" w:ascii="微软雅黑" w:hAnsi="微软雅黑" w:eastAsia="微软雅黑" w:cs="微软雅黑"/>
-                <w:b/>
-                <w:color w:val="FFFFFF" w:themeColor="background1"/>
-                <w:sz w:val="18"/>
-                <w:szCs w:val="18"/>
-                <w:lang w:eastAsia="zh-CN"/>
-                <w14:textFill>
-                  <w14:solidFill>
-                    <w14:schemeClr w14:val="bg1"/>
-                  </w14:solidFill>
-                </w14:textFill>
-              </w:rPr>
-              <w:t>肿瘤类型</w:t>
-            </w:r>
-          </w:p>
-        </w:tc>
-        <w:tc>
-          <w:tcPr>
-            <w:tcW w:w="1035" w:type="dxa"/>
-            <w:shd w:val="clear" w:color="auto" w:fill="0B8770"/>
-            <w:vAlign w:val="center"/>
-          </w:tcPr>
-          <w:p>
-            <w:pPr>
-              <w:keepNext/>
-              <w:spacing w:before="26"/>
-              <w:jc w:val="center"/>
-              <w:rPr>
-                <w:rFonts w:hint="eastAsia" w:ascii="微软雅黑" w:hAnsi="微软雅黑" w:eastAsia="微软雅黑" w:cs="微软雅黑"/>
-                <w:b/>
-                <w:color w:val="FFFFFF" w:themeColor="background1"/>
-                <w:sz w:val="18"/>
-                <w:szCs w:val="18"/>
-                <w:lang w:eastAsia="zh-CN"/>
-                <w14:textFill>
-                  <w14:solidFill>
-                    <w14:schemeClr w14:val="bg1"/>
-                  </w14:solidFill>
-                </w14:textFill>
-              </w:rPr>
-            </w:pPr>
-            <w:r>
-              <w:rPr>
-                <w:rFonts w:hint="eastAsia" w:ascii="微软雅黑" w:hAnsi="微软雅黑" w:eastAsia="微软雅黑" w:cs="微软雅黑"/>
-                <w:b/>
-                <w:color w:val="FFFFFF" w:themeColor="background1"/>
-                <w:sz w:val="18"/>
-                <w:szCs w:val="18"/>
-                <w:lang w:eastAsia="zh-CN"/>
-                <w14:textFill>
-                  <w14:solidFill>
-                    <w14:schemeClr w14:val="bg1"/>
-                  </w14:solidFill>
-                </w14:textFill>
-              </w:rPr>
-              <w:t>阶段</w:t>
-            </w:r>
-          </w:p>
-        </w:tc>
-        <w:tc>
-          <w:tcPr>
-            <w:tcW w:w="1204" w:type="dxa"/>
-            <w:shd w:val="clear" w:color="auto" w:fill="0B8770"/>
-            <w:vAlign w:val="center"/>
-          </w:tcPr>
-          <w:p>
-            <w:pPr>
-              <w:keepNext/>
-              <w:spacing w:before="26"/>
-              <w:jc w:val="center"/>
-              <w:rPr>
-                <w:rFonts w:hint="eastAsia" w:ascii="微软雅黑" w:hAnsi="微软雅黑" w:eastAsia="微软雅黑" w:cs="微软雅黑"/>
-                <w:b/>
-                <w:color w:val="FFFFFF" w:themeColor="background1"/>
-                <w:sz w:val="18"/>
-                <w:szCs w:val="18"/>
-                <w:lang w:eastAsia="zh-CN"/>
-                <w14:textFill>
-                  <w14:solidFill>
-                    <w14:schemeClr w14:val="bg1"/>
-                  </w14:solidFill>
-                </w14:textFill>
-              </w:rPr>
-            </w:pPr>
-            <w:r>
-              <w:rPr>
-                <w:rFonts w:hint="eastAsia" w:ascii="微软雅黑" w:hAnsi="微软雅黑" w:eastAsia="微软雅黑" w:cs="微软雅黑"/>
-                <w:b/>
-                <w:color w:val="FFFFFF" w:themeColor="background1"/>
-                <w:sz w:val="18"/>
-                <w:szCs w:val="18"/>
-                <w:lang w:eastAsia="zh-CN"/>
-                <w14:textFill>
-                  <w14:solidFill>
-                    <w14:schemeClr w14:val="bg1"/>
-                  </w14:solidFill>
-                </w14:textFill>
-              </w:rPr>
-              <w:t>药物</w:t>
-            </w:r>
-          </w:p>
-        </w:tc>
-        <w:tc>
-          <w:tcPr>
-            <w:tcW w:w="856" w:type="dxa"/>
-            <w:shd w:val="clear" w:color="auto" w:fill="0B8770"/>
-            <w:vAlign w:val="center"/>
-          </w:tcPr>
-          <w:p>
-            <w:pPr>
-              <w:keepNext/>
-              <w:spacing w:before="26"/>
-              <w:jc w:val="center"/>
-              <w:rPr>
-                <w:rFonts w:hint="eastAsia" w:ascii="微软雅黑" w:hAnsi="微软雅黑" w:eastAsia="微软雅黑" w:cs="微软雅黑"/>
-                <w:b/>
-                <w:color w:val="FFFFFF" w:themeColor="background1"/>
-                <w:sz w:val="18"/>
-                <w:szCs w:val="18"/>
-                <w:lang w:eastAsia="zh-CN"/>
-                <w14:textFill>
-                  <w14:solidFill>
-                    <w14:schemeClr w14:val="bg1"/>
-                  </w14:solidFill>
-                </w14:textFill>
-              </w:rPr>
-            </w:pPr>
-            <w:r>
-              <w:rPr>
-                <w:rFonts w:hint="eastAsia" w:ascii="微软雅黑" w:hAnsi="微软雅黑" w:eastAsia="微软雅黑" w:cs="微软雅黑"/>
-                <w:b/>
-                <w:color w:val="FFFFFF" w:themeColor="background1"/>
-                <w:sz w:val="18"/>
-                <w:szCs w:val="18"/>
-                <w:lang w:eastAsia="zh-CN"/>
-                <w14:textFill>
-                  <w14:solidFill>
-                    <w14:schemeClr w14:val="bg1"/>
-                  </w14:solidFill>
-                </w14:textFill>
-              </w:rPr>
-              <w:t>地点</w:t>
-            </w:r>
-          </w:p>
-        </w:tc>
-      </w:tr>
-      <w:tr>
-        <w:tblPrEx>
-          <w:tblBorders>
-            <w:top w:val="single" w:color="0B8770" w:sz="12" w:space="0"/>
-            <w:left w:val="none" w:color="auto" w:sz="0" w:space="0"/>
-            <w:bottom w:val="dotted" w:color="0B8770" w:sz="4" w:space="0"/>
-            <w:right w:val="none" w:color="auto" w:sz="0" w:space="0"/>
-            <w:insideH w:val="dotted" w:color="0B8770" w:sz="4" w:space="0"/>
-            <w:insideV w:val="dotted" w:color="0B8770" w:sz="4" w:space="0"/>
-          </w:tblBorders>
-          <w:tblCellMar>
-            <w:top w:w="0" w:type="dxa"/>
-            <w:left w:w="108" w:type="dxa"/>
-            <w:bottom w:w="0" w:type="dxa"/>
-            <w:right w:w="108" w:type="dxa"/>
-          </w:tblCellMar>
-        </w:tblPrEx>
-        <w:trPr>
-          <w:jc w:val="center"/>
-        </w:trPr>
-        <w:tc>
-          <w:tcPr>
-            <w:tcW w:w="9870" w:type="dxa"/>
-            <w:gridSpan w:val="6"/>
-            <w:vAlign w:val="center"/>
-          </w:tcPr>
-          <w:p>
-            <w:pPr>
-              <w:keepNext/>
-              <w:spacing w:before="26"/>
-              <w:jc w:val="center"/>
-              <w:rPr>
-                <w:rFonts w:hint="eastAsia" w:ascii="微软雅黑" w:hAnsi="微软雅黑" w:eastAsia="微软雅黑" w:cs="微软雅黑"/>
-                <w:bCs/>
-                <w:sz w:val="18"/>
-                <w:szCs w:val="18"/>
-                <w:lang w:eastAsia="zh-CN"/>
-              </w:rPr>
-            </w:pPr>
-            <w:r>
-              <w:rPr>
-                <w:rFonts w:hint="eastAsia" w:ascii="微软雅黑" w:hAnsi="微软雅黑" w:eastAsia="微软雅黑" w:cs="微软雅黑"/>
-                <w:b/>
-                <w:sz w:val="18"/>
-                <w:szCs w:val="18"/>
-                <w:lang w:eastAsia="zh-CN"/>
-              </w:rPr>
-              <w:t>{%tr for cti in tdd.clinicalTrialInformationStr %}</w:t>
-            </w:r>
-          </w:p>
-        </w:tc>
-      </w:tr>
-      <w:tr>
-        <w:tblPrEx>
-          <w:tblBorders>
-            <w:top w:val="single" w:color="0B8770" w:sz="12" w:space="0"/>
-            <w:left w:val="none" w:color="auto" w:sz="0" w:space="0"/>
-            <w:bottom w:val="dotted" w:color="0B8770" w:sz="4" w:space="0"/>
-            <w:right w:val="none" w:color="auto" w:sz="0" w:space="0"/>
-            <w:insideH w:val="dotted" w:color="0B8770" w:sz="4" w:space="0"/>
-            <w:insideV w:val="dotted" w:color="0B8770" w:sz="4" w:space="0"/>
-          </w:tblBorders>
-          <w:tblCellMar>
-            <w:top w:w="0" w:type="dxa"/>
-            <w:left w:w="108" w:type="dxa"/>
-            <w:bottom w:w="0" w:type="dxa"/>
-            <w:right w:w="108" w:type="dxa"/>
-          </w:tblCellMar>
-        </w:tblPrEx>
-        <w:trPr>
-          <w:jc w:val="center"/>
-        </w:trPr>
-        <w:tc>
-          <w:tcPr>
-            <w:tcW w:w="1645" w:type="dxa"/>
-            <w:vAlign w:val="center"/>
-          </w:tcPr>
-          <w:p>
-            <w:pPr>
-              <w:keepNext/>
-              <w:spacing w:before="26"/>
-              <w:jc w:val="center"/>
-              <w:rPr>
-                <w:rFonts w:hint="eastAsia" w:ascii="微软雅黑" w:hAnsi="微软雅黑" w:eastAsia="微软雅黑" w:cs="微软雅黑"/>
-                <w:bCs/>
-                <w:sz w:val="18"/>
-                <w:szCs w:val="18"/>
-                <w:lang w:eastAsia="zh-CN"/>
-              </w:rPr>
-            </w:pPr>
-            <w:r>
-              <w:rPr>
-                <w:rFonts w:hint="eastAsia" w:ascii="微软雅黑" w:hAnsi="微软雅黑" w:eastAsia="微软雅黑" w:cs="微软雅黑"/>
-                <w:bCs/>
-                <w:sz w:val="18"/>
-                <w:szCs w:val="18"/>
-                <w:lang w:eastAsia="zh-CN"/>
-              </w:rPr>
-              <w:t>{{ cti.clinical_trial_id }}</w:t>
-            </w:r>
-          </w:p>
-        </w:tc>
-        <w:tc>
-          <w:tcPr>
-            <w:tcW w:w="3884" w:type="dxa"/>
-            <w:vAlign w:val="center"/>
-          </w:tcPr>
-          <w:p>
-            <w:pPr>
-              <w:keepNext/>
-              <w:jc w:val="center"/>
-              <w:rPr>
-                <w:rFonts w:hint="eastAsia" w:ascii="微软雅黑" w:hAnsi="微软雅黑" w:eastAsia="微软雅黑" w:cs="微软雅黑"/>
-                <w:bCs/>
-                <w:sz w:val="18"/>
-                <w:szCs w:val="18"/>
-                <w:lang w:eastAsia="zh-CN"/>
-              </w:rPr>
-            </w:pPr>
-            <w:r>
-              <w:rPr>
-                <w:rFonts w:hint="eastAsia" w:ascii="微软雅黑" w:hAnsi="微软雅黑" w:eastAsia="微软雅黑" w:cs="微软雅黑"/>
-                <w:bCs/>
-                <w:sz w:val="18"/>
-                <w:szCs w:val="18"/>
-                <w:lang w:eastAsia="zh-CN"/>
-              </w:rPr>
-              <w:t>{{ cti.title_chinese }}</w:t>
-            </w:r>
-          </w:p>
-        </w:tc>
-        <w:tc>
-          <w:tcPr>
-            <w:tcW w:w="1246" w:type="dxa"/>
-            <w:vAlign w:val="center"/>
-          </w:tcPr>
-          <w:p>
-            <w:pPr>
-              <w:keepNext/>
-              <w:spacing w:before="26"/>
-              <w:jc w:val="center"/>
-              <w:rPr>
-                <w:rFonts w:hint="eastAsia" w:ascii="微软雅黑" w:hAnsi="微软雅黑" w:eastAsia="微软雅黑" w:cs="微软雅黑"/>
-                <w:bCs/>
-                <w:sz w:val="18"/>
-                <w:szCs w:val="18"/>
-                <w:lang w:eastAsia="zh-CN"/>
-              </w:rPr>
-            </w:pPr>
-            <w:r>
-              <w:rPr>
-                <w:rFonts w:hint="eastAsia" w:ascii="微软雅黑" w:hAnsi="微软雅黑" w:eastAsia="微软雅黑" w:cs="微软雅黑"/>
-                <w:bCs/>
-                <w:sz w:val="18"/>
-                <w:szCs w:val="18"/>
-                <w:lang w:eastAsia="zh-CN"/>
-              </w:rPr>
-              <w:t>{{ cti.condition_chinese }}</w:t>
-            </w:r>
-          </w:p>
-        </w:tc>
-        <w:tc>
-          <w:tcPr>
-            <w:tcW w:w="1035" w:type="dxa"/>
-            <w:vAlign w:val="center"/>
-          </w:tcPr>
-          <w:p>
-            <w:pPr>
-              <w:keepNext/>
-              <w:spacing w:before="26"/>
-              <w:jc w:val="center"/>
-              <w:rPr>
-                <w:rFonts w:hint="eastAsia" w:ascii="微软雅黑" w:hAnsi="微软雅黑" w:eastAsia="微软雅黑" w:cs="微软雅黑"/>
-                <w:bCs/>
-                <w:sz w:val="18"/>
-                <w:szCs w:val="18"/>
-                <w:lang w:eastAsia="zh-CN"/>
-              </w:rPr>
-            </w:pPr>
-            <w:r>
-              <w:rPr>
-                <w:rFonts w:hint="eastAsia" w:ascii="微软雅黑" w:hAnsi="微软雅黑" w:eastAsia="微软雅黑" w:cs="微软雅黑"/>
-                <w:bCs/>
-                <w:sz w:val="18"/>
-                <w:szCs w:val="18"/>
-                <w:lang w:eastAsia="zh-CN"/>
-              </w:rPr>
-              <w:t>{{ cti.phase }}</w:t>
-            </w:r>
-          </w:p>
-        </w:tc>
-        <w:tc>
-          <w:tcPr>
-            <w:tcW w:w="1204" w:type="dxa"/>
-            <w:vAlign w:val="center"/>
-          </w:tcPr>
-          <w:p>
-            <w:pPr>
-              <w:spacing w:before="1" w:line="249" w:lineRule="auto"/>
-              <w:ind w:right="131"/>
-              <w:jc w:val="center"/>
-              <w:rPr>
-                <w:rFonts w:hint="eastAsia" w:ascii="微软雅黑" w:hAnsi="微软雅黑" w:eastAsia="微软雅黑" w:cs="微软雅黑"/>
-                <w:sz w:val="18"/>
-                <w:szCs w:val="18"/>
-                <w:lang w:eastAsia="zh-CN"/>
-              </w:rPr>
-            </w:pPr>
-            <w:r>
-              <w:rPr>
-                <w:rFonts w:hint="eastAsia" w:ascii="微软雅黑" w:hAnsi="微软雅黑" w:eastAsia="微软雅黑" w:cs="微软雅黑"/>
-                <w:sz w:val="18"/>
-                <w:szCs w:val="18"/>
-                <w:lang w:eastAsia="zh-CN"/>
-              </w:rPr>
-              <w:t xml:space="preserve">{% for d in </w:t>
-            </w:r>
-            <w:r>
-              <w:rPr>
-                <w:rFonts w:hint="eastAsia" w:ascii="微软雅黑" w:hAnsi="微软雅黑" w:eastAsia="微软雅黑" w:cs="微软雅黑"/>
-                <w:bCs/>
-                <w:sz w:val="18"/>
-                <w:szCs w:val="18"/>
-                <w:lang w:eastAsia="zh-CN"/>
-              </w:rPr>
-              <w:t>cti.drug_name_chinese</w:t>
-            </w:r>
-            <w:r>
-              <w:rPr>
-                <w:rFonts w:hint="eastAsia" w:ascii="微软雅黑" w:hAnsi="微软雅黑" w:eastAsia="微软雅黑" w:cs="微软雅黑"/>
-                <w:sz w:val="18"/>
-                <w:szCs w:val="18"/>
-                <w:lang w:eastAsia="zh-CN"/>
-              </w:rPr>
-              <w:t xml:space="preserve"> %}{%if loop.last%}{{ d.name }}{%else%}{{ d.name }}</w:t>
-            </w:r>
-          </w:p>
-          <w:p>
-            <w:pPr>
-              <w:keepNext/>
-              <w:jc w:val="center"/>
-              <w:rPr>
-                <w:rFonts w:hint="eastAsia" w:ascii="微软雅黑" w:hAnsi="微软雅黑" w:eastAsia="微软雅黑" w:cs="微软雅黑"/>
-                <w:sz w:val="18"/>
-                <w:szCs w:val="18"/>
-                <w:lang w:eastAsia="zh-CN"/>
-              </w:rPr>
-            </w:pPr>
-            <w:r>
-              <w:rPr>
-                <w:rFonts w:hint="eastAsia" w:ascii="微软雅黑" w:hAnsi="微软雅黑" w:eastAsia="微软雅黑" w:cs="微软雅黑"/>
-                <w:sz w:val="18"/>
-                <w:szCs w:val="18"/>
-                <w:lang w:eastAsia="zh-CN"/>
-              </w:rPr>
-              <w:t>{%endif%}{% endfor %}</w:t>
-            </w:r>
-          </w:p>
-        </w:tc>
-        <w:tc>
-          <w:tcPr>
-            <w:tcW w:w="856" w:type="dxa"/>
-            <w:vAlign w:val="center"/>
-          </w:tcPr>
-          <w:p>
-            <w:pPr>
-              <w:keepNext/>
-              <w:spacing w:before="26"/>
-              <w:jc w:val="center"/>
-              <w:rPr>
-                <w:rFonts w:hint="eastAsia" w:ascii="微软雅黑" w:hAnsi="微软雅黑" w:eastAsia="微软雅黑" w:cs="微软雅黑"/>
-                <w:bCs/>
-                <w:sz w:val="18"/>
-                <w:szCs w:val="18"/>
-                <w:lang w:eastAsia="zh-CN"/>
-              </w:rPr>
-            </w:pPr>
-            <w:r>
-              <w:rPr>
-                <w:rFonts w:hint="eastAsia" w:ascii="微软雅黑" w:hAnsi="微软雅黑" w:eastAsia="微软雅黑" w:cs="微软雅黑"/>
-                <w:bCs/>
-                <w:sz w:val="18"/>
-                <w:szCs w:val="18"/>
-                <w:lang w:eastAsia="zh-CN"/>
-              </w:rPr>
-              <w:t>{{ cti.location_chinese }}</w:t>
-            </w:r>
-          </w:p>
-        </w:tc>
-      </w:tr>
-      <w:tr>
-        <w:tblPrEx>
-          <w:tblBorders>
-            <w:top w:val="single" w:color="0B8770" w:sz="12" w:space="0"/>
-            <w:left w:val="none" w:color="auto" w:sz="0" w:space="0"/>
-            <w:bottom w:val="dotted" w:color="0B8770" w:sz="4" w:space="0"/>
-            <w:right w:val="none" w:color="auto" w:sz="0" w:space="0"/>
-            <w:insideH w:val="dotted" w:color="0B8770" w:sz="4" w:space="0"/>
-            <w:insideV w:val="dotted" w:color="0B8770" w:sz="4" w:space="0"/>
-          </w:tblBorders>
-          <w:tblCellMar>
-            <w:top w:w="0" w:type="dxa"/>
-            <w:left w:w="108" w:type="dxa"/>
-            <w:bottom w:w="0" w:type="dxa"/>
-            <w:right w:w="108" w:type="dxa"/>
-          </w:tblCellMar>
-        </w:tblPrEx>
-        <w:trPr>
-          <w:jc w:val="center"/>
-        </w:trPr>
-        <w:tc>
-          <w:tcPr>
-            <w:tcW w:w="9870" w:type="dxa"/>
-            <w:gridSpan w:val="6"/>
-            <w:vAlign w:val="center"/>
-          </w:tcPr>
-          <w:p>
-            <w:pPr>
-              <w:keepNext/>
-              <w:spacing w:before="26"/>
-              <w:jc w:val="center"/>
-              <w:rPr>
-                <w:rFonts w:hint="eastAsia" w:ascii="微软雅黑" w:hAnsi="微软雅黑" w:eastAsia="微软雅黑" w:cs="微软雅黑"/>
-                <w:bCs/>
-                <w:sz w:val="18"/>
-                <w:szCs w:val="18"/>
-                <w:lang w:eastAsia="zh-CN"/>
-              </w:rPr>
-            </w:pPr>
-            <w:r>
-              <w:rPr>
-                <w:rFonts w:hint="eastAsia" w:ascii="微软雅黑" w:hAnsi="微软雅黑" w:eastAsia="微软雅黑" w:cs="微软雅黑"/>
-                <w:bCs/>
-                <w:sz w:val="18"/>
-                <w:szCs w:val="18"/>
-                <w:lang w:eastAsia="zh-CN"/>
-              </w:rPr>
-              <w:t>{%tr endfor %}</w:t>
-            </w:r>
-          </w:p>
-        </w:tc>
-      </w:tr>
-    </w:tbl>
-    <w:p>
-      <w:pPr>
-        <w:rPr>
-          <w:rFonts w:hint="eastAsia" w:ascii="微软雅黑" w:hAnsi="微软雅黑" w:eastAsia="微软雅黑" w:cs="微软雅黑"/>
-          <w:b/>
-          <w:sz w:val="24"/>
-          <w:szCs w:val="24"/>
-          <w:lang w:eastAsia="zh-CN"/>
-        </w:rPr>
-      </w:pPr>
-      <w:r>
-        <w:rPr>
-          <w:rFonts w:hint="eastAsia" w:ascii="微软雅黑" w:hAnsi="微软雅黑" w:eastAsia="微软雅黑" w:cs="微软雅黑"/>
-          <w:b/>
-          <w:color w:val="0B8770"/>
-          <w:sz w:val="24"/>
-          <w:szCs w:val="24"/>
-          <w:lang w:eastAsia="zh-CN"/>
-        </w:rPr>
-        <w:t>{% endif %}{% endfor %}</w:t>
+        <w:t>{% endfor %}</w:t>
       </w:r>
       <w:r>
         <w:rPr>
@@ -22646,11 +18268,11 @@
           <w:lang w:eastAsia="zh-CN"/>
         </w:rPr>
       </w:pPr>
-      <w:bookmarkStart w:id="44" w:name="_Toc22918"/>
-      <w:bookmarkStart w:id="45" w:name="_Toc8564"/>
-      <w:bookmarkStart w:id="46" w:name="_Toc27341"/>
-      <w:bookmarkStart w:id="47" w:name="_Toc16794"/>
-      <w:bookmarkStart w:id="48" w:name="_Toc149837265"/>
+      <w:bookmarkStart w:id="43" w:name="_Toc22918"/>
+      <w:bookmarkStart w:id="44" w:name="_Toc8564"/>
+      <w:bookmarkStart w:id="45" w:name="_Toc27341"/>
+      <w:bookmarkStart w:id="46" w:name="_Toc7627"/>
+      <w:bookmarkStart w:id="47" w:name="_Toc149837265"/>
       <w:r>
         <w:rPr>
           <w:rFonts w:hint="eastAsia" w:ascii="微软雅黑" w:hAnsi="微软雅黑" w:eastAsia="微软雅黑" w:cs="微软雅黑"/>
@@ -22685,10 +18307,10 @@
         </w:rPr>
         <w:t>胚系变异结果解析</w:t>
       </w:r>
+      <w:bookmarkEnd w:id="43"/>
       <w:bookmarkEnd w:id="44"/>
       <w:bookmarkEnd w:id="45"/>
       <w:bookmarkEnd w:id="46"/>
-      <w:bookmarkEnd w:id="47"/>
     </w:p>
     <w:p>
       <w:pPr>
@@ -22724,7 +18346,7 @@
         </w:rPr>
         <w:t>{% for tdd in geneticCancerRiskInfo %}</w:t>
       </w:r>
-      <w:bookmarkEnd w:id="48"/>
+      <w:bookmarkEnd w:id="47"/>
     </w:p>
     <w:p>
       <w:pPr>
@@ -24153,7 +19775,6 @@
     </w:tbl>
     <w:p>
       <w:pPr>
-        <w:spacing w:before="26"/>
         <w:rPr>
           <w:rFonts w:hint="eastAsia" w:ascii="微软雅黑" w:hAnsi="微软雅黑" w:eastAsia="微软雅黑" w:cs="微软雅黑"/>
           <w:b/>
@@ -24172,579 +19793,9 @@
           <w:szCs w:val="24"/>
           <w:lang w:eastAsia="zh-CN"/>
         </w:rPr>
-        <w:t>{%if tdd.drugResearchList != [] %}</w:t>
-      </w:r>
-    </w:p>
-    <w:p>
-      <w:pPr>
-        <w:keepNext/>
-        <w:spacing w:before="26"/>
-        <w:rPr>
-          <w:rFonts w:hint="eastAsia" w:ascii="微软雅黑" w:hAnsi="微软雅黑" w:eastAsia="微软雅黑" w:cs="微软雅黑"/>
-          <w:b/>
-          <w:color w:val="0B8770"/>
-          <w:sz w:val="24"/>
-          <w:lang w:eastAsia="zh-CN"/>
-        </w:rPr>
-      </w:pPr>
-      <w:r>
-        <w:rPr>
-          <w:rFonts w:hint="eastAsia" w:ascii="微软雅黑" w:hAnsi="微软雅黑" w:eastAsia="微软雅黑" w:cs="微软雅黑"/>
-          <w:b/>
-          <w:color w:val="0B8770"/>
-          <w:sz w:val="24"/>
-          <w:lang w:eastAsia="zh-CN"/>
-        </w:rPr>
-        <w:t>潜在受益药物研究信息：</w:t>
-      </w:r>
-    </w:p>
-    <w:tbl>
-      <w:tblPr>
-        <w:tblStyle w:val="13"/>
-        <w:tblpPr w:leftFromText="180" w:rightFromText="180" w:vertAnchor="text" w:tblpXSpec="center" w:tblpY="1"/>
-        <w:tblOverlap w:val="never"/>
-        <w:tblW w:w="9870" w:type="dxa"/>
-        <w:jc w:val="center"/>
-        <w:tblBorders>
-          <w:top w:val="single" w:color="0B8770" w:sz="12" w:space="0"/>
-          <w:left w:val="none" w:color="auto" w:sz="0" w:space="0"/>
-          <w:bottom w:val="dotted" w:color="0B8770" w:sz="4" w:space="0"/>
-          <w:right w:val="none" w:color="auto" w:sz="0" w:space="0"/>
-          <w:insideH w:val="dotted" w:color="0B8770" w:sz="4" w:space="0"/>
-          <w:insideV w:val="dotted" w:color="0B8770" w:sz="4" w:space="0"/>
-        </w:tblBorders>
-        <w:tblLayout w:type="fixed"/>
-        <w:tblCellMar>
-          <w:top w:w="0" w:type="dxa"/>
-          <w:left w:w="108" w:type="dxa"/>
-          <w:bottom w:w="0" w:type="dxa"/>
-          <w:right w:w="108" w:type="dxa"/>
-        </w:tblCellMar>
-      </w:tblPr>
-      <w:tblGrid>
-        <w:gridCol w:w="1526"/>
-        <w:gridCol w:w="1417"/>
-        <w:gridCol w:w="1232"/>
-        <w:gridCol w:w="5695"/>
-      </w:tblGrid>
-      <w:tr>
-        <w:tblPrEx>
-          <w:tblBorders>
-            <w:top w:val="single" w:color="0B8770" w:sz="12" w:space="0"/>
-            <w:left w:val="none" w:color="auto" w:sz="0" w:space="0"/>
-            <w:bottom w:val="dotted" w:color="0B8770" w:sz="4" w:space="0"/>
-            <w:right w:val="none" w:color="auto" w:sz="0" w:space="0"/>
-            <w:insideH w:val="dotted" w:color="0B8770" w:sz="4" w:space="0"/>
-            <w:insideV w:val="dotted" w:color="0B8770" w:sz="4" w:space="0"/>
-          </w:tblBorders>
-          <w:tblCellMar>
-            <w:top w:w="0" w:type="dxa"/>
-            <w:left w:w="108" w:type="dxa"/>
-            <w:bottom w:w="0" w:type="dxa"/>
-            <w:right w:w="108" w:type="dxa"/>
-          </w:tblCellMar>
-        </w:tblPrEx>
-        <w:trPr>
-          <w:trHeight w:val="417" w:hRule="atLeast"/>
-          <w:jc w:val="center"/>
-        </w:trPr>
-        <w:tc>
-          <w:tcPr>
-            <w:tcW w:w="1526" w:type="dxa"/>
-            <w:shd w:val="clear" w:color="auto" w:fill="0B8770"/>
-            <w:vAlign w:val="center"/>
-          </w:tcPr>
-          <w:p>
-            <w:pPr>
-              <w:keepNext/>
-              <w:jc w:val="center"/>
-              <w:rPr>
-                <w:rFonts w:hint="eastAsia" w:ascii="微软雅黑" w:hAnsi="微软雅黑" w:eastAsia="微软雅黑" w:cs="微软雅黑"/>
-                <w:b/>
-                <w:color w:val="FFFFFF" w:themeColor="background1"/>
-                <w:sz w:val="18"/>
-                <w:szCs w:val="18"/>
-                <w:lang w:eastAsia="zh-CN"/>
-                <w14:textFill>
-                  <w14:solidFill>
-                    <w14:schemeClr w14:val="bg1"/>
-                  </w14:solidFill>
-                </w14:textFill>
-              </w:rPr>
-            </w:pPr>
-            <w:r>
-              <w:rPr>
-                <w:rFonts w:hint="eastAsia" w:ascii="微软雅黑" w:hAnsi="微软雅黑" w:eastAsia="微软雅黑" w:cs="微软雅黑"/>
-                <w:b/>
-                <w:color w:val="FFFFFF" w:themeColor="background1"/>
-                <w:sz w:val="18"/>
-                <w:szCs w:val="18"/>
-                <w:lang w:eastAsia="zh-CN"/>
-                <w14:textFill>
-                  <w14:solidFill>
-                    <w14:schemeClr w14:val="bg1"/>
-                  </w14:solidFill>
-                </w14:textFill>
-              </w:rPr>
-              <w:t>药物名称</w:t>
-            </w:r>
-          </w:p>
-        </w:tc>
-        <w:tc>
-          <w:tcPr>
-            <w:tcW w:w="1417" w:type="dxa"/>
-            <w:shd w:val="clear" w:color="auto" w:fill="0B8770"/>
-            <w:vAlign w:val="center"/>
-          </w:tcPr>
-          <w:p>
-            <w:pPr>
-              <w:keepNext/>
-              <w:jc w:val="center"/>
-              <w:rPr>
-                <w:rFonts w:hint="eastAsia" w:ascii="微软雅黑" w:hAnsi="微软雅黑" w:eastAsia="微软雅黑" w:cs="微软雅黑"/>
-                <w:b/>
-                <w:color w:val="FFFFFF" w:themeColor="background1"/>
-                <w:sz w:val="18"/>
-                <w:szCs w:val="18"/>
-                <w:lang w:eastAsia="zh-CN"/>
-                <w14:textFill>
-                  <w14:solidFill>
-                    <w14:schemeClr w14:val="bg1"/>
-                  </w14:solidFill>
-                </w14:textFill>
-              </w:rPr>
-            </w:pPr>
-            <w:r>
-              <w:rPr>
-                <w:rFonts w:hint="eastAsia" w:ascii="微软雅黑" w:hAnsi="微软雅黑" w:eastAsia="微软雅黑" w:cs="微软雅黑"/>
-                <w:b/>
-                <w:color w:val="FFFFFF" w:themeColor="background1"/>
-                <w:sz w:val="18"/>
-                <w:szCs w:val="18"/>
-                <w:lang w:eastAsia="zh-CN"/>
-                <w14:textFill>
-                  <w14:solidFill>
-                    <w14:schemeClr w14:val="bg1"/>
-                  </w14:solidFill>
-                </w14:textFill>
-              </w:rPr>
-              <w:t>相关疾病</w:t>
-            </w:r>
-          </w:p>
-        </w:tc>
-        <w:tc>
-          <w:tcPr>
-            <w:tcW w:w="1232" w:type="dxa"/>
-            <w:shd w:val="clear" w:color="auto" w:fill="0B8770"/>
-            <w:vAlign w:val="center"/>
-          </w:tcPr>
-          <w:p>
-            <w:pPr>
-              <w:keepNext/>
-              <w:jc w:val="center"/>
-              <w:rPr>
-                <w:rFonts w:hint="eastAsia" w:ascii="微软雅黑" w:hAnsi="微软雅黑" w:eastAsia="微软雅黑" w:cs="微软雅黑"/>
-                <w:b/>
-                <w:color w:val="FFFFFF" w:themeColor="background1"/>
-                <w:sz w:val="18"/>
-                <w:szCs w:val="18"/>
-                <w:lang w:eastAsia="zh-CN"/>
-                <w14:textFill>
-                  <w14:solidFill>
-                    <w14:schemeClr w14:val="bg1"/>
-                  </w14:solidFill>
-                </w14:textFill>
-              </w:rPr>
-            </w:pPr>
-            <w:r>
-              <w:rPr>
-                <w:rFonts w:hint="eastAsia" w:ascii="微软雅黑" w:hAnsi="微软雅黑" w:eastAsia="微软雅黑" w:cs="微软雅黑"/>
-                <w:b/>
-                <w:color w:val="FFFFFF" w:themeColor="background1"/>
-                <w:sz w:val="18"/>
-                <w:szCs w:val="18"/>
-                <w:lang w:eastAsia="zh-CN"/>
-                <w14:textFill>
-                  <w14:solidFill>
-                    <w14:schemeClr w14:val="bg1"/>
-                  </w14:solidFill>
-                </w14:textFill>
-              </w:rPr>
-              <w:t>证据等级</w:t>
-            </w:r>
-          </w:p>
-        </w:tc>
-        <w:tc>
-          <w:tcPr>
-            <w:tcW w:w="5695" w:type="dxa"/>
-            <w:shd w:val="clear" w:color="auto" w:fill="0B8770"/>
-            <w:vAlign w:val="center"/>
-          </w:tcPr>
-          <w:p>
-            <w:pPr>
-              <w:keepNext/>
-              <w:jc w:val="center"/>
-              <w:rPr>
-                <w:rFonts w:hint="eastAsia" w:ascii="微软雅黑" w:hAnsi="微软雅黑" w:eastAsia="微软雅黑" w:cs="微软雅黑"/>
-                <w:b/>
-                <w:color w:val="FFFFFF" w:themeColor="background1"/>
-                <w:sz w:val="18"/>
-                <w:szCs w:val="18"/>
-                <w:lang w:eastAsia="zh-CN"/>
-                <w14:textFill>
-                  <w14:solidFill>
-                    <w14:schemeClr w14:val="bg1"/>
-                  </w14:solidFill>
-                </w14:textFill>
-              </w:rPr>
-            </w:pPr>
-            <w:r>
-              <w:rPr>
-                <w:rFonts w:hint="eastAsia" w:ascii="微软雅黑" w:hAnsi="微软雅黑" w:eastAsia="微软雅黑" w:cs="微软雅黑"/>
-                <w:b/>
-                <w:color w:val="FFFFFF" w:themeColor="background1"/>
-                <w:sz w:val="18"/>
-                <w:szCs w:val="18"/>
-                <w:lang w:eastAsia="zh-CN"/>
-                <w14:textFill>
-                  <w14:solidFill>
-                    <w14:schemeClr w14:val="bg1"/>
-                  </w14:solidFill>
-                </w14:textFill>
-              </w:rPr>
-              <w:t>循证医学信息</w:t>
-            </w:r>
-          </w:p>
-        </w:tc>
-      </w:tr>
-      <w:tr>
-        <w:tblPrEx>
-          <w:tblBorders>
-            <w:top w:val="single" w:color="0B8770" w:sz="12" w:space="0"/>
-            <w:left w:val="none" w:color="auto" w:sz="0" w:space="0"/>
-            <w:bottom w:val="dotted" w:color="0B8770" w:sz="4" w:space="0"/>
-            <w:right w:val="none" w:color="auto" w:sz="0" w:space="0"/>
-            <w:insideH w:val="dotted" w:color="0B8770" w:sz="4" w:space="0"/>
-            <w:insideV w:val="dotted" w:color="0B8770" w:sz="4" w:space="0"/>
-          </w:tblBorders>
-          <w:tblCellMar>
-            <w:top w:w="0" w:type="dxa"/>
-            <w:left w:w="108" w:type="dxa"/>
-            <w:bottom w:w="0" w:type="dxa"/>
-            <w:right w:w="108" w:type="dxa"/>
-          </w:tblCellMar>
-        </w:tblPrEx>
-        <w:trPr>
-          <w:trHeight w:val="494" w:hRule="atLeast"/>
-          <w:jc w:val="center"/>
-        </w:trPr>
-        <w:tc>
-          <w:tcPr>
-            <w:tcW w:w="9870" w:type="dxa"/>
-            <w:gridSpan w:val="4"/>
-            <w:vAlign w:val="center"/>
-          </w:tcPr>
-          <w:p>
-            <w:pPr>
-              <w:keepNext/>
-              <w:spacing w:before="26"/>
-              <w:jc w:val="center"/>
-              <w:rPr>
-                <w:rFonts w:hint="eastAsia" w:ascii="微软雅黑" w:hAnsi="微软雅黑" w:eastAsia="微软雅黑" w:cs="微软雅黑"/>
-                <w:bCs/>
-                <w:sz w:val="18"/>
-                <w:szCs w:val="18"/>
-                <w:highlight w:val="yellow"/>
-                <w:lang w:eastAsia="zh-CN"/>
-              </w:rPr>
-            </w:pPr>
-            <w:r>
-              <w:rPr>
-                <w:rFonts w:hint="eastAsia" w:ascii="微软雅黑" w:hAnsi="微软雅黑" w:eastAsia="微软雅黑" w:cs="微软雅黑"/>
-                <w:b/>
-                <w:sz w:val="18"/>
-                <w:szCs w:val="18"/>
-                <w:lang w:eastAsia="zh-CN"/>
-              </w:rPr>
-              <w:t>{%tr for dis in tdd.drugResearchList %}</w:t>
-            </w:r>
-          </w:p>
-        </w:tc>
-      </w:tr>
-      <w:tr>
-        <w:tblPrEx>
-          <w:tblBorders>
-            <w:top w:val="single" w:color="0B8770" w:sz="12" w:space="0"/>
-            <w:left w:val="none" w:color="auto" w:sz="0" w:space="0"/>
-            <w:bottom w:val="dotted" w:color="0B8770" w:sz="4" w:space="0"/>
-            <w:right w:val="none" w:color="auto" w:sz="0" w:space="0"/>
-            <w:insideH w:val="dotted" w:color="0B8770" w:sz="4" w:space="0"/>
-            <w:insideV w:val="dotted" w:color="0B8770" w:sz="4" w:space="0"/>
-          </w:tblBorders>
-          <w:tblCellMar>
-            <w:top w:w="0" w:type="dxa"/>
-            <w:left w:w="108" w:type="dxa"/>
-            <w:bottom w:w="0" w:type="dxa"/>
-            <w:right w:w="108" w:type="dxa"/>
-          </w:tblCellMar>
-        </w:tblPrEx>
-        <w:trPr>
-          <w:trHeight w:val="494" w:hRule="atLeast"/>
-          <w:jc w:val="center"/>
-        </w:trPr>
-        <w:tc>
-          <w:tcPr>
-            <w:tcW w:w="1526" w:type="dxa"/>
-            <w:vAlign w:val="center"/>
-          </w:tcPr>
-          <w:p>
-            <w:pPr>
-              <w:spacing w:before="1" w:line="249" w:lineRule="auto"/>
-              <w:ind w:right="131"/>
-              <w:jc w:val="center"/>
-              <w:rPr>
-                <w:rFonts w:hint="eastAsia" w:ascii="微软雅黑" w:hAnsi="微软雅黑" w:eastAsia="微软雅黑" w:cs="微软雅黑"/>
-                <w:b/>
-                <w:sz w:val="18"/>
-                <w:szCs w:val="18"/>
-                <w:highlight w:val="yellow"/>
-              </w:rPr>
-            </w:pPr>
-            <w:r>
-              <w:rPr>
-                <w:rFonts w:hint="eastAsia" w:ascii="微软雅黑" w:hAnsi="微软雅黑" w:eastAsia="微软雅黑" w:cs="微软雅黑"/>
-                <w:sz w:val="18"/>
-                <w:szCs w:val="18"/>
-                <w:lang w:eastAsia="zh-CN"/>
-              </w:rPr>
-              <w:t>{{</w:t>
-            </w:r>
-            <w:r>
-              <w:rPr>
-                <w:rFonts w:hint="eastAsia" w:ascii="微软雅黑" w:hAnsi="微软雅黑" w:eastAsia="微软雅黑" w:cs="微软雅黑"/>
-                <w:bCs/>
-                <w:sz w:val="18"/>
-                <w:szCs w:val="18"/>
-                <w:lang w:eastAsia="zh-CN"/>
-              </w:rPr>
-              <w:t>dis.drug_name_chinese3</w:t>
-            </w:r>
-            <w:r>
-              <w:rPr>
-                <w:rFonts w:hint="eastAsia" w:ascii="微软雅黑" w:hAnsi="微软雅黑" w:eastAsia="微软雅黑" w:cs="微软雅黑"/>
-                <w:sz w:val="18"/>
-                <w:szCs w:val="18"/>
-                <w:lang w:eastAsia="zh-CN"/>
-              </w:rPr>
-              <w:t xml:space="preserve"> }}</w:t>
-            </w:r>
-          </w:p>
-        </w:tc>
-        <w:tc>
-          <w:tcPr>
-            <w:tcW w:w="1417" w:type="dxa"/>
-            <w:vAlign w:val="center"/>
-          </w:tcPr>
-          <w:p>
-            <w:pPr>
-              <w:keepNext/>
-              <w:spacing w:before="26"/>
-              <w:jc w:val="center"/>
-              <w:rPr>
-                <w:rFonts w:hint="eastAsia" w:ascii="微软雅黑" w:hAnsi="微软雅黑" w:eastAsia="微软雅黑" w:cs="微软雅黑"/>
-                <w:bCs/>
-                <w:sz w:val="18"/>
-                <w:szCs w:val="18"/>
-                <w:highlight w:val="yellow"/>
-                <w:lang w:eastAsia="zh-CN"/>
-              </w:rPr>
-            </w:pPr>
-            <w:r>
-              <w:rPr>
-                <w:rFonts w:hint="eastAsia" w:ascii="微软雅黑" w:hAnsi="微软雅黑" w:eastAsia="微软雅黑" w:cs="微软雅黑"/>
-                <w:sz w:val="18"/>
-                <w:szCs w:val="18"/>
-                <w:lang w:eastAsia="zh-CN"/>
-              </w:rPr>
-              <w:t>{{dis.</w:t>
-            </w:r>
-            <w:r>
-              <w:rPr>
-                <w:rFonts w:hint="eastAsia" w:ascii="微软雅黑" w:hAnsi="微软雅黑" w:eastAsia="微软雅黑" w:cs="微软雅黑"/>
-                <w:bCs/>
-                <w:sz w:val="18"/>
-                <w:szCs w:val="18"/>
-                <w:lang w:eastAsia="zh-CN"/>
-              </w:rPr>
-              <w:t>disease_name_chinese</w:t>
-            </w:r>
-            <w:r>
-              <w:rPr>
-                <w:rFonts w:hint="eastAsia" w:ascii="微软雅黑" w:hAnsi="微软雅黑" w:eastAsia="微软雅黑" w:cs="微软雅黑"/>
-                <w:sz w:val="18"/>
-                <w:szCs w:val="18"/>
-                <w:lang w:eastAsia="zh-CN"/>
-              </w:rPr>
-              <w:t>}}</w:t>
-            </w:r>
-          </w:p>
-        </w:tc>
-        <w:tc>
-          <w:tcPr>
-            <w:tcW w:w="1232" w:type="dxa"/>
-            <w:vAlign w:val="center"/>
-          </w:tcPr>
-          <w:p>
-            <w:pPr>
-              <w:keepNext/>
-              <w:spacing w:before="26"/>
-              <w:jc w:val="center"/>
-              <w:rPr>
-                <w:rFonts w:hint="eastAsia" w:ascii="微软雅黑" w:hAnsi="微软雅黑" w:eastAsia="微软雅黑" w:cs="微软雅黑"/>
-                <w:bCs/>
-                <w:sz w:val="18"/>
-                <w:szCs w:val="18"/>
-                <w:highlight w:val="yellow"/>
-                <w:lang w:eastAsia="zh-CN"/>
-              </w:rPr>
-            </w:pPr>
-            <w:r>
-              <w:rPr>
-                <w:rFonts w:hint="eastAsia" w:ascii="微软雅黑" w:hAnsi="微软雅黑" w:eastAsia="微软雅黑" w:cs="微软雅黑"/>
-                <w:sz w:val="18"/>
-                <w:szCs w:val="18"/>
-                <w:lang w:eastAsia="zh-CN"/>
-              </w:rPr>
-              <w:t>{{</w:t>
-            </w:r>
-            <w:r>
-              <w:rPr>
-                <w:rFonts w:hint="eastAsia" w:ascii="微软雅黑" w:hAnsi="微软雅黑" w:eastAsia="微软雅黑" w:cs="微软雅黑"/>
-                <w:bCs/>
-                <w:sz w:val="18"/>
-                <w:szCs w:val="18"/>
-                <w:lang w:eastAsia="zh-CN"/>
-              </w:rPr>
-              <w:t>dis.evidence_phase_chinese</w:t>
-            </w:r>
-            <w:r>
-              <w:rPr>
-                <w:rFonts w:hint="eastAsia" w:ascii="微软雅黑" w:hAnsi="微软雅黑" w:eastAsia="微软雅黑" w:cs="微软雅黑"/>
-                <w:sz w:val="18"/>
-                <w:szCs w:val="18"/>
-                <w:lang w:eastAsia="zh-CN"/>
-              </w:rPr>
-              <w:t>}}</w:t>
-            </w:r>
-          </w:p>
-        </w:tc>
-        <w:tc>
-          <w:tcPr>
-            <w:tcW w:w="5695" w:type="dxa"/>
-            <w:vAlign w:val="center"/>
-          </w:tcPr>
-          <w:p>
-            <w:pPr>
-              <w:keepNext/>
-              <w:spacing w:before="26"/>
-              <w:jc w:val="center"/>
-              <w:rPr>
-                <w:rFonts w:hint="eastAsia" w:ascii="微软雅黑" w:hAnsi="微软雅黑" w:eastAsia="微软雅黑" w:cs="微软雅黑"/>
-                <w:bCs/>
-                <w:sz w:val="18"/>
-                <w:szCs w:val="18"/>
-                <w:highlight w:val="yellow"/>
-                <w:lang w:eastAsia="zh-CN"/>
-              </w:rPr>
-            </w:pPr>
-            <w:r>
-              <w:rPr>
-                <w:rFonts w:hint="eastAsia" w:ascii="微软雅黑" w:hAnsi="微软雅黑" w:eastAsia="微软雅黑" w:cs="微软雅黑"/>
-                <w:sz w:val="18"/>
-                <w:szCs w:val="18"/>
-                <w:lang w:eastAsia="zh-CN"/>
-              </w:rPr>
-              <w:t>{{</w:t>
-            </w:r>
-            <w:r>
-              <w:rPr>
-                <w:rFonts w:hint="eastAsia" w:ascii="微软雅黑" w:hAnsi="微软雅黑" w:eastAsia="微软雅黑" w:cs="微软雅黑"/>
-                <w:bCs/>
-                <w:sz w:val="18"/>
-                <w:szCs w:val="18"/>
-                <w:lang w:eastAsia="zh-CN"/>
-              </w:rPr>
-              <w:t>dis.annotation_chinese</w:t>
-            </w:r>
-            <w:r>
-              <w:rPr>
-                <w:rFonts w:hint="eastAsia" w:ascii="微软雅黑" w:hAnsi="微软雅黑" w:eastAsia="微软雅黑" w:cs="微软雅黑"/>
-                <w:sz w:val="18"/>
-                <w:szCs w:val="18"/>
-                <w:lang w:eastAsia="zh-CN"/>
-              </w:rPr>
-              <w:t>}}</w:t>
-            </w:r>
-          </w:p>
-        </w:tc>
-      </w:tr>
-      <w:tr>
-        <w:tblPrEx>
-          <w:tblBorders>
-            <w:top w:val="single" w:color="0B8770" w:sz="12" w:space="0"/>
-            <w:left w:val="none" w:color="auto" w:sz="0" w:space="0"/>
-            <w:bottom w:val="dotted" w:color="0B8770" w:sz="4" w:space="0"/>
-            <w:right w:val="none" w:color="auto" w:sz="0" w:space="0"/>
-            <w:insideH w:val="dotted" w:color="0B8770" w:sz="4" w:space="0"/>
-            <w:insideV w:val="dotted" w:color="0B8770" w:sz="4" w:space="0"/>
-          </w:tblBorders>
-          <w:tblCellMar>
-            <w:top w:w="0" w:type="dxa"/>
-            <w:left w:w="108" w:type="dxa"/>
-            <w:bottom w:w="0" w:type="dxa"/>
-            <w:right w:w="108" w:type="dxa"/>
-          </w:tblCellMar>
-        </w:tblPrEx>
-        <w:trPr>
-          <w:trHeight w:val="494" w:hRule="atLeast"/>
-          <w:jc w:val="center"/>
-        </w:trPr>
-        <w:tc>
-          <w:tcPr>
-            <w:tcW w:w="9870" w:type="dxa"/>
-            <w:gridSpan w:val="4"/>
-            <w:vAlign w:val="center"/>
-          </w:tcPr>
-          <w:p>
-            <w:pPr>
-              <w:keepNext/>
-              <w:spacing w:before="26"/>
-              <w:jc w:val="center"/>
-              <w:rPr>
-                <w:rFonts w:hint="eastAsia" w:ascii="微软雅黑" w:hAnsi="微软雅黑" w:eastAsia="微软雅黑" w:cs="微软雅黑"/>
-                <w:bCs/>
-                <w:sz w:val="18"/>
-                <w:szCs w:val="18"/>
-                <w:lang w:eastAsia="zh-CN"/>
-              </w:rPr>
-            </w:pPr>
-            <w:r>
-              <w:rPr>
-                <w:rFonts w:hint="eastAsia" w:ascii="微软雅黑" w:hAnsi="微软雅黑" w:eastAsia="微软雅黑" w:cs="微软雅黑"/>
-                <w:b/>
-                <w:sz w:val="18"/>
-                <w:szCs w:val="18"/>
-                <w:lang w:eastAsia="zh-CN"/>
-              </w:rPr>
-              <w:t>{%tr endfor %}</w:t>
-            </w:r>
-          </w:p>
-        </w:tc>
-      </w:tr>
-    </w:tbl>
-    <w:p>
-      <w:pPr>
-        <w:spacing w:before="26"/>
+        <w:t>{% endfor %}</w:t>
+      </w:r>
+      <w:r>
         <w:rPr>
           <w:rFonts w:hint="eastAsia" w:ascii="微软雅黑" w:hAnsi="微软雅黑" w:eastAsia="微软雅黑" w:cs="微软雅黑"/>
           <w:b/>
@@ -24753,1322 +19804,11 @@
           <w:szCs w:val="24"/>
           <w:lang w:eastAsia="zh-CN"/>
         </w:rPr>
-      </w:pPr>
-      <w:r>
-        <w:rPr>
-          <w:rFonts w:hint="eastAsia" w:ascii="微软雅黑" w:hAnsi="微软雅黑" w:eastAsia="微软雅黑" w:cs="微软雅黑"/>
-          <w:b/>
-          <w:color w:val="0B8770"/>
-          <w:sz w:val="24"/>
-          <w:szCs w:val="24"/>
-          <w:lang w:eastAsia="zh-CN"/>
-        </w:rPr>
-        <w:t>{% endif %}{%if tdd.potentialDrugList != [] %}</w:t>
+        <w:br w:type="page"/>
       </w:r>
     </w:p>
     <w:p>
       <w:pPr>
-        <w:keepNext/>
-        <w:spacing w:before="26"/>
-        <w:rPr>
-          <w:rFonts w:hint="eastAsia" w:ascii="微软雅黑" w:hAnsi="微软雅黑" w:eastAsia="微软雅黑" w:cs="微软雅黑"/>
-          <w:b/>
-          <w:color w:val="0B8770"/>
-          <w:sz w:val="24"/>
-          <w:lang w:eastAsia="zh-CN"/>
-        </w:rPr>
-      </w:pPr>
-      <w:r>
-        <w:rPr>
-          <w:rFonts w:hint="eastAsia" w:ascii="微软雅黑" w:hAnsi="微软雅黑" w:eastAsia="微软雅黑" w:cs="微软雅黑"/>
-          <w:b/>
-          <w:color w:val="0B8770"/>
-          <w:sz w:val="24"/>
-          <w:lang w:eastAsia="zh-CN"/>
-        </w:rPr>
-        <w:t>潜在耐药研究信息：</w:t>
-      </w:r>
-    </w:p>
-    <w:tbl>
-      <w:tblPr>
-        <w:tblStyle w:val="13"/>
-        <w:tblpPr w:leftFromText="180" w:rightFromText="180" w:vertAnchor="text" w:tblpXSpec="center" w:tblpY="1"/>
-        <w:tblOverlap w:val="never"/>
-        <w:tblW w:w="9870" w:type="dxa"/>
-        <w:jc w:val="center"/>
-        <w:tblBorders>
-          <w:top w:val="single" w:color="0B8770" w:sz="12" w:space="0"/>
-          <w:left w:val="none" w:color="auto" w:sz="0" w:space="0"/>
-          <w:bottom w:val="dotted" w:color="0B8770" w:sz="4" w:space="0"/>
-          <w:right w:val="none" w:color="auto" w:sz="0" w:space="0"/>
-          <w:insideH w:val="dotted" w:color="0B8770" w:sz="4" w:space="0"/>
-          <w:insideV w:val="dotted" w:color="0B8770" w:sz="4" w:space="0"/>
-        </w:tblBorders>
-        <w:tblLayout w:type="fixed"/>
-        <w:tblCellMar>
-          <w:top w:w="0" w:type="dxa"/>
-          <w:left w:w="108" w:type="dxa"/>
-          <w:bottom w:w="0" w:type="dxa"/>
-          <w:right w:w="108" w:type="dxa"/>
-        </w:tblCellMar>
-      </w:tblPr>
-      <w:tblGrid>
-        <w:gridCol w:w="1526"/>
-        <w:gridCol w:w="1417"/>
-        <w:gridCol w:w="1261"/>
-        <w:gridCol w:w="5666"/>
-      </w:tblGrid>
-      <w:tr>
-        <w:tblPrEx>
-          <w:tblBorders>
-            <w:top w:val="single" w:color="0B8770" w:sz="12" w:space="0"/>
-            <w:left w:val="none" w:color="auto" w:sz="0" w:space="0"/>
-            <w:bottom w:val="dotted" w:color="0B8770" w:sz="4" w:space="0"/>
-            <w:right w:val="none" w:color="auto" w:sz="0" w:space="0"/>
-            <w:insideH w:val="dotted" w:color="0B8770" w:sz="4" w:space="0"/>
-            <w:insideV w:val="dotted" w:color="0B8770" w:sz="4" w:space="0"/>
-          </w:tblBorders>
-          <w:tblCellMar>
-            <w:top w:w="0" w:type="dxa"/>
-            <w:left w:w="108" w:type="dxa"/>
-            <w:bottom w:w="0" w:type="dxa"/>
-            <w:right w:w="108" w:type="dxa"/>
-          </w:tblCellMar>
-        </w:tblPrEx>
-        <w:trPr>
-          <w:trHeight w:val="417" w:hRule="atLeast"/>
-          <w:jc w:val="center"/>
-        </w:trPr>
-        <w:tc>
-          <w:tcPr>
-            <w:tcW w:w="1526" w:type="dxa"/>
-            <w:shd w:val="clear" w:color="auto" w:fill="0B8770"/>
-            <w:vAlign w:val="center"/>
-          </w:tcPr>
-          <w:p>
-            <w:pPr>
-              <w:keepNext/>
-              <w:jc w:val="center"/>
-              <w:rPr>
-                <w:rFonts w:hint="eastAsia" w:ascii="微软雅黑" w:hAnsi="微软雅黑" w:eastAsia="微软雅黑" w:cs="微软雅黑"/>
-                <w:b/>
-                <w:color w:val="FFFFFF" w:themeColor="background1"/>
-                <w:sz w:val="18"/>
-                <w:szCs w:val="18"/>
-                <w:lang w:eastAsia="zh-CN"/>
-                <w14:textFill>
-                  <w14:solidFill>
-                    <w14:schemeClr w14:val="bg1"/>
-                  </w14:solidFill>
-                </w14:textFill>
-              </w:rPr>
-            </w:pPr>
-            <w:r>
-              <w:rPr>
-                <w:rFonts w:hint="eastAsia" w:ascii="微软雅黑" w:hAnsi="微软雅黑" w:eastAsia="微软雅黑" w:cs="微软雅黑"/>
-                <w:b/>
-                <w:color w:val="FFFFFF" w:themeColor="background1"/>
-                <w:sz w:val="18"/>
-                <w:szCs w:val="18"/>
-                <w:lang w:eastAsia="zh-CN"/>
-                <w14:textFill>
-                  <w14:solidFill>
-                    <w14:schemeClr w14:val="bg1"/>
-                  </w14:solidFill>
-                </w14:textFill>
-              </w:rPr>
-              <w:t>药物名称</w:t>
-            </w:r>
-          </w:p>
-        </w:tc>
-        <w:tc>
-          <w:tcPr>
-            <w:tcW w:w="1417" w:type="dxa"/>
-            <w:shd w:val="clear" w:color="auto" w:fill="0B8770"/>
-            <w:vAlign w:val="center"/>
-          </w:tcPr>
-          <w:p>
-            <w:pPr>
-              <w:keepNext/>
-              <w:jc w:val="center"/>
-              <w:rPr>
-                <w:rFonts w:hint="eastAsia" w:ascii="微软雅黑" w:hAnsi="微软雅黑" w:eastAsia="微软雅黑" w:cs="微软雅黑"/>
-                <w:b/>
-                <w:color w:val="FFFFFF" w:themeColor="background1"/>
-                <w:sz w:val="18"/>
-                <w:szCs w:val="18"/>
-                <w:lang w:eastAsia="zh-CN"/>
-                <w14:textFill>
-                  <w14:solidFill>
-                    <w14:schemeClr w14:val="bg1"/>
-                  </w14:solidFill>
-                </w14:textFill>
-              </w:rPr>
-            </w:pPr>
-            <w:r>
-              <w:rPr>
-                <w:rFonts w:hint="eastAsia" w:ascii="微软雅黑" w:hAnsi="微软雅黑" w:eastAsia="微软雅黑" w:cs="微软雅黑"/>
-                <w:b/>
-                <w:color w:val="FFFFFF" w:themeColor="background1"/>
-                <w:sz w:val="18"/>
-                <w:szCs w:val="18"/>
-                <w:lang w:eastAsia="zh-CN"/>
-                <w14:textFill>
-                  <w14:solidFill>
-                    <w14:schemeClr w14:val="bg1"/>
-                  </w14:solidFill>
-                </w14:textFill>
-              </w:rPr>
-              <w:t>相关疾病</w:t>
-            </w:r>
-          </w:p>
-        </w:tc>
-        <w:tc>
-          <w:tcPr>
-            <w:tcW w:w="1261" w:type="dxa"/>
-            <w:shd w:val="clear" w:color="auto" w:fill="0B8770"/>
-            <w:vAlign w:val="center"/>
-          </w:tcPr>
-          <w:p>
-            <w:pPr>
-              <w:keepNext/>
-              <w:jc w:val="center"/>
-              <w:rPr>
-                <w:rFonts w:hint="eastAsia" w:ascii="微软雅黑" w:hAnsi="微软雅黑" w:eastAsia="微软雅黑" w:cs="微软雅黑"/>
-                <w:b/>
-                <w:color w:val="FFFFFF" w:themeColor="background1"/>
-                <w:sz w:val="18"/>
-                <w:szCs w:val="18"/>
-                <w:lang w:eastAsia="zh-CN"/>
-                <w14:textFill>
-                  <w14:solidFill>
-                    <w14:schemeClr w14:val="bg1"/>
-                  </w14:solidFill>
-                </w14:textFill>
-              </w:rPr>
-            </w:pPr>
-            <w:r>
-              <w:rPr>
-                <w:rFonts w:hint="eastAsia" w:ascii="微软雅黑" w:hAnsi="微软雅黑" w:eastAsia="微软雅黑" w:cs="微软雅黑"/>
-                <w:b/>
-                <w:color w:val="FFFFFF" w:themeColor="background1"/>
-                <w:sz w:val="18"/>
-                <w:szCs w:val="18"/>
-                <w:lang w:eastAsia="zh-CN"/>
-                <w14:textFill>
-                  <w14:solidFill>
-                    <w14:schemeClr w14:val="bg1"/>
-                  </w14:solidFill>
-                </w14:textFill>
-              </w:rPr>
-              <w:t>证据等级</w:t>
-            </w:r>
-          </w:p>
-        </w:tc>
-        <w:tc>
-          <w:tcPr>
-            <w:tcW w:w="5666" w:type="dxa"/>
-            <w:shd w:val="clear" w:color="auto" w:fill="0B8770"/>
-            <w:vAlign w:val="center"/>
-          </w:tcPr>
-          <w:p>
-            <w:pPr>
-              <w:keepNext/>
-              <w:jc w:val="center"/>
-              <w:rPr>
-                <w:rFonts w:hint="eastAsia" w:ascii="微软雅黑" w:hAnsi="微软雅黑" w:eastAsia="微软雅黑" w:cs="微软雅黑"/>
-                <w:b/>
-                <w:color w:val="FFFFFF" w:themeColor="background1"/>
-                <w:sz w:val="18"/>
-                <w:szCs w:val="18"/>
-                <w:lang w:eastAsia="zh-CN"/>
-                <w14:textFill>
-                  <w14:solidFill>
-                    <w14:schemeClr w14:val="bg1"/>
-                  </w14:solidFill>
-                </w14:textFill>
-              </w:rPr>
-            </w:pPr>
-            <w:r>
-              <w:rPr>
-                <w:rFonts w:hint="eastAsia" w:ascii="微软雅黑" w:hAnsi="微软雅黑" w:eastAsia="微软雅黑" w:cs="微软雅黑"/>
-                <w:b/>
-                <w:color w:val="FFFFFF" w:themeColor="background1"/>
-                <w:sz w:val="18"/>
-                <w:szCs w:val="18"/>
-                <w:lang w:eastAsia="zh-CN"/>
-                <w14:textFill>
-                  <w14:solidFill>
-                    <w14:schemeClr w14:val="bg1"/>
-                  </w14:solidFill>
-                </w14:textFill>
-              </w:rPr>
-              <w:t>循证医学信息</w:t>
-            </w:r>
-          </w:p>
-        </w:tc>
-      </w:tr>
-      <w:tr>
-        <w:tblPrEx>
-          <w:tblBorders>
-            <w:top w:val="single" w:color="0B8770" w:sz="12" w:space="0"/>
-            <w:left w:val="none" w:color="auto" w:sz="0" w:space="0"/>
-            <w:bottom w:val="dotted" w:color="0B8770" w:sz="4" w:space="0"/>
-            <w:right w:val="none" w:color="auto" w:sz="0" w:space="0"/>
-            <w:insideH w:val="dotted" w:color="0B8770" w:sz="4" w:space="0"/>
-            <w:insideV w:val="dotted" w:color="0B8770" w:sz="4" w:space="0"/>
-          </w:tblBorders>
-          <w:tblCellMar>
-            <w:top w:w="0" w:type="dxa"/>
-            <w:left w:w="108" w:type="dxa"/>
-            <w:bottom w:w="0" w:type="dxa"/>
-            <w:right w:w="108" w:type="dxa"/>
-          </w:tblCellMar>
-        </w:tblPrEx>
-        <w:trPr>
-          <w:trHeight w:val="494" w:hRule="atLeast"/>
-          <w:jc w:val="center"/>
-        </w:trPr>
-        <w:tc>
-          <w:tcPr>
-            <w:tcW w:w="9870" w:type="dxa"/>
-            <w:gridSpan w:val="4"/>
-            <w:vAlign w:val="center"/>
-          </w:tcPr>
-          <w:p>
-            <w:pPr>
-              <w:keepNext/>
-              <w:spacing w:before="26"/>
-              <w:jc w:val="center"/>
-              <w:rPr>
-                <w:rFonts w:hint="eastAsia" w:ascii="微软雅黑" w:hAnsi="微软雅黑" w:eastAsia="微软雅黑" w:cs="微软雅黑"/>
-                <w:bCs/>
-                <w:sz w:val="18"/>
-                <w:szCs w:val="18"/>
-                <w:highlight w:val="yellow"/>
-                <w:lang w:eastAsia="zh-CN"/>
-              </w:rPr>
-            </w:pPr>
-            <w:r>
-              <w:rPr>
-                <w:rFonts w:hint="eastAsia" w:ascii="微软雅黑" w:hAnsi="微软雅黑" w:eastAsia="微软雅黑" w:cs="微软雅黑"/>
-                <w:b/>
-                <w:sz w:val="18"/>
-                <w:szCs w:val="18"/>
-                <w:lang w:eastAsia="zh-CN"/>
-              </w:rPr>
-              <w:t>{%tr for dis in tdd.potentialDrugList %}</w:t>
-            </w:r>
-          </w:p>
-        </w:tc>
-      </w:tr>
-      <w:tr>
-        <w:tblPrEx>
-          <w:tblBorders>
-            <w:top w:val="single" w:color="0B8770" w:sz="12" w:space="0"/>
-            <w:left w:val="none" w:color="auto" w:sz="0" w:space="0"/>
-            <w:bottom w:val="dotted" w:color="0B8770" w:sz="4" w:space="0"/>
-            <w:right w:val="none" w:color="auto" w:sz="0" w:space="0"/>
-            <w:insideH w:val="dotted" w:color="0B8770" w:sz="4" w:space="0"/>
-            <w:insideV w:val="dotted" w:color="0B8770" w:sz="4" w:space="0"/>
-          </w:tblBorders>
-          <w:tblCellMar>
-            <w:top w:w="0" w:type="dxa"/>
-            <w:left w:w="108" w:type="dxa"/>
-            <w:bottom w:w="0" w:type="dxa"/>
-            <w:right w:w="108" w:type="dxa"/>
-          </w:tblCellMar>
-        </w:tblPrEx>
-        <w:trPr>
-          <w:trHeight w:val="494" w:hRule="atLeast"/>
-          <w:jc w:val="center"/>
-        </w:trPr>
-        <w:tc>
-          <w:tcPr>
-            <w:tcW w:w="1526" w:type="dxa"/>
-            <w:vAlign w:val="center"/>
-          </w:tcPr>
-          <w:p>
-            <w:pPr>
-              <w:spacing w:before="1" w:line="249" w:lineRule="auto"/>
-              <w:ind w:right="131"/>
-              <w:jc w:val="center"/>
-              <w:rPr>
-                <w:rFonts w:hint="eastAsia" w:ascii="微软雅黑" w:hAnsi="微软雅黑" w:eastAsia="微软雅黑" w:cs="微软雅黑"/>
-                <w:b/>
-                <w:sz w:val="18"/>
-                <w:szCs w:val="18"/>
-                <w:highlight w:val="yellow"/>
-              </w:rPr>
-            </w:pPr>
-            <w:r>
-              <w:rPr>
-                <w:rFonts w:hint="eastAsia" w:ascii="微软雅黑" w:hAnsi="微软雅黑" w:eastAsia="微软雅黑" w:cs="微软雅黑"/>
-                <w:sz w:val="18"/>
-                <w:szCs w:val="18"/>
-                <w:lang w:eastAsia="zh-CN"/>
-              </w:rPr>
-              <w:t>{{</w:t>
-            </w:r>
-            <w:r>
-              <w:rPr>
-                <w:rFonts w:hint="eastAsia" w:ascii="微软雅黑" w:hAnsi="微软雅黑" w:eastAsia="微软雅黑" w:cs="微软雅黑"/>
-                <w:bCs/>
-                <w:sz w:val="18"/>
-                <w:szCs w:val="18"/>
-                <w:lang w:eastAsia="zh-CN"/>
-              </w:rPr>
-              <w:t>dis.drug_name_chinese3</w:t>
-            </w:r>
-            <w:r>
-              <w:rPr>
-                <w:rFonts w:hint="eastAsia" w:ascii="微软雅黑" w:hAnsi="微软雅黑" w:eastAsia="微软雅黑" w:cs="微软雅黑"/>
-                <w:sz w:val="18"/>
-                <w:szCs w:val="18"/>
-                <w:lang w:eastAsia="zh-CN"/>
-              </w:rPr>
-              <w:t xml:space="preserve"> }}</w:t>
-            </w:r>
-          </w:p>
-        </w:tc>
-        <w:tc>
-          <w:tcPr>
-            <w:tcW w:w="1417" w:type="dxa"/>
-            <w:vAlign w:val="center"/>
-          </w:tcPr>
-          <w:p>
-            <w:pPr>
-              <w:keepNext/>
-              <w:spacing w:before="26"/>
-              <w:jc w:val="center"/>
-              <w:rPr>
-                <w:rFonts w:hint="eastAsia" w:ascii="微软雅黑" w:hAnsi="微软雅黑" w:eastAsia="微软雅黑" w:cs="微软雅黑"/>
-                <w:bCs/>
-                <w:sz w:val="18"/>
-                <w:szCs w:val="18"/>
-                <w:highlight w:val="yellow"/>
-                <w:lang w:eastAsia="zh-CN"/>
-              </w:rPr>
-            </w:pPr>
-            <w:r>
-              <w:rPr>
-                <w:rFonts w:hint="eastAsia" w:ascii="微软雅黑" w:hAnsi="微软雅黑" w:eastAsia="微软雅黑" w:cs="微软雅黑"/>
-                <w:sz w:val="18"/>
-                <w:szCs w:val="18"/>
-                <w:lang w:eastAsia="zh-CN"/>
-              </w:rPr>
-              <w:t>{{dis.</w:t>
-            </w:r>
-            <w:r>
-              <w:rPr>
-                <w:rFonts w:hint="eastAsia" w:ascii="微软雅黑" w:hAnsi="微软雅黑" w:eastAsia="微软雅黑" w:cs="微软雅黑"/>
-                <w:bCs/>
-                <w:sz w:val="18"/>
-                <w:szCs w:val="18"/>
-                <w:lang w:eastAsia="zh-CN"/>
-              </w:rPr>
-              <w:t>disease_name_chinese</w:t>
-            </w:r>
-            <w:r>
-              <w:rPr>
-                <w:rFonts w:hint="eastAsia" w:ascii="微软雅黑" w:hAnsi="微软雅黑" w:eastAsia="微软雅黑" w:cs="微软雅黑"/>
-                <w:sz w:val="18"/>
-                <w:szCs w:val="18"/>
-                <w:lang w:eastAsia="zh-CN"/>
-              </w:rPr>
-              <w:t>}}</w:t>
-            </w:r>
-          </w:p>
-        </w:tc>
-        <w:tc>
-          <w:tcPr>
-            <w:tcW w:w="1261" w:type="dxa"/>
-            <w:vAlign w:val="center"/>
-          </w:tcPr>
-          <w:p>
-            <w:pPr>
-              <w:keepNext/>
-              <w:spacing w:before="26"/>
-              <w:jc w:val="center"/>
-              <w:rPr>
-                <w:rFonts w:hint="eastAsia" w:ascii="微软雅黑" w:hAnsi="微软雅黑" w:eastAsia="微软雅黑" w:cs="微软雅黑"/>
-                <w:bCs/>
-                <w:sz w:val="18"/>
-                <w:szCs w:val="18"/>
-                <w:highlight w:val="yellow"/>
-                <w:lang w:eastAsia="zh-CN"/>
-              </w:rPr>
-            </w:pPr>
-            <w:r>
-              <w:rPr>
-                <w:rFonts w:hint="eastAsia" w:ascii="微软雅黑" w:hAnsi="微软雅黑" w:eastAsia="微软雅黑" w:cs="微软雅黑"/>
-                <w:sz w:val="18"/>
-                <w:szCs w:val="18"/>
-                <w:lang w:eastAsia="zh-CN"/>
-              </w:rPr>
-              <w:t>{{</w:t>
-            </w:r>
-            <w:r>
-              <w:rPr>
-                <w:rFonts w:hint="eastAsia" w:ascii="微软雅黑" w:hAnsi="微软雅黑" w:eastAsia="微软雅黑" w:cs="微软雅黑"/>
-                <w:bCs/>
-                <w:sz w:val="18"/>
-                <w:szCs w:val="18"/>
-                <w:lang w:eastAsia="zh-CN"/>
-              </w:rPr>
-              <w:t>dis.evidence_phase_chinese</w:t>
-            </w:r>
-            <w:r>
-              <w:rPr>
-                <w:rFonts w:hint="eastAsia" w:ascii="微软雅黑" w:hAnsi="微软雅黑" w:eastAsia="微软雅黑" w:cs="微软雅黑"/>
-                <w:sz w:val="18"/>
-                <w:szCs w:val="18"/>
-                <w:lang w:eastAsia="zh-CN"/>
-              </w:rPr>
-              <w:t>}}</w:t>
-            </w:r>
-          </w:p>
-        </w:tc>
-        <w:tc>
-          <w:tcPr>
-            <w:tcW w:w="5666" w:type="dxa"/>
-            <w:vAlign w:val="center"/>
-          </w:tcPr>
-          <w:p>
-            <w:pPr>
-              <w:keepNext/>
-              <w:spacing w:before="26"/>
-              <w:jc w:val="center"/>
-              <w:rPr>
-                <w:rFonts w:hint="eastAsia" w:ascii="微软雅黑" w:hAnsi="微软雅黑" w:eastAsia="微软雅黑" w:cs="微软雅黑"/>
-                <w:bCs/>
-                <w:sz w:val="18"/>
-                <w:szCs w:val="18"/>
-                <w:highlight w:val="yellow"/>
-                <w:lang w:eastAsia="zh-CN"/>
-              </w:rPr>
-            </w:pPr>
-            <w:r>
-              <w:rPr>
-                <w:rFonts w:hint="eastAsia" w:ascii="微软雅黑" w:hAnsi="微软雅黑" w:eastAsia="微软雅黑" w:cs="微软雅黑"/>
-                <w:sz w:val="18"/>
-                <w:szCs w:val="18"/>
-                <w:lang w:eastAsia="zh-CN"/>
-              </w:rPr>
-              <w:t>{{</w:t>
-            </w:r>
-            <w:r>
-              <w:rPr>
-                <w:rFonts w:hint="eastAsia" w:ascii="微软雅黑" w:hAnsi="微软雅黑" w:eastAsia="微软雅黑" w:cs="微软雅黑"/>
-                <w:bCs/>
-                <w:sz w:val="18"/>
-                <w:szCs w:val="18"/>
-                <w:lang w:eastAsia="zh-CN"/>
-              </w:rPr>
-              <w:t>dis.annotation_chinese</w:t>
-            </w:r>
-            <w:r>
-              <w:rPr>
-                <w:rFonts w:hint="eastAsia" w:ascii="微软雅黑" w:hAnsi="微软雅黑" w:eastAsia="微软雅黑" w:cs="微软雅黑"/>
-                <w:sz w:val="18"/>
-                <w:szCs w:val="18"/>
-                <w:lang w:eastAsia="zh-CN"/>
-              </w:rPr>
-              <w:t>}}</w:t>
-            </w:r>
-          </w:p>
-        </w:tc>
-      </w:tr>
-      <w:tr>
-        <w:tblPrEx>
-          <w:tblBorders>
-            <w:top w:val="single" w:color="0B8770" w:sz="12" w:space="0"/>
-            <w:left w:val="none" w:color="auto" w:sz="0" w:space="0"/>
-            <w:bottom w:val="dotted" w:color="0B8770" w:sz="4" w:space="0"/>
-            <w:right w:val="none" w:color="auto" w:sz="0" w:space="0"/>
-            <w:insideH w:val="dotted" w:color="0B8770" w:sz="4" w:space="0"/>
-            <w:insideV w:val="dotted" w:color="0B8770" w:sz="4" w:space="0"/>
-          </w:tblBorders>
-          <w:tblCellMar>
-            <w:top w:w="0" w:type="dxa"/>
-            <w:left w:w="108" w:type="dxa"/>
-            <w:bottom w:w="0" w:type="dxa"/>
-            <w:right w:w="108" w:type="dxa"/>
-          </w:tblCellMar>
-        </w:tblPrEx>
-        <w:trPr>
-          <w:trHeight w:val="494" w:hRule="atLeast"/>
-          <w:jc w:val="center"/>
-        </w:trPr>
-        <w:tc>
-          <w:tcPr>
-            <w:tcW w:w="9870" w:type="dxa"/>
-            <w:gridSpan w:val="4"/>
-            <w:vAlign w:val="center"/>
-          </w:tcPr>
-          <w:p>
-            <w:pPr>
-              <w:keepNext/>
-              <w:spacing w:before="26"/>
-              <w:jc w:val="center"/>
-              <w:rPr>
-                <w:rFonts w:hint="eastAsia" w:ascii="微软雅黑" w:hAnsi="微软雅黑" w:eastAsia="微软雅黑" w:cs="微软雅黑"/>
-                <w:bCs/>
-                <w:sz w:val="18"/>
-                <w:szCs w:val="18"/>
-                <w:lang w:eastAsia="zh-CN"/>
-              </w:rPr>
-            </w:pPr>
-            <w:r>
-              <w:rPr>
-                <w:rFonts w:hint="eastAsia" w:ascii="微软雅黑" w:hAnsi="微软雅黑" w:eastAsia="微软雅黑" w:cs="微软雅黑"/>
-                <w:b/>
-                <w:sz w:val="18"/>
-                <w:szCs w:val="18"/>
-                <w:lang w:eastAsia="zh-CN"/>
-              </w:rPr>
-              <w:t>{%tr endfor %}</w:t>
-            </w:r>
-          </w:p>
-        </w:tc>
-      </w:tr>
-    </w:tbl>
-    <w:p>
-      <w:pPr>
-        <w:spacing w:before="26"/>
-        <w:rPr>
-          <w:rFonts w:hint="eastAsia" w:ascii="微软雅黑" w:hAnsi="微软雅黑" w:eastAsia="微软雅黑" w:cs="微软雅黑"/>
-          <w:b/>
-          <w:sz w:val="24"/>
-          <w:szCs w:val="24"/>
-          <w:lang w:eastAsia="zh-CN"/>
-        </w:rPr>
-      </w:pPr>
-      <w:r>
-        <w:rPr>
-          <w:rFonts w:hint="eastAsia" w:ascii="微软雅黑" w:hAnsi="微软雅黑" w:eastAsia="微软雅黑" w:cs="微软雅黑"/>
-          <w:b/>
-          <w:sz w:val="24"/>
-          <w:szCs w:val="24"/>
-          <w:lang w:eastAsia="zh-CN"/>
-        </w:rPr>
-        <w:t>{% endif %}{%if tdd.clinicalTrialInformationStr!= [] %}</w:t>
-      </w:r>
-    </w:p>
-    <w:p>
-      <w:pPr>
-        <w:keepNext/>
-        <w:spacing w:before="26"/>
-        <w:rPr>
-          <w:rFonts w:hint="eastAsia" w:ascii="微软雅黑" w:hAnsi="微软雅黑" w:eastAsia="微软雅黑" w:cs="微软雅黑"/>
-          <w:b/>
-          <w:color w:val="0B8770"/>
-          <w:sz w:val="24"/>
-          <w:lang w:eastAsia="zh-CN"/>
-        </w:rPr>
-      </w:pPr>
-      <w:r>
-        <w:rPr>
-          <w:rFonts w:hint="eastAsia" w:ascii="微软雅黑" w:hAnsi="微软雅黑" w:eastAsia="微软雅黑" w:cs="微软雅黑"/>
-          <w:b/>
-          <w:color w:val="0B8770"/>
-          <w:sz w:val="24"/>
-          <w:lang w:eastAsia="zh-CN"/>
-        </w:rPr>
-        <w:t>临床试验信息</w:t>
-      </w:r>
-    </w:p>
-    <w:tbl>
-      <w:tblPr>
-        <w:tblStyle w:val="13"/>
-        <w:tblpPr w:leftFromText="180" w:rightFromText="180" w:vertAnchor="text" w:tblpXSpec="center" w:tblpY="1"/>
-        <w:tblOverlap w:val="never"/>
-        <w:tblW w:w="9870" w:type="dxa"/>
-        <w:jc w:val="center"/>
-        <w:tblBorders>
-          <w:top w:val="single" w:color="0B8770" w:sz="12" w:space="0"/>
-          <w:left w:val="none" w:color="auto" w:sz="0" w:space="0"/>
-          <w:bottom w:val="dotted" w:color="0B8770" w:sz="4" w:space="0"/>
-          <w:right w:val="none" w:color="auto" w:sz="0" w:space="0"/>
-          <w:insideH w:val="dotted" w:color="0B8770" w:sz="4" w:space="0"/>
-          <w:insideV w:val="dotted" w:color="0B8770" w:sz="4" w:space="0"/>
-        </w:tblBorders>
-        <w:tblLayout w:type="fixed"/>
-        <w:tblCellMar>
-          <w:top w:w="0" w:type="dxa"/>
-          <w:left w:w="108" w:type="dxa"/>
-          <w:bottom w:w="0" w:type="dxa"/>
-          <w:right w:w="108" w:type="dxa"/>
-        </w:tblCellMar>
-      </w:tblPr>
-      <w:tblGrid>
-        <w:gridCol w:w="1645"/>
-        <w:gridCol w:w="3884"/>
-        <w:gridCol w:w="1246"/>
-        <w:gridCol w:w="1035"/>
-        <w:gridCol w:w="1204"/>
-        <w:gridCol w:w="856"/>
-      </w:tblGrid>
-      <w:tr>
-        <w:tblPrEx>
-          <w:tblBorders>
-            <w:top w:val="single" w:color="0B8770" w:sz="12" w:space="0"/>
-            <w:left w:val="none" w:color="auto" w:sz="0" w:space="0"/>
-            <w:bottom w:val="dotted" w:color="0B8770" w:sz="4" w:space="0"/>
-            <w:right w:val="none" w:color="auto" w:sz="0" w:space="0"/>
-            <w:insideH w:val="dotted" w:color="0B8770" w:sz="4" w:space="0"/>
-            <w:insideV w:val="dotted" w:color="0B8770" w:sz="4" w:space="0"/>
-          </w:tblBorders>
-          <w:tblCellMar>
-            <w:top w:w="0" w:type="dxa"/>
-            <w:left w:w="108" w:type="dxa"/>
-            <w:bottom w:w="0" w:type="dxa"/>
-            <w:right w:w="108" w:type="dxa"/>
-          </w:tblCellMar>
-        </w:tblPrEx>
-        <w:trPr>
-          <w:trHeight w:val="420" w:hRule="atLeast"/>
-          <w:jc w:val="center"/>
-        </w:trPr>
-        <w:tc>
-          <w:tcPr>
-            <w:tcW w:w="1645" w:type="dxa"/>
-            <w:shd w:val="clear" w:color="auto" w:fill="0B8770"/>
-            <w:vAlign w:val="center"/>
-          </w:tcPr>
-          <w:p>
-            <w:pPr>
-              <w:keepNext/>
-              <w:spacing w:before="26"/>
-              <w:jc w:val="center"/>
-              <w:rPr>
-                <w:rFonts w:hint="eastAsia" w:ascii="微软雅黑" w:hAnsi="微软雅黑" w:eastAsia="微软雅黑" w:cs="微软雅黑"/>
-                <w:b/>
-                <w:color w:val="FFFFFF" w:themeColor="background1"/>
-                <w:sz w:val="18"/>
-                <w:szCs w:val="18"/>
-                <w:lang w:eastAsia="zh-CN"/>
-                <w14:textFill>
-                  <w14:solidFill>
-                    <w14:schemeClr w14:val="bg1"/>
-                  </w14:solidFill>
-                </w14:textFill>
-              </w:rPr>
-            </w:pPr>
-            <w:r>
-              <w:rPr>
-                <w:rFonts w:hint="eastAsia" w:ascii="微软雅黑" w:hAnsi="微软雅黑" w:eastAsia="微软雅黑" w:cs="微软雅黑"/>
-                <w:b/>
-                <w:color w:val="FFFFFF" w:themeColor="background1"/>
-                <w:sz w:val="18"/>
-                <w:szCs w:val="18"/>
-                <w:lang w:eastAsia="zh-CN"/>
-                <w14:textFill>
-                  <w14:solidFill>
-                    <w14:schemeClr w14:val="bg1"/>
-                  </w14:solidFill>
-                </w14:textFill>
-              </w:rPr>
-              <w:t>ID</w:t>
-            </w:r>
-          </w:p>
-        </w:tc>
-        <w:tc>
-          <w:tcPr>
-            <w:tcW w:w="3884" w:type="dxa"/>
-            <w:shd w:val="clear" w:color="auto" w:fill="0B8770"/>
-            <w:vAlign w:val="center"/>
-          </w:tcPr>
-          <w:p>
-            <w:pPr>
-              <w:keepNext/>
-              <w:spacing w:before="26"/>
-              <w:jc w:val="center"/>
-              <w:rPr>
-                <w:rFonts w:hint="eastAsia" w:ascii="微软雅黑" w:hAnsi="微软雅黑" w:eastAsia="微软雅黑" w:cs="微软雅黑"/>
-                <w:b/>
-                <w:color w:val="FFFFFF" w:themeColor="background1"/>
-                <w:sz w:val="18"/>
-                <w:szCs w:val="18"/>
-                <w:lang w:eastAsia="zh-CN"/>
-                <w14:textFill>
-                  <w14:solidFill>
-                    <w14:schemeClr w14:val="bg1"/>
-                  </w14:solidFill>
-                </w14:textFill>
-              </w:rPr>
-            </w:pPr>
-            <w:r>
-              <w:rPr>
-                <w:rFonts w:hint="eastAsia" w:ascii="微软雅黑" w:hAnsi="微软雅黑" w:eastAsia="微软雅黑" w:cs="微软雅黑"/>
-                <w:b/>
-                <w:color w:val="FFFFFF" w:themeColor="background1"/>
-                <w:sz w:val="18"/>
-                <w:szCs w:val="18"/>
-                <w:lang w:eastAsia="zh-CN"/>
-                <w14:textFill>
-                  <w14:solidFill>
-                    <w14:schemeClr w14:val="bg1"/>
-                  </w14:solidFill>
-                </w14:textFill>
-              </w:rPr>
-              <w:t>临床试验名称</w:t>
-            </w:r>
-          </w:p>
-        </w:tc>
-        <w:tc>
-          <w:tcPr>
-            <w:tcW w:w="1246" w:type="dxa"/>
-            <w:shd w:val="clear" w:color="auto" w:fill="0B8770"/>
-            <w:vAlign w:val="center"/>
-          </w:tcPr>
-          <w:p>
-            <w:pPr>
-              <w:keepNext/>
-              <w:spacing w:before="26"/>
-              <w:jc w:val="center"/>
-              <w:rPr>
-                <w:rFonts w:hint="eastAsia" w:ascii="微软雅黑" w:hAnsi="微软雅黑" w:eastAsia="微软雅黑" w:cs="微软雅黑"/>
-                <w:b/>
-                <w:color w:val="FFFFFF" w:themeColor="background1"/>
-                <w:sz w:val="18"/>
-                <w:szCs w:val="18"/>
-                <w:lang w:eastAsia="zh-CN"/>
-                <w14:textFill>
-                  <w14:solidFill>
-                    <w14:schemeClr w14:val="bg1"/>
-                  </w14:solidFill>
-                </w14:textFill>
-              </w:rPr>
-            </w:pPr>
-            <w:r>
-              <w:rPr>
-                <w:rFonts w:hint="eastAsia" w:ascii="微软雅黑" w:hAnsi="微软雅黑" w:eastAsia="微软雅黑" w:cs="微软雅黑"/>
-                <w:b/>
-                <w:color w:val="FFFFFF" w:themeColor="background1"/>
-                <w:sz w:val="18"/>
-                <w:szCs w:val="18"/>
-                <w:lang w:eastAsia="zh-CN"/>
-                <w14:textFill>
-                  <w14:solidFill>
-                    <w14:schemeClr w14:val="bg1"/>
-                  </w14:solidFill>
-                </w14:textFill>
-              </w:rPr>
-              <w:t>肿瘤类型</w:t>
-            </w:r>
-          </w:p>
-        </w:tc>
-        <w:tc>
-          <w:tcPr>
-            <w:tcW w:w="1035" w:type="dxa"/>
-            <w:shd w:val="clear" w:color="auto" w:fill="0B8770"/>
-            <w:vAlign w:val="center"/>
-          </w:tcPr>
-          <w:p>
-            <w:pPr>
-              <w:keepNext/>
-              <w:spacing w:before="26"/>
-              <w:jc w:val="center"/>
-              <w:rPr>
-                <w:rFonts w:hint="eastAsia" w:ascii="微软雅黑" w:hAnsi="微软雅黑" w:eastAsia="微软雅黑" w:cs="微软雅黑"/>
-                <w:b/>
-                <w:color w:val="FFFFFF" w:themeColor="background1"/>
-                <w:sz w:val="18"/>
-                <w:szCs w:val="18"/>
-                <w:lang w:eastAsia="zh-CN"/>
-                <w14:textFill>
-                  <w14:solidFill>
-                    <w14:schemeClr w14:val="bg1"/>
-                  </w14:solidFill>
-                </w14:textFill>
-              </w:rPr>
-            </w:pPr>
-            <w:r>
-              <w:rPr>
-                <w:rFonts w:hint="eastAsia" w:ascii="微软雅黑" w:hAnsi="微软雅黑" w:eastAsia="微软雅黑" w:cs="微软雅黑"/>
-                <w:b/>
-                <w:color w:val="FFFFFF" w:themeColor="background1"/>
-                <w:sz w:val="18"/>
-                <w:szCs w:val="18"/>
-                <w:lang w:eastAsia="zh-CN"/>
-                <w14:textFill>
-                  <w14:solidFill>
-                    <w14:schemeClr w14:val="bg1"/>
-                  </w14:solidFill>
-                </w14:textFill>
-              </w:rPr>
-              <w:t>阶段</w:t>
-            </w:r>
-          </w:p>
-        </w:tc>
-        <w:tc>
-          <w:tcPr>
-            <w:tcW w:w="1204" w:type="dxa"/>
-            <w:shd w:val="clear" w:color="auto" w:fill="0B8770"/>
-            <w:vAlign w:val="center"/>
-          </w:tcPr>
-          <w:p>
-            <w:pPr>
-              <w:keepNext/>
-              <w:spacing w:before="26"/>
-              <w:jc w:val="center"/>
-              <w:rPr>
-                <w:rFonts w:hint="eastAsia" w:ascii="微软雅黑" w:hAnsi="微软雅黑" w:eastAsia="微软雅黑" w:cs="微软雅黑"/>
-                <w:b/>
-                <w:color w:val="FFFFFF" w:themeColor="background1"/>
-                <w:sz w:val="18"/>
-                <w:szCs w:val="18"/>
-                <w:lang w:eastAsia="zh-CN"/>
-                <w14:textFill>
-                  <w14:solidFill>
-                    <w14:schemeClr w14:val="bg1"/>
-                  </w14:solidFill>
-                </w14:textFill>
-              </w:rPr>
-            </w:pPr>
-            <w:r>
-              <w:rPr>
-                <w:rFonts w:hint="eastAsia" w:ascii="微软雅黑" w:hAnsi="微软雅黑" w:eastAsia="微软雅黑" w:cs="微软雅黑"/>
-                <w:b/>
-                <w:color w:val="FFFFFF" w:themeColor="background1"/>
-                <w:sz w:val="18"/>
-                <w:szCs w:val="18"/>
-                <w:lang w:eastAsia="zh-CN"/>
-                <w14:textFill>
-                  <w14:solidFill>
-                    <w14:schemeClr w14:val="bg1"/>
-                  </w14:solidFill>
-                </w14:textFill>
-              </w:rPr>
-              <w:t>药物</w:t>
-            </w:r>
-          </w:p>
-        </w:tc>
-        <w:tc>
-          <w:tcPr>
-            <w:tcW w:w="856" w:type="dxa"/>
-            <w:shd w:val="clear" w:color="auto" w:fill="0B8770"/>
-            <w:vAlign w:val="center"/>
-          </w:tcPr>
-          <w:p>
-            <w:pPr>
-              <w:keepNext/>
-              <w:spacing w:before="26"/>
-              <w:jc w:val="center"/>
-              <w:rPr>
-                <w:rFonts w:hint="eastAsia" w:ascii="微软雅黑" w:hAnsi="微软雅黑" w:eastAsia="微软雅黑" w:cs="微软雅黑"/>
-                <w:b/>
-                <w:color w:val="FFFFFF" w:themeColor="background1"/>
-                <w:sz w:val="18"/>
-                <w:szCs w:val="18"/>
-                <w:lang w:eastAsia="zh-CN"/>
-                <w14:textFill>
-                  <w14:solidFill>
-                    <w14:schemeClr w14:val="bg1"/>
-                  </w14:solidFill>
-                </w14:textFill>
-              </w:rPr>
-            </w:pPr>
-            <w:r>
-              <w:rPr>
-                <w:rFonts w:hint="eastAsia" w:ascii="微软雅黑" w:hAnsi="微软雅黑" w:eastAsia="微软雅黑" w:cs="微软雅黑"/>
-                <w:b/>
-                <w:color w:val="FFFFFF" w:themeColor="background1"/>
-                <w:sz w:val="18"/>
-                <w:szCs w:val="18"/>
-                <w:lang w:eastAsia="zh-CN"/>
-                <w14:textFill>
-                  <w14:solidFill>
-                    <w14:schemeClr w14:val="bg1"/>
-                  </w14:solidFill>
-                </w14:textFill>
-              </w:rPr>
-              <w:t>地点</w:t>
-            </w:r>
-          </w:p>
-        </w:tc>
-      </w:tr>
-      <w:tr>
-        <w:tblPrEx>
-          <w:tblBorders>
-            <w:top w:val="single" w:color="0B8770" w:sz="12" w:space="0"/>
-            <w:left w:val="none" w:color="auto" w:sz="0" w:space="0"/>
-            <w:bottom w:val="dotted" w:color="0B8770" w:sz="4" w:space="0"/>
-            <w:right w:val="none" w:color="auto" w:sz="0" w:space="0"/>
-            <w:insideH w:val="dotted" w:color="0B8770" w:sz="4" w:space="0"/>
-            <w:insideV w:val="dotted" w:color="0B8770" w:sz="4" w:space="0"/>
-          </w:tblBorders>
-          <w:tblCellMar>
-            <w:top w:w="0" w:type="dxa"/>
-            <w:left w:w="108" w:type="dxa"/>
-            <w:bottom w:w="0" w:type="dxa"/>
-            <w:right w:w="108" w:type="dxa"/>
-          </w:tblCellMar>
-        </w:tblPrEx>
-        <w:trPr>
-          <w:jc w:val="center"/>
-        </w:trPr>
-        <w:tc>
-          <w:tcPr>
-            <w:tcW w:w="9870" w:type="dxa"/>
-            <w:gridSpan w:val="6"/>
-            <w:vAlign w:val="center"/>
-          </w:tcPr>
-          <w:p>
-            <w:pPr>
-              <w:keepNext/>
-              <w:spacing w:before="26"/>
-              <w:jc w:val="center"/>
-              <w:rPr>
-                <w:rFonts w:hint="eastAsia" w:ascii="微软雅黑" w:hAnsi="微软雅黑" w:eastAsia="微软雅黑" w:cs="微软雅黑"/>
-                <w:bCs/>
-                <w:sz w:val="18"/>
-                <w:szCs w:val="18"/>
-                <w:lang w:eastAsia="zh-CN"/>
-              </w:rPr>
-            </w:pPr>
-            <w:r>
-              <w:rPr>
-                <w:rFonts w:hint="eastAsia" w:ascii="微软雅黑" w:hAnsi="微软雅黑" w:eastAsia="微软雅黑" w:cs="微软雅黑"/>
-                <w:b/>
-                <w:sz w:val="18"/>
-                <w:szCs w:val="18"/>
-                <w:lang w:eastAsia="zh-CN"/>
-              </w:rPr>
-              <w:t>{%tr for cti in tdd.clinicalTrialInformationStr %}</w:t>
-            </w:r>
-          </w:p>
-        </w:tc>
-      </w:tr>
-      <w:tr>
-        <w:tblPrEx>
-          <w:tblBorders>
-            <w:top w:val="single" w:color="0B8770" w:sz="12" w:space="0"/>
-            <w:left w:val="none" w:color="auto" w:sz="0" w:space="0"/>
-            <w:bottom w:val="dotted" w:color="0B8770" w:sz="4" w:space="0"/>
-            <w:right w:val="none" w:color="auto" w:sz="0" w:space="0"/>
-            <w:insideH w:val="dotted" w:color="0B8770" w:sz="4" w:space="0"/>
-            <w:insideV w:val="dotted" w:color="0B8770" w:sz="4" w:space="0"/>
-          </w:tblBorders>
-          <w:tblCellMar>
-            <w:top w:w="0" w:type="dxa"/>
-            <w:left w:w="108" w:type="dxa"/>
-            <w:bottom w:w="0" w:type="dxa"/>
-            <w:right w:w="108" w:type="dxa"/>
-          </w:tblCellMar>
-        </w:tblPrEx>
-        <w:trPr>
-          <w:jc w:val="center"/>
-        </w:trPr>
-        <w:tc>
-          <w:tcPr>
-            <w:tcW w:w="1645" w:type="dxa"/>
-            <w:vAlign w:val="center"/>
-          </w:tcPr>
-          <w:p>
-            <w:pPr>
-              <w:keepNext/>
-              <w:spacing w:before="26"/>
-              <w:jc w:val="center"/>
-              <w:rPr>
-                <w:rFonts w:hint="eastAsia" w:ascii="微软雅黑" w:hAnsi="微软雅黑" w:eastAsia="微软雅黑" w:cs="微软雅黑"/>
-                <w:bCs/>
-                <w:sz w:val="18"/>
-                <w:szCs w:val="18"/>
-                <w:lang w:eastAsia="zh-CN"/>
-              </w:rPr>
-            </w:pPr>
-            <w:r>
-              <w:rPr>
-                <w:rFonts w:hint="eastAsia" w:ascii="微软雅黑" w:hAnsi="微软雅黑" w:eastAsia="微软雅黑" w:cs="微软雅黑"/>
-                <w:bCs/>
-                <w:sz w:val="18"/>
-                <w:szCs w:val="18"/>
-                <w:lang w:eastAsia="zh-CN"/>
-              </w:rPr>
-              <w:t>{{ cti.clinical_trial_id }}</w:t>
-            </w:r>
-          </w:p>
-        </w:tc>
-        <w:tc>
-          <w:tcPr>
-            <w:tcW w:w="3884" w:type="dxa"/>
-            <w:vAlign w:val="center"/>
-          </w:tcPr>
-          <w:p>
-            <w:pPr>
-              <w:keepNext/>
-              <w:jc w:val="center"/>
-              <w:rPr>
-                <w:rFonts w:hint="eastAsia" w:ascii="微软雅黑" w:hAnsi="微软雅黑" w:eastAsia="微软雅黑" w:cs="微软雅黑"/>
-                <w:bCs/>
-                <w:sz w:val="18"/>
-                <w:szCs w:val="18"/>
-                <w:lang w:eastAsia="zh-CN"/>
-              </w:rPr>
-            </w:pPr>
-            <w:r>
-              <w:rPr>
-                <w:rFonts w:hint="eastAsia" w:ascii="微软雅黑" w:hAnsi="微软雅黑" w:eastAsia="微软雅黑" w:cs="微软雅黑"/>
-                <w:bCs/>
-                <w:sz w:val="18"/>
-                <w:szCs w:val="18"/>
-                <w:lang w:eastAsia="zh-CN"/>
-              </w:rPr>
-              <w:t>{{ cti.title_chinese }}</w:t>
-            </w:r>
-          </w:p>
-        </w:tc>
-        <w:tc>
-          <w:tcPr>
-            <w:tcW w:w="1246" w:type="dxa"/>
-            <w:vAlign w:val="center"/>
-          </w:tcPr>
-          <w:p>
-            <w:pPr>
-              <w:keepNext/>
-              <w:spacing w:before="26"/>
-              <w:jc w:val="center"/>
-              <w:rPr>
-                <w:rFonts w:hint="eastAsia" w:ascii="微软雅黑" w:hAnsi="微软雅黑" w:eastAsia="微软雅黑" w:cs="微软雅黑"/>
-                <w:bCs/>
-                <w:sz w:val="18"/>
-                <w:szCs w:val="18"/>
-                <w:lang w:eastAsia="zh-CN"/>
-              </w:rPr>
-            </w:pPr>
-            <w:r>
-              <w:rPr>
-                <w:rFonts w:hint="eastAsia" w:ascii="微软雅黑" w:hAnsi="微软雅黑" w:eastAsia="微软雅黑" w:cs="微软雅黑"/>
-                <w:bCs/>
-                <w:sz w:val="18"/>
-                <w:szCs w:val="18"/>
-                <w:lang w:eastAsia="zh-CN"/>
-              </w:rPr>
-              <w:t>{{ cti.condition_chinese }}</w:t>
-            </w:r>
-          </w:p>
-        </w:tc>
-        <w:tc>
-          <w:tcPr>
-            <w:tcW w:w="1035" w:type="dxa"/>
-            <w:vAlign w:val="center"/>
-          </w:tcPr>
-          <w:p>
-            <w:pPr>
-              <w:keepNext/>
-              <w:spacing w:before="26"/>
-              <w:jc w:val="center"/>
-              <w:rPr>
-                <w:rFonts w:hint="eastAsia" w:ascii="微软雅黑" w:hAnsi="微软雅黑" w:eastAsia="微软雅黑" w:cs="微软雅黑"/>
-                <w:bCs/>
-                <w:sz w:val="18"/>
-                <w:szCs w:val="18"/>
-                <w:lang w:eastAsia="zh-CN"/>
-              </w:rPr>
-            </w:pPr>
-            <w:r>
-              <w:rPr>
-                <w:rFonts w:hint="eastAsia" w:ascii="微软雅黑" w:hAnsi="微软雅黑" w:eastAsia="微软雅黑" w:cs="微软雅黑"/>
-                <w:bCs/>
-                <w:sz w:val="18"/>
-                <w:szCs w:val="18"/>
-                <w:lang w:eastAsia="zh-CN"/>
-              </w:rPr>
-              <w:t>{{ cti.phase }}</w:t>
-            </w:r>
-          </w:p>
-        </w:tc>
-        <w:tc>
-          <w:tcPr>
-            <w:tcW w:w="1204" w:type="dxa"/>
-            <w:vAlign w:val="center"/>
-          </w:tcPr>
-          <w:p>
-            <w:pPr>
-              <w:spacing w:before="1" w:line="249" w:lineRule="auto"/>
-              <w:ind w:right="131"/>
-              <w:jc w:val="center"/>
-              <w:rPr>
-                <w:rFonts w:hint="eastAsia" w:ascii="微软雅黑" w:hAnsi="微软雅黑" w:eastAsia="微软雅黑" w:cs="微软雅黑"/>
-                <w:sz w:val="18"/>
-                <w:szCs w:val="18"/>
-                <w:lang w:eastAsia="zh-CN"/>
-              </w:rPr>
-            </w:pPr>
-            <w:r>
-              <w:rPr>
-                <w:rFonts w:hint="eastAsia" w:ascii="微软雅黑" w:hAnsi="微软雅黑" w:eastAsia="微软雅黑" w:cs="微软雅黑"/>
-                <w:sz w:val="18"/>
-                <w:szCs w:val="18"/>
-                <w:lang w:eastAsia="zh-CN"/>
-              </w:rPr>
-              <w:t xml:space="preserve">{% for d in </w:t>
-            </w:r>
-            <w:r>
-              <w:rPr>
-                <w:rFonts w:hint="eastAsia" w:ascii="微软雅黑" w:hAnsi="微软雅黑" w:eastAsia="微软雅黑" w:cs="微软雅黑"/>
-                <w:bCs/>
-                <w:sz w:val="18"/>
-                <w:szCs w:val="18"/>
-                <w:lang w:eastAsia="zh-CN"/>
-              </w:rPr>
-              <w:t>cti.drug_name_chinese</w:t>
-            </w:r>
-            <w:r>
-              <w:rPr>
-                <w:rFonts w:hint="eastAsia" w:ascii="微软雅黑" w:hAnsi="微软雅黑" w:eastAsia="微软雅黑" w:cs="微软雅黑"/>
-                <w:sz w:val="18"/>
-                <w:szCs w:val="18"/>
-                <w:lang w:eastAsia="zh-CN"/>
-              </w:rPr>
-              <w:t xml:space="preserve"> %}{%if loop.last%}{{ d.name }}{%else%}{{ d.name }}</w:t>
-            </w:r>
-          </w:p>
-          <w:p>
-            <w:pPr>
-              <w:keepNext/>
-              <w:jc w:val="center"/>
-              <w:rPr>
-                <w:rFonts w:hint="eastAsia" w:ascii="微软雅黑" w:hAnsi="微软雅黑" w:eastAsia="微软雅黑" w:cs="微软雅黑"/>
-                <w:bCs/>
-                <w:sz w:val="18"/>
-                <w:szCs w:val="18"/>
-                <w:lang w:eastAsia="zh-CN"/>
-              </w:rPr>
-            </w:pPr>
-            <w:r>
-              <w:rPr>
-                <w:rFonts w:hint="eastAsia" w:ascii="微软雅黑" w:hAnsi="微软雅黑" w:eastAsia="微软雅黑" w:cs="微软雅黑"/>
-                <w:sz w:val="18"/>
-                <w:szCs w:val="18"/>
-                <w:lang w:eastAsia="zh-CN"/>
-              </w:rPr>
-              <w:t>{%endif%}{% endfor %}</w:t>
-            </w:r>
-          </w:p>
-        </w:tc>
-        <w:tc>
-          <w:tcPr>
-            <w:tcW w:w="856" w:type="dxa"/>
-            <w:vAlign w:val="center"/>
-          </w:tcPr>
-          <w:p>
-            <w:pPr>
-              <w:keepNext/>
-              <w:spacing w:before="26"/>
-              <w:jc w:val="center"/>
-              <w:rPr>
-                <w:rFonts w:hint="eastAsia" w:ascii="微软雅黑" w:hAnsi="微软雅黑" w:eastAsia="微软雅黑" w:cs="微软雅黑"/>
-                <w:bCs/>
-                <w:sz w:val="18"/>
-                <w:szCs w:val="18"/>
-                <w:lang w:eastAsia="zh-CN"/>
-              </w:rPr>
-            </w:pPr>
-            <w:r>
-              <w:rPr>
-                <w:rFonts w:hint="eastAsia" w:ascii="微软雅黑" w:hAnsi="微软雅黑" w:eastAsia="微软雅黑" w:cs="微软雅黑"/>
-                <w:bCs/>
-                <w:sz w:val="18"/>
-                <w:szCs w:val="18"/>
-                <w:lang w:eastAsia="zh-CN"/>
-              </w:rPr>
-              <w:t>{{ cti.location_chinese }}</w:t>
-            </w:r>
-          </w:p>
-        </w:tc>
-      </w:tr>
-      <w:tr>
-        <w:tblPrEx>
-          <w:tblBorders>
-            <w:top w:val="single" w:color="0B8770" w:sz="12" w:space="0"/>
-            <w:left w:val="none" w:color="auto" w:sz="0" w:space="0"/>
-            <w:bottom w:val="dotted" w:color="0B8770" w:sz="4" w:space="0"/>
-            <w:right w:val="none" w:color="auto" w:sz="0" w:space="0"/>
-            <w:insideH w:val="dotted" w:color="0B8770" w:sz="4" w:space="0"/>
-            <w:insideV w:val="dotted" w:color="0B8770" w:sz="4" w:space="0"/>
-          </w:tblBorders>
-          <w:tblCellMar>
-            <w:top w:w="0" w:type="dxa"/>
-            <w:left w:w="108" w:type="dxa"/>
-            <w:bottom w:w="0" w:type="dxa"/>
-            <w:right w:w="108" w:type="dxa"/>
-          </w:tblCellMar>
-        </w:tblPrEx>
-        <w:trPr>
-          <w:jc w:val="center"/>
-        </w:trPr>
-        <w:tc>
-          <w:tcPr>
-            <w:tcW w:w="9870" w:type="dxa"/>
-            <w:gridSpan w:val="6"/>
-            <w:vAlign w:val="center"/>
-          </w:tcPr>
-          <w:p>
-            <w:pPr>
-              <w:keepNext/>
-              <w:spacing w:before="26"/>
-              <w:jc w:val="center"/>
-              <w:rPr>
-                <w:rFonts w:hint="eastAsia" w:ascii="微软雅黑" w:hAnsi="微软雅黑" w:eastAsia="微软雅黑" w:cs="微软雅黑"/>
-                <w:bCs/>
-                <w:sz w:val="18"/>
-                <w:szCs w:val="18"/>
-                <w:lang w:eastAsia="zh-CN"/>
-              </w:rPr>
-            </w:pPr>
-            <w:r>
-              <w:rPr>
-                <w:rFonts w:hint="eastAsia" w:ascii="微软雅黑" w:hAnsi="微软雅黑" w:eastAsia="微软雅黑" w:cs="微软雅黑"/>
-                <w:bCs/>
-                <w:sz w:val="18"/>
-                <w:szCs w:val="18"/>
-                <w:lang w:eastAsia="zh-CN"/>
-              </w:rPr>
-              <w:t>{%tr endfor %}</w:t>
-            </w:r>
-          </w:p>
-        </w:tc>
-      </w:tr>
-    </w:tbl>
-    <w:p>
-      <w:pPr>
-        <w:rPr>
-          <w:rFonts w:hint="eastAsia" w:ascii="微软雅黑" w:hAnsi="微软雅黑" w:eastAsia="微软雅黑" w:cs="微软雅黑"/>
-          <w:b/>
-          <w:color w:val="0B8770"/>
-          <w:sz w:val="24"/>
-          <w:szCs w:val="24"/>
-          <w:lang w:eastAsia="zh-CN"/>
-        </w:rPr>
-      </w:pPr>
-      <w:r>
-        <w:rPr>
-          <w:rFonts w:hint="eastAsia" w:ascii="微软雅黑" w:hAnsi="微软雅黑" w:eastAsia="微软雅黑" w:cs="微软雅黑"/>
-          <w:b/>
-          <w:color w:val="0B8770"/>
-          <w:sz w:val="24"/>
-          <w:szCs w:val="24"/>
-          <w:lang w:eastAsia="zh-CN"/>
-        </w:rPr>
-        <w:t>{% endif %}{% endfor %}</w:t>
-      </w:r>
-      <w:r>
-        <w:rPr>
-          <w:rFonts w:hint="eastAsia" w:ascii="微软雅黑" w:hAnsi="微软雅黑" w:eastAsia="微软雅黑" w:cs="微软雅黑"/>
-          <w:b/>
-          <w:color w:val="0B8770"/>
-          <w:sz w:val="24"/>
-          <w:szCs w:val="24"/>
-          <w:lang w:eastAsia="zh-CN"/>
-        </w:rPr>
-        <w:br w:type="page"/>
-      </w:r>
-    </w:p>
-    <w:p>
-      <w:pPr>
         <w:rPr>
           <w:rFonts w:hint="eastAsia" w:ascii="微软雅黑" w:hAnsi="微软雅黑" w:eastAsia="微软雅黑" w:cs="微软雅黑"/>
           <w:sz w:val="20"/>
@@ -26076,7 +19816,6 @@
           <w:lang w:eastAsia="zh-CN"/>
         </w:rPr>
       </w:pPr>
-      <w:bookmarkStart w:id="256" w:name="_GoBack"/>
       <w:r>
         <w:rPr>
           <w:rFonts w:hint="eastAsia" w:ascii="微软雅黑" w:hAnsi="微软雅黑" w:eastAsia="微软雅黑" w:cs="微软雅黑"/>
@@ -26150,7 +19889,6 @@
         </w:rPr>
         <w:br w:type="page"/>
       </w:r>
-      <w:bookmarkEnd w:id="256"/>
       <w:r>
         <w:rPr>
           <w:rFonts w:hint="eastAsia" w:ascii="微软雅黑" w:hAnsi="微软雅黑" w:eastAsia="微软雅黑" w:cs="微软雅黑"/>
@@ -26202,10 +19940,10 @@
           <w:lang w:val="en-US" w:eastAsia="zh-CN"/>
         </w:rPr>
       </w:pPr>
-      <w:bookmarkStart w:id="49" w:name="_Toc27185"/>
-      <w:bookmarkStart w:id="50" w:name="_Toc26291"/>
-      <w:bookmarkStart w:id="51" w:name="_Toc31913"/>
-      <w:bookmarkStart w:id="52" w:name="_Toc17967"/>
+      <w:bookmarkStart w:id="48" w:name="_Toc26291"/>
+      <w:bookmarkStart w:id="49" w:name="_Toc17967"/>
+      <w:bookmarkStart w:id="50" w:name="_Toc27185"/>
+      <w:bookmarkStart w:id="51" w:name="_Toc3295"/>
       <w:r>
         <w:rPr>
           <w:rFonts w:hint="eastAsia" w:ascii="微软雅黑" w:hAnsi="微软雅黑" w:eastAsia="微软雅黑" w:cs="微软雅黑"/>
@@ -26240,12 +19978,12 @@
         </w:rPr>
         <w:t>免疫检测结果解析</w:t>
       </w:r>
+      <w:bookmarkEnd w:id="48"/>
       <w:bookmarkEnd w:id="49"/>
       <w:bookmarkEnd w:id="50"/>
       <w:bookmarkEnd w:id="51"/>
-      <w:bookmarkEnd w:id="52"/>
     </w:p>
-    <w:bookmarkEnd w:id="43"/>
+    <w:bookmarkEnd w:id="42"/>
     <w:p>
       <w:pPr>
         <w:spacing w:before="29"/>
@@ -27105,7 +20843,7 @@
           <w:lang w:eastAsia="zh-CN"/>
         </w:rPr>
       </w:pPr>
-      <w:bookmarkStart w:id="53" w:name="_Toc7307_WPSOffice_Level3"/>
+      <w:bookmarkStart w:id="52" w:name="_Toc7307_WPSOffice_Level3"/>
       <w:r>
         <w:rPr>
           <w:rFonts w:hint="eastAsia" w:ascii="微软雅黑" w:hAnsi="微软雅黑" w:eastAsia="微软雅黑" w:cs="微软雅黑"/>
@@ -27117,7 +20855,7 @@
         <w:t>错配修复（MMR）相关基因检测结果</w:t>
       </w:r>
     </w:p>
-    <w:bookmarkEnd w:id="53"/>
+    <w:bookmarkEnd w:id="52"/>
     <w:tbl>
       <w:tblPr>
         <w:tblStyle w:val="13"/>
@@ -28104,20 +21842,20 @@
           <w:lang w:val="en-US" w:eastAsia="zh-CN"/>
         </w:rPr>
       </w:pPr>
-      <w:bookmarkStart w:id="54" w:name="_Toc15494"/>
-      <w:bookmarkStart w:id="55" w:name="_Toc1388"/>
-      <w:bookmarkStart w:id="56" w:name="_Toc1707_WPSOffice_Level1"/>
-      <w:bookmarkStart w:id="57" w:name="_Toc12505"/>
-      <w:bookmarkStart w:id="58" w:name="_Toc13196_WPSOffice_Level1"/>
-      <w:bookmarkStart w:id="59" w:name="_Toc21764_WPSOffice_Level1"/>
-      <w:bookmarkStart w:id="60" w:name="_Toc16594"/>
-      <w:bookmarkStart w:id="61" w:name="_Toc28240"/>
-      <w:bookmarkStart w:id="62" w:name="_Toc27302"/>
+      <w:bookmarkStart w:id="53" w:name="_Toc15494"/>
+      <w:bookmarkStart w:id="54" w:name="_Toc1004"/>
+      <w:bookmarkStart w:id="55" w:name="_Toc16594"/>
+      <w:bookmarkStart w:id="56" w:name="_Toc12505"/>
+      <w:bookmarkStart w:id="57" w:name="_Toc13196_WPSOffice_Level1"/>
+      <w:bookmarkStart w:id="58" w:name="_Toc28240"/>
+      <w:bookmarkStart w:id="59" w:name="_Toc1707_WPSOffice_Level1"/>
+      <w:bookmarkStart w:id="60" w:name="_Toc21764_WPSOffice_Level1"/>
+      <w:bookmarkStart w:id="61" w:name="_Toc27302"/>
+      <w:bookmarkStart w:id="62" w:name="_Toc11193_WPSOffice_Level1"/>
       <w:bookmarkStart w:id="63" w:name="_Toc1779"/>
-      <w:bookmarkStart w:id="64" w:name="_Toc11193_WPSOffice_Level1"/>
-      <w:bookmarkStart w:id="65" w:name="_Toc11812"/>
-      <w:bookmarkStart w:id="66" w:name="_Toc28810_WPSOffice_Level1"/>
-      <w:bookmarkStart w:id="67" w:name="_Toc11896_WPSOffice_Level1"/>
+      <w:bookmarkStart w:id="64" w:name="_Toc11812"/>
+      <w:bookmarkStart w:id="65" w:name="_Toc28810_WPSOffice_Level1"/>
+      <w:bookmarkStart w:id="66" w:name="_Toc11896_WPSOffice_Level1"/>
       <w:r>
         <w:rPr>
           <w:rFonts w:hint="eastAsia" w:ascii="微软雅黑" w:hAnsi="微软雅黑" w:eastAsia="微软雅黑" w:cs="微软雅黑"/>
@@ -28152,8 +21890,8 @@
         </w:rPr>
         <w:t>化疗药物检测解析</w:t>
       </w:r>
+      <w:bookmarkEnd w:id="53"/>
       <w:bookmarkEnd w:id="54"/>
-      <w:bookmarkEnd w:id="55"/>
     </w:p>
     <w:p>
       <w:pPr>
@@ -29956,8 +23694,8 @@
           <w:szCs w:val="40"/>
         </w:rPr>
       </w:pPr>
-      <w:bookmarkStart w:id="68" w:name="_Toc9345"/>
-      <w:bookmarkStart w:id="69" w:name="_Toc27461"/>
+      <w:bookmarkStart w:id="67" w:name="_Toc27461"/>
+      <w:bookmarkStart w:id="68" w:name="_Toc17174"/>
       <w:r>
         <w:rPr>
           <w:rFonts w:hint="eastAsia" w:ascii="微软雅黑" w:hAnsi="微软雅黑" w:cs="微软雅黑"/>
@@ -29977,16 +23715,16 @@
         </w:rPr>
         <w:t>附录</w:t>
       </w:r>
+      <w:bookmarkEnd w:id="67"/>
       <w:bookmarkEnd w:id="68"/>
-      <w:bookmarkEnd w:id="69"/>
     </w:p>
+    <w:bookmarkEnd w:id="55"/>
     <w:bookmarkEnd w:id="56"/>
     <w:bookmarkEnd w:id="57"/>
     <w:bookmarkEnd w:id="58"/>
     <w:bookmarkEnd w:id="59"/>
     <w:bookmarkEnd w:id="60"/>
     <w:bookmarkEnd w:id="61"/>
-    <w:bookmarkEnd w:id="62"/>
     <w:p>
       <w:pPr>
         <w:pStyle w:val="2"/>
@@ -30001,10 +23739,10 @@
           <w:color w:val="auto"/>
         </w:rPr>
       </w:pPr>
-      <w:bookmarkStart w:id="70" w:name="_Toc8106"/>
-      <w:bookmarkStart w:id="71" w:name="_Toc9619"/>
-      <w:bookmarkStart w:id="72" w:name="_Toc306"/>
-      <w:bookmarkStart w:id="73" w:name="_Toc22422"/>
+      <w:bookmarkStart w:id="69" w:name="_Toc8106"/>
+      <w:bookmarkStart w:id="70" w:name="_Toc1303"/>
+      <w:bookmarkStart w:id="71" w:name="_Toc306"/>
+      <w:bookmarkStart w:id="72" w:name="_Toc22422"/>
       <w:r>
         <w:rPr>
           <w:rFonts w:hint="eastAsia" w:ascii="微软雅黑" w:hAnsi="微软雅黑" w:eastAsia="微软雅黑" w:cs="微软雅黑"/>
@@ -30036,8 +23774,8 @@
         </w:rPr>
         <w:t>常见靶向药物相关基因检测列表</w:t>
       </w:r>
+      <w:bookmarkEnd w:id="69"/>
       <w:bookmarkEnd w:id="70"/>
-      <w:bookmarkEnd w:id="71"/>
     </w:p>
     <w:tbl>
       <w:tblPr>
@@ -30720,7 +24458,7 @@
           <w:color w:val="auto"/>
         </w:rPr>
       </w:pPr>
-      <w:bookmarkStart w:id="74" w:name="_Toc10267"/>
+      <w:bookmarkStart w:id="73" w:name="_Toc15176"/>
       <w:r>
         <w:rPr>
           <w:rFonts w:hint="eastAsia" w:ascii="微软雅黑" w:hAnsi="微软雅黑" w:eastAsia="微软雅黑" w:cs="微软雅黑"/>
@@ -30743,9 +24481,9 @@
         </w:rPr>
         <w:t>质控情况</w:t>
       </w:r>
+      <w:bookmarkEnd w:id="71"/>
       <w:bookmarkEnd w:id="72"/>
       <w:bookmarkEnd w:id="73"/>
-      <w:bookmarkEnd w:id="74"/>
     </w:p>
     <w:tbl>
       <w:tblPr>
@@ -30784,6 +24522,12 @@
             <w:insideH w:val="single" w:color="416AAB" w:sz="24" w:space="0"/>
             <w:insideV w:val="single" w:color="416AAB" w:sz="24" w:space="0"/>
           </w:tblBorders>
+          <w:tblCellMar>
+            <w:top w:w="0" w:type="dxa"/>
+            <w:left w:w="0" w:type="dxa"/>
+            <w:bottom w:w="0" w:type="dxa"/>
+            <w:right w:w="0" w:type="dxa"/>
+          </w:tblCellMar>
         </w:tblPrEx>
         <w:trPr>
           <w:trHeight w:val="513" w:hRule="atLeast"/>
@@ -32925,11 +26669,11 @@
       </w:r>
     </w:p>
     <w:bookmarkEnd w:id="16"/>
+    <w:bookmarkEnd w:id="62"/>
     <w:bookmarkEnd w:id="63"/>
     <w:bookmarkEnd w:id="64"/>
     <w:bookmarkEnd w:id="65"/>
     <w:bookmarkEnd w:id="66"/>
-    <w:bookmarkEnd w:id="67"/>
     <w:p>
       <w:pPr>
         <w:pStyle w:val="2"/>
@@ -32945,23 +26689,23 @@
           <w:lang w:val="en-US" w:eastAsia="zh-CN"/>
         </w:rPr>
       </w:pPr>
-      <w:bookmarkStart w:id="75" w:name="_Toc31819"/>
-      <w:bookmarkStart w:id="76" w:name="_Toc27961"/>
-      <w:bookmarkStart w:id="77" w:name="_Toc28910_WPSOffice_Level1"/>
-      <w:bookmarkStart w:id="78" w:name="_Toc6864"/>
-      <w:bookmarkStart w:id="79" w:name="_Toc8182"/>
-      <w:bookmarkStart w:id="80" w:name="_Toc97651888"/>
-      <w:bookmarkStart w:id="81" w:name="_Toc7549"/>
-      <w:bookmarkStart w:id="82" w:name="_Toc97651921"/>
-      <w:bookmarkStart w:id="83" w:name="_Toc22484_WPSOffice_Level1"/>
-      <w:bookmarkStart w:id="84" w:name="_Toc16368_WPSOffice_Level1"/>
-      <w:bookmarkStart w:id="85" w:name="_Toc15609"/>
-      <w:bookmarkStart w:id="86" w:name="_Toc19099"/>
+      <w:bookmarkStart w:id="74" w:name="_Toc31819"/>
+      <w:bookmarkStart w:id="75" w:name="_Toc29706"/>
+      <w:bookmarkStart w:id="76" w:name="_Toc22484_WPSOffice_Level1"/>
+      <w:bookmarkStart w:id="77" w:name="_Toc6864"/>
+      <w:bookmarkStart w:id="78" w:name="_Toc7549"/>
+      <w:bookmarkStart w:id="79" w:name="_Toc97651921"/>
+      <w:bookmarkStart w:id="80" w:name="_Toc8182"/>
+      <w:bookmarkStart w:id="81" w:name="_Toc16368_WPSOffice_Level1"/>
+      <w:bookmarkStart w:id="82" w:name="_Toc97651888"/>
+      <w:bookmarkStart w:id="83" w:name="_Toc15609"/>
+      <w:bookmarkStart w:id="84" w:name="_Toc19099"/>
+      <w:bookmarkStart w:id="85" w:name="_Toc28910_WPSOffice_Level1"/>
+      <w:bookmarkStart w:id="86" w:name="_Toc20924"/>
       <w:bookmarkStart w:id="87" w:name="_Toc26985_WPSOffice_Level1"/>
       <w:bookmarkStart w:id="88" w:name="_Toc31185"/>
-      <w:bookmarkStart w:id="89" w:name="_Toc20170_WPSOffice_Level1"/>
-      <w:bookmarkStart w:id="90" w:name="_Toc20924"/>
-      <w:bookmarkStart w:id="91" w:name="_Toc28454_WPSOffice_Level1"/>
+      <w:bookmarkStart w:id="89" w:name="_Toc28454_WPSOffice_Level1"/>
+      <w:bookmarkStart w:id="90" w:name="_Toc20170_WPSOffice_Level1"/>
       <w:r>
         <w:rPr>
           <w:rFonts w:hint="eastAsia" w:ascii="微软雅黑" w:hAnsi="微软雅黑" w:eastAsia="微软雅黑" w:cs="微软雅黑"/>
@@ -32970,9 +26714,10 @@
         </w:rPr>
         <w:t>4.3 检测基因列表</w:t>
       </w:r>
+      <w:bookmarkEnd w:id="74"/>
       <w:bookmarkEnd w:id="75"/>
-      <w:bookmarkEnd w:id="76"/>
     </w:p>
+    <w:bookmarkEnd w:id="76"/>
     <w:bookmarkEnd w:id="77"/>
     <w:bookmarkEnd w:id="78"/>
     <w:bookmarkEnd w:id="79"/>
@@ -32982,7 +26727,6 @@
     <w:bookmarkEnd w:id="83"/>
     <w:bookmarkEnd w:id="84"/>
     <w:bookmarkEnd w:id="85"/>
-    <w:bookmarkEnd w:id="86"/>
     <w:p>
       <w:pPr>
         <w:spacing w:line="259" w:lineRule="exact"/>
@@ -33661,13 +27405,13 @@
                 <w:szCs w:val="18"/>
               </w:rPr>
             </w:pPr>
-            <w:bookmarkStart w:id="92" w:name="_Toc23221_WPSOffice_Level2"/>
-            <w:bookmarkStart w:id="93" w:name="_Toc5660_WPSOffice_Level2"/>
+            <w:bookmarkStart w:id="91" w:name="_Toc23221_WPSOffice_Level2"/>
+            <w:bookmarkStart w:id="92" w:name="_Toc17905_WPSOffice_Level2"/>
+            <w:bookmarkStart w:id="93" w:name="_Toc18696_WPSOffice_Level2"/>
             <w:bookmarkStart w:id="94" w:name="_Toc3819_WPSOffice_Level2"/>
-            <w:bookmarkStart w:id="95" w:name="_Toc17905_WPSOffice_Level2"/>
-            <w:bookmarkStart w:id="96" w:name="_Toc5261_WPSOffice_Level2"/>
-            <w:bookmarkStart w:id="97" w:name="_Toc31020_WPSOffice_Level2"/>
-            <w:bookmarkStart w:id="98" w:name="_Toc18696_WPSOffice_Level2"/>
+            <w:bookmarkStart w:id="95" w:name="_Toc5261_WPSOffice_Level2"/>
+            <w:bookmarkStart w:id="96" w:name="_Toc31020_WPSOffice_Level2"/>
+            <w:bookmarkStart w:id="97" w:name="_Toc5660_WPSOffice_Level2"/>
             <w:r>
               <w:rPr>
                 <w:rFonts w:hint="eastAsia" w:ascii="微软雅黑" w:hAnsi="微软雅黑" w:eastAsia="微软雅黑" w:cs="微软雅黑"/>
@@ -34133,13 +27877,13 @@
         </w:rPr>
         <w:t>C</w:t>
       </w:r>
+      <w:bookmarkEnd w:id="91"/>
       <w:bookmarkEnd w:id="92"/>
       <w:bookmarkEnd w:id="93"/>
       <w:bookmarkEnd w:id="94"/>
       <w:bookmarkEnd w:id="95"/>
       <w:bookmarkEnd w:id="96"/>
       <w:bookmarkEnd w:id="97"/>
-      <w:bookmarkEnd w:id="98"/>
     </w:p>
     <w:tbl>
       <w:tblPr>
@@ -34202,13 +27946,13 @@
                 <w:szCs w:val="18"/>
               </w:rPr>
             </w:pPr>
-            <w:bookmarkStart w:id="99" w:name="_Toc11554_WPSOffice_Level2"/>
-            <w:bookmarkStart w:id="100" w:name="_Toc15300_WPSOffice_Level2"/>
+            <w:bookmarkStart w:id="98" w:name="_Toc28235_WPSOffice_Level2"/>
+            <w:bookmarkStart w:id="99" w:name="_Toc20683_WPSOffice_Level2"/>
+            <w:bookmarkStart w:id="100" w:name="_Toc24626_WPSOffice_Level2"/>
             <w:bookmarkStart w:id="101" w:name="_Toc2588_WPSOffice_Level2"/>
-            <w:bookmarkStart w:id="102" w:name="_Toc24626_WPSOffice_Level2"/>
-            <w:bookmarkStart w:id="103" w:name="_Toc28235_WPSOffice_Level2"/>
-            <w:bookmarkStart w:id="104" w:name="_Toc20683_WPSOffice_Level2"/>
-            <w:bookmarkStart w:id="105" w:name="_Toc23388_WPSOffice_Level2"/>
+            <w:bookmarkStart w:id="102" w:name="_Toc23388_WPSOffice_Level2"/>
+            <w:bookmarkStart w:id="103" w:name="_Toc11554_WPSOffice_Level2"/>
+            <w:bookmarkStart w:id="104" w:name="_Toc15300_WPSOffice_Level2"/>
             <w:r>
               <w:rPr>
                 <w:rFonts w:hint="eastAsia" w:ascii="微软雅黑" w:hAnsi="微软雅黑" w:eastAsia="微软雅黑" w:cs="微软雅黑"/>
@@ -34674,13 +28418,13 @@
         </w:rPr>
         <w:t>D</w:t>
       </w:r>
+      <w:bookmarkEnd w:id="98"/>
       <w:bookmarkEnd w:id="99"/>
       <w:bookmarkEnd w:id="100"/>
       <w:bookmarkEnd w:id="101"/>
       <w:bookmarkEnd w:id="102"/>
       <w:bookmarkEnd w:id="103"/>
       <w:bookmarkEnd w:id="104"/>
-      <w:bookmarkEnd w:id="105"/>
     </w:p>
     <w:tbl>
       <w:tblPr>
@@ -34743,13 +28487,13 @@
                 <w:szCs w:val="18"/>
               </w:rPr>
             </w:pPr>
-            <w:bookmarkStart w:id="106" w:name="_Toc31650_WPSOffice_Level2"/>
-            <w:bookmarkStart w:id="107" w:name="_Toc16027_WPSOffice_Level2"/>
-            <w:bookmarkStart w:id="108" w:name="_Toc22590_WPSOffice_Level2"/>
-            <w:bookmarkStart w:id="109" w:name="_Toc18182_WPSOffice_Level2"/>
-            <w:bookmarkStart w:id="110" w:name="_Toc19892_WPSOffice_Level2"/>
-            <w:bookmarkStart w:id="111" w:name="_Toc30071_WPSOffice_Level2"/>
-            <w:bookmarkStart w:id="112" w:name="_Toc12493_WPSOffice_Level2"/>
+            <w:bookmarkStart w:id="105" w:name="_Toc30071_WPSOffice_Level2"/>
+            <w:bookmarkStart w:id="106" w:name="_Toc12493_WPSOffice_Level2"/>
+            <w:bookmarkStart w:id="107" w:name="_Toc31650_WPSOffice_Level2"/>
+            <w:bookmarkStart w:id="108" w:name="_Toc19892_WPSOffice_Level2"/>
+            <w:bookmarkStart w:id="109" w:name="_Toc16027_WPSOffice_Level2"/>
+            <w:bookmarkStart w:id="110" w:name="_Toc18182_WPSOffice_Level2"/>
+            <w:bookmarkStart w:id="111" w:name="_Toc22590_WPSOffice_Level2"/>
             <w:r>
               <w:rPr>
                 <w:rFonts w:hint="eastAsia" w:ascii="微软雅黑" w:hAnsi="微软雅黑" w:eastAsia="微软雅黑" w:cs="微软雅黑"/>
@@ -35215,13 +28959,13 @@
         </w:rPr>
         <w:t>E</w:t>
       </w:r>
+      <w:bookmarkEnd w:id="105"/>
       <w:bookmarkEnd w:id="106"/>
       <w:bookmarkEnd w:id="107"/>
       <w:bookmarkEnd w:id="108"/>
       <w:bookmarkEnd w:id="109"/>
       <w:bookmarkEnd w:id="110"/>
       <w:bookmarkEnd w:id="111"/>
-      <w:bookmarkEnd w:id="112"/>
     </w:p>
     <w:tbl>
       <w:tblPr>
@@ -35284,13 +29028,13 @@
                 <w:szCs w:val="18"/>
               </w:rPr>
             </w:pPr>
-            <w:bookmarkStart w:id="113" w:name="_Toc28534_WPSOffice_Level2"/>
-            <w:bookmarkStart w:id="114" w:name="_Toc19289_WPSOffice_Level2"/>
+            <w:bookmarkStart w:id="112" w:name="_Toc20571_WPSOffice_Level2"/>
+            <w:bookmarkStart w:id="113" w:name="_Toc31447_WPSOffice_Level2"/>
+            <w:bookmarkStart w:id="114" w:name="_Toc28534_WPSOffice_Level2"/>
             <w:bookmarkStart w:id="115" w:name="_Toc8398_WPSOffice_Level2"/>
-            <w:bookmarkStart w:id="116" w:name="_Toc28312_WPSOffice_Level2"/>
-            <w:bookmarkStart w:id="117" w:name="_Toc31447_WPSOffice_Level2"/>
-            <w:bookmarkStart w:id="118" w:name="_Toc11689_WPSOffice_Level2"/>
-            <w:bookmarkStart w:id="119" w:name="_Toc20571_WPSOffice_Level2"/>
+            <w:bookmarkStart w:id="116" w:name="_Toc19289_WPSOffice_Level2"/>
+            <w:bookmarkStart w:id="117" w:name="_Toc11689_WPSOffice_Level2"/>
+            <w:bookmarkStart w:id="118" w:name="_Toc28312_WPSOffice_Level2"/>
             <w:r>
               <w:rPr>
                 <w:rFonts w:hint="eastAsia" w:ascii="微软雅黑" w:hAnsi="微软雅黑" w:eastAsia="微软雅黑" w:cs="微软雅黑"/>
@@ -35756,13 +29500,13 @@
         </w:rPr>
         <w:t>F</w:t>
       </w:r>
+      <w:bookmarkEnd w:id="112"/>
       <w:bookmarkEnd w:id="113"/>
       <w:bookmarkEnd w:id="114"/>
       <w:bookmarkEnd w:id="115"/>
       <w:bookmarkEnd w:id="116"/>
       <w:bookmarkEnd w:id="117"/>
       <w:bookmarkEnd w:id="118"/>
-      <w:bookmarkEnd w:id="119"/>
     </w:p>
     <w:tbl>
       <w:tblPr>
@@ -35825,13 +29569,13 @@
                 <w:szCs w:val="18"/>
               </w:rPr>
             </w:pPr>
-            <w:bookmarkStart w:id="120" w:name="_Toc6170_WPSOffice_Level2"/>
-            <w:bookmarkStart w:id="121" w:name="_Toc5164_WPSOffice_Level2"/>
+            <w:bookmarkStart w:id="119" w:name="_Toc5164_WPSOffice_Level2"/>
+            <w:bookmarkStart w:id="120" w:name="_Toc5423_WPSOffice_Level2"/>
+            <w:bookmarkStart w:id="121" w:name="_Toc13225_WPSOffice_Level2"/>
             <w:bookmarkStart w:id="122" w:name="_Toc2683_WPSOffice_Level2"/>
-            <w:bookmarkStart w:id="123" w:name="_Toc5423_WPSOffice_Level2"/>
-            <w:bookmarkStart w:id="124" w:name="_Toc13225_WPSOffice_Level2"/>
-            <w:bookmarkStart w:id="125" w:name="_Toc6645_WPSOffice_Level2"/>
-            <w:bookmarkStart w:id="126" w:name="_Toc6863_WPSOffice_Level2"/>
+            <w:bookmarkStart w:id="123" w:name="_Toc6645_WPSOffice_Level2"/>
+            <w:bookmarkStart w:id="124" w:name="_Toc6170_WPSOffice_Level2"/>
+            <w:bookmarkStart w:id="125" w:name="_Toc6863_WPSOffice_Level2"/>
             <w:r>
               <w:rPr>
                 <w:rFonts w:hint="eastAsia" w:ascii="微软雅黑" w:hAnsi="微软雅黑" w:eastAsia="微软雅黑" w:cs="微软雅黑"/>
@@ -36297,13 +30041,13 @@
         </w:rPr>
         <w:t>G</w:t>
       </w:r>
+      <w:bookmarkEnd w:id="119"/>
       <w:bookmarkEnd w:id="120"/>
       <w:bookmarkEnd w:id="121"/>
       <w:bookmarkEnd w:id="122"/>
       <w:bookmarkEnd w:id="123"/>
       <w:bookmarkEnd w:id="124"/>
       <w:bookmarkEnd w:id="125"/>
-      <w:bookmarkEnd w:id="126"/>
     </w:p>
     <w:tbl>
       <w:tblPr>
@@ -36366,13 +30110,13 @@
                 <w:szCs w:val="18"/>
               </w:rPr>
             </w:pPr>
+            <w:bookmarkStart w:id="126" w:name="_Toc29762_WPSOffice_Level2"/>
             <w:bookmarkStart w:id="127" w:name="_Toc24628_WPSOffice_Level2"/>
-            <w:bookmarkStart w:id="128" w:name="_Toc29762_WPSOffice_Level2"/>
-            <w:bookmarkStart w:id="129" w:name="_Toc12046_WPSOffice_Level2"/>
-            <w:bookmarkStart w:id="130" w:name="_Toc3387_WPSOffice_Level2"/>
-            <w:bookmarkStart w:id="131" w:name="_Toc6323_WPSOffice_Level2"/>
-            <w:bookmarkStart w:id="132" w:name="_Toc13817_WPSOffice_Level2"/>
-            <w:bookmarkStart w:id="133" w:name="_Toc5860_WPSOffice_Level2"/>
+            <w:bookmarkStart w:id="128" w:name="_Toc12046_WPSOffice_Level2"/>
+            <w:bookmarkStart w:id="129" w:name="_Toc3387_WPSOffice_Level2"/>
+            <w:bookmarkStart w:id="130" w:name="_Toc6323_WPSOffice_Level2"/>
+            <w:bookmarkStart w:id="131" w:name="_Toc13817_WPSOffice_Level2"/>
+            <w:bookmarkStart w:id="132" w:name="_Toc5860_WPSOffice_Level2"/>
             <w:r>
               <w:rPr>
                 <w:rFonts w:hint="eastAsia" w:ascii="微软雅黑" w:hAnsi="微软雅黑" w:eastAsia="微软雅黑" w:cs="微软雅黑"/>
@@ -36838,13 +30582,13 @@
         </w:rPr>
         <w:t>H</w:t>
       </w:r>
+      <w:bookmarkEnd w:id="126"/>
       <w:bookmarkEnd w:id="127"/>
       <w:bookmarkEnd w:id="128"/>
       <w:bookmarkEnd w:id="129"/>
       <w:bookmarkEnd w:id="130"/>
       <w:bookmarkEnd w:id="131"/>
       <w:bookmarkEnd w:id="132"/>
-      <w:bookmarkEnd w:id="133"/>
     </w:p>
     <w:tbl>
       <w:tblPr>
@@ -36907,13 +30651,13 @@
                 <w:szCs w:val="18"/>
               </w:rPr>
             </w:pPr>
-            <w:bookmarkStart w:id="134" w:name="_Toc708_WPSOffice_Level2"/>
+            <w:bookmarkStart w:id="133" w:name="_Toc708_WPSOffice_Level2"/>
+            <w:bookmarkStart w:id="134" w:name="_Toc15619_WPSOffice_Level2"/>
             <w:bookmarkStart w:id="135" w:name="_Toc6004_WPSOffice_Level2"/>
-            <w:bookmarkStart w:id="136" w:name="_Toc15619_WPSOffice_Level2"/>
-            <w:bookmarkStart w:id="137" w:name="_Toc11082_WPSOffice_Level2"/>
+            <w:bookmarkStart w:id="136" w:name="_Toc31905_WPSOffice_Level2"/>
+            <w:bookmarkStart w:id="137" w:name="_Toc13244_WPSOffice_Level2"/>
             <w:bookmarkStart w:id="138" w:name="_Toc22500_WPSOffice_Level2"/>
-            <w:bookmarkStart w:id="139" w:name="_Toc31905_WPSOffice_Level2"/>
-            <w:bookmarkStart w:id="140" w:name="_Toc13244_WPSOffice_Level2"/>
+            <w:bookmarkStart w:id="139" w:name="_Toc11082_WPSOffice_Level2"/>
             <w:r>
               <w:rPr>
                 <w:rFonts w:hint="eastAsia" w:ascii="微软雅黑" w:hAnsi="微软雅黑" w:eastAsia="微软雅黑" w:cs="微软雅黑"/>
@@ -37379,13 +31123,13 @@
         </w:rPr>
         <w:t>I</w:t>
       </w:r>
+      <w:bookmarkEnd w:id="133"/>
       <w:bookmarkEnd w:id="134"/>
       <w:bookmarkEnd w:id="135"/>
       <w:bookmarkEnd w:id="136"/>
       <w:bookmarkEnd w:id="137"/>
       <w:bookmarkEnd w:id="138"/>
       <w:bookmarkEnd w:id="139"/>
-      <w:bookmarkEnd w:id="140"/>
     </w:p>
     <w:tbl>
       <w:tblPr>
@@ -37448,13 +31192,13 @@
                 <w:szCs w:val="18"/>
               </w:rPr>
             </w:pPr>
-            <w:bookmarkStart w:id="141" w:name="_Toc23443_WPSOffice_Level2"/>
-            <w:bookmarkStart w:id="142" w:name="_Toc4042_WPSOffice_Level2"/>
-            <w:bookmarkStart w:id="143" w:name="_Toc21560_WPSOffice_Level2"/>
+            <w:bookmarkStart w:id="140" w:name="_Toc21560_WPSOffice_Level2"/>
+            <w:bookmarkStart w:id="141" w:name="_Toc15479_WPSOffice_Level2"/>
+            <w:bookmarkStart w:id="142" w:name="_Toc23537_WPSOffice_Level2"/>
+            <w:bookmarkStart w:id="143" w:name="_Toc7586_WPSOffice_Level2"/>
             <w:bookmarkStart w:id="144" w:name="_Toc13664_WPSOffice_Level2"/>
-            <w:bookmarkStart w:id="145" w:name="_Toc15479_WPSOffice_Level2"/>
-            <w:bookmarkStart w:id="146" w:name="_Toc7586_WPSOffice_Level2"/>
-            <w:bookmarkStart w:id="147" w:name="_Toc23537_WPSOffice_Level2"/>
+            <w:bookmarkStart w:id="145" w:name="_Toc23443_WPSOffice_Level2"/>
+            <w:bookmarkStart w:id="146" w:name="_Toc4042_WPSOffice_Level2"/>
             <w:r>
               <w:rPr>
                 <w:rFonts w:hint="eastAsia" w:ascii="微软雅黑" w:hAnsi="微软雅黑" w:eastAsia="微软雅黑" w:cs="微软雅黑"/>
@@ -37920,13 +31664,13 @@
         </w:rPr>
         <w:t>J</w:t>
       </w:r>
+      <w:bookmarkEnd w:id="140"/>
       <w:bookmarkEnd w:id="141"/>
       <w:bookmarkEnd w:id="142"/>
       <w:bookmarkEnd w:id="143"/>
       <w:bookmarkEnd w:id="144"/>
       <w:bookmarkEnd w:id="145"/>
       <w:bookmarkEnd w:id="146"/>
-      <w:bookmarkEnd w:id="147"/>
     </w:p>
     <w:tbl>
       <w:tblPr>
@@ -37989,13 +31733,13 @@
                 <w:szCs w:val="18"/>
               </w:rPr>
             </w:pPr>
-            <w:bookmarkStart w:id="148" w:name="_Toc22039_WPSOffice_Level2"/>
-            <w:bookmarkStart w:id="149" w:name="_Toc10575_WPSOffice_Level2"/>
-            <w:bookmarkStart w:id="150" w:name="_Toc5629_WPSOffice_Level2"/>
-            <w:bookmarkStart w:id="151" w:name="_Toc11254_WPSOffice_Level2"/>
-            <w:bookmarkStart w:id="152" w:name="_Toc28498_WPSOffice_Level2"/>
-            <w:bookmarkStart w:id="153" w:name="_Toc29193_WPSOffice_Level2"/>
-            <w:bookmarkStart w:id="154" w:name="_Toc2337_WPSOffice_Level2"/>
+            <w:bookmarkStart w:id="147" w:name="_Toc22039_WPSOffice_Level2"/>
+            <w:bookmarkStart w:id="148" w:name="_Toc29193_WPSOffice_Level2"/>
+            <w:bookmarkStart w:id="149" w:name="_Toc28498_WPSOffice_Level2"/>
+            <w:bookmarkStart w:id="150" w:name="_Toc2337_WPSOffice_Level2"/>
+            <w:bookmarkStart w:id="151" w:name="_Toc5629_WPSOffice_Level2"/>
+            <w:bookmarkStart w:id="152" w:name="_Toc10575_WPSOffice_Level2"/>
+            <w:bookmarkStart w:id="153" w:name="_Toc11254_WPSOffice_Level2"/>
             <w:r>
               <w:rPr>
                 <w:rFonts w:hint="eastAsia" w:ascii="微软雅黑" w:hAnsi="微软雅黑" w:eastAsia="微软雅黑" w:cs="微软雅黑"/>
@@ -38461,13 +32205,13 @@
         </w:rPr>
         <w:t>K</w:t>
       </w:r>
+      <w:bookmarkEnd w:id="147"/>
       <w:bookmarkEnd w:id="148"/>
       <w:bookmarkEnd w:id="149"/>
       <w:bookmarkEnd w:id="150"/>
       <w:bookmarkEnd w:id="151"/>
       <w:bookmarkEnd w:id="152"/>
       <w:bookmarkEnd w:id="153"/>
-      <w:bookmarkEnd w:id="154"/>
     </w:p>
     <w:tbl>
       <w:tblPr>
@@ -38530,13 +32274,13 @@
                 <w:szCs w:val="18"/>
               </w:rPr>
             </w:pPr>
-            <w:bookmarkStart w:id="155" w:name="_Toc18866_WPSOffice_Level2"/>
-            <w:bookmarkStart w:id="156" w:name="_Toc17621_WPSOffice_Level2"/>
-            <w:bookmarkStart w:id="157" w:name="_Toc17668_WPSOffice_Level2"/>
-            <w:bookmarkStart w:id="158" w:name="_Toc13246_WPSOffice_Level2"/>
-            <w:bookmarkStart w:id="159" w:name="_Toc2613_WPSOffice_Level2"/>
-            <w:bookmarkStart w:id="160" w:name="_Toc8519_WPSOffice_Level2"/>
-            <w:bookmarkStart w:id="161" w:name="_Toc8985_WPSOffice_Level2"/>
+            <w:bookmarkStart w:id="154" w:name="_Toc13246_WPSOffice_Level2"/>
+            <w:bookmarkStart w:id="155" w:name="_Toc2613_WPSOffice_Level2"/>
+            <w:bookmarkStart w:id="156" w:name="_Toc8985_WPSOffice_Level2"/>
+            <w:bookmarkStart w:id="157" w:name="_Toc17621_WPSOffice_Level2"/>
+            <w:bookmarkStart w:id="158" w:name="_Toc8519_WPSOffice_Level2"/>
+            <w:bookmarkStart w:id="159" w:name="_Toc18866_WPSOffice_Level2"/>
+            <w:bookmarkStart w:id="160" w:name="_Toc17668_WPSOffice_Level2"/>
             <w:r>
               <w:rPr>
                 <w:rFonts w:hint="eastAsia" w:ascii="微软雅黑" w:hAnsi="微软雅黑" w:eastAsia="微软雅黑" w:cs="微软雅黑"/>
@@ -39002,13 +32746,13 @@
         </w:rPr>
         <w:t>L</w:t>
       </w:r>
+      <w:bookmarkEnd w:id="154"/>
       <w:bookmarkEnd w:id="155"/>
       <w:bookmarkEnd w:id="156"/>
       <w:bookmarkEnd w:id="157"/>
       <w:bookmarkEnd w:id="158"/>
       <w:bookmarkEnd w:id="159"/>
       <w:bookmarkEnd w:id="160"/>
-      <w:bookmarkEnd w:id="161"/>
     </w:p>
     <w:tbl>
       <w:tblPr>
@@ -39071,13 +32815,13 @@
                 <w:szCs w:val="18"/>
               </w:rPr>
             </w:pPr>
-            <w:bookmarkStart w:id="162" w:name="_Toc24337_WPSOffice_Level2"/>
-            <w:bookmarkStart w:id="163" w:name="_Toc23413_WPSOffice_Level2"/>
-            <w:bookmarkStart w:id="164" w:name="_Toc25338_WPSOffice_Level2"/>
-            <w:bookmarkStart w:id="165" w:name="_Toc12118_WPSOffice_Level2"/>
-            <w:bookmarkStart w:id="166" w:name="_Toc2334_WPSOffice_Level2"/>
+            <w:bookmarkStart w:id="161" w:name="_Toc23413_WPSOffice_Level2"/>
+            <w:bookmarkStart w:id="162" w:name="_Toc2334_WPSOffice_Level2"/>
+            <w:bookmarkStart w:id="163" w:name="_Toc12118_WPSOffice_Level2"/>
+            <w:bookmarkStart w:id="164" w:name="_Toc12027_WPSOffice_Level2"/>
+            <w:bookmarkStart w:id="165" w:name="_Toc25338_WPSOffice_Level2"/>
+            <w:bookmarkStart w:id="166" w:name="_Toc24337_WPSOffice_Level2"/>
             <w:bookmarkStart w:id="167" w:name="_Toc6654_WPSOffice_Level2"/>
-            <w:bookmarkStart w:id="168" w:name="_Toc12027_WPSOffice_Level2"/>
             <w:r>
               <w:rPr>
                 <w:rFonts w:hint="eastAsia" w:ascii="微软雅黑" w:hAnsi="微软雅黑" w:eastAsia="微软雅黑" w:cs="微软雅黑"/>
@@ -39543,13 +33287,13 @@
         </w:rPr>
         <w:t>M</w:t>
       </w:r>
+      <w:bookmarkEnd w:id="161"/>
       <w:bookmarkEnd w:id="162"/>
       <w:bookmarkEnd w:id="163"/>
       <w:bookmarkEnd w:id="164"/>
       <w:bookmarkEnd w:id="165"/>
       <w:bookmarkEnd w:id="166"/>
       <w:bookmarkEnd w:id="167"/>
-      <w:bookmarkEnd w:id="168"/>
     </w:p>
     <w:tbl>
       <w:tblPr>
@@ -39612,13 +33356,13 @@
                 <w:szCs w:val="18"/>
               </w:rPr>
             </w:pPr>
-            <w:bookmarkStart w:id="169" w:name="_Toc17254_WPSOffice_Level2"/>
-            <w:bookmarkStart w:id="170" w:name="_Toc17711_WPSOffice_Level2"/>
-            <w:bookmarkStart w:id="171" w:name="_Toc6074_WPSOffice_Level2"/>
-            <w:bookmarkStart w:id="172" w:name="_Toc28807_WPSOffice_Level2"/>
-            <w:bookmarkStart w:id="173" w:name="_Toc20271_WPSOffice_Level2"/>
-            <w:bookmarkStart w:id="174" w:name="_Toc5840_WPSOffice_Level2"/>
-            <w:bookmarkStart w:id="175" w:name="_Toc20736_WPSOffice_Level2"/>
+            <w:bookmarkStart w:id="168" w:name="_Toc17254_WPSOffice_Level2"/>
+            <w:bookmarkStart w:id="169" w:name="_Toc28807_WPSOffice_Level2"/>
+            <w:bookmarkStart w:id="170" w:name="_Toc20271_WPSOffice_Level2"/>
+            <w:bookmarkStart w:id="171" w:name="_Toc5840_WPSOffice_Level2"/>
+            <w:bookmarkStart w:id="172" w:name="_Toc6074_WPSOffice_Level2"/>
+            <w:bookmarkStart w:id="173" w:name="_Toc20736_WPSOffice_Level2"/>
+            <w:bookmarkStart w:id="174" w:name="_Toc17711_WPSOffice_Level2"/>
             <w:r>
               <w:rPr>
                 <w:rFonts w:hint="eastAsia" w:ascii="微软雅黑" w:hAnsi="微软雅黑" w:eastAsia="微软雅黑" w:cs="微软雅黑"/>
@@ -40084,13 +33828,13 @@
         </w:rPr>
         <w:t>N</w:t>
       </w:r>
+      <w:bookmarkEnd w:id="168"/>
       <w:bookmarkEnd w:id="169"/>
       <w:bookmarkEnd w:id="170"/>
       <w:bookmarkEnd w:id="171"/>
       <w:bookmarkEnd w:id="172"/>
       <w:bookmarkEnd w:id="173"/>
       <w:bookmarkEnd w:id="174"/>
-      <w:bookmarkEnd w:id="175"/>
     </w:p>
     <w:tbl>
       <w:tblPr>
@@ -40153,13 +33897,13 @@
                 <w:szCs w:val="18"/>
               </w:rPr>
             </w:pPr>
-            <w:bookmarkStart w:id="176" w:name="_Toc18813_WPSOffice_Level2"/>
-            <w:bookmarkStart w:id="177" w:name="_Toc18295_WPSOffice_Level2"/>
-            <w:bookmarkStart w:id="178" w:name="_Toc26031_WPSOffice_Level2"/>
-            <w:bookmarkStart w:id="179" w:name="_Toc24586_WPSOffice_Level2"/>
-            <w:bookmarkStart w:id="180" w:name="_Toc18784_WPSOffice_Level2"/>
+            <w:bookmarkStart w:id="175" w:name="_Toc18295_WPSOffice_Level2"/>
+            <w:bookmarkStart w:id="176" w:name="_Toc26031_WPSOffice_Level2"/>
+            <w:bookmarkStart w:id="177" w:name="_Toc18813_WPSOffice_Level2"/>
+            <w:bookmarkStart w:id="178" w:name="_Toc24586_WPSOffice_Level2"/>
+            <w:bookmarkStart w:id="179" w:name="_Toc18784_WPSOffice_Level2"/>
+            <w:bookmarkStart w:id="180" w:name="_Toc31683_WPSOffice_Level2"/>
             <w:bookmarkStart w:id="181" w:name="_Toc22623_WPSOffice_Level2"/>
-            <w:bookmarkStart w:id="182" w:name="_Toc31683_WPSOffice_Level2"/>
             <w:r>
               <w:rPr>
                 <w:rFonts w:hint="eastAsia" w:ascii="微软雅黑" w:hAnsi="微软雅黑" w:eastAsia="微软雅黑" w:cs="微软雅黑"/>
@@ -40173,6 +33917,14 @@
         </w:tc>
       </w:tr>
       <w:tr>
+        <w:tblPrEx>
+          <w:tblCellMar>
+            <w:top w:w="0" w:type="dxa"/>
+            <w:left w:w="0" w:type="dxa"/>
+            <w:bottom w:w="0" w:type="dxa"/>
+            <w:right w:w="0" w:type="dxa"/>
+          </w:tblCellMar>
+        </w:tblPrEx>
         <w:trPr>
           <w:trHeight w:val="274" w:hRule="exact"/>
           <w:jc w:val="center"/>
@@ -41144,13 +34896,13 @@
         </w:rPr>
         <w:t>P</w:t>
       </w:r>
+      <w:bookmarkEnd w:id="175"/>
       <w:bookmarkEnd w:id="176"/>
       <w:bookmarkEnd w:id="177"/>
       <w:bookmarkEnd w:id="178"/>
       <w:bookmarkEnd w:id="179"/>
       <w:bookmarkEnd w:id="180"/>
       <w:bookmarkEnd w:id="181"/>
-      <w:bookmarkEnd w:id="182"/>
     </w:p>
     <w:tbl>
       <w:tblPr>
@@ -41213,13 +34965,13 @@
                 <w:szCs w:val="18"/>
               </w:rPr>
             </w:pPr>
-            <w:bookmarkStart w:id="183" w:name="_Toc15930_WPSOffice_Level2"/>
-            <w:bookmarkStart w:id="184" w:name="_Toc31152_WPSOffice_Level2"/>
-            <w:bookmarkStart w:id="185" w:name="_Toc2455_WPSOffice_Level2"/>
-            <w:bookmarkStart w:id="186" w:name="_Toc25837_WPSOffice_Level2"/>
-            <w:bookmarkStart w:id="187" w:name="_Toc22167_WPSOffice_Level2"/>
+            <w:bookmarkStart w:id="182" w:name="_Toc15930_WPSOffice_Level2"/>
+            <w:bookmarkStart w:id="183" w:name="_Toc31152_WPSOffice_Level2"/>
+            <w:bookmarkStart w:id="184" w:name="_Toc2455_WPSOffice_Level2"/>
+            <w:bookmarkStart w:id="185" w:name="_Toc30144_WPSOffice_Level2"/>
+            <w:bookmarkStart w:id="186" w:name="_Toc22167_WPSOffice_Level2"/>
+            <w:bookmarkStart w:id="187" w:name="_Toc25837_WPSOffice_Level2"/>
             <w:bookmarkStart w:id="188" w:name="_Toc11576_WPSOffice_Level2"/>
-            <w:bookmarkStart w:id="189" w:name="_Toc30144_WPSOffice_Level2"/>
             <w:r>
               <w:rPr>
                 <w:rFonts w:hint="eastAsia" w:ascii="微软雅黑" w:hAnsi="微软雅黑" w:eastAsia="微软雅黑" w:cs="微软雅黑"/>
@@ -41685,13 +35437,13 @@
         </w:rPr>
         <w:t>Q</w:t>
       </w:r>
+      <w:bookmarkEnd w:id="182"/>
       <w:bookmarkEnd w:id="183"/>
       <w:bookmarkEnd w:id="184"/>
       <w:bookmarkEnd w:id="185"/>
       <w:bookmarkEnd w:id="186"/>
       <w:bookmarkEnd w:id="187"/>
       <w:bookmarkEnd w:id="188"/>
-      <w:bookmarkEnd w:id="189"/>
     </w:p>
     <w:tbl>
       <w:tblPr>
@@ -41754,13 +35506,13 @@
                 <w:szCs w:val="18"/>
               </w:rPr>
             </w:pPr>
-            <w:bookmarkStart w:id="190" w:name="_Toc18298_WPSOffice_Level2"/>
-            <w:bookmarkStart w:id="191" w:name="_Toc17817_WPSOffice_Level2"/>
-            <w:bookmarkStart w:id="192" w:name="_Toc21844_WPSOffice_Level2"/>
-            <w:bookmarkStart w:id="193" w:name="_Toc21218_WPSOffice_Level2"/>
-            <w:bookmarkStart w:id="194" w:name="_Toc6105_WPSOffice_Level2"/>
-            <w:bookmarkStart w:id="195" w:name="_Toc24581_WPSOffice_Level2"/>
-            <w:bookmarkStart w:id="196" w:name="_Toc10927_WPSOffice_Level2"/>
+            <w:bookmarkStart w:id="189" w:name="_Toc18298_WPSOffice_Level2"/>
+            <w:bookmarkStart w:id="190" w:name="_Toc21844_WPSOffice_Level2"/>
+            <w:bookmarkStart w:id="191" w:name="_Toc21218_WPSOffice_Level2"/>
+            <w:bookmarkStart w:id="192" w:name="_Toc17817_WPSOffice_Level2"/>
+            <w:bookmarkStart w:id="193" w:name="_Toc6105_WPSOffice_Level2"/>
+            <w:bookmarkStart w:id="194" w:name="_Toc24581_WPSOffice_Level2"/>
+            <w:bookmarkStart w:id="195" w:name="_Toc10927_WPSOffice_Level2"/>
             <w:r>
               <w:rPr>
                 <w:rFonts w:hint="eastAsia" w:ascii="微软雅黑" w:hAnsi="微软雅黑" w:eastAsia="微软雅黑" w:cs="微软雅黑"/>
@@ -42226,13 +35978,13 @@
         </w:rPr>
         <w:t>R</w:t>
       </w:r>
+      <w:bookmarkEnd w:id="189"/>
       <w:bookmarkEnd w:id="190"/>
       <w:bookmarkEnd w:id="191"/>
       <w:bookmarkEnd w:id="192"/>
       <w:bookmarkEnd w:id="193"/>
       <w:bookmarkEnd w:id="194"/>
       <w:bookmarkEnd w:id="195"/>
-      <w:bookmarkEnd w:id="196"/>
     </w:p>
     <w:tbl>
       <w:tblPr>
@@ -42295,13 +36047,13 @@
                 <w:szCs w:val="18"/>
               </w:rPr>
             </w:pPr>
+            <w:bookmarkStart w:id="196" w:name="_Toc32618_WPSOffice_Level2"/>
             <w:bookmarkStart w:id="197" w:name="_Toc5805_WPSOffice_Level2"/>
-            <w:bookmarkStart w:id="198" w:name="_Toc32618_WPSOffice_Level2"/>
-            <w:bookmarkStart w:id="199" w:name="_Toc7518_WPSOffice_Level2"/>
-            <w:bookmarkStart w:id="200" w:name="_Toc26632_WPSOffice_Level2"/>
-            <w:bookmarkStart w:id="201" w:name="_Toc3881_WPSOffice_Level2"/>
-            <w:bookmarkStart w:id="202" w:name="_Toc22953_WPSOffice_Level2"/>
-            <w:bookmarkStart w:id="203" w:name="_Toc20673_WPSOffice_Level2"/>
+            <w:bookmarkStart w:id="198" w:name="_Toc26632_WPSOffice_Level2"/>
+            <w:bookmarkStart w:id="199" w:name="_Toc3881_WPSOffice_Level2"/>
+            <w:bookmarkStart w:id="200" w:name="_Toc22953_WPSOffice_Level2"/>
+            <w:bookmarkStart w:id="201" w:name="_Toc20673_WPSOffice_Level2"/>
+            <w:bookmarkStart w:id="202" w:name="_Toc7518_WPSOffice_Level2"/>
             <w:r>
               <w:rPr>
                 <w:rFonts w:hint="eastAsia" w:ascii="微软雅黑" w:hAnsi="微软雅黑" w:eastAsia="微软雅黑" w:cs="微软雅黑"/>
@@ -42767,13 +36519,13 @@
         </w:rPr>
         <w:t>S</w:t>
       </w:r>
+      <w:bookmarkEnd w:id="196"/>
       <w:bookmarkEnd w:id="197"/>
       <w:bookmarkEnd w:id="198"/>
       <w:bookmarkEnd w:id="199"/>
       <w:bookmarkEnd w:id="200"/>
       <w:bookmarkEnd w:id="201"/>
       <w:bookmarkEnd w:id="202"/>
-      <w:bookmarkEnd w:id="203"/>
     </w:p>
     <w:tbl>
       <w:tblPr>
@@ -42836,13 +36588,13 @@
                 <w:szCs w:val="18"/>
               </w:rPr>
             </w:pPr>
-            <w:bookmarkStart w:id="204" w:name="_Toc9505_WPSOffice_Level2"/>
-            <w:bookmarkStart w:id="205" w:name="_Toc14661_WPSOffice_Level2"/>
-            <w:bookmarkStart w:id="206" w:name="_Toc31722_WPSOffice_Level2"/>
-            <w:bookmarkStart w:id="207" w:name="_Toc22431_WPSOffice_Level2"/>
-            <w:bookmarkStart w:id="208" w:name="_Toc25299_WPSOffice_Level2"/>
-            <w:bookmarkStart w:id="209" w:name="_Toc15940_WPSOffice_Level2"/>
-            <w:bookmarkStart w:id="210" w:name="_Toc22629_WPSOffice_Level2"/>
+            <w:bookmarkStart w:id="203" w:name="_Toc14661_WPSOffice_Level2"/>
+            <w:bookmarkStart w:id="204" w:name="_Toc31722_WPSOffice_Level2"/>
+            <w:bookmarkStart w:id="205" w:name="_Toc22431_WPSOffice_Level2"/>
+            <w:bookmarkStart w:id="206" w:name="_Toc25299_WPSOffice_Level2"/>
+            <w:bookmarkStart w:id="207" w:name="_Toc15940_WPSOffice_Level2"/>
+            <w:bookmarkStart w:id="208" w:name="_Toc22629_WPSOffice_Level2"/>
+            <w:bookmarkStart w:id="209" w:name="_Toc9505_WPSOffice_Level2"/>
             <w:r>
               <w:rPr>
                 <w:rFonts w:hint="eastAsia" w:ascii="微软雅黑" w:hAnsi="微软雅黑" w:eastAsia="微软雅黑" w:cs="微软雅黑"/>
@@ -43308,13 +37060,13 @@
         </w:rPr>
         <w:t>T</w:t>
       </w:r>
+      <w:bookmarkEnd w:id="203"/>
       <w:bookmarkEnd w:id="204"/>
       <w:bookmarkEnd w:id="205"/>
       <w:bookmarkEnd w:id="206"/>
       <w:bookmarkEnd w:id="207"/>
       <w:bookmarkEnd w:id="208"/>
       <w:bookmarkEnd w:id="209"/>
-      <w:bookmarkEnd w:id="210"/>
     </w:p>
     <w:tbl>
       <w:tblPr>
@@ -43377,13 +37129,13 @@
                 <w:szCs w:val="18"/>
               </w:rPr>
             </w:pPr>
-            <w:bookmarkStart w:id="211" w:name="_Toc27188_WPSOffice_Level2"/>
-            <w:bookmarkStart w:id="212" w:name="_Toc4328_WPSOffice_Level2"/>
-            <w:bookmarkStart w:id="213" w:name="_Toc5581_WPSOffice_Level2"/>
-            <w:bookmarkStart w:id="214" w:name="_Toc20849_WPSOffice_Level2"/>
-            <w:bookmarkStart w:id="215" w:name="_Toc24372_WPSOffice_Level2"/>
-            <w:bookmarkStart w:id="216" w:name="_Toc27147_WPSOffice_Level2"/>
-            <w:bookmarkStart w:id="217" w:name="_Toc7607_WPSOffice_Level2"/>
+            <w:bookmarkStart w:id="210" w:name="_Toc27188_WPSOffice_Level2"/>
+            <w:bookmarkStart w:id="211" w:name="_Toc20849_WPSOffice_Level2"/>
+            <w:bookmarkStart w:id="212" w:name="_Toc5581_WPSOffice_Level2"/>
+            <w:bookmarkStart w:id="213" w:name="_Toc4328_WPSOffice_Level2"/>
+            <w:bookmarkStart w:id="214" w:name="_Toc24372_WPSOffice_Level2"/>
+            <w:bookmarkStart w:id="215" w:name="_Toc27147_WPSOffice_Level2"/>
+            <w:bookmarkStart w:id="216" w:name="_Toc7607_WPSOffice_Level2"/>
             <w:r>
               <w:rPr>
                 <w:rFonts w:hint="eastAsia" w:ascii="微软雅黑" w:hAnsi="微软雅黑" w:eastAsia="微软雅黑" w:cs="微软雅黑"/>
@@ -43849,13 +37601,13 @@
         </w:rPr>
         <w:t>U</w:t>
       </w:r>
+      <w:bookmarkEnd w:id="210"/>
       <w:bookmarkEnd w:id="211"/>
       <w:bookmarkEnd w:id="212"/>
       <w:bookmarkEnd w:id="213"/>
       <w:bookmarkEnd w:id="214"/>
       <w:bookmarkEnd w:id="215"/>
       <w:bookmarkEnd w:id="216"/>
-      <w:bookmarkEnd w:id="217"/>
     </w:p>
     <w:tbl>
       <w:tblPr>
@@ -43918,13 +37670,13 @@
                 <w:szCs w:val="18"/>
               </w:rPr>
             </w:pPr>
-            <w:bookmarkStart w:id="218" w:name="_Toc26466_WPSOffice_Level2"/>
-            <w:bookmarkStart w:id="219" w:name="_Toc6343_WPSOffice_Level2"/>
-            <w:bookmarkStart w:id="220" w:name="_Toc23457_WPSOffice_Level2"/>
-            <w:bookmarkStart w:id="221" w:name="_Toc9066_WPSOffice_Level2"/>
-            <w:bookmarkStart w:id="222" w:name="_Toc11511_WPSOffice_Level2"/>
-            <w:bookmarkStart w:id="223" w:name="_Toc23854_WPSOffice_Level2"/>
-            <w:bookmarkStart w:id="224" w:name="_Toc8746_WPSOffice_Level2"/>
+            <w:bookmarkStart w:id="217" w:name="_Toc26466_WPSOffice_Level2"/>
+            <w:bookmarkStart w:id="218" w:name="_Toc6343_WPSOffice_Level2"/>
+            <w:bookmarkStart w:id="219" w:name="_Toc23457_WPSOffice_Level2"/>
+            <w:bookmarkStart w:id="220" w:name="_Toc9066_WPSOffice_Level2"/>
+            <w:bookmarkStart w:id="221" w:name="_Toc11511_WPSOffice_Level2"/>
+            <w:bookmarkStart w:id="222" w:name="_Toc23854_WPSOffice_Level2"/>
+            <w:bookmarkStart w:id="223" w:name="_Toc8746_WPSOffice_Level2"/>
             <w:r>
               <w:rPr>
                 <w:rFonts w:hint="eastAsia" w:ascii="微软雅黑" w:hAnsi="微软雅黑" w:eastAsia="微软雅黑" w:cs="微软雅黑"/>
@@ -44390,13 +38142,13 @@
         </w:rPr>
         <w:t>V</w:t>
       </w:r>
+      <w:bookmarkEnd w:id="217"/>
       <w:bookmarkEnd w:id="218"/>
       <w:bookmarkEnd w:id="219"/>
       <w:bookmarkEnd w:id="220"/>
       <w:bookmarkEnd w:id="221"/>
       <w:bookmarkEnd w:id="222"/>
       <w:bookmarkEnd w:id="223"/>
-      <w:bookmarkEnd w:id="224"/>
     </w:p>
     <w:tbl>
       <w:tblPr>
@@ -44459,13 +38211,13 @@
                 <w:szCs w:val="18"/>
               </w:rPr>
             </w:pPr>
-            <w:bookmarkStart w:id="225" w:name="_Toc20319_WPSOffice_Level2"/>
-            <w:bookmarkStart w:id="226" w:name="_Toc3049_WPSOffice_Level2"/>
-            <w:bookmarkStart w:id="227" w:name="_Toc6069_WPSOffice_Level2"/>
-            <w:bookmarkStart w:id="228" w:name="_Toc12685_WPSOffice_Level2"/>
-            <w:bookmarkStart w:id="229" w:name="_Toc17938_WPSOffice_Level2"/>
-            <w:bookmarkStart w:id="230" w:name="_Toc1557_WPSOffice_Level2"/>
-            <w:bookmarkStart w:id="231" w:name="_Toc17440_WPSOffice_Level2"/>
+            <w:bookmarkStart w:id="224" w:name="_Toc12685_WPSOffice_Level2"/>
+            <w:bookmarkStart w:id="225" w:name="_Toc17938_WPSOffice_Level2"/>
+            <w:bookmarkStart w:id="226" w:name="_Toc6069_WPSOffice_Level2"/>
+            <w:bookmarkStart w:id="227" w:name="_Toc1557_WPSOffice_Level2"/>
+            <w:bookmarkStart w:id="228" w:name="_Toc17440_WPSOffice_Level2"/>
+            <w:bookmarkStart w:id="229" w:name="_Toc20319_WPSOffice_Level2"/>
+            <w:bookmarkStart w:id="230" w:name="_Toc3049_WPSOffice_Level2"/>
             <w:r>
               <w:rPr>
                 <w:rFonts w:hint="eastAsia" w:ascii="微软雅黑" w:hAnsi="微软雅黑" w:eastAsia="微软雅黑" w:cs="微软雅黑"/>
@@ -44931,13 +38683,13 @@
         </w:rPr>
         <w:t>W</w:t>
       </w:r>
+      <w:bookmarkEnd w:id="224"/>
       <w:bookmarkEnd w:id="225"/>
       <w:bookmarkEnd w:id="226"/>
       <w:bookmarkEnd w:id="227"/>
       <w:bookmarkEnd w:id="228"/>
       <w:bookmarkEnd w:id="229"/>
       <w:bookmarkEnd w:id="230"/>
-      <w:bookmarkEnd w:id="231"/>
     </w:p>
     <w:tbl>
       <w:tblPr>
@@ -45000,13 +38752,13 @@
                 <w:szCs w:val="18"/>
               </w:rPr>
             </w:pPr>
-            <w:bookmarkStart w:id="232" w:name="_Toc29816_WPSOffice_Level2"/>
-            <w:bookmarkStart w:id="233" w:name="_Toc25956_WPSOffice_Level2"/>
-            <w:bookmarkStart w:id="234" w:name="_Toc28180_WPSOffice_Level2"/>
-            <w:bookmarkStart w:id="235" w:name="_Toc19766_WPSOffice_Level2"/>
-            <w:bookmarkStart w:id="236" w:name="_Toc27824_WPSOffice_Level2"/>
-            <w:bookmarkStart w:id="237" w:name="_Toc21686_WPSOffice_Level2"/>
-            <w:bookmarkStart w:id="238" w:name="_Toc18427_WPSOffice_Level2"/>
+            <w:bookmarkStart w:id="231" w:name="_Toc25956_WPSOffice_Level2"/>
+            <w:bookmarkStart w:id="232" w:name="_Toc27824_WPSOffice_Level2"/>
+            <w:bookmarkStart w:id="233" w:name="_Toc18427_WPSOffice_Level2"/>
+            <w:bookmarkStart w:id="234" w:name="_Toc19766_WPSOffice_Level2"/>
+            <w:bookmarkStart w:id="235" w:name="_Toc29816_WPSOffice_Level2"/>
+            <w:bookmarkStart w:id="236" w:name="_Toc21686_WPSOffice_Level2"/>
+            <w:bookmarkStart w:id="237" w:name="_Toc28180_WPSOffice_Level2"/>
             <w:r>
               <w:rPr>
                 <w:rFonts w:hint="eastAsia" w:ascii="微软雅黑" w:hAnsi="微软雅黑" w:eastAsia="微软雅黑" w:cs="微软雅黑"/>
@@ -45472,13 +39224,13 @@
         </w:rPr>
         <w:t>X</w:t>
       </w:r>
+      <w:bookmarkEnd w:id="231"/>
       <w:bookmarkEnd w:id="232"/>
       <w:bookmarkEnd w:id="233"/>
       <w:bookmarkEnd w:id="234"/>
       <w:bookmarkEnd w:id="235"/>
       <w:bookmarkEnd w:id="236"/>
       <w:bookmarkEnd w:id="237"/>
-      <w:bookmarkEnd w:id="238"/>
     </w:p>
     <w:tbl>
       <w:tblPr>
@@ -45541,13 +39293,13 @@
                 <w:szCs w:val="18"/>
               </w:rPr>
             </w:pPr>
-            <w:bookmarkStart w:id="239" w:name="_Toc8959_WPSOffice_Level2"/>
-            <w:bookmarkStart w:id="240" w:name="_Toc19658_WPSOffice_Level2"/>
-            <w:bookmarkStart w:id="241" w:name="_Toc7268_WPSOffice_Level2"/>
-            <w:bookmarkStart w:id="242" w:name="_Toc9870_WPSOffice_Level2"/>
-            <w:bookmarkStart w:id="243" w:name="_Toc24661_WPSOffice_Level2"/>
-            <w:bookmarkStart w:id="244" w:name="_Toc20570_WPSOffice_Level2"/>
-            <w:bookmarkStart w:id="245" w:name="_Toc27941_WPSOffice_Level2"/>
+            <w:bookmarkStart w:id="238" w:name="_Toc24661_WPSOffice_Level2"/>
+            <w:bookmarkStart w:id="239" w:name="_Toc20570_WPSOffice_Level2"/>
+            <w:bookmarkStart w:id="240" w:name="_Toc27941_WPSOffice_Level2"/>
+            <w:bookmarkStart w:id="241" w:name="_Toc8959_WPSOffice_Level2"/>
+            <w:bookmarkStart w:id="242" w:name="_Toc19658_WPSOffice_Level2"/>
+            <w:bookmarkStart w:id="243" w:name="_Toc7268_WPSOffice_Level2"/>
+            <w:bookmarkStart w:id="244" w:name="_Toc9870_WPSOffice_Level2"/>
             <w:r>
               <w:rPr>
                 <w:rFonts w:hint="eastAsia" w:ascii="微软雅黑" w:hAnsi="微软雅黑" w:eastAsia="微软雅黑" w:cs="微软雅黑"/>
@@ -46540,13 +40292,13 @@
         </w:rPr>
         <w:t>Z</w:t>
       </w:r>
+      <w:bookmarkEnd w:id="238"/>
       <w:bookmarkEnd w:id="239"/>
       <w:bookmarkEnd w:id="240"/>
       <w:bookmarkEnd w:id="241"/>
       <w:bookmarkEnd w:id="242"/>
       <w:bookmarkEnd w:id="243"/>
       <w:bookmarkEnd w:id="244"/>
-      <w:bookmarkEnd w:id="245"/>
     </w:p>
     <w:tbl>
       <w:tblPr>
@@ -47022,11 +40774,11 @@
         <w:br w:type="page"/>
       </w:r>
     </w:p>
+    <w:bookmarkEnd w:id="86"/>
     <w:bookmarkEnd w:id="87"/>
     <w:bookmarkEnd w:id="88"/>
     <w:bookmarkEnd w:id="89"/>
     <w:bookmarkEnd w:id="90"/>
-    <w:bookmarkEnd w:id="91"/>
     <w:p>
       <w:pPr>
         <w:pStyle w:val="2"/>
@@ -47042,16 +40794,16 @@
           <w:lang w:val="en-US" w:eastAsia="zh-CN"/>
         </w:rPr>
       </w:pPr>
-      <w:bookmarkStart w:id="246" w:name="_Toc24050"/>
-      <w:bookmarkStart w:id="247" w:name="_Toc29696"/>
-      <w:bookmarkStart w:id="248" w:name="_Toc11901"/>
-      <w:bookmarkStart w:id="249" w:name="_Toc13275"/>
-      <w:bookmarkStart w:id="250" w:name="_Toc22623"/>
-      <w:bookmarkStart w:id="251" w:name="_Toc22162_WPSOffice_Level1"/>
-      <w:bookmarkStart w:id="252" w:name="_Toc14611_WPSOffice_Level1"/>
-      <w:bookmarkStart w:id="253" w:name="_Toc17792_WPSOffice_Level2"/>
-      <w:bookmarkStart w:id="254" w:name="_Toc19584_WPSOffice_Level1"/>
-      <w:bookmarkStart w:id="255" w:name="_Toc27809"/>
+      <w:bookmarkStart w:id="245" w:name="_Toc29696"/>
+      <w:bookmarkStart w:id="246" w:name="_Toc2033"/>
+      <w:bookmarkStart w:id="247" w:name="_Toc22162_WPSOffice_Level1"/>
+      <w:bookmarkStart w:id="248" w:name="_Toc14611_WPSOffice_Level1"/>
+      <w:bookmarkStart w:id="249" w:name="_Toc22623"/>
+      <w:bookmarkStart w:id="250" w:name="_Toc17792_WPSOffice_Level2"/>
+      <w:bookmarkStart w:id="251" w:name="_Toc13275"/>
+      <w:bookmarkStart w:id="252" w:name="_Toc19584_WPSOffice_Level1"/>
+      <w:bookmarkStart w:id="253" w:name="_Toc11901"/>
+      <w:bookmarkStart w:id="254" w:name="_Toc27809"/>
       <w:r>
         <w:rPr>
           <w:rFonts w:hint="eastAsia" w:ascii="微软雅黑" w:hAnsi="微软雅黑" w:eastAsia="微软雅黑" w:cs="微软雅黑"/>
@@ -47060,9 +40812,10 @@
         </w:rPr>
         <w:t>4.4 参考文献</w:t>
       </w:r>
+      <w:bookmarkEnd w:id="245"/>
       <w:bookmarkEnd w:id="246"/>
-      <w:bookmarkEnd w:id="247"/>
     </w:p>
+    <w:bookmarkEnd w:id="247"/>
     <w:bookmarkEnd w:id="248"/>
     <w:bookmarkEnd w:id="249"/>
     <w:bookmarkEnd w:id="250"/>
@@ -47070,7 +40823,6 @@
     <w:bookmarkEnd w:id="252"/>
     <w:bookmarkEnd w:id="253"/>
     <w:bookmarkEnd w:id="254"/>
-    <w:bookmarkEnd w:id="255"/>
     <w:p>
       <w:pPr>
         <w:keepNext w:val="0"/>
@@ -52441,7 +46193,6 @@
     <customSectPr/>
     <customSectPr/>
     <customSectPr/>
-    <customSectPr/>
   </customSectProps>
   <customShpExts>
     <customShpInfo spid="_x0000_s1026" textRotate="1"/>

--- a/WebContent/docx/湖南肿瘤实体瘤149模板.docx
+++ b/WebContent/docx/湖南肿瘤实体瘤149模板.docx
@@ -2627,8 +2627,6 @@
         </w:rPr>
         <w:t>{% endif %}</w:t>
       </w:r>
-      <w:bookmarkStart w:id="255" w:name="_GoBack"/>
-      <w:bookmarkEnd w:id="255"/>
     </w:p>
     <w:p>
       <w:pPr>
@@ -3265,11 +3263,11 @@
         </w:sectPr>
       </w:pPr>
       <w:bookmarkStart w:id="1" w:name="_Toc24178_WPSOffice_Level1"/>
-      <w:bookmarkStart w:id="2" w:name="_Toc32054"/>
-      <w:bookmarkStart w:id="3" w:name="_Toc21009_WPSOffice_Level1"/>
-      <w:bookmarkStart w:id="4" w:name="_Toc30143_WPSOffice_Level1"/>
-      <w:bookmarkStart w:id="5" w:name="_Toc21669"/>
-      <w:bookmarkStart w:id="6" w:name="_Toc13806"/>
+      <w:bookmarkStart w:id="2" w:name="_Toc13806"/>
+      <w:bookmarkStart w:id="3" w:name="_Toc30143_WPSOffice_Level1"/>
+      <w:bookmarkStart w:id="4" w:name="_Toc32054"/>
+      <w:bookmarkStart w:id="5" w:name="_Toc21009_WPSOffice_Level1"/>
+      <w:bookmarkStart w:id="6" w:name="_Toc21669"/>
       <w:bookmarkStart w:id="7" w:name="_Toc24397"/>
     </w:p>
     <w:p>
@@ -3288,9 +3286,9 @@
           <w:lang w:eastAsia="zh-CN"/>
         </w:rPr>
       </w:pPr>
-      <w:bookmarkStart w:id="8" w:name="_Toc28235"/>
-      <w:bookmarkStart w:id="9" w:name="_Toc26488"/>
-      <w:bookmarkStart w:id="10" w:name="_Toc10292"/>
+      <w:bookmarkStart w:id="8" w:name="_Toc10292"/>
+      <w:bookmarkStart w:id="9" w:name="_Toc28235"/>
+      <w:bookmarkStart w:id="10" w:name="_Toc26488"/>
       <w:r>
         <w:rPr>
           <w:rFonts w:hint="eastAsia" w:ascii="微软雅黑" w:hAnsi="微软雅黑" w:eastAsia="微软雅黑" w:cs="微软雅黑"/>
@@ -4623,9 +4621,9 @@
                 <w:szCs w:val="28"/>
               </w:rPr>
             </w:pPr>
-            <w:bookmarkStart w:id="12" w:name="_Toc19853"/>
-            <w:bookmarkStart w:id="13" w:name="_Toc25390"/>
-            <w:bookmarkStart w:id="14" w:name="_Toc21799"/>
+            <w:bookmarkStart w:id="12" w:name="_Toc25390"/>
+            <w:bookmarkStart w:id="13" w:name="_Toc21799"/>
+            <w:bookmarkStart w:id="14" w:name="_Toc19853"/>
             <w:r>
               <w:rPr>
                 <w:rFonts w:hint="eastAsia" w:cs="Times New Roman"/>
@@ -6542,8 +6540,8 @@
         </w:rPr>
         <w:t>.</w:t>
       </w:r>
-      <w:bookmarkStart w:id="22" w:name="_Toc14270"/>
-      <w:bookmarkStart w:id="23" w:name="_Toc21059"/>
+      <w:bookmarkStart w:id="22" w:name="_Toc21059"/>
+      <w:bookmarkStart w:id="23" w:name="_Toc14270"/>
       <w:r>
         <w:rPr>
           <w:rFonts w:hint="eastAsia" w:ascii="微软雅黑" w:hAnsi="微软雅黑" w:cs="微软雅黑"/>
@@ -6791,7 +6789,6 @@
             <w:insideH w:val="dotted" w:color="0B8770" w:sz="4" w:space="0"/>
             <w:insideV w:val="dotted" w:color="0B8770" w:sz="4" w:space="0"/>
           </w:tblBorders>
-          <w:shd w:val="clear" w:color="auto" w:fill="auto"/>
           <w:tblCellMar>
             <w:top w:w="0" w:type="dxa"/>
             <w:left w:w="108" w:type="dxa"/>
@@ -6864,252 +6861,6 @@
                 <w:lang w:eastAsia="zh-CN"/>
               </w:rPr>
               <w:t>%}</w:t>
-            </w:r>
-          </w:p>
-        </w:tc>
-      </w:tr>
-      <w:tr>
-        <w:tblPrEx>
-          <w:tblBorders>
-            <w:top w:val="dotted" w:color="0B8770" w:sz="4" w:space="0"/>
-            <w:left w:val="none" w:color="auto" w:sz="0" w:space="0"/>
-            <w:bottom w:val="single" w:color="0B8770" w:sz="12" w:space="0"/>
-            <w:right w:val="none" w:color="auto" w:sz="0" w:space="0"/>
-            <w:insideH w:val="dotted" w:color="0B8770" w:sz="4" w:space="0"/>
-            <w:insideV w:val="dotted" w:color="0B8770" w:sz="4" w:space="0"/>
-          </w:tblBorders>
-          <w:tblCellMar>
-            <w:top w:w="0" w:type="dxa"/>
-            <w:left w:w="108" w:type="dxa"/>
-            <w:bottom w:w="0" w:type="dxa"/>
-            <w:right w:w="108" w:type="dxa"/>
-          </w:tblCellMar>
-        </w:tblPrEx>
-        <w:trPr>
-          <w:trHeight w:val="389" w:hRule="atLeast"/>
-        </w:trPr>
-        <w:tc>
-          <w:tcPr>
-            <w:tcW w:w="2511" w:type="dxa"/>
-            <w:shd w:val="clear" w:color="auto" w:fill="auto"/>
-            <w:noWrap/>
-            <w:vAlign w:val="center"/>
-          </w:tcPr>
-          <w:p>
-            <w:pPr>
-              <w:jc w:val="center"/>
-              <w:rPr>
-                <w:rFonts w:hint="eastAsia" w:ascii="微软雅黑" w:hAnsi="微软雅黑" w:eastAsia="微软雅黑" w:cs="微软雅黑"/>
-                <w:i w:val="0"/>
-                <w:iCs w:val="0"/>
-                <w:color w:val="000000"/>
-                <w:sz w:val="18"/>
-                <w:szCs w:val="18"/>
-                <w:u w:val="none"/>
-              </w:rPr>
-            </w:pPr>
-            <w:r>
-              <w:rPr>
-                <w:rFonts w:hint="eastAsia" w:ascii="微软雅黑" w:hAnsi="微软雅黑" w:eastAsia="微软雅黑" w:cs="微软雅黑"/>
-                <w:sz w:val="18"/>
-                <w:szCs w:val="18"/>
-                <w:lang w:val="en-US" w:eastAsia="zh-CN"/>
-              </w:rPr>
-              <w:t>{{ it.gene }}</w:t>
-            </w:r>
-          </w:p>
-        </w:tc>
-        <w:tc>
-          <w:tcPr>
-            <w:tcW w:w="4868" w:type="dxa"/>
-            <w:shd w:val="clear" w:color="auto" w:fill="auto"/>
-            <w:vAlign w:val="center"/>
-          </w:tcPr>
-          <w:p>
-            <w:pPr>
-              <w:keepNext w:val="0"/>
-              <w:keepLines w:val="0"/>
-              <w:widowControl/>
-              <w:suppressLineNumbers w:val="0"/>
-              <w:jc w:val="center"/>
-              <w:textAlignment w:val="center"/>
-              <w:rPr>
-                <w:rFonts w:hint="eastAsia" w:ascii="微软雅黑" w:hAnsi="微软雅黑" w:eastAsia="微软雅黑" w:cs="微软雅黑"/>
-                <w:sz w:val="18"/>
-                <w:szCs w:val="18"/>
-                <w:lang w:val="en-US" w:eastAsia="zh-CN"/>
-              </w:rPr>
-            </w:pPr>
-            <w:r>
-              <w:rPr>
-                <w:rFonts w:hint="eastAsia" w:ascii="微软雅黑" w:hAnsi="微软雅黑" w:eastAsia="微软雅黑" w:cs="微软雅黑"/>
-                <w:sz w:val="18"/>
-                <w:szCs w:val="18"/>
-                <w:lang w:eastAsia="zh-CN"/>
-              </w:rPr>
-              <w:t xml:space="preserve">{% if </w:t>
-            </w:r>
-            <w:r>
-              <w:rPr>
-                <w:rFonts w:hint="eastAsia" w:ascii="微软雅黑" w:hAnsi="微软雅黑" w:eastAsia="微软雅黑" w:cs="微软雅黑"/>
-                <w:sz w:val="18"/>
-                <w:szCs w:val="18"/>
-                <w:lang w:val="en-US" w:eastAsia="zh-CN"/>
-              </w:rPr>
-              <w:t xml:space="preserve">it.ori_variantList </w:t>
-            </w:r>
-            <w:r>
-              <w:rPr>
-                <w:rFonts w:hint="eastAsia" w:ascii="微软雅黑" w:hAnsi="微软雅黑" w:eastAsia="微软雅黑" w:cs="微软雅黑"/>
-                <w:sz w:val="18"/>
-                <w:szCs w:val="18"/>
-                <w:lang w:eastAsia="zh-CN"/>
-              </w:rPr>
-              <w:t>== [] %}</w:t>
-            </w:r>
-            <w:r>
-              <w:rPr>
-                <w:rFonts w:hint="eastAsia" w:ascii="微软雅黑" w:hAnsi="微软雅黑" w:eastAsia="微软雅黑" w:cs="微软雅黑"/>
-                <w:sz w:val="18"/>
-                <w:szCs w:val="18"/>
-                <w:lang w:val="en-US" w:eastAsia="zh-CN"/>
-              </w:rPr>
-              <w:t>未检测到与用药相关突变{%else%}{% for i in it.ori_variantList %}{%if loop.last%}</w:t>
-            </w:r>
-            <w:r>
-              <w:rPr>
-                <w:rFonts w:hint="eastAsia" w:ascii="微软雅黑" w:hAnsi="微软雅黑" w:eastAsia="微软雅黑" w:cs="微软雅黑"/>
-                <w:color w:val="FF0000"/>
-                <w:sz w:val="18"/>
-                <w:szCs w:val="18"/>
-                <w:lang w:val="en-US" w:eastAsia="zh-CN"/>
-              </w:rPr>
-              <w:t>{{ i }}</w:t>
-            </w:r>
-            <w:r>
-              <w:rPr>
-                <w:rFonts w:hint="eastAsia" w:ascii="微软雅黑" w:hAnsi="微软雅黑" w:eastAsia="微软雅黑" w:cs="微软雅黑"/>
-                <w:sz w:val="18"/>
-                <w:szCs w:val="18"/>
-                <w:lang w:val="en-US" w:eastAsia="zh-CN"/>
-              </w:rPr>
-              <w:t>{%else%}</w:t>
-            </w:r>
-            <w:r>
-              <w:rPr>
-                <w:rFonts w:hint="eastAsia" w:ascii="微软雅黑" w:hAnsi="微软雅黑" w:eastAsia="微软雅黑" w:cs="微软雅黑"/>
-                <w:color w:val="FF0000"/>
-                <w:sz w:val="18"/>
-                <w:szCs w:val="18"/>
-                <w:lang w:val="en-US" w:eastAsia="zh-CN"/>
-              </w:rPr>
-              <w:t>{{ i }}</w:t>
-            </w:r>
-          </w:p>
-          <w:p>
-            <w:pPr>
-              <w:keepNext w:val="0"/>
-              <w:keepLines w:val="0"/>
-              <w:widowControl/>
-              <w:suppressLineNumbers w:val="0"/>
-              <w:jc w:val="center"/>
-              <w:textAlignment w:val="center"/>
-              <w:rPr>
-                <w:rFonts w:hint="eastAsia" w:ascii="微软雅黑" w:hAnsi="微软雅黑" w:eastAsia="微软雅黑" w:cs="微软雅黑"/>
-                <w:sz w:val="18"/>
-                <w:szCs w:val="18"/>
-                <w:lang w:val="en-US" w:eastAsia="zh-CN"/>
-              </w:rPr>
-            </w:pPr>
-            <w:r>
-              <w:rPr>
-                <w:rFonts w:hint="eastAsia" w:ascii="微软雅黑" w:hAnsi="微软雅黑" w:eastAsia="微软雅黑" w:cs="微软雅黑"/>
-                <w:sz w:val="18"/>
-                <w:szCs w:val="18"/>
-                <w:lang w:val="en-US" w:eastAsia="zh-CN"/>
-              </w:rPr>
-              <w:t>{%endif%}{% endfor%}{%endif%}</w:t>
-            </w:r>
-          </w:p>
-        </w:tc>
-        <w:tc>
-          <w:tcPr>
-            <w:tcW w:w="2580" w:type="dxa"/>
-            <w:shd w:val="clear" w:color="auto" w:fill="auto"/>
-            <w:vAlign w:val="center"/>
-          </w:tcPr>
-          <w:p>
-            <w:pPr>
-              <w:keepNext w:val="0"/>
-              <w:keepLines w:val="0"/>
-              <w:widowControl/>
-              <w:suppressLineNumbers w:val="0"/>
-              <w:jc w:val="center"/>
-              <w:textAlignment w:val="center"/>
-              <w:rPr>
-                <w:rFonts w:hint="eastAsia" w:ascii="微软雅黑" w:hAnsi="微软雅黑" w:eastAsia="微软雅黑" w:cs="微软雅黑"/>
-                <w:sz w:val="18"/>
-                <w:szCs w:val="18"/>
-                <w:lang w:val="en-US" w:eastAsia="zh-CN"/>
-              </w:rPr>
-            </w:pPr>
-            <w:r>
-              <w:rPr>
-                <w:rFonts w:hint="eastAsia" w:ascii="微软雅黑" w:hAnsi="微软雅黑" w:eastAsia="微软雅黑" w:cs="微软雅黑"/>
-                <w:sz w:val="18"/>
-                <w:szCs w:val="18"/>
-                <w:lang w:val="en-US" w:eastAsia="zh-CN"/>
-              </w:rPr>
-              <w:t>{% if it.mutFreqList == [] %}/{%else%}{% for i in it.mutFreqList %}{%if loop.last%}</w:t>
-            </w:r>
-            <w:r>
-              <w:rPr>
-                <w:rFonts w:hint="eastAsia" w:ascii="微软雅黑" w:hAnsi="微软雅黑" w:eastAsia="微软雅黑" w:cs="微软雅黑"/>
-                <w:color w:val="FF0000"/>
-                <w:sz w:val="18"/>
-                <w:szCs w:val="18"/>
-                <w:lang w:val="en-US" w:eastAsia="zh-CN"/>
-              </w:rPr>
-              <w:t>{{ i }}</w:t>
-            </w:r>
-            <w:r>
-              <w:rPr>
-                <w:rFonts w:hint="eastAsia" w:ascii="微软雅黑" w:hAnsi="微软雅黑" w:eastAsia="微软雅黑" w:cs="微软雅黑"/>
-                <w:sz w:val="18"/>
-                <w:szCs w:val="18"/>
-                <w:lang w:val="en-US" w:eastAsia="zh-CN"/>
-              </w:rPr>
-              <w:t>{%else%}</w:t>
-            </w:r>
-            <w:r>
-              <w:rPr>
-                <w:rFonts w:hint="eastAsia" w:ascii="微软雅黑" w:hAnsi="微软雅黑" w:eastAsia="微软雅黑" w:cs="微软雅黑"/>
-                <w:color w:val="FF0000"/>
-                <w:sz w:val="18"/>
-                <w:szCs w:val="18"/>
-                <w:lang w:val="en-US" w:eastAsia="zh-CN"/>
-              </w:rPr>
-              <w:t>{{ i }}</w:t>
-            </w:r>
-          </w:p>
-          <w:p>
-            <w:pPr>
-              <w:jc w:val="center"/>
-              <w:rPr>
-                <w:rFonts w:hint="eastAsia" w:ascii="微软雅黑" w:hAnsi="微软雅黑" w:eastAsia="微软雅黑" w:cs="微软雅黑"/>
-                <w:sz w:val="18"/>
-                <w:szCs w:val="18"/>
-                <w:lang w:val="en-US" w:eastAsia="zh-CN"/>
-              </w:rPr>
-            </w:pPr>
-            <w:r>
-              <w:rPr>
-                <w:rFonts w:hint="eastAsia" w:ascii="微软雅黑" w:hAnsi="微软雅黑" w:eastAsia="微软雅黑" w:cs="微软雅黑"/>
-                <w:sz w:val="18"/>
-                <w:szCs w:val="18"/>
-                <w:lang w:val="en-US" w:eastAsia="zh-CN"/>
-              </w:rPr>
-              <w:t>{%endif%}{% endfor%}{%endif%}</w:t>
             </w:r>
           </w:p>
         </w:tc>
@@ -7125,6 +6876,252 @@
             <w:insideV w:val="dotted" w:color="0B8770" w:sz="4" w:space="0"/>
           </w:tblBorders>
           <w:shd w:val="clear" w:color="auto" w:fill="auto"/>
+          <w:tblCellMar>
+            <w:top w:w="0" w:type="dxa"/>
+            <w:left w:w="108" w:type="dxa"/>
+            <w:bottom w:w="0" w:type="dxa"/>
+            <w:right w:w="108" w:type="dxa"/>
+          </w:tblCellMar>
+        </w:tblPrEx>
+        <w:trPr>
+          <w:trHeight w:val="389" w:hRule="atLeast"/>
+        </w:trPr>
+        <w:tc>
+          <w:tcPr>
+            <w:tcW w:w="2511" w:type="dxa"/>
+            <w:shd w:val="clear" w:color="auto" w:fill="auto"/>
+            <w:noWrap/>
+            <w:vAlign w:val="center"/>
+          </w:tcPr>
+          <w:p>
+            <w:pPr>
+              <w:jc w:val="center"/>
+              <w:rPr>
+                <w:rFonts w:hint="eastAsia" w:ascii="微软雅黑" w:hAnsi="微软雅黑" w:eastAsia="微软雅黑" w:cs="微软雅黑"/>
+                <w:i w:val="0"/>
+                <w:iCs w:val="0"/>
+                <w:color w:val="000000"/>
+                <w:sz w:val="18"/>
+                <w:szCs w:val="18"/>
+                <w:u w:val="none"/>
+              </w:rPr>
+            </w:pPr>
+            <w:r>
+              <w:rPr>
+                <w:rFonts w:hint="eastAsia" w:ascii="微软雅黑" w:hAnsi="微软雅黑" w:eastAsia="微软雅黑" w:cs="微软雅黑"/>
+                <w:sz w:val="18"/>
+                <w:szCs w:val="18"/>
+                <w:lang w:val="en-US" w:eastAsia="zh-CN"/>
+              </w:rPr>
+              <w:t>{{ it.gene }}</w:t>
+            </w:r>
+          </w:p>
+        </w:tc>
+        <w:tc>
+          <w:tcPr>
+            <w:tcW w:w="4868" w:type="dxa"/>
+            <w:shd w:val="clear" w:color="auto" w:fill="auto"/>
+            <w:vAlign w:val="center"/>
+          </w:tcPr>
+          <w:p>
+            <w:pPr>
+              <w:keepNext w:val="0"/>
+              <w:keepLines w:val="0"/>
+              <w:widowControl/>
+              <w:suppressLineNumbers w:val="0"/>
+              <w:jc w:val="center"/>
+              <w:textAlignment w:val="center"/>
+              <w:rPr>
+                <w:rFonts w:hint="eastAsia" w:ascii="微软雅黑" w:hAnsi="微软雅黑" w:eastAsia="微软雅黑" w:cs="微软雅黑"/>
+                <w:sz w:val="18"/>
+                <w:szCs w:val="18"/>
+                <w:lang w:val="en-US" w:eastAsia="zh-CN"/>
+              </w:rPr>
+            </w:pPr>
+            <w:r>
+              <w:rPr>
+                <w:rFonts w:hint="eastAsia" w:ascii="微软雅黑" w:hAnsi="微软雅黑" w:eastAsia="微软雅黑" w:cs="微软雅黑"/>
+                <w:sz w:val="18"/>
+                <w:szCs w:val="18"/>
+                <w:lang w:eastAsia="zh-CN"/>
+              </w:rPr>
+              <w:t xml:space="preserve">{% if </w:t>
+            </w:r>
+            <w:r>
+              <w:rPr>
+                <w:rFonts w:hint="eastAsia" w:ascii="微软雅黑" w:hAnsi="微软雅黑" w:eastAsia="微软雅黑" w:cs="微软雅黑"/>
+                <w:sz w:val="18"/>
+                <w:szCs w:val="18"/>
+                <w:lang w:val="en-US" w:eastAsia="zh-CN"/>
+              </w:rPr>
+              <w:t xml:space="preserve">it.ori_variantList </w:t>
+            </w:r>
+            <w:r>
+              <w:rPr>
+                <w:rFonts w:hint="eastAsia" w:ascii="微软雅黑" w:hAnsi="微软雅黑" w:eastAsia="微软雅黑" w:cs="微软雅黑"/>
+                <w:sz w:val="18"/>
+                <w:szCs w:val="18"/>
+                <w:lang w:eastAsia="zh-CN"/>
+              </w:rPr>
+              <w:t>== [] %}</w:t>
+            </w:r>
+            <w:r>
+              <w:rPr>
+                <w:rFonts w:hint="eastAsia" w:ascii="微软雅黑" w:hAnsi="微软雅黑" w:eastAsia="微软雅黑" w:cs="微软雅黑"/>
+                <w:sz w:val="18"/>
+                <w:szCs w:val="18"/>
+                <w:lang w:val="en-US" w:eastAsia="zh-CN"/>
+              </w:rPr>
+              <w:t>未检测到与用药相关突变{%else%}{% for i in it.ori_variantList %}{%if loop.last%}</w:t>
+            </w:r>
+            <w:r>
+              <w:rPr>
+                <w:rFonts w:hint="eastAsia" w:ascii="微软雅黑" w:hAnsi="微软雅黑" w:eastAsia="微软雅黑" w:cs="微软雅黑"/>
+                <w:color w:val="FF0000"/>
+                <w:sz w:val="18"/>
+                <w:szCs w:val="18"/>
+                <w:lang w:val="en-US" w:eastAsia="zh-CN"/>
+              </w:rPr>
+              <w:t>{{ i }}</w:t>
+            </w:r>
+            <w:r>
+              <w:rPr>
+                <w:rFonts w:hint="eastAsia" w:ascii="微软雅黑" w:hAnsi="微软雅黑" w:eastAsia="微软雅黑" w:cs="微软雅黑"/>
+                <w:sz w:val="18"/>
+                <w:szCs w:val="18"/>
+                <w:lang w:val="en-US" w:eastAsia="zh-CN"/>
+              </w:rPr>
+              <w:t>{%else%}</w:t>
+            </w:r>
+            <w:r>
+              <w:rPr>
+                <w:rFonts w:hint="eastAsia" w:ascii="微软雅黑" w:hAnsi="微软雅黑" w:eastAsia="微软雅黑" w:cs="微软雅黑"/>
+                <w:color w:val="FF0000"/>
+                <w:sz w:val="18"/>
+                <w:szCs w:val="18"/>
+                <w:lang w:val="en-US" w:eastAsia="zh-CN"/>
+              </w:rPr>
+              <w:t>{{ i }}</w:t>
+            </w:r>
+          </w:p>
+          <w:p>
+            <w:pPr>
+              <w:keepNext w:val="0"/>
+              <w:keepLines w:val="0"/>
+              <w:widowControl/>
+              <w:suppressLineNumbers w:val="0"/>
+              <w:jc w:val="center"/>
+              <w:textAlignment w:val="center"/>
+              <w:rPr>
+                <w:rFonts w:hint="eastAsia" w:ascii="微软雅黑" w:hAnsi="微软雅黑" w:eastAsia="微软雅黑" w:cs="微软雅黑"/>
+                <w:sz w:val="18"/>
+                <w:szCs w:val="18"/>
+                <w:lang w:val="en-US" w:eastAsia="zh-CN"/>
+              </w:rPr>
+            </w:pPr>
+            <w:r>
+              <w:rPr>
+                <w:rFonts w:hint="eastAsia" w:ascii="微软雅黑" w:hAnsi="微软雅黑" w:eastAsia="微软雅黑" w:cs="微软雅黑"/>
+                <w:sz w:val="18"/>
+                <w:szCs w:val="18"/>
+                <w:lang w:val="en-US" w:eastAsia="zh-CN"/>
+              </w:rPr>
+              <w:t>{%endif%}{% endfor%}{%endif%}</w:t>
+            </w:r>
+          </w:p>
+        </w:tc>
+        <w:tc>
+          <w:tcPr>
+            <w:tcW w:w="2580" w:type="dxa"/>
+            <w:shd w:val="clear" w:color="auto" w:fill="auto"/>
+            <w:vAlign w:val="center"/>
+          </w:tcPr>
+          <w:p>
+            <w:pPr>
+              <w:keepNext w:val="0"/>
+              <w:keepLines w:val="0"/>
+              <w:widowControl/>
+              <w:suppressLineNumbers w:val="0"/>
+              <w:jc w:val="center"/>
+              <w:textAlignment w:val="center"/>
+              <w:rPr>
+                <w:rFonts w:hint="eastAsia" w:ascii="微软雅黑" w:hAnsi="微软雅黑" w:eastAsia="微软雅黑" w:cs="微软雅黑"/>
+                <w:sz w:val="18"/>
+                <w:szCs w:val="18"/>
+                <w:lang w:val="en-US" w:eastAsia="zh-CN"/>
+              </w:rPr>
+            </w:pPr>
+            <w:r>
+              <w:rPr>
+                <w:rFonts w:hint="eastAsia" w:ascii="微软雅黑" w:hAnsi="微软雅黑" w:eastAsia="微软雅黑" w:cs="微软雅黑"/>
+                <w:sz w:val="18"/>
+                <w:szCs w:val="18"/>
+                <w:lang w:val="en-US" w:eastAsia="zh-CN"/>
+              </w:rPr>
+              <w:t>{% if it.mutFreqList == [] %}/{%else%}{% for i in it.mutFreqList %}{%if loop.last%}</w:t>
+            </w:r>
+            <w:r>
+              <w:rPr>
+                <w:rFonts w:hint="eastAsia" w:ascii="微软雅黑" w:hAnsi="微软雅黑" w:eastAsia="微软雅黑" w:cs="微软雅黑"/>
+                <w:color w:val="FF0000"/>
+                <w:sz w:val="18"/>
+                <w:szCs w:val="18"/>
+                <w:lang w:val="en-US" w:eastAsia="zh-CN"/>
+              </w:rPr>
+              <w:t>{{ i }}</w:t>
+            </w:r>
+            <w:r>
+              <w:rPr>
+                <w:rFonts w:hint="eastAsia" w:ascii="微软雅黑" w:hAnsi="微软雅黑" w:eastAsia="微软雅黑" w:cs="微软雅黑"/>
+                <w:sz w:val="18"/>
+                <w:szCs w:val="18"/>
+                <w:lang w:val="en-US" w:eastAsia="zh-CN"/>
+              </w:rPr>
+              <w:t>{%else%}</w:t>
+            </w:r>
+            <w:r>
+              <w:rPr>
+                <w:rFonts w:hint="eastAsia" w:ascii="微软雅黑" w:hAnsi="微软雅黑" w:eastAsia="微软雅黑" w:cs="微软雅黑"/>
+                <w:color w:val="FF0000"/>
+                <w:sz w:val="18"/>
+                <w:szCs w:val="18"/>
+                <w:lang w:val="en-US" w:eastAsia="zh-CN"/>
+              </w:rPr>
+              <w:t>{{ i }}</w:t>
+            </w:r>
+          </w:p>
+          <w:p>
+            <w:pPr>
+              <w:jc w:val="center"/>
+              <w:rPr>
+                <w:rFonts w:hint="eastAsia" w:ascii="微软雅黑" w:hAnsi="微软雅黑" w:eastAsia="微软雅黑" w:cs="微软雅黑"/>
+                <w:sz w:val="18"/>
+                <w:szCs w:val="18"/>
+                <w:lang w:val="en-US" w:eastAsia="zh-CN"/>
+              </w:rPr>
+            </w:pPr>
+            <w:r>
+              <w:rPr>
+                <w:rFonts w:hint="eastAsia" w:ascii="微软雅黑" w:hAnsi="微软雅黑" w:eastAsia="微软雅黑" w:cs="微软雅黑"/>
+                <w:sz w:val="18"/>
+                <w:szCs w:val="18"/>
+                <w:lang w:val="en-US" w:eastAsia="zh-CN"/>
+              </w:rPr>
+              <w:t>{%endif%}{% endfor%}{%endif%}</w:t>
+            </w:r>
+          </w:p>
+        </w:tc>
+      </w:tr>
+      <w:tr>
+        <w:tblPrEx>
+          <w:tblBorders>
+            <w:top w:val="dotted" w:color="0B8770" w:sz="4" w:space="0"/>
+            <w:left w:val="none" w:color="auto" w:sz="0" w:space="0"/>
+            <w:bottom w:val="single" w:color="0B8770" w:sz="12" w:space="0"/>
+            <w:right w:val="none" w:color="auto" w:sz="0" w:space="0"/>
+            <w:insideH w:val="dotted" w:color="0B8770" w:sz="4" w:space="0"/>
+            <w:insideV w:val="dotted" w:color="0B8770" w:sz="4" w:space="0"/>
+          </w:tblBorders>
           <w:tblCellMar>
             <w:top w:w="0" w:type="dxa"/>
             <w:left w:w="108" w:type="dxa"/>
@@ -7229,7 +7226,6 @@
             <w:insideH w:val="dotted" w:color="0B8770" w:sz="4" w:space="0"/>
             <w:insideV w:val="dotted" w:color="0B8770" w:sz="4" w:space="0"/>
           </w:tblBorders>
-          <w:shd w:val="clear" w:color="auto" w:fill="auto"/>
           <w:tblCellMar>
             <w:top w:w="0" w:type="dxa"/>
             <w:left w:w="108" w:type="dxa"/>
@@ -7740,6 +7736,7 @@
             <w:insideH w:val="dotted" w:color="0B8770" w:sz="4" w:space="0"/>
             <w:insideV w:val="dotted" w:color="0B8770" w:sz="4" w:space="0"/>
           </w:tblBorders>
+          <w:shd w:val="clear" w:color="auto" w:fill="auto"/>
           <w:tblCellMar>
             <w:top w:w="0" w:type="dxa"/>
             <w:left w:w="108" w:type="dxa"/>
@@ -8240,6 +8237,7 @@
                 <w:color w:val="FFFFFF" w:themeColor="background1"/>
                 <w:sz w:val="21"/>
                 <w:szCs w:val="21"/>
+                <w:lang w:eastAsia="zh-CN"/>
                 <w14:textFill>
                   <w14:solidFill>
                     <w14:schemeClr w14:val="bg1"/>
@@ -8255,13 +8253,14 @@
                 <w:color w:val="FFFFFF" w:themeColor="background1"/>
                 <w:sz w:val="21"/>
                 <w:szCs w:val="21"/>
+                <w:lang w:eastAsia="zh-CN"/>
                 <w14:textFill>
                   <w14:solidFill>
                     <w14:schemeClr w14:val="bg1"/>
                   </w14:solidFill>
                 </w14:textFill>
               </w:rPr>
-              <w:t>突变基因</w:t>
+              <w:t>检测基因</w:t>
             </w:r>
           </w:p>
         </w:tc>
@@ -9593,7 +9592,7 @@
                 <w:szCs w:val="18"/>
                 <w:lang w:eastAsia="zh-CN"/>
               </w:rPr>
-              <w:t>{{ tip.comutation }}</w:t>
+              <w:t>{{ tip.comutation1 }}</w:t>
             </w:r>
           </w:p>
         </w:tc>
@@ -9622,7 +9621,7 @@
                 <w:szCs w:val="18"/>
                 <w:lang w:eastAsia="zh-CN"/>
               </w:rPr>
-              <w:t>-</w:t>
+              <w:t>{{ tip.comutation }}</w:t>
             </w:r>
           </w:p>
         </w:tc>
@@ -10738,8 +10737,8 @@
           <w:lang w:val="en-US" w:eastAsia="zh-CN"/>
         </w:rPr>
       </w:pPr>
-      <w:bookmarkStart w:id="25" w:name="_Toc24724"/>
-      <w:bookmarkStart w:id="26" w:name="_Toc10692"/>
+      <w:bookmarkStart w:id="25" w:name="_Toc10692"/>
+      <w:bookmarkStart w:id="26" w:name="_Toc24724"/>
       <w:bookmarkStart w:id="27" w:name="_Toc14583"/>
       <w:bookmarkStart w:id="28" w:name="_Toc14618"/>
       <w:bookmarkStart w:id="29" w:name="_Toc11562_WPSOffice_Level3"/>
@@ -10957,23 +10956,7 @@
                   </w14:solidFill>
                 </w14:textFill>
               </w:rPr>
-              <w:t>突变</w:t>
-            </w:r>
-            <w:r>
-              <w:rPr>
-                <w:rFonts w:hint="eastAsia" w:ascii="微软雅黑" w:hAnsi="微软雅黑" w:eastAsia="微软雅黑" w:cs="微软雅黑"/>
-                <w:b/>
-                <w:bCs/>
-                <w:color w:val="FFFFFF" w:themeColor="background1"/>
-                <w:sz w:val="18"/>
-                <w:szCs w:val="18"/>
-                <w14:textFill>
-                  <w14:solidFill>
-                    <w14:schemeClr w14:val="bg1"/>
-                  </w14:solidFill>
-                </w14:textFill>
-              </w:rPr>
-              <w:t>基因</w:t>
+              <w:t>检测基因</w:t>
             </w:r>
           </w:p>
         </w:tc>
@@ -12253,6 +12236,7 @@
                 <w:color w:val="FFFFFF" w:themeColor="background1"/>
                 <w:sz w:val="18"/>
                 <w:szCs w:val="18"/>
+                <w:lang w:eastAsia="zh-CN"/>
                 <w14:textFill>
                   <w14:solidFill>
                     <w14:schemeClr w14:val="bg1"/>
@@ -12268,13 +12252,14 @@
                 <w:color w:val="FFFFFF" w:themeColor="background1"/>
                 <w:sz w:val="18"/>
                 <w:szCs w:val="18"/>
+                <w:lang w:eastAsia="zh-CN"/>
                 <w14:textFill>
                   <w14:solidFill>
                     <w14:schemeClr w14:val="bg1"/>
                   </w14:solidFill>
                 </w14:textFill>
               </w:rPr>
-              <w:t>突变基因</w:t>
+              <w:t>检测基因</w:t>
             </w:r>
           </w:p>
         </w:tc>
@@ -14869,12 +14854,12 @@
           <w:lang w:eastAsia="zh-CN"/>
         </w:rPr>
       </w:pPr>
-      <w:bookmarkStart w:id="33" w:name="_Toc4331_WPSOffice_Level2"/>
-      <w:bookmarkStart w:id="34" w:name="_Toc23606"/>
-      <w:bookmarkStart w:id="35" w:name="_Toc23020"/>
-      <w:bookmarkStart w:id="36" w:name="_Toc32443_WPSOffice_Level2"/>
-      <w:bookmarkStart w:id="37" w:name="_Toc10266"/>
-      <w:bookmarkStart w:id="38" w:name="_Toc20735"/>
+      <w:bookmarkStart w:id="33" w:name="_Toc23606"/>
+      <w:bookmarkStart w:id="34" w:name="_Toc32443_WPSOffice_Level2"/>
+      <w:bookmarkStart w:id="35" w:name="_Toc10266"/>
+      <w:bookmarkStart w:id="36" w:name="_Toc20735"/>
+      <w:bookmarkStart w:id="37" w:name="_Toc4331_WPSOffice_Level2"/>
+      <w:bookmarkStart w:id="38" w:name="_Toc23020"/>
       <w:bookmarkStart w:id="39" w:name="_Toc32302"/>
       <w:bookmarkStart w:id="40" w:name="_Toc20728"/>
       <w:bookmarkStart w:id="41" w:name="_Toc149837264"/>
@@ -15134,7 +15119,6 @@
             <w:insideH w:val="dotted" w:color="0B8770" w:sz="4" w:space="0"/>
             <w:insideV w:val="dotted" w:color="0B8770" w:sz="4" w:space="0"/>
           </w:tblBorders>
-          <w:shd w:val="clear" w:color="auto" w:fill="auto"/>
           <w:tblCellMar>
             <w:top w:w="0" w:type="dxa"/>
             <w:left w:w="108" w:type="dxa"/>
@@ -15218,6 +15202,147 @@
                 <w:lang w:eastAsia="zh-CN"/>
               </w:rPr>
               <w:t>{{ tdd.mutFreq }}</w:t>
+            </w:r>
+          </w:p>
+        </w:tc>
+      </w:tr>
+      <w:tr>
+        <w:tblPrEx>
+          <w:tblBorders>
+            <w:top w:val="single" w:color="0B8770" w:sz="12" w:space="0"/>
+            <w:left w:val="none" w:color="auto" w:sz="0" w:space="0"/>
+            <w:bottom w:val="single" w:color="0B8770" w:sz="12" w:space="0"/>
+            <w:right w:val="none" w:color="auto" w:sz="0" w:space="0"/>
+            <w:insideH w:val="dotted" w:color="0B8770" w:sz="4" w:space="0"/>
+            <w:insideV w:val="dotted" w:color="0B8770" w:sz="4" w:space="0"/>
+          </w:tblBorders>
+          <w:tblCellMar>
+            <w:top w:w="0" w:type="dxa"/>
+            <w:left w:w="108" w:type="dxa"/>
+            <w:bottom w:w="0" w:type="dxa"/>
+            <w:right w:w="108" w:type="dxa"/>
+          </w:tblCellMar>
+        </w:tblPrEx>
+        <w:trPr>
+          <w:trHeight w:val="474" w:hRule="atLeast"/>
+          <w:jc w:val="center"/>
+        </w:trPr>
+        <w:tc>
+          <w:tcPr>
+            <w:tcW w:w="432" w:type="dxa"/>
+            <w:vMerge w:val="restart"/>
+            <w:shd w:val="clear" w:color="auto" w:fill="0B8770"/>
+            <w:vAlign w:val="center"/>
+          </w:tcPr>
+          <w:p>
+            <w:pPr>
+              <w:spacing w:before="1" w:line="250" w:lineRule="auto"/>
+              <w:jc w:val="center"/>
+              <w:rPr>
+                <w:rFonts w:hint="eastAsia" w:ascii="微软雅黑" w:hAnsi="微软雅黑" w:eastAsia="微软雅黑" w:cs="微软雅黑"/>
+                <w:color w:val="FFFFFF" w:themeColor="background1"/>
+                <w:sz w:val="18"/>
+                <w:szCs w:val="18"/>
+                <w:lang w:eastAsia="zh-CN"/>
+                <w14:textFill>
+                  <w14:solidFill>
+                    <w14:schemeClr w14:val="bg1"/>
+                  </w14:solidFill>
+                </w14:textFill>
+              </w:rPr>
+            </w:pPr>
+            <w:r>
+              <w:rPr>
+                <w:rFonts w:hint="eastAsia" w:ascii="微软雅黑" w:hAnsi="微软雅黑" w:eastAsia="微软雅黑" w:cs="微软雅黑"/>
+                <w:b/>
+                <w:color w:val="FFFFFF" w:themeColor="background1"/>
+                <w:sz w:val="18"/>
+                <w:szCs w:val="18"/>
+                <w:lang w:eastAsia="zh-CN"/>
+                <w14:textFill>
+                  <w14:solidFill>
+                    <w14:schemeClr w14:val="bg1"/>
+                  </w14:solidFill>
+                </w14:textFill>
+              </w:rPr>
+              <w:t>潜在获益药物</w:t>
+            </w:r>
+          </w:p>
+        </w:tc>
+        <w:tc>
+          <w:tcPr>
+            <w:tcW w:w="1191" w:type="dxa"/>
+            <w:shd w:val="clear" w:color="auto" w:fill="0B8770"/>
+            <w:vAlign w:val="center"/>
+          </w:tcPr>
+          <w:p>
+            <w:pPr>
+              <w:spacing w:before="1" w:line="250" w:lineRule="auto"/>
+              <w:jc w:val="center"/>
+              <w:rPr>
+                <w:rFonts w:hint="eastAsia" w:ascii="微软雅黑" w:hAnsi="微软雅黑" w:eastAsia="微软雅黑" w:cs="微软雅黑"/>
+                <w:b/>
+                <w:color w:val="FFFFFF" w:themeColor="background1"/>
+                <w:sz w:val="18"/>
+                <w:szCs w:val="18"/>
+                <w:lang w:eastAsia="zh-CN"/>
+                <w14:textFill>
+                  <w14:solidFill>
+                    <w14:schemeClr w14:val="bg1"/>
+                  </w14:solidFill>
+                </w14:textFill>
+              </w:rPr>
+            </w:pPr>
+            <w:r>
+              <w:rPr>
+                <w:rFonts w:hint="eastAsia" w:ascii="微软雅黑" w:hAnsi="微软雅黑" w:eastAsia="微软雅黑" w:cs="微软雅黑"/>
+                <w:b/>
+                <w:color w:val="FFFFFF" w:themeColor="background1"/>
+                <w:sz w:val="18"/>
+                <w:szCs w:val="18"/>
+                <w:lang w:eastAsia="zh-CN"/>
+                <w14:textFill>
+                  <w14:solidFill>
+                    <w14:schemeClr w14:val="bg1"/>
+                  </w14:solidFill>
+                </w14:textFill>
+              </w:rPr>
+              <w:t>A级</w:t>
+            </w:r>
+          </w:p>
+        </w:tc>
+        <w:tc>
+          <w:tcPr>
+            <w:tcW w:w="8247" w:type="dxa"/>
+            <w:shd w:val="clear" w:color="auto" w:fill="auto"/>
+            <w:vAlign w:val="center"/>
+          </w:tcPr>
+          <w:p>
+            <w:pPr>
+              <w:spacing w:before="1" w:line="250" w:lineRule="auto"/>
+              <w:jc w:val="center"/>
+              <w:rPr>
+                <w:rFonts w:hint="eastAsia" w:ascii="微软雅黑" w:hAnsi="微软雅黑" w:eastAsia="微软雅黑" w:cs="微软雅黑"/>
+                <w:b/>
+                <w:color w:val="FFFFFF" w:themeColor="background1"/>
+                <w:sz w:val="18"/>
+                <w:szCs w:val="18"/>
+                <w:lang w:eastAsia="zh-CN"/>
+                <w14:textFill>
+                  <w14:solidFill>
+                    <w14:schemeClr w14:val="bg1"/>
+                  </w14:solidFill>
+                </w14:textFill>
+              </w:rPr>
+            </w:pPr>
+            <w:r>
+              <w:rPr>
+                <w:rFonts w:hint="eastAsia" w:ascii="微软雅黑" w:hAnsi="微软雅黑" w:eastAsia="微软雅黑" w:cs="微软雅黑"/>
+                <w:sz w:val="18"/>
+                <w:szCs w:val="18"/>
+                <w:lang w:eastAsia="zh-CN"/>
+              </w:rPr>
+              <w:t>{% if tdd.drugaStr == [] %}无{% else%}{% for d in tdd.drugaStr %}{%if loop.last%}{{ d.nameLevel }}{%else%}{{ d.nameLevel }}，{%endif%}{% endfor %}{% endif%}</w:t>
             </w:r>
           </w:p>
         </w:tc>
@@ -15247,7 +15372,7 @@
         <w:tc>
           <w:tcPr>
             <w:tcW w:w="432" w:type="dxa"/>
-            <w:vMerge w:val="restart"/>
+            <w:vMerge w:val="continue"/>
             <w:shd w:val="clear" w:color="auto" w:fill="0B8770"/>
             <w:vAlign w:val="center"/>
           </w:tcPr>
@@ -15257,6 +15382,7 @@
               <w:jc w:val="center"/>
               <w:rPr>
                 <w:rFonts w:hint="eastAsia" w:ascii="微软雅黑" w:hAnsi="微软雅黑" w:eastAsia="微软雅黑" w:cs="微软雅黑"/>
+                <w:b/>
                 <w:color w:val="FFFFFF" w:themeColor="background1"/>
                 <w:sz w:val="18"/>
                 <w:szCs w:val="18"/>
@@ -15268,7 +15394,18 @@
                 </w14:textFill>
               </w:rPr>
             </w:pPr>
-            <w:r>
+          </w:p>
+        </w:tc>
+        <w:tc>
+          <w:tcPr>
+            <w:tcW w:w="1191" w:type="dxa"/>
+            <w:shd w:val="clear" w:color="auto" w:fill="0B8770"/>
+            <w:vAlign w:val="center"/>
+          </w:tcPr>
+          <w:p>
+            <w:pPr>
+              <w:spacing w:before="1" w:line="250" w:lineRule="auto"/>
+              <w:jc w:val="center"/>
               <w:rPr>
                 <w:rFonts w:hint="eastAsia" w:ascii="微软雅黑" w:hAnsi="微软雅黑" w:eastAsia="微软雅黑" w:cs="微软雅黑"/>
                 <w:b/>
@@ -15282,20 +15419,8 @@
                   </w14:solidFill>
                 </w14:textFill>
               </w:rPr>
-              <w:t>潜在获益药物</w:t>
-            </w:r>
-          </w:p>
-        </w:tc>
-        <w:tc>
-          <w:tcPr>
-            <w:tcW w:w="1191" w:type="dxa"/>
-            <w:shd w:val="clear" w:color="auto" w:fill="0B8770"/>
-            <w:vAlign w:val="center"/>
-          </w:tcPr>
-          <w:p>
-            <w:pPr>
-              <w:spacing w:before="1" w:line="250" w:lineRule="auto"/>
-              <w:jc w:val="center"/>
+            </w:pPr>
+            <w:r>
               <w:rPr>
                 <w:rFonts w:hint="eastAsia" w:ascii="微软雅黑" w:hAnsi="微软雅黑" w:eastAsia="微软雅黑" w:cs="微软雅黑"/>
                 <w:b/>
@@ -15309,8 +15434,21 @@
                   </w14:solidFill>
                 </w14:textFill>
               </w:rPr>
-            </w:pPr>
-            <w:r>
+              <w:t>B级</w:t>
+            </w:r>
+          </w:p>
+        </w:tc>
+        <w:tc>
+          <w:tcPr>
+            <w:tcW w:w="8247" w:type="dxa"/>
+            <w:shd w:val="clear" w:color="auto" w:fill="auto"/>
+            <w:vAlign w:val="center"/>
+          </w:tcPr>
+          <w:p>
+            <w:pPr>
+              <w:keepNext/>
+              <w:spacing w:before="26"/>
+              <w:jc w:val="center"/>
               <w:rPr>
                 <w:rFonts w:hint="eastAsia" w:ascii="微软雅黑" w:hAnsi="微软雅黑" w:eastAsia="微软雅黑" w:cs="微软雅黑"/>
                 <w:b/>
@@ -15324,42 +15462,15 @@
                   </w14:solidFill>
                 </w14:textFill>
               </w:rPr>
-              <w:t>A级</w:t>
-            </w:r>
-          </w:p>
-        </w:tc>
-        <w:tc>
-          <w:tcPr>
-            <w:tcW w:w="8247" w:type="dxa"/>
-            <w:shd w:val="clear" w:color="auto" w:fill="auto"/>
-            <w:vAlign w:val="center"/>
-          </w:tcPr>
-          <w:p>
-            <w:pPr>
-              <w:spacing w:before="1" w:line="250" w:lineRule="auto"/>
-              <w:jc w:val="center"/>
-              <w:rPr>
-                <w:rFonts w:hint="eastAsia" w:ascii="微软雅黑" w:hAnsi="微软雅黑" w:eastAsia="微软雅黑" w:cs="微软雅黑"/>
-                <w:b/>
-                <w:color w:val="FFFFFF" w:themeColor="background1"/>
-                <w:sz w:val="18"/>
-                <w:szCs w:val="18"/>
-                <w:lang w:eastAsia="zh-CN"/>
-                <w14:textFill>
-                  <w14:solidFill>
-                    <w14:schemeClr w14:val="bg1"/>
-                  </w14:solidFill>
-                </w14:textFill>
-              </w:rPr>
-            </w:pPr>
-            <w:r>
-              <w:rPr>
-                <w:rFonts w:hint="eastAsia" w:ascii="微软雅黑" w:hAnsi="微软雅黑" w:eastAsia="微软雅黑" w:cs="微软雅黑"/>
-                <w:sz w:val="18"/>
-                <w:szCs w:val="18"/>
-                <w:lang w:eastAsia="zh-CN"/>
-              </w:rPr>
-              <w:t>{% if tdd.drugaStr == [] %}无{% else%}{% for d in tdd.drugaStr %}{%if loop.last%}{{ d.nameLevel }}{%else%}{{ d.nameLevel }}，{%endif%}{% endfor %}{% endif%}</w:t>
+            </w:pPr>
+            <w:r>
+              <w:rPr>
+                <w:rFonts w:hint="eastAsia" w:ascii="微软雅黑" w:hAnsi="微软雅黑" w:eastAsia="微软雅黑" w:cs="微软雅黑"/>
+                <w:sz w:val="18"/>
+                <w:szCs w:val="18"/>
+                <w:lang w:eastAsia="zh-CN"/>
+              </w:rPr>
+              <w:t>{% if tdd.drugbStr == [] %}无{% else%}{% for d in tdd.drugbStr %}{%if loop.last%}{{ d.nameLevel }}{%else%}{{ d.nameLevel }}，{%endif%}{% endfor %}{% endif%}</w:t>
             </w:r>
           </w:p>
         </w:tc>
@@ -15451,7 +15562,7 @@
                   </w14:solidFill>
                 </w14:textFill>
               </w:rPr>
-              <w:t>B级</w:t>
+              <w:t>C级</w:t>
             </w:r>
           </w:p>
         </w:tc>
@@ -15487,7 +15598,7 @@
                 <w:szCs w:val="18"/>
                 <w:lang w:eastAsia="zh-CN"/>
               </w:rPr>
-              <w:t>{% if tdd.drugbStr == [] %}无{% else%}{% for d in tdd.drugbStr %}{%if loop.last%}{{ d.nameLevel }}{%else%}{{ d.nameLevel }}，{%endif%}{% endfor %}{% endif%}</w:t>
+              <w:t>{% if tdd.drugcStr == [] %}无{% else%}{% for d in tdd.drugcStr %}{%if loop.last%}{{ d.nameLevel }}{%else%}{{ d.nameLevel }}，{%endif%}{% endfor %}{% endif%}</w:t>
             </w:r>
           </w:p>
         </w:tc>
@@ -15502,7 +15613,6 @@
             <w:insideH w:val="dotted" w:color="0B8770" w:sz="4" w:space="0"/>
             <w:insideV w:val="dotted" w:color="0B8770" w:sz="4" w:space="0"/>
           </w:tblBorders>
-          <w:shd w:val="clear" w:color="auto" w:fill="auto"/>
           <w:tblCellMar>
             <w:top w:w="0" w:type="dxa"/>
             <w:left w:w="108" w:type="dxa"/>
@@ -15579,7 +15689,7 @@
                   </w14:solidFill>
                 </w14:textFill>
               </w:rPr>
-              <w:t>C级</w:t>
+              <w:t>D级</w:t>
             </w:r>
           </w:p>
         </w:tc>
@@ -15615,7 +15725,7 @@
                 <w:szCs w:val="18"/>
                 <w:lang w:eastAsia="zh-CN"/>
               </w:rPr>
-              <w:t>{% if tdd.drugcStr == [] %}无{% else%}{% for d in tdd.drugcStr %}{%if loop.last%}{{ d.nameLevel }}{%else%}{{ d.nameLevel }}，{%endif%}{% endfor %}{% endif%}</w:t>
+              <w:t>{% if tdd.drugdStr == [] %}无{% else%}{% for d in tdd.drugdStr %}{%if loop.last%}{{ d.nameLevel }}{%else%}{{ d.nameLevel }}，{%endif%}{% endfor %}{% endif%}</w:t>
             </w:r>
           </w:p>
         </w:tc>
@@ -15630,7 +15740,6 @@
             <w:insideH w:val="dotted" w:color="0B8770" w:sz="4" w:space="0"/>
             <w:insideV w:val="dotted" w:color="0B8770" w:sz="4" w:space="0"/>
           </w:tblBorders>
-          <w:shd w:val="clear" w:color="auto" w:fill="auto"/>
           <w:tblCellMar>
             <w:top w:w="0" w:type="dxa"/>
             <w:left w:w="108" w:type="dxa"/>
@@ -15645,13 +15754,14 @@
         <w:tc>
           <w:tcPr>
             <w:tcW w:w="432" w:type="dxa"/>
-            <w:vMerge w:val="continue"/>
+            <w:vMerge w:val="restart"/>
             <w:shd w:val="clear" w:color="auto" w:fill="0B8770"/>
             <w:vAlign w:val="center"/>
           </w:tcPr>
           <w:p>
             <w:pPr>
-              <w:spacing w:before="1" w:line="250" w:lineRule="auto"/>
+              <w:keepNext/>
+              <w:spacing w:before="26"/>
               <w:jc w:val="center"/>
               <w:rPr>
                 <w:rFonts w:hint="eastAsia" w:ascii="微软雅黑" w:hAnsi="微软雅黑" w:eastAsia="微软雅黑" w:cs="微软雅黑"/>
@@ -15667,18 +15777,7 @@
                 </w14:textFill>
               </w:rPr>
             </w:pPr>
-          </w:p>
-        </w:tc>
-        <w:tc>
-          <w:tcPr>
-            <w:tcW w:w="1191" w:type="dxa"/>
-            <w:shd w:val="clear" w:color="auto" w:fill="0B8770"/>
-            <w:vAlign w:val="center"/>
-          </w:tcPr>
-          <w:p>
-            <w:pPr>
-              <w:spacing w:before="1" w:line="250" w:lineRule="auto"/>
-              <w:jc w:val="center"/>
+            <w:r>
               <w:rPr>
                 <w:rFonts w:hint="eastAsia" w:ascii="微软雅黑" w:hAnsi="微软雅黑" w:eastAsia="微软雅黑" w:cs="微软雅黑"/>
                 <w:b/>
@@ -15692,8 +15791,21 @@
                   </w14:solidFill>
                 </w14:textFill>
               </w:rPr>
-            </w:pPr>
-            <w:r>
+              <w:t>潜在耐药信息</w:t>
+            </w:r>
+          </w:p>
+        </w:tc>
+        <w:tc>
+          <w:tcPr>
+            <w:tcW w:w="1191" w:type="dxa"/>
+            <w:shd w:val="clear" w:color="auto" w:fill="0B8770"/>
+            <w:vAlign w:val="center"/>
+          </w:tcPr>
+          <w:p>
+            <w:pPr>
+              <w:keepNext/>
+              <w:spacing w:before="26"/>
+              <w:jc w:val="center"/>
               <w:rPr>
                 <w:rFonts w:hint="eastAsia" w:ascii="微软雅黑" w:hAnsi="微软雅黑" w:eastAsia="微软雅黑" w:cs="微软雅黑"/>
                 <w:b/>
@@ -15707,21 +15819,8 @@
                   </w14:solidFill>
                 </w14:textFill>
               </w:rPr>
-              <w:t>D级</w:t>
-            </w:r>
-          </w:p>
-        </w:tc>
-        <w:tc>
-          <w:tcPr>
-            <w:tcW w:w="8247" w:type="dxa"/>
-            <w:shd w:val="clear" w:color="auto" w:fill="auto"/>
-            <w:vAlign w:val="center"/>
-          </w:tcPr>
-          <w:p>
-            <w:pPr>
-              <w:keepNext/>
-              <w:spacing w:before="26"/>
-              <w:jc w:val="center"/>
+            </w:pPr>
+            <w:r>
               <w:rPr>
                 <w:rFonts w:hint="eastAsia" w:ascii="微软雅黑" w:hAnsi="微软雅黑" w:eastAsia="微软雅黑" w:cs="微软雅黑"/>
                 <w:b/>
@@ -15735,15 +15834,36 @@
                   </w14:solidFill>
                 </w14:textFill>
               </w:rPr>
-            </w:pPr>
-            <w:r>
-              <w:rPr>
-                <w:rFonts w:hint="eastAsia" w:ascii="微软雅黑" w:hAnsi="微软雅黑" w:eastAsia="微软雅黑" w:cs="微软雅黑"/>
-                <w:sz w:val="18"/>
-                <w:szCs w:val="18"/>
-                <w:lang w:eastAsia="zh-CN"/>
-              </w:rPr>
-              <w:t>{% if tdd.drugdStr == [] %}无{% else%}{% for d in tdd.drugdStr %}{%if loop.last%}{{ d.nameLevel }}{%else%}{{ d.nameLevel }}，{%endif%}{% endfor %}{% endif%}</w:t>
+              <w:t>A级</w:t>
+            </w:r>
+          </w:p>
+        </w:tc>
+        <w:tc>
+          <w:tcPr>
+            <w:tcW w:w="8247" w:type="dxa"/>
+            <w:shd w:val="clear" w:color="auto" w:fill="auto"/>
+            <w:vAlign w:val="center"/>
+          </w:tcPr>
+          <w:p>
+            <w:pPr>
+              <w:keepNext/>
+              <w:spacing w:before="26"/>
+              <w:jc w:val="center"/>
+              <w:rPr>
+                <w:rFonts w:hint="eastAsia" w:ascii="微软雅黑" w:hAnsi="微软雅黑" w:eastAsia="微软雅黑" w:cs="微软雅黑"/>
+                <w:sz w:val="18"/>
+                <w:szCs w:val="18"/>
+                <w:lang w:eastAsia="zh-CN"/>
+              </w:rPr>
+            </w:pPr>
+            <w:r>
+              <w:rPr>
+                <w:rFonts w:hint="eastAsia" w:ascii="微软雅黑" w:hAnsi="微软雅黑" w:eastAsia="微软雅黑" w:cs="微软雅黑"/>
+                <w:sz w:val="18"/>
+                <w:szCs w:val="18"/>
+                <w:lang w:eastAsia="zh-CN"/>
+              </w:rPr>
+              <w:t>{% if tdd.resistantaStr == [] %}无{% else%}{% for d in tdd.resistantaStr %}{%if loop.last%}{{ d.nameLevel }}{%else%}{{ d.nameLevel }}，{%endif%}{% endfor %}{% endif%}</w:t>
             </w:r>
           </w:p>
         </w:tc>
@@ -15758,7 +15878,6 @@
             <w:insideH w:val="dotted" w:color="0B8770" w:sz="4" w:space="0"/>
             <w:insideV w:val="dotted" w:color="0B8770" w:sz="4" w:space="0"/>
           </w:tblBorders>
-          <w:shd w:val="clear" w:color="auto" w:fill="auto"/>
           <w:tblCellMar>
             <w:top w:w="0" w:type="dxa"/>
             <w:left w:w="108" w:type="dxa"/>
@@ -15773,7 +15892,7 @@
         <w:tc>
           <w:tcPr>
             <w:tcW w:w="432" w:type="dxa"/>
-            <w:vMerge w:val="restart"/>
+            <w:vMerge w:val="continue"/>
             <w:shd w:val="clear" w:color="auto" w:fill="0B8770"/>
             <w:vAlign w:val="center"/>
           </w:tcPr>
@@ -15796,7 +15915,19 @@
                 </w14:textFill>
               </w:rPr>
             </w:pPr>
-            <w:r>
+          </w:p>
+        </w:tc>
+        <w:tc>
+          <w:tcPr>
+            <w:tcW w:w="1191" w:type="dxa"/>
+            <w:shd w:val="clear" w:color="auto" w:fill="0B8770"/>
+            <w:vAlign w:val="center"/>
+          </w:tcPr>
+          <w:p>
+            <w:pPr>
+              <w:keepNext/>
+              <w:spacing w:before="26"/>
+              <w:jc w:val="center"/>
               <w:rPr>
                 <w:rFonts w:hint="eastAsia" w:ascii="微软雅黑" w:hAnsi="微软雅黑" w:eastAsia="微软雅黑" w:cs="微软雅黑"/>
                 <w:b/>
@@ -15810,21 +15941,8 @@
                   </w14:solidFill>
                 </w14:textFill>
               </w:rPr>
-              <w:t>潜在耐药信息</w:t>
-            </w:r>
-          </w:p>
-        </w:tc>
-        <w:tc>
-          <w:tcPr>
-            <w:tcW w:w="1191" w:type="dxa"/>
-            <w:shd w:val="clear" w:color="auto" w:fill="0B8770"/>
-            <w:vAlign w:val="center"/>
-          </w:tcPr>
-          <w:p>
-            <w:pPr>
-              <w:keepNext/>
-              <w:spacing w:before="26"/>
-              <w:jc w:val="center"/>
+            </w:pPr>
+            <w:r>
               <w:rPr>
                 <w:rFonts w:hint="eastAsia" w:ascii="微软雅黑" w:hAnsi="微软雅黑" w:eastAsia="微软雅黑" w:cs="微软雅黑"/>
                 <w:b/>
@@ -15838,22 +15956,7 @@
                   </w14:solidFill>
                 </w14:textFill>
               </w:rPr>
-            </w:pPr>
-            <w:r>
-              <w:rPr>
-                <w:rFonts w:hint="eastAsia" w:ascii="微软雅黑" w:hAnsi="微软雅黑" w:eastAsia="微软雅黑" w:cs="微软雅黑"/>
-                <w:b/>
-                <w:color w:val="FFFFFF" w:themeColor="background1"/>
-                <w:sz w:val="18"/>
-                <w:szCs w:val="18"/>
-                <w:lang w:eastAsia="zh-CN"/>
-                <w14:textFill>
-                  <w14:solidFill>
-                    <w14:schemeClr w14:val="bg1"/>
-                  </w14:solidFill>
-                </w14:textFill>
-              </w:rPr>
-              <w:t>A级</w:t>
+              <w:t>B级</w:t>
             </w:r>
           </w:p>
         </w:tc>
@@ -15882,7 +15985,7 @@
                 <w:szCs w:val="18"/>
                 <w:lang w:eastAsia="zh-CN"/>
               </w:rPr>
-              <w:t>{% if tdd.resistantaStr == [] %}无{% else%}{% for d in tdd.resistantaStr %}{%if loop.last%}{{ d.nameLevel }}{%else%}{{ d.nameLevel }}，{%endif%}{% endfor %}{% endif%}</w:t>
+              <w:t>{% if tdd.resistantbStr == [] %}无{% else%}{% for d in tdd.resistantbStr %}{%if loop.last%}{{ d.nameLevel }}{%else%}{{ d.nameLevel }}，{%endif%}{% endfor %}{% endif%}</w:t>
             </w:r>
           </w:p>
         </w:tc>
@@ -15897,7 +16000,6 @@
             <w:insideH w:val="dotted" w:color="0B8770" w:sz="4" w:space="0"/>
             <w:insideV w:val="dotted" w:color="0B8770" w:sz="4" w:space="0"/>
           </w:tblBorders>
-          <w:shd w:val="clear" w:color="auto" w:fill="auto"/>
           <w:tblCellMar>
             <w:top w:w="0" w:type="dxa"/>
             <w:left w:w="108" w:type="dxa"/>
@@ -15976,7 +16078,7 @@
                   </w14:solidFill>
                 </w14:textFill>
               </w:rPr>
-              <w:t>B级</w:t>
+              <w:t>C级</w:t>
             </w:r>
           </w:p>
         </w:tc>
@@ -16005,7 +16107,7 @@
                 <w:szCs w:val="18"/>
                 <w:lang w:eastAsia="zh-CN"/>
               </w:rPr>
-              <w:t>{% if tdd.resistantbStr == [] %}无{% else%}{% for d in tdd.resistantbStr %}{%if loop.last%}{{ d.nameLevel }}{%else%}{{ d.nameLevel }}，{%endif%}{% endfor %}{% endif%}</w:t>
+              <w:t>{% if tdd.resistantcStr == [] %}无{% else%}{% for d in tdd.resistantcStr %}{%if loop.last%}{{ d.nameLevel }}{%else%}{{ d.nameLevel }}，{%endif%}{% endfor %}{% endif%}</w:t>
             </w:r>
           </w:p>
         </w:tc>
@@ -16020,7 +16122,6 @@
             <w:insideH w:val="dotted" w:color="0B8770" w:sz="4" w:space="0"/>
             <w:insideV w:val="dotted" w:color="0B8770" w:sz="4" w:space="0"/>
           </w:tblBorders>
-          <w:shd w:val="clear" w:color="auto" w:fill="auto"/>
           <w:tblCellMar>
             <w:top w:w="0" w:type="dxa"/>
             <w:left w:w="108" w:type="dxa"/>
@@ -16099,7 +16200,7 @@
                   </w14:solidFill>
                 </w14:textFill>
               </w:rPr>
-              <w:t>C级</w:t>
+              <w:t>D级</w:t>
             </w:r>
           </w:p>
         </w:tc>
@@ -16128,7 +16229,7 @@
                 <w:szCs w:val="18"/>
                 <w:lang w:eastAsia="zh-CN"/>
               </w:rPr>
-              <w:t>{% if tdd.resistantcStr == [] %}无{% else%}{% for d in tdd.resistantcStr %}{%if loop.last%}{{ d.nameLevel }}{%else%}{{ d.nameLevel }}，{%endif%}{% endfor %}{% endif%}</w:t>
+              <w:t>{% if tdd.resistantdStr == [] %}无{% else%}{% for d in tdd.resistantdStr %}{%if loop.last%}{{ d.nameLevel }}{%else%}{{ d.nameLevel }}，{%endif%}{% endfor %}{% endif%}</w:t>
             </w:r>
           </w:p>
         </w:tc>
@@ -16143,130 +16244,6 @@
             <w:insideH w:val="dotted" w:color="0B8770" w:sz="4" w:space="0"/>
             <w:insideV w:val="dotted" w:color="0B8770" w:sz="4" w:space="0"/>
           </w:tblBorders>
-          <w:shd w:val="clear" w:color="auto" w:fill="auto"/>
-          <w:tblCellMar>
-            <w:top w:w="0" w:type="dxa"/>
-            <w:left w:w="108" w:type="dxa"/>
-            <w:bottom w:w="0" w:type="dxa"/>
-            <w:right w:w="108" w:type="dxa"/>
-          </w:tblCellMar>
-        </w:tblPrEx>
-        <w:trPr>
-          <w:trHeight w:val="474" w:hRule="atLeast"/>
-          <w:jc w:val="center"/>
-        </w:trPr>
-        <w:tc>
-          <w:tcPr>
-            <w:tcW w:w="432" w:type="dxa"/>
-            <w:vMerge w:val="continue"/>
-            <w:shd w:val="clear" w:color="auto" w:fill="0B8770"/>
-            <w:vAlign w:val="center"/>
-          </w:tcPr>
-          <w:p>
-            <w:pPr>
-              <w:keepNext/>
-              <w:spacing w:before="26"/>
-              <w:jc w:val="center"/>
-              <w:rPr>
-                <w:rFonts w:hint="eastAsia" w:ascii="微软雅黑" w:hAnsi="微软雅黑" w:eastAsia="微软雅黑" w:cs="微软雅黑"/>
-                <w:b/>
-                <w:color w:val="FFFFFF" w:themeColor="background1"/>
-                <w:sz w:val="18"/>
-                <w:szCs w:val="18"/>
-                <w:lang w:eastAsia="zh-CN"/>
-                <w14:textFill>
-                  <w14:solidFill>
-                    <w14:schemeClr w14:val="bg1"/>
-                  </w14:solidFill>
-                </w14:textFill>
-              </w:rPr>
-            </w:pPr>
-          </w:p>
-        </w:tc>
-        <w:tc>
-          <w:tcPr>
-            <w:tcW w:w="1191" w:type="dxa"/>
-            <w:shd w:val="clear" w:color="auto" w:fill="0B8770"/>
-            <w:vAlign w:val="center"/>
-          </w:tcPr>
-          <w:p>
-            <w:pPr>
-              <w:keepNext/>
-              <w:spacing w:before="26"/>
-              <w:jc w:val="center"/>
-              <w:rPr>
-                <w:rFonts w:hint="eastAsia" w:ascii="微软雅黑" w:hAnsi="微软雅黑" w:eastAsia="微软雅黑" w:cs="微软雅黑"/>
-                <w:b/>
-                <w:color w:val="FFFFFF" w:themeColor="background1"/>
-                <w:sz w:val="18"/>
-                <w:szCs w:val="18"/>
-                <w:lang w:eastAsia="zh-CN"/>
-                <w14:textFill>
-                  <w14:solidFill>
-                    <w14:schemeClr w14:val="bg1"/>
-                  </w14:solidFill>
-                </w14:textFill>
-              </w:rPr>
-            </w:pPr>
-            <w:r>
-              <w:rPr>
-                <w:rFonts w:hint="eastAsia" w:ascii="微软雅黑" w:hAnsi="微软雅黑" w:eastAsia="微软雅黑" w:cs="微软雅黑"/>
-                <w:b/>
-                <w:color w:val="FFFFFF" w:themeColor="background1"/>
-                <w:sz w:val="18"/>
-                <w:szCs w:val="18"/>
-                <w:lang w:eastAsia="zh-CN"/>
-                <w14:textFill>
-                  <w14:solidFill>
-                    <w14:schemeClr w14:val="bg1"/>
-                  </w14:solidFill>
-                </w14:textFill>
-              </w:rPr>
-              <w:t>D级</w:t>
-            </w:r>
-          </w:p>
-        </w:tc>
-        <w:tc>
-          <w:tcPr>
-            <w:tcW w:w="8247" w:type="dxa"/>
-            <w:shd w:val="clear" w:color="auto" w:fill="auto"/>
-            <w:vAlign w:val="center"/>
-          </w:tcPr>
-          <w:p>
-            <w:pPr>
-              <w:keepNext/>
-              <w:spacing w:before="26"/>
-              <w:jc w:val="center"/>
-              <w:rPr>
-                <w:rFonts w:hint="eastAsia" w:ascii="微软雅黑" w:hAnsi="微软雅黑" w:eastAsia="微软雅黑" w:cs="微软雅黑"/>
-                <w:sz w:val="18"/>
-                <w:szCs w:val="18"/>
-                <w:lang w:eastAsia="zh-CN"/>
-              </w:rPr>
-            </w:pPr>
-            <w:r>
-              <w:rPr>
-                <w:rFonts w:hint="eastAsia" w:ascii="微软雅黑" w:hAnsi="微软雅黑" w:eastAsia="微软雅黑" w:cs="微软雅黑"/>
-                <w:sz w:val="18"/>
-                <w:szCs w:val="18"/>
-                <w:lang w:eastAsia="zh-CN"/>
-              </w:rPr>
-              <w:t>{% if tdd.resistantdStr == [] %}无{% else%}{% for d in tdd.resistantdStr %}{%if loop.last%}{{ d.nameLevel }}{%else%}{{ d.nameLevel }}，{%endif%}{% endfor %}{% endif%}</w:t>
-            </w:r>
-          </w:p>
-        </w:tc>
-      </w:tr>
-      <w:tr>
-        <w:tblPrEx>
-          <w:tblBorders>
-            <w:top w:val="single" w:color="0B8770" w:sz="12" w:space="0"/>
-            <w:left w:val="none" w:color="auto" w:sz="0" w:space="0"/>
-            <w:bottom w:val="single" w:color="0B8770" w:sz="12" w:space="0"/>
-            <w:right w:val="none" w:color="auto" w:sz="0" w:space="0"/>
-            <w:insideH w:val="dotted" w:color="0B8770" w:sz="4" w:space="0"/>
-            <w:insideV w:val="dotted" w:color="0B8770" w:sz="4" w:space="0"/>
-          </w:tblBorders>
-          <w:shd w:val="clear" w:color="auto" w:fill="auto"/>
           <w:tblCellMar>
             <w:top w:w="0" w:type="dxa"/>
             <w:left w:w="108" w:type="dxa"/>
@@ -16789,7 +16766,1578 @@
           <w:szCs w:val="24"/>
           <w:lang w:eastAsia="zh-CN"/>
         </w:rPr>
-        <w:t>{{ tdd.comutation }}</w:t>
+        <w:t>{{ tdd.comutation1 }}</w:t>
+      </w:r>
+    </w:p>
+    <w:tbl>
+      <w:tblPr>
+        <w:tblStyle w:val="13"/>
+        <w:tblpPr w:leftFromText="180" w:rightFromText="180" w:vertAnchor="text" w:tblpXSpec="center" w:tblpY="1"/>
+        <w:tblOverlap w:val="never"/>
+        <w:tblW w:w="9870" w:type="dxa"/>
+        <w:jc w:val="center"/>
+        <w:tblBorders>
+          <w:top w:val="single" w:color="0B8770" w:sz="12" w:space="0"/>
+          <w:left w:val="none" w:color="auto" w:sz="0" w:space="0"/>
+          <w:bottom w:val="single" w:color="0B8770" w:sz="12" w:space="0"/>
+          <w:right w:val="none" w:color="auto" w:sz="0" w:space="0"/>
+          <w:insideH w:val="dotted" w:color="0B8770" w:sz="4" w:space="0"/>
+          <w:insideV w:val="dotted" w:color="0B8770" w:sz="4" w:space="0"/>
+        </w:tblBorders>
+        <w:tblLayout w:type="fixed"/>
+        <w:tblCellMar>
+          <w:top w:w="0" w:type="dxa"/>
+          <w:left w:w="108" w:type="dxa"/>
+          <w:bottom w:w="0" w:type="dxa"/>
+          <w:right w:w="108" w:type="dxa"/>
+        </w:tblCellMar>
+      </w:tblPr>
+      <w:tblGrid>
+        <w:gridCol w:w="432"/>
+        <w:gridCol w:w="1191"/>
+        <w:gridCol w:w="8247"/>
+      </w:tblGrid>
+      <w:tr>
+        <w:tblPrEx>
+          <w:tblBorders>
+            <w:top w:val="single" w:color="0B8770" w:sz="12" w:space="0"/>
+            <w:left w:val="none" w:color="auto" w:sz="0" w:space="0"/>
+            <w:bottom w:val="single" w:color="0B8770" w:sz="12" w:space="0"/>
+            <w:right w:val="none" w:color="auto" w:sz="0" w:space="0"/>
+            <w:insideH w:val="dotted" w:color="0B8770" w:sz="4" w:space="0"/>
+            <w:insideV w:val="dotted" w:color="0B8770" w:sz="4" w:space="0"/>
+          </w:tblBorders>
+        </w:tblPrEx>
+        <w:trPr>
+          <w:trHeight w:val="417" w:hRule="atLeast"/>
+          <w:jc w:val="center"/>
+        </w:trPr>
+        <w:tc>
+          <w:tcPr>
+            <w:tcW w:w="1623" w:type="dxa"/>
+            <w:gridSpan w:val="2"/>
+            <w:shd w:val="clear" w:color="auto" w:fill="0B8770"/>
+            <w:vAlign w:val="center"/>
+          </w:tcPr>
+          <w:p>
+            <w:pPr>
+              <w:keepNext/>
+              <w:spacing w:before="26"/>
+              <w:jc w:val="center"/>
+              <w:rPr>
+                <w:rFonts w:hint="eastAsia" w:ascii="微软雅黑" w:hAnsi="微软雅黑" w:eastAsia="微软雅黑" w:cs="微软雅黑"/>
+                <w:b/>
+                <w:color w:val="FFFFFF" w:themeColor="background1"/>
+                <w:sz w:val="18"/>
+                <w:szCs w:val="18"/>
+                <w:lang w:eastAsia="zh-CN"/>
+                <w14:textFill>
+                  <w14:solidFill>
+                    <w14:schemeClr w14:val="bg1"/>
+                  </w14:solidFill>
+                </w14:textFill>
+              </w:rPr>
+            </w:pPr>
+            <w:r>
+              <w:rPr>
+                <w:rFonts w:hint="eastAsia" w:ascii="微软雅黑" w:hAnsi="微软雅黑" w:eastAsia="微软雅黑" w:cs="微软雅黑"/>
+                <w:b/>
+                <w:color w:val="FFFFFF" w:themeColor="background1"/>
+                <w:sz w:val="18"/>
+                <w:szCs w:val="18"/>
+                <w:lang w:eastAsia="zh-CN"/>
+                <w14:textFill>
+                  <w14:solidFill>
+                    <w14:schemeClr w14:val="bg1"/>
+                  </w14:solidFill>
+                </w14:textFill>
+              </w:rPr>
+              <w:t>突变形式</w:t>
+            </w:r>
+          </w:p>
+        </w:tc>
+        <w:tc>
+          <w:tcPr>
+            <w:tcW w:w="8247" w:type="dxa"/>
+            <w:vAlign w:val="center"/>
+          </w:tcPr>
+          <w:p>
+            <w:pPr>
+              <w:keepNext/>
+              <w:spacing w:before="26"/>
+              <w:jc w:val="center"/>
+              <w:rPr>
+                <w:rFonts w:hint="eastAsia" w:ascii="微软雅黑" w:hAnsi="微软雅黑" w:eastAsia="微软雅黑" w:cs="微软雅黑"/>
+                <w:bCs/>
+                <w:sz w:val="18"/>
+                <w:szCs w:val="18"/>
+                <w:lang w:eastAsia="zh-CN"/>
+              </w:rPr>
+            </w:pPr>
+            <w:r>
+              <w:rPr>
+                <w:rFonts w:hint="eastAsia" w:ascii="微软雅黑" w:hAnsi="微软雅黑" w:eastAsia="微软雅黑" w:cs="微软雅黑"/>
+                <w:bCs/>
+                <w:sz w:val="18"/>
+                <w:szCs w:val="18"/>
+                <w:lang w:eastAsia="zh-CN"/>
+              </w:rPr>
+              <w:t>{{tdd.comutation}}</w:t>
+            </w:r>
+            <w:bookmarkStart w:id="255" w:name="_GoBack"/>
+            <w:bookmarkEnd w:id="255"/>
+          </w:p>
+        </w:tc>
+      </w:tr>
+      <w:tr>
+        <w:tblPrEx>
+          <w:tblBorders>
+            <w:top w:val="single" w:color="0B8770" w:sz="12" w:space="0"/>
+            <w:left w:val="none" w:color="auto" w:sz="0" w:space="0"/>
+            <w:bottom w:val="single" w:color="0B8770" w:sz="12" w:space="0"/>
+            <w:right w:val="none" w:color="auto" w:sz="0" w:space="0"/>
+            <w:insideH w:val="dotted" w:color="0B8770" w:sz="4" w:space="0"/>
+            <w:insideV w:val="dotted" w:color="0B8770" w:sz="4" w:space="0"/>
+          </w:tblBorders>
+          <w:tblCellMar>
+            <w:top w:w="0" w:type="dxa"/>
+            <w:left w:w="108" w:type="dxa"/>
+            <w:bottom w:w="0" w:type="dxa"/>
+            <w:right w:w="108" w:type="dxa"/>
+          </w:tblCellMar>
+        </w:tblPrEx>
+        <w:trPr>
+          <w:trHeight w:val="494" w:hRule="atLeast"/>
+          <w:jc w:val="center"/>
+        </w:trPr>
+        <w:tc>
+          <w:tcPr>
+            <w:tcW w:w="1623" w:type="dxa"/>
+            <w:gridSpan w:val="2"/>
+            <w:shd w:val="clear" w:color="auto" w:fill="0B8770"/>
+            <w:vAlign w:val="center"/>
+          </w:tcPr>
+          <w:p>
+            <w:pPr>
+              <w:keepNext/>
+              <w:spacing w:before="26"/>
+              <w:jc w:val="center"/>
+              <w:rPr>
+                <w:rFonts w:hint="eastAsia" w:ascii="微软雅黑" w:hAnsi="微软雅黑" w:eastAsia="微软雅黑" w:cs="微软雅黑"/>
+                <w:b/>
+                <w:color w:val="FFFFFF" w:themeColor="background1"/>
+                <w:sz w:val="18"/>
+                <w:szCs w:val="18"/>
+                <w:lang w:eastAsia="zh-CN"/>
+                <w14:textFill>
+                  <w14:solidFill>
+                    <w14:schemeClr w14:val="bg1"/>
+                  </w14:solidFill>
+                </w14:textFill>
+              </w:rPr>
+            </w:pPr>
+            <w:r>
+              <w:rPr>
+                <w:rFonts w:hint="eastAsia" w:ascii="微软雅黑" w:hAnsi="微软雅黑" w:eastAsia="微软雅黑" w:cs="微软雅黑"/>
+                <w:b/>
+                <w:color w:val="FFFFFF" w:themeColor="background1"/>
+                <w:sz w:val="18"/>
+                <w:szCs w:val="18"/>
+                <w:lang w:eastAsia="zh-CN"/>
+                <w14:textFill>
+                  <w14:solidFill>
+                    <w14:schemeClr w14:val="bg1"/>
+                  </w14:solidFill>
+                </w14:textFill>
+              </w:rPr>
+              <w:t>{{ tdd.mutFreqType }}</w:t>
+            </w:r>
+          </w:p>
+        </w:tc>
+        <w:tc>
+          <w:tcPr>
+            <w:tcW w:w="8247" w:type="dxa"/>
+            <w:vAlign w:val="center"/>
+          </w:tcPr>
+          <w:p>
+            <w:pPr>
+              <w:keepNext/>
+              <w:spacing w:before="26"/>
+              <w:jc w:val="center"/>
+              <w:rPr>
+                <w:rFonts w:hint="eastAsia" w:ascii="微软雅黑" w:hAnsi="微软雅黑" w:eastAsia="微软雅黑" w:cs="微软雅黑"/>
+                <w:bCs/>
+                <w:sz w:val="18"/>
+                <w:szCs w:val="18"/>
+                <w:lang w:eastAsia="zh-CN"/>
+              </w:rPr>
+            </w:pPr>
+            <w:r>
+              <w:rPr>
+                <w:rFonts w:hint="eastAsia" w:ascii="微软雅黑" w:hAnsi="微软雅黑" w:eastAsia="微软雅黑" w:cs="微软雅黑"/>
+                <w:bCs/>
+                <w:sz w:val="18"/>
+                <w:szCs w:val="18"/>
+                <w:lang w:eastAsia="zh-CN"/>
+              </w:rPr>
+              <w:t>{{ tdd.mutFreq }}</w:t>
+            </w:r>
+          </w:p>
+        </w:tc>
+      </w:tr>
+      <w:tr>
+        <w:tblPrEx>
+          <w:tblBorders>
+            <w:top w:val="single" w:color="0B8770" w:sz="12" w:space="0"/>
+            <w:left w:val="none" w:color="auto" w:sz="0" w:space="0"/>
+            <w:bottom w:val="single" w:color="0B8770" w:sz="12" w:space="0"/>
+            <w:right w:val="none" w:color="auto" w:sz="0" w:space="0"/>
+            <w:insideH w:val="dotted" w:color="0B8770" w:sz="4" w:space="0"/>
+            <w:insideV w:val="dotted" w:color="0B8770" w:sz="4" w:space="0"/>
+          </w:tblBorders>
+        </w:tblPrEx>
+        <w:trPr>
+          <w:trHeight w:val="474" w:hRule="atLeast"/>
+          <w:jc w:val="center"/>
+        </w:trPr>
+        <w:tc>
+          <w:tcPr>
+            <w:tcW w:w="432" w:type="dxa"/>
+            <w:vMerge w:val="restart"/>
+            <w:shd w:val="clear" w:color="auto" w:fill="0B8770"/>
+            <w:vAlign w:val="center"/>
+          </w:tcPr>
+          <w:p>
+            <w:pPr>
+              <w:spacing w:before="1" w:line="250" w:lineRule="auto"/>
+              <w:jc w:val="center"/>
+              <w:rPr>
+                <w:rFonts w:hint="eastAsia" w:ascii="微软雅黑" w:hAnsi="微软雅黑" w:eastAsia="微软雅黑" w:cs="微软雅黑"/>
+                <w:color w:val="FFFFFF" w:themeColor="background1"/>
+                <w:sz w:val="18"/>
+                <w:szCs w:val="18"/>
+                <w:lang w:eastAsia="zh-CN"/>
+                <w14:textFill>
+                  <w14:solidFill>
+                    <w14:schemeClr w14:val="bg1"/>
+                  </w14:solidFill>
+                </w14:textFill>
+              </w:rPr>
+            </w:pPr>
+            <w:r>
+              <w:rPr>
+                <w:rFonts w:hint="eastAsia" w:ascii="微软雅黑" w:hAnsi="微软雅黑" w:eastAsia="微软雅黑" w:cs="微软雅黑"/>
+                <w:b/>
+                <w:color w:val="FFFFFF" w:themeColor="background1"/>
+                <w:sz w:val="18"/>
+                <w:szCs w:val="18"/>
+                <w:lang w:eastAsia="zh-CN"/>
+                <w14:textFill>
+                  <w14:solidFill>
+                    <w14:schemeClr w14:val="bg1"/>
+                  </w14:solidFill>
+                </w14:textFill>
+              </w:rPr>
+              <w:t>潜在获益药物</w:t>
+            </w:r>
+          </w:p>
+        </w:tc>
+        <w:tc>
+          <w:tcPr>
+            <w:tcW w:w="1191" w:type="dxa"/>
+            <w:shd w:val="clear" w:color="auto" w:fill="0B8770"/>
+            <w:vAlign w:val="center"/>
+          </w:tcPr>
+          <w:p>
+            <w:pPr>
+              <w:spacing w:before="1" w:line="250" w:lineRule="auto"/>
+              <w:jc w:val="center"/>
+              <w:rPr>
+                <w:rFonts w:hint="eastAsia" w:ascii="微软雅黑" w:hAnsi="微软雅黑" w:eastAsia="微软雅黑" w:cs="微软雅黑"/>
+                <w:b/>
+                <w:color w:val="FFFFFF" w:themeColor="background1"/>
+                <w:sz w:val="18"/>
+                <w:szCs w:val="18"/>
+                <w:lang w:eastAsia="zh-CN"/>
+                <w14:textFill>
+                  <w14:solidFill>
+                    <w14:schemeClr w14:val="bg1"/>
+                  </w14:solidFill>
+                </w14:textFill>
+              </w:rPr>
+            </w:pPr>
+            <w:r>
+              <w:rPr>
+                <w:rFonts w:hint="eastAsia" w:ascii="微软雅黑" w:hAnsi="微软雅黑" w:eastAsia="微软雅黑" w:cs="微软雅黑"/>
+                <w:b/>
+                <w:color w:val="FFFFFF" w:themeColor="background1"/>
+                <w:sz w:val="18"/>
+                <w:szCs w:val="18"/>
+                <w:lang w:eastAsia="zh-CN"/>
+                <w14:textFill>
+                  <w14:solidFill>
+                    <w14:schemeClr w14:val="bg1"/>
+                  </w14:solidFill>
+                </w14:textFill>
+              </w:rPr>
+              <w:t>A级</w:t>
+            </w:r>
+          </w:p>
+        </w:tc>
+        <w:tc>
+          <w:tcPr>
+            <w:tcW w:w="8247" w:type="dxa"/>
+            <w:shd w:val="clear" w:color="auto" w:fill="auto"/>
+            <w:vAlign w:val="center"/>
+          </w:tcPr>
+          <w:p>
+            <w:pPr>
+              <w:spacing w:before="1" w:line="250" w:lineRule="auto"/>
+              <w:jc w:val="center"/>
+              <w:rPr>
+                <w:rFonts w:hint="eastAsia" w:ascii="微软雅黑" w:hAnsi="微软雅黑" w:eastAsia="微软雅黑" w:cs="微软雅黑"/>
+                <w:b/>
+                <w:color w:val="FFFFFF" w:themeColor="background1"/>
+                <w:sz w:val="18"/>
+                <w:szCs w:val="18"/>
+                <w:lang w:eastAsia="zh-CN"/>
+                <w14:textFill>
+                  <w14:solidFill>
+                    <w14:schemeClr w14:val="bg1"/>
+                  </w14:solidFill>
+                </w14:textFill>
+              </w:rPr>
+            </w:pPr>
+            <w:r>
+              <w:rPr>
+                <w:rFonts w:hint="eastAsia" w:ascii="微软雅黑" w:hAnsi="微软雅黑" w:eastAsia="微软雅黑" w:cs="微软雅黑"/>
+                <w:sz w:val="18"/>
+                <w:szCs w:val="18"/>
+                <w:lang w:eastAsia="zh-CN"/>
+              </w:rPr>
+              <w:t>{% if tdd.drugaStr == [] %}无{% else%}{% for d in tdd.drugaStr %}{%if loop.last%}{{ d.nameLevel }}{%else%}{{ d.nameLevel }}，{%endif%}{% endfor %}{% endif%}</w:t>
+            </w:r>
+          </w:p>
+        </w:tc>
+      </w:tr>
+      <w:tr>
+        <w:tblPrEx>
+          <w:tblBorders>
+            <w:top w:val="single" w:color="0B8770" w:sz="12" w:space="0"/>
+            <w:left w:val="none" w:color="auto" w:sz="0" w:space="0"/>
+            <w:bottom w:val="single" w:color="0B8770" w:sz="12" w:space="0"/>
+            <w:right w:val="none" w:color="auto" w:sz="0" w:space="0"/>
+            <w:insideH w:val="dotted" w:color="0B8770" w:sz="4" w:space="0"/>
+            <w:insideV w:val="dotted" w:color="0B8770" w:sz="4" w:space="0"/>
+          </w:tblBorders>
+          <w:tblCellMar>
+            <w:top w:w="0" w:type="dxa"/>
+            <w:left w:w="108" w:type="dxa"/>
+            <w:bottom w:w="0" w:type="dxa"/>
+            <w:right w:w="108" w:type="dxa"/>
+          </w:tblCellMar>
+        </w:tblPrEx>
+        <w:trPr>
+          <w:trHeight w:val="474" w:hRule="atLeast"/>
+          <w:jc w:val="center"/>
+        </w:trPr>
+        <w:tc>
+          <w:tcPr>
+            <w:tcW w:w="432" w:type="dxa"/>
+            <w:vMerge w:val="continue"/>
+            <w:shd w:val="clear" w:color="auto" w:fill="0B8770"/>
+            <w:vAlign w:val="center"/>
+          </w:tcPr>
+          <w:p>
+            <w:pPr>
+              <w:spacing w:before="1" w:line="250" w:lineRule="auto"/>
+              <w:jc w:val="center"/>
+              <w:rPr>
+                <w:rFonts w:hint="eastAsia" w:ascii="微软雅黑" w:hAnsi="微软雅黑" w:eastAsia="微软雅黑" w:cs="微软雅黑"/>
+                <w:b/>
+                <w:color w:val="FFFFFF" w:themeColor="background1"/>
+                <w:sz w:val="18"/>
+                <w:szCs w:val="18"/>
+                <w:lang w:eastAsia="zh-CN"/>
+                <w14:textFill>
+                  <w14:solidFill>
+                    <w14:schemeClr w14:val="bg1"/>
+                  </w14:solidFill>
+                </w14:textFill>
+              </w:rPr>
+            </w:pPr>
+          </w:p>
+        </w:tc>
+        <w:tc>
+          <w:tcPr>
+            <w:tcW w:w="1191" w:type="dxa"/>
+            <w:shd w:val="clear" w:color="auto" w:fill="0B8770"/>
+            <w:vAlign w:val="center"/>
+          </w:tcPr>
+          <w:p>
+            <w:pPr>
+              <w:spacing w:before="1" w:line="250" w:lineRule="auto"/>
+              <w:jc w:val="center"/>
+              <w:rPr>
+                <w:rFonts w:hint="eastAsia" w:ascii="微软雅黑" w:hAnsi="微软雅黑" w:eastAsia="微软雅黑" w:cs="微软雅黑"/>
+                <w:b/>
+                <w:color w:val="FFFFFF" w:themeColor="background1"/>
+                <w:sz w:val="18"/>
+                <w:szCs w:val="18"/>
+                <w:lang w:eastAsia="zh-CN"/>
+                <w14:textFill>
+                  <w14:solidFill>
+                    <w14:schemeClr w14:val="bg1"/>
+                  </w14:solidFill>
+                </w14:textFill>
+              </w:rPr>
+            </w:pPr>
+            <w:r>
+              <w:rPr>
+                <w:rFonts w:hint="eastAsia" w:ascii="微软雅黑" w:hAnsi="微软雅黑" w:eastAsia="微软雅黑" w:cs="微软雅黑"/>
+                <w:b/>
+                <w:color w:val="FFFFFF" w:themeColor="background1"/>
+                <w:sz w:val="18"/>
+                <w:szCs w:val="18"/>
+                <w:lang w:eastAsia="zh-CN"/>
+                <w14:textFill>
+                  <w14:solidFill>
+                    <w14:schemeClr w14:val="bg1"/>
+                  </w14:solidFill>
+                </w14:textFill>
+              </w:rPr>
+              <w:t>B级</w:t>
+            </w:r>
+          </w:p>
+        </w:tc>
+        <w:tc>
+          <w:tcPr>
+            <w:tcW w:w="8247" w:type="dxa"/>
+            <w:shd w:val="clear" w:color="auto" w:fill="auto"/>
+            <w:vAlign w:val="center"/>
+          </w:tcPr>
+          <w:p>
+            <w:pPr>
+              <w:keepNext/>
+              <w:spacing w:before="26"/>
+              <w:jc w:val="center"/>
+              <w:rPr>
+                <w:rFonts w:hint="eastAsia" w:ascii="微软雅黑" w:hAnsi="微软雅黑" w:eastAsia="微软雅黑" w:cs="微软雅黑"/>
+                <w:b/>
+                <w:color w:val="FFFFFF" w:themeColor="background1"/>
+                <w:sz w:val="18"/>
+                <w:szCs w:val="18"/>
+                <w:lang w:eastAsia="zh-CN"/>
+                <w14:textFill>
+                  <w14:solidFill>
+                    <w14:schemeClr w14:val="bg1"/>
+                  </w14:solidFill>
+                </w14:textFill>
+              </w:rPr>
+            </w:pPr>
+            <w:r>
+              <w:rPr>
+                <w:rFonts w:hint="eastAsia" w:ascii="微软雅黑" w:hAnsi="微软雅黑" w:eastAsia="微软雅黑" w:cs="微软雅黑"/>
+                <w:sz w:val="18"/>
+                <w:szCs w:val="18"/>
+                <w:lang w:eastAsia="zh-CN"/>
+              </w:rPr>
+              <w:t>{% if tdd.drugbStr == [] %}无{% else%}{% for d in tdd.drugbStr %}{%if loop.last%}{{ d.nameLevel }}{%else%}{{ d.nameLevel }}，{%endif%}{% endfor %}{% endif%}</w:t>
+            </w:r>
+          </w:p>
+        </w:tc>
+      </w:tr>
+      <w:tr>
+        <w:tblPrEx>
+          <w:tblBorders>
+            <w:top w:val="single" w:color="0B8770" w:sz="12" w:space="0"/>
+            <w:left w:val="none" w:color="auto" w:sz="0" w:space="0"/>
+            <w:bottom w:val="single" w:color="0B8770" w:sz="12" w:space="0"/>
+            <w:right w:val="none" w:color="auto" w:sz="0" w:space="0"/>
+            <w:insideH w:val="dotted" w:color="0B8770" w:sz="4" w:space="0"/>
+            <w:insideV w:val="dotted" w:color="0B8770" w:sz="4" w:space="0"/>
+          </w:tblBorders>
+          <w:tblCellMar>
+            <w:top w:w="0" w:type="dxa"/>
+            <w:left w:w="108" w:type="dxa"/>
+            <w:bottom w:w="0" w:type="dxa"/>
+            <w:right w:w="108" w:type="dxa"/>
+          </w:tblCellMar>
+        </w:tblPrEx>
+        <w:trPr>
+          <w:trHeight w:val="474" w:hRule="atLeast"/>
+          <w:jc w:val="center"/>
+        </w:trPr>
+        <w:tc>
+          <w:tcPr>
+            <w:tcW w:w="432" w:type="dxa"/>
+            <w:vMerge w:val="continue"/>
+            <w:shd w:val="clear" w:color="auto" w:fill="0B8770"/>
+            <w:vAlign w:val="center"/>
+          </w:tcPr>
+          <w:p>
+            <w:pPr>
+              <w:spacing w:before="1" w:line="250" w:lineRule="auto"/>
+              <w:jc w:val="center"/>
+              <w:rPr>
+                <w:rFonts w:hint="eastAsia" w:ascii="微软雅黑" w:hAnsi="微软雅黑" w:eastAsia="微软雅黑" w:cs="微软雅黑"/>
+                <w:b/>
+                <w:color w:val="FFFFFF" w:themeColor="background1"/>
+                <w:sz w:val="18"/>
+                <w:szCs w:val="18"/>
+                <w:lang w:eastAsia="zh-CN"/>
+                <w14:textFill>
+                  <w14:solidFill>
+                    <w14:schemeClr w14:val="bg1"/>
+                  </w14:solidFill>
+                </w14:textFill>
+              </w:rPr>
+            </w:pPr>
+          </w:p>
+        </w:tc>
+        <w:tc>
+          <w:tcPr>
+            <w:tcW w:w="1191" w:type="dxa"/>
+            <w:shd w:val="clear" w:color="auto" w:fill="0B8770"/>
+            <w:vAlign w:val="center"/>
+          </w:tcPr>
+          <w:p>
+            <w:pPr>
+              <w:spacing w:before="1" w:line="250" w:lineRule="auto"/>
+              <w:jc w:val="center"/>
+              <w:rPr>
+                <w:rFonts w:hint="eastAsia" w:ascii="微软雅黑" w:hAnsi="微软雅黑" w:eastAsia="微软雅黑" w:cs="微软雅黑"/>
+                <w:b/>
+                <w:color w:val="FFFFFF" w:themeColor="background1"/>
+                <w:sz w:val="18"/>
+                <w:szCs w:val="18"/>
+                <w:lang w:eastAsia="zh-CN"/>
+                <w14:textFill>
+                  <w14:solidFill>
+                    <w14:schemeClr w14:val="bg1"/>
+                  </w14:solidFill>
+                </w14:textFill>
+              </w:rPr>
+            </w:pPr>
+            <w:r>
+              <w:rPr>
+                <w:rFonts w:hint="eastAsia" w:ascii="微软雅黑" w:hAnsi="微软雅黑" w:eastAsia="微软雅黑" w:cs="微软雅黑"/>
+                <w:b/>
+                <w:color w:val="FFFFFF" w:themeColor="background1"/>
+                <w:sz w:val="18"/>
+                <w:szCs w:val="18"/>
+                <w:lang w:eastAsia="zh-CN"/>
+                <w14:textFill>
+                  <w14:solidFill>
+                    <w14:schemeClr w14:val="bg1"/>
+                  </w14:solidFill>
+                </w14:textFill>
+              </w:rPr>
+              <w:t>C级</w:t>
+            </w:r>
+          </w:p>
+        </w:tc>
+        <w:tc>
+          <w:tcPr>
+            <w:tcW w:w="8247" w:type="dxa"/>
+            <w:shd w:val="clear" w:color="auto" w:fill="auto"/>
+            <w:vAlign w:val="center"/>
+          </w:tcPr>
+          <w:p>
+            <w:pPr>
+              <w:keepNext/>
+              <w:spacing w:before="26"/>
+              <w:jc w:val="center"/>
+              <w:rPr>
+                <w:rFonts w:hint="eastAsia" w:ascii="微软雅黑" w:hAnsi="微软雅黑" w:eastAsia="微软雅黑" w:cs="微软雅黑"/>
+                <w:b/>
+                <w:color w:val="FFFFFF" w:themeColor="background1"/>
+                <w:sz w:val="18"/>
+                <w:szCs w:val="18"/>
+                <w:lang w:eastAsia="zh-CN"/>
+                <w14:textFill>
+                  <w14:solidFill>
+                    <w14:schemeClr w14:val="bg1"/>
+                  </w14:solidFill>
+                </w14:textFill>
+              </w:rPr>
+            </w:pPr>
+            <w:r>
+              <w:rPr>
+                <w:rFonts w:hint="eastAsia" w:ascii="微软雅黑" w:hAnsi="微软雅黑" w:eastAsia="微软雅黑" w:cs="微软雅黑"/>
+                <w:sz w:val="18"/>
+                <w:szCs w:val="18"/>
+                <w:lang w:eastAsia="zh-CN"/>
+              </w:rPr>
+              <w:t>{% if tdd.drugcStr == [] %}无{% else%}{% for d in tdd.drugcStr %}{%if loop.last%}{{ d.nameLevel }}{%else%}{{ d.nameLevel }}，{%endif%}{% endfor %}{% endif%}</w:t>
+            </w:r>
+          </w:p>
+        </w:tc>
+      </w:tr>
+      <w:tr>
+        <w:tblPrEx>
+          <w:tblBorders>
+            <w:top w:val="single" w:color="0B8770" w:sz="12" w:space="0"/>
+            <w:left w:val="none" w:color="auto" w:sz="0" w:space="0"/>
+            <w:bottom w:val="single" w:color="0B8770" w:sz="12" w:space="0"/>
+            <w:right w:val="none" w:color="auto" w:sz="0" w:space="0"/>
+            <w:insideH w:val="dotted" w:color="0B8770" w:sz="4" w:space="0"/>
+            <w:insideV w:val="dotted" w:color="0B8770" w:sz="4" w:space="0"/>
+          </w:tblBorders>
+          <w:tblCellMar>
+            <w:top w:w="0" w:type="dxa"/>
+            <w:left w:w="108" w:type="dxa"/>
+            <w:bottom w:w="0" w:type="dxa"/>
+            <w:right w:w="108" w:type="dxa"/>
+          </w:tblCellMar>
+        </w:tblPrEx>
+        <w:trPr>
+          <w:trHeight w:val="474" w:hRule="atLeast"/>
+          <w:jc w:val="center"/>
+        </w:trPr>
+        <w:tc>
+          <w:tcPr>
+            <w:tcW w:w="432" w:type="dxa"/>
+            <w:vMerge w:val="continue"/>
+            <w:shd w:val="clear" w:color="auto" w:fill="0B8770"/>
+            <w:vAlign w:val="center"/>
+          </w:tcPr>
+          <w:p>
+            <w:pPr>
+              <w:spacing w:before="1" w:line="250" w:lineRule="auto"/>
+              <w:jc w:val="center"/>
+              <w:rPr>
+                <w:rFonts w:hint="eastAsia" w:ascii="微软雅黑" w:hAnsi="微软雅黑" w:eastAsia="微软雅黑" w:cs="微软雅黑"/>
+                <w:b/>
+                <w:color w:val="FFFFFF" w:themeColor="background1"/>
+                <w:sz w:val="18"/>
+                <w:szCs w:val="18"/>
+                <w:lang w:eastAsia="zh-CN"/>
+                <w14:textFill>
+                  <w14:solidFill>
+                    <w14:schemeClr w14:val="bg1"/>
+                  </w14:solidFill>
+                </w14:textFill>
+              </w:rPr>
+            </w:pPr>
+          </w:p>
+        </w:tc>
+        <w:tc>
+          <w:tcPr>
+            <w:tcW w:w="1191" w:type="dxa"/>
+            <w:shd w:val="clear" w:color="auto" w:fill="0B8770"/>
+            <w:vAlign w:val="center"/>
+          </w:tcPr>
+          <w:p>
+            <w:pPr>
+              <w:spacing w:before="1" w:line="250" w:lineRule="auto"/>
+              <w:jc w:val="center"/>
+              <w:rPr>
+                <w:rFonts w:hint="eastAsia" w:ascii="微软雅黑" w:hAnsi="微软雅黑" w:eastAsia="微软雅黑" w:cs="微软雅黑"/>
+                <w:b/>
+                <w:color w:val="FFFFFF" w:themeColor="background1"/>
+                <w:sz w:val="18"/>
+                <w:szCs w:val="18"/>
+                <w:lang w:eastAsia="zh-CN"/>
+                <w14:textFill>
+                  <w14:solidFill>
+                    <w14:schemeClr w14:val="bg1"/>
+                  </w14:solidFill>
+                </w14:textFill>
+              </w:rPr>
+            </w:pPr>
+            <w:r>
+              <w:rPr>
+                <w:rFonts w:hint="eastAsia" w:ascii="微软雅黑" w:hAnsi="微软雅黑" w:eastAsia="微软雅黑" w:cs="微软雅黑"/>
+                <w:b/>
+                <w:color w:val="FFFFFF" w:themeColor="background1"/>
+                <w:sz w:val="18"/>
+                <w:szCs w:val="18"/>
+                <w:lang w:eastAsia="zh-CN"/>
+                <w14:textFill>
+                  <w14:solidFill>
+                    <w14:schemeClr w14:val="bg1"/>
+                  </w14:solidFill>
+                </w14:textFill>
+              </w:rPr>
+              <w:t>D级</w:t>
+            </w:r>
+          </w:p>
+        </w:tc>
+        <w:tc>
+          <w:tcPr>
+            <w:tcW w:w="8247" w:type="dxa"/>
+            <w:shd w:val="clear" w:color="auto" w:fill="auto"/>
+            <w:vAlign w:val="center"/>
+          </w:tcPr>
+          <w:p>
+            <w:pPr>
+              <w:keepNext/>
+              <w:spacing w:before="26"/>
+              <w:jc w:val="center"/>
+              <w:rPr>
+                <w:rFonts w:hint="eastAsia" w:ascii="微软雅黑" w:hAnsi="微软雅黑" w:eastAsia="微软雅黑" w:cs="微软雅黑"/>
+                <w:b/>
+                <w:color w:val="FFFFFF" w:themeColor="background1"/>
+                <w:sz w:val="18"/>
+                <w:szCs w:val="18"/>
+                <w:lang w:eastAsia="zh-CN"/>
+                <w14:textFill>
+                  <w14:solidFill>
+                    <w14:schemeClr w14:val="bg1"/>
+                  </w14:solidFill>
+                </w14:textFill>
+              </w:rPr>
+            </w:pPr>
+            <w:r>
+              <w:rPr>
+                <w:rFonts w:hint="eastAsia" w:ascii="微软雅黑" w:hAnsi="微软雅黑" w:eastAsia="微软雅黑" w:cs="微软雅黑"/>
+                <w:sz w:val="18"/>
+                <w:szCs w:val="18"/>
+                <w:lang w:eastAsia="zh-CN"/>
+              </w:rPr>
+              <w:t>{% if tdd.drugdStr == [] %}无{% else%}{% for d in tdd.drugdStr %}{%if loop.last%}{{ d.nameLevel }}{%else%}{{ d.nameLevel }}，{%endif%}{% endfor %}{% endif%}</w:t>
+            </w:r>
+          </w:p>
+        </w:tc>
+      </w:tr>
+      <w:tr>
+        <w:tblPrEx>
+          <w:tblBorders>
+            <w:top w:val="single" w:color="0B8770" w:sz="12" w:space="0"/>
+            <w:left w:val="none" w:color="auto" w:sz="0" w:space="0"/>
+            <w:bottom w:val="single" w:color="0B8770" w:sz="12" w:space="0"/>
+            <w:right w:val="none" w:color="auto" w:sz="0" w:space="0"/>
+            <w:insideH w:val="dotted" w:color="0B8770" w:sz="4" w:space="0"/>
+            <w:insideV w:val="dotted" w:color="0B8770" w:sz="4" w:space="0"/>
+          </w:tblBorders>
+          <w:tblCellMar>
+            <w:top w:w="0" w:type="dxa"/>
+            <w:left w:w="108" w:type="dxa"/>
+            <w:bottom w:w="0" w:type="dxa"/>
+            <w:right w:w="108" w:type="dxa"/>
+          </w:tblCellMar>
+        </w:tblPrEx>
+        <w:trPr>
+          <w:trHeight w:val="474" w:hRule="atLeast"/>
+          <w:jc w:val="center"/>
+        </w:trPr>
+        <w:tc>
+          <w:tcPr>
+            <w:tcW w:w="432" w:type="dxa"/>
+            <w:vMerge w:val="restart"/>
+            <w:shd w:val="clear" w:color="auto" w:fill="0B8770"/>
+            <w:vAlign w:val="center"/>
+          </w:tcPr>
+          <w:p>
+            <w:pPr>
+              <w:keepNext/>
+              <w:spacing w:before="26"/>
+              <w:jc w:val="center"/>
+              <w:rPr>
+                <w:rFonts w:hint="eastAsia" w:ascii="微软雅黑" w:hAnsi="微软雅黑" w:eastAsia="微软雅黑" w:cs="微软雅黑"/>
+                <w:b/>
+                <w:color w:val="FFFFFF" w:themeColor="background1"/>
+                <w:sz w:val="18"/>
+                <w:szCs w:val="18"/>
+                <w:lang w:eastAsia="zh-CN"/>
+                <w14:textFill>
+                  <w14:solidFill>
+                    <w14:schemeClr w14:val="bg1"/>
+                  </w14:solidFill>
+                </w14:textFill>
+              </w:rPr>
+            </w:pPr>
+            <w:r>
+              <w:rPr>
+                <w:rFonts w:hint="eastAsia" w:ascii="微软雅黑" w:hAnsi="微软雅黑" w:eastAsia="微软雅黑" w:cs="微软雅黑"/>
+                <w:b/>
+                <w:color w:val="FFFFFF" w:themeColor="background1"/>
+                <w:sz w:val="18"/>
+                <w:szCs w:val="18"/>
+                <w:lang w:eastAsia="zh-CN"/>
+                <w14:textFill>
+                  <w14:solidFill>
+                    <w14:schemeClr w14:val="bg1"/>
+                  </w14:solidFill>
+                </w14:textFill>
+              </w:rPr>
+              <w:t>潜在耐药信息</w:t>
+            </w:r>
+          </w:p>
+        </w:tc>
+        <w:tc>
+          <w:tcPr>
+            <w:tcW w:w="1191" w:type="dxa"/>
+            <w:shd w:val="clear" w:color="auto" w:fill="0B8770"/>
+            <w:vAlign w:val="center"/>
+          </w:tcPr>
+          <w:p>
+            <w:pPr>
+              <w:keepNext/>
+              <w:spacing w:before="26"/>
+              <w:jc w:val="center"/>
+              <w:rPr>
+                <w:rFonts w:hint="eastAsia" w:ascii="微软雅黑" w:hAnsi="微软雅黑" w:eastAsia="微软雅黑" w:cs="微软雅黑"/>
+                <w:b/>
+                <w:color w:val="FFFFFF" w:themeColor="background1"/>
+                <w:sz w:val="18"/>
+                <w:szCs w:val="18"/>
+                <w:lang w:eastAsia="zh-CN"/>
+                <w14:textFill>
+                  <w14:solidFill>
+                    <w14:schemeClr w14:val="bg1"/>
+                  </w14:solidFill>
+                </w14:textFill>
+              </w:rPr>
+            </w:pPr>
+            <w:r>
+              <w:rPr>
+                <w:rFonts w:hint="eastAsia" w:ascii="微软雅黑" w:hAnsi="微软雅黑" w:eastAsia="微软雅黑" w:cs="微软雅黑"/>
+                <w:b/>
+                <w:color w:val="FFFFFF" w:themeColor="background1"/>
+                <w:sz w:val="18"/>
+                <w:szCs w:val="18"/>
+                <w:lang w:eastAsia="zh-CN"/>
+                <w14:textFill>
+                  <w14:solidFill>
+                    <w14:schemeClr w14:val="bg1"/>
+                  </w14:solidFill>
+                </w14:textFill>
+              </w:rPr>
+              <w:t>A级</w:t>
+            </w:r>
+          </w:p>
+        </w:tc>
+        <w:tc>
+          <w:tcPr>
+            <w:tcW w:w="8247" w:type="dxa"/>
+            <w:shd w:val="clear" w:color="auto" w:fill="auto"/>
+            <w:vAlign w:val="center"/>
+          </w:tcPr>
+          <w:p>
+            <w:pPr>
+              <w:keepNext/>
+              <w:spacing w:before="26"/>
+              <w:jc w:val="center"/>
+              <w:rPr>
+                <w:rFonts w:hint="eastAsia" w:ascii="微软雅黑" w:hAnsi="微软雅黑" w:eastAsia="微软雅黑" w:cs="微软雅黑"/>
+                <w:sz w:val="18"/>
+                <w:szCs w:val="18"/>
+                <w:lang w:eastAsia="zh-CN"/>
+              </w:rPr>
+            </w:pPr>
+            <w:r>
+              <w:rPr>
+                <w:rFonts w:hint="eastAsia" w:ascii="微软雅黑" w:hAnsi="微软雅黑" w:eastAsia="微软雅黑" w:cs="微软雅黑"/>
+                <w:sz w:val="18"/>
+                <w:szCs w:val="18"/>
+                <w:lang w:eastAsia="zh-CN"/>
+              </w:rPr>
+              <w:t>{% if tdd.resistantaStr == [] %}无{% else%}{% for d in tdd.resistantaStr %}{%if loop.last%}{{ d.nameLevel }}{%else%}{{ d.nameLevel }}，{%endif%}{% endfor %}{% endif%}</w:t>
+            </w:r>
+          </w:p>
+        </w:tc>
+      </w:tr>
+      <w:tr>
+        <w:tblPrEx>
+          <w:tblBorders>
+            <w:top w:val="single" w:color="0B8770" w:sz="12" w:space="0"/>
+            <w:left w:val="none" w:color="auto" w:sz="0" w:space="0"/>
+            <w:bottom w:val="single" w:color="0B8770" w:sz="12" w:space="0"/>
+            <w:right w:val="none" w:color="auto" w:sz="0" w:space="0"/>
+            <w:insideH w:val="dotted" w:color="0B8770" w:sz="4" w:space="0"/>
+            <w:insideV w:val="dotted" w:color="0B8770" w:sz="4" w:space="0"/>
+          </w:tblBorders>
+          <w:tblCellMar>
+            <w:top w:w="0" w:type="dxa"/>
+            <w:left w:w="108" w:type="dxa"/>
+            <w:bottom w:w="0" w:type="dxa"/>
+            <w:right w:w="108" w:type="dxa"/>
+          </w:tblCellMar>
+        </w:tblPrEx>
+        <w:trPr>
+          <w:trHeight w:val="474" w:hRule="atLeast"/>
+          <w:jc w:val="center"/>
+        </w:trPr>
+        <w:tc>
+          <w:tcPr>
+            <w:tcW w:w="432" w:type="dxa"/>
+            <w:vMerge w:val="continue"/>
+            <w:shd w:val="clear" w:color="auto" w:fill="0B8770"/>
+            <w:vAlign w:val="center"/>
+          </w:tcPr>
+          <w:p>
+            <w:pPr>
+              <w:keepNext/>
+              <w:spacing w:before="26"/>
+              <w:jc w:val="center"/>
+              <w:rPr>
+                <w:rFonts w:hint="eastAsia" w:ascii="微软雅黑" w:hAnsi="微软雅黑" w:eastAsia="微软雅黑" w:cs="微软雅黑"/>
+                <w:b/>
+                <w:color w:val="FFFFFF" w:themeColor="background1"/>
+                <w:sz w:val="18"/>
+                <w:szCs w:val="18"/>
+                <w:lang w:eastAsia="zh-CN"/>
+                <w14:textFill>
+                  <w14:solidFill>
+                    <w14:schemeClr w14:val="bg1"/>
+                  </w14:solidFill>
+                </w14:textFill>
+              </w:rPr>
+            </w:pPr>
+          </w:p>
+        </w:tc>
+        <w:tc>
+          <w:tcPr>
+            <w:tcW w:w="1191" w:type="dxa"/>
+            <w:shd w:val="clear" w:color="auto" w:fill="0B8770"/>
+            <w:vAlign w:val="center"/>
+          </w:tcPr>
+          <w:p>
+            <w:pPr>
+              <w:keepNext/>
+              <w:spacing w:before="26"/>
+              <w:jc w:val="center"/>
+              <w:rPr>
+                <w:rFonts w:hint="eastAsia" w:ascii="微软雅黑" w:hAnsi="微软雅黑" w:eastAsia="微软雅黑" w:cs="微软雅黑"/>
+                <w:b/>
+                <w:color w:val="FFFFFF" w:themeColor="background1"/>
+                <w:sz w:val="18"/>
+                <w:szCs w:val="18"/>
+                <w:lang w:eastAsia="zh-CN"/>
+                <w14:textFill>
+                  <w14:solidFill>
+                    <w14:schemeClr w14:val="bg1"/>
+                  </w14:solidFill>
+                </w14:textFill>
+              </w:rPr>
+            </w:pPr>
+            <w:r>
+              <w:rPr>
+                <w:rFonts w:hint="eastAsia" w:ascii="微软雅黑" w:hAnsi="微软雅黑" w:eastAsia="微软雅黑" w:cs="微软雅黑"/>
+                <w:b/>
+                <w:color w:val="FFFFFF" w:themeColor="background1"/>
+                <w:sz w:val="18"/>
+                <w:szCs w:val="18"/>
+                <w:lang w:eastAsia="zh-CN"/>
+                <w14:textFill>
+                  <w14:solidFill>
+                    <w14:schemeClr w14:val="bg1"/>
+                  </w14:solidFill>
+                </w14:textFill>
+              </w:rPr>
+              <w:t>B级</w:t>
+            </w:r>
+          </w:p>
+        </w:tc>
+        <w:tc>
+          <w:tcPr>
+            <w:tcW w:w="8247" w:type="dxa"/>
+            <w:shd w:val="clear" w:color="auto" w:fill="auto"/>
+            <w:vAlign w:val="center"/>
+          </w:tcPr>
+          <w:p>
+            <w:pPr>
+              <w:keepNext/>
+              <w:spacing w:before="26"/>
+              <w:jc w:val="center"/>
+              <w:rPr>
+                <w:rFonts w:hint="eastAsia" w:ascii="微软雅黑" w:hAnsi="微软雅黑" w:eastAsia="微软雅黑" w:cs="微软雅黑"/>
+                <w:sz w:val="18"/>
+                <w:szCs w:val="18"/>
+                <w:lang w:eastAsia="zh-CN"/>
+              </w:rPr>
+            </w:pPr>
+            <w:r>
+              <w:rPr>
+                <w:rFonts w:hint="eastAsia" w:ascii="微软雅黑" w:hAnsi="微软雅黑" w:eastAsia="微软雅黑" w:cs="微软雅黑"/>
+                <w:sz w:val="18"/>
+                <w:szCs w:val="18"/>
+                <w:lang w:eastAsia="zh-CN"/>
+              </w:rPr>
+              <w:t>{% if tdd.resistantbStr == [] %}无{% else%}{% for d in tdd.resistantbStr %}{%if loop.last%}{{ d.nameLevel }}{%else%}{{ d.nameLevel }}，{%endif%}{% endfor %}{% endif%}</w:t>
+            </w:r>
+          </w:p>
+        </w:tc>
+      </w:tr>
+      <w:tr>
+        <w:tblPrEx>
+          <w:tblBorders>
+            <w:top w:val="single" w:color="0B8770" w:sz="12" w:space="0"/>
+            <w:left w:val="none" w:color="auto" w:sz="0" w:space="0"/>
+            <w:bottom w:val="single" w:color="0B8770" w:sz="12" w:space="0"/>
+            <w:right w:val="none" w:color="auto" w:sz="0" w:space="0"/>
+            <w:insideH w:val="dotted" w:color="0B8770" w:sz="4" w:space="0"/>
+            <w:insideV w:val="dotted" w:color="0B8770" w:sz="4" w:space="0"/>
+          </w:tblBorders>
+          <w:tblCellMar>
+            <w:top w:w="0" w:type="dxa"/>
+            <w:left w:w="108" w:type="dxa"/>
+            <w:bottom w:w="0" w:type="dxa"/>
+            <w:right w:w="108" w:type="dxa"/>
+          </w:tblCellMar>
+        </w:tblPrEx>
+        <w:trPr>
+          <w:trHeight w:val="474" w:hRule="atLeast"/>
+          <w:jc w:val="center"/>
+        </w:trPr>
+        <w:tc>
+          <w:tcPr>
+            <w:tcW w:w="432" w:type="dxa"/>
+            <w:vMerge w:val="continue"/>
+            <w:shd w:val="clear" w:color="auto" w:fill="0B8770"/>
+            <w:vAlign w:val="center"/>
+          </w:tcPr>
+          <w:p>
+            <w:pPr>
+              <w:keepNext/>
+              <w:spacing w:before="26"/>
+              <w:jc w:val="center"/>
+              <w:rPr>
+                <w:rFonts w:hint="eastAsia" w:ascii="微软雅黑" w:hAnsi="微软雅黑" w:eastAsia="微软雅黑" w:cs="微软雅黑"/>
+                <w:b/>
+                <w:color w:val="FFFFFF" w:themeColor="background1"/>
+                <w:sz w:val="18"/>
+                <w:szCs w:val="18"/>
+                <w:lang w:eastAsia="zh-CN"/>
+                <w14:textFill>
+                  <w14:solidFill>
+                    <w14:schemeClr w14:val="bg1"/>
+                  </w14:solidFill>
+                </w14:textFill>
+              </w:rPr>
+            </w:pPr>
+          </w:p>
+        </w:tc>
+        <w:tc>
+          <w:tcPr>
+            <w:tcW w:w="1191" w:type="dxa"/>
+            <w:shd w:val="clear" w:color="auto" w:fill="0B8770"/>
+            <w:vAlign w:val="center"/>
+          </w:tcPr>
+          <w:p>
+            <w:pPr>
+              <w:keepNext/>
+              <w:spacing w:before="26"/>
+              <w:jc w:val="center"/>
+              <w:rPr>
+                <w:rFonts w:hint="eastAsia" w:ascii="微软雅黑" w:hAnsi="微软雅黑" w:eastAsia="微软雅黑" w:cs="微软雅黑"/>
+                <w:b/>
+                <w:color w:val="FFFFFF" w:themeColor="background1"/>
+                <w:sz w:val="18"/>
+                <w:szCs w:val="18"/>
+                <w:lang w:eastAsia="zh-CN"/>
+                <w14:textFill>
+                  <w14:solidFill>
+                    <w14:schemeClr w14:val="bg1"/>
+                  </w14:solidFill>
+                </w14:textFill>
+              </w:rPr>
+            </w:pPr>
+            <w:r>
+              <w:rPr>
+                <w:rFonts w:hint="eastAsia" w:ascii="微软雅黑" w:hAnsi="微软雅黑" w:eastAsia="微软雅黑" w:cs="微软雅黑"/>
+                <w:b/>
+                <w:color w:val="FFFFFF" w:themeColor="background1"/>
+                <w:sz w:val="18"/>
+                <w:szCs w:val="18"/>
+                <w:lang w:eastAsia="zh-CN"/>
+                <w14:textFill>
+                  <w14:solidFill>
+                    <w14:schemeClr w14:val="bg1"/>
+                  </w14:solidFill>
+                </w14:textFill>
+              </w:rPr>
+              <w:t>C级</w:t>
+            </w:r>
+          </w:p>
+        </w:tc>
+        <w:tc>
+          <w:tcPr>
+            <w:tcW w:w="8247" w:type="dxa"/>
+            <w:shd w:val="clear" w:color="auto" w:fill="auto"/>
+            <w:vAlign w:val="center"/>
+          </w:tcPr>
+          <w:p>
+            <w:pPr>
+              <w:keepNext/>
+              <w:spacing w:before="26"/>
+              <w:jc w:val="center"/>
+              <w:rPr>
+                <w:rFonts w:hint="eastAsia" w:ascii="微软雅黑" w:hAnsi="微软雅黑" w:eastAsia="微软雅黑" w:cs="微软雅黑"/>
+                <w:sz w:val="18"/>
+                <w:szCs w:val="18"/>
+                <w:lang w:eastAsia="zh-CN"/>
+              </w:rPr>
+            </w:pPr>
+            <w:r>
+              <w:rPr>
+                <w:rFonts w:hint="eastAsia" w:ascii="微软雅黑" w:hAnsi="微软雅黑" w:eastAsia="微软雅黑" w:cs="微软雅黑"/>
+                <w:sz w:val="18"/>
+                <w:szCs w:val="18"/>
+                <w:lang w:eastAsia="zh-CN"/>
+              </w:rPr>
+              <w:t>{% if tdd.resistantcStr == [] %}无{% else%}{% for d in tdd.resistantcStr %}{%if loop.last%}{{ d.nameLevel }}{%else%}{{ d.nameLevel }}，{%endif%}{% endfor %}{% endif%}</w:t>
+            </w:r>
+          </w:p>
+        </w:tc>
+      </w:tr>
+      <w:tr>
+        <w:tblPrEx>
+          <w:tblBorders>
+            <w:top w:val="single" w:color="0B8770" w:sz="12" w:space="0"/>
+            <w:left w:val="none" w:color="auto" w:sz="0" w:space="0"/>
+            <w:bottom w:val="single" w:color="0B8770" w:sz="12" w:space="0"/>
+            <w:right w:val="none" w:color="auto" w:sz="0" w:space="0"/>
+            <w:insideH w:val="dotted" w:color="0B8770" w:sz="4" w:space="0"/>
+            <w:insideV w:val="dotted" w:color="0B8770" w:sz="4" w:space="0"/>
+          </w:tblBorders>
+          <w:tblCellMar>
+            <w:top w:w="0" w:type="dxa"/>
+            <w:left w:w="108" w:type="dxa"/>
+            <w:bottom w:w="0" w:type="dxa"/>
+            <w:right w:w="108" w:type="dxa"/>
+          </w:tblCellMar>
+        </w:tblPrEx>
+        <w:trPr>
+          <w:trHeight w:val="474" w:hRule="atLeast"/>
+          <w:jc w:val="center"/>
+        </w:trPr>
+        <w:tc>
+          <w:tcPr>
+            <w:tcW w:w="432" w:type="dxa"/>
+            <w:vMerge w:val="continue"/>
+            <w:shd w:val="clear" w:color="auto" w:fill="0B8770"/>
+            <w:vAlign w:val="center"/>
+          </w:tcPr>
+          <w:p>
+            <w:pPr>
+              <w:keepNext/>
+              <w:spacing w:before="26"/>
+              <w:jc w:val="center"/>
+              <w:rPr>
+                <w:rFonts w:hint="eastAsia" w:ascii="微软雅黑" w:hAnsi="微软雅黑" w:eastAsia="微软雅黑" w:cs="微软雅黑"/>
+                <w:b/>
+                <w:color w:val="FFFFFF" w:themeColor="background1"/>
+                <w:sz w:val="18"/>
+                <w:szCs w:val="18"/>
+                <w:lang w:eastAsia="zh-CN"/>
+                <w14:textFill>
+                  <w14:solidFill>
+                    <w14:schemeClr w14:val="bg1"/>
+                  </w14:solidFill>
+                </w14:textFill>
+              </w:rPr>
+            </w:pPr>
+          </w:p>
+        </w:tc>
+        <w:tc>
+          <w:tcPr>
+            <w:tcW w:w="1191" w:type="dxa"/>
+            <w:shd w:val="clear" w:color="auto" w:fill="0B8770"/>
+            <w:vAlign w:val="center"/>
+          </w:tcPr>
+          <w:p>
+            <w:pPr>
+              <w:keepNext/>
+              <w:spacing w:before="26"/>
+              <w:jc w:val="center"/>
+              <w:rPr>
+                <w:rFonts w:hint="eastAsia" w:ascii="微软雅黑" w:hAnsi="微软雅黑" w:eastAsia="微软雅黑" w:cs="微软雅黑"/>
+                <w:b/>
+                <w:color w:val="FFFFFF" w:themeColor="background1"/>
+                <w:sz w:val="18"/>
+                <w:szCs w:val="18"/>
+                <w:lang w:eastAsia="zh-CN"/>
+                <w14:textFill>
+                  <w14:solidFill>
+                    <w14:schemeClr w14:val="bg1"/>
+                  </w14:solidFill>
+                </w14:textFill>
+              </w:rPr>
+            </w:pPr>
+            <w:r>
+              <w:rPr>
+                <w:rFonts w:hint="eastAsia" w:ascii="微软雅黑" w:hAnsi="微软雅黑" w:eastAsia="微软雅黑" w:cs="微软雅黑"/>
+                <w:b/>
+                <w:color w:val="FFFFFF" w:themeColor="background1"/>
+                <w:sz w:val="18"/>
+                <w:szCs w:val="18"/>
+                <w:lang w:eastAsia="zh-CN"/>
+                <w14:textFill>
+                  <w14:solidFill>
+                    <w14:schemeClr w14:val="bg1"/>
+                  </w14:solidFill>
+                </w14:textFill>
+              </w:rPr>
+              <w:t>D级</w:t>
+            </w:r>
+          </w:p>
+        </w:tc>
+        <w:tc>
+          <w:tcPr>
+            <w:tcW w:w="8247" w:type="dxa"/>
+            <w:shd w:val="clear" w:color="auto" w:fill="auto"/>
+            <w:vAlign w:val="center"/>
+          </w:tcPr>
+          <w:p>
+            <w:pPr>
+              <w:keepNext/>
+              <w:spacing w:before="26"/>
+              <w:jc w:val="center"/>
+              <w:rPr>
+                <w:rFonts w:hint="eastAsia" w:ascii="微软雅黑" w:hAnsi="微软雅黑" w:eastAsia="微软雅黑" w:cs="微软雅黑"/>
+                <w:sz w:val="18"/>
+                <w:szCs w:val="18"/>
+                <w:lang w:eastAsia="zh-CN"/>
+              </w:rPr>
+            </w:pPr>
+            <w:r>
+              <w:rPr>
+                <w:rFonts w:hint="eastAsia" w:ascii="微软雅黑" w:hAnsi="微软雅黑" w:eastAsia="微软雅黑" w:cs="微软雅黑"/>
+                <w:sz w:val="18"/>
+                <w:szCs w:val="18"/>
+                <w:lang w:eastAsia="zh-CN"/>
+              </w:rPr>
+              <w:t>{% if tdd.resistantdStr == [] %}无{% else%}{% for d in tdd.resistantdStr %}{%if loop.last%}{{ d.nameLevel }}{%else%}{{ d.nameLevel }}，{%endif%}{% endfor %}{% endif%}</w:t>
+            </w:r>
+          </w:p>
+        </w:tc>
+      </w:tr>
+      <w:tr>
+        <w:tblPrEx>
+          <w:tblBorders>
+            <w:top w:val="single" w:color="0B8770" w:sz="12" w:space="0"/>
+            <w:left w:val="none" w:color="auto" w:sz="0" w:space="0"/>
+            <w:bottom w:val="single" w:color="0B8770" w:sz="12" w:space="0"/>
+            <w:right w:val="none" w:color="auto" w:sz="0" w:space="0"/>
+            <w:insideH w:val="dotted" w:color="0B8770" w:sz="4" w:space="0"/>
+            <w:insideV w:val="dotted" w:color="0B8770" w:sz="4" w:space="0"/>
+          </w:tblBorders>
+          <w:tblCellMar>
+            <w:top w:w="0" w:type="dxa"/>
+            <w:left w:w="108" w:type="dxa"/>
+            <w:bottom w:w="0" w:type="dxa"/>
+            <w:right w:w="108" w:type="dxa"/>
+          </w:tblCellMar>
+        </w:tblPrEx>
+        <w:trPr>
+          <w:jc w:val="center"/>
+        </w:trPr>
+        <w:tc>
+          <w:tcPr>
+            <w:tcW w:w="1623" w:type="dxa"/>
+            <w:gridSpan w:val="2"/>
+            <w:shd w:val="clear" w:color="auto" w:fill="0B8770"/>
+            <w:vAlign w:val="center"/>
+          </w:tcPr>
+          <w:p>
+            <w:pPr>
+              <w:keepNext/>
+              <w:spacing w:before="26"/>
+              <w:jc w:val="center"/>
+              <w:rPr>
+                <w:rFonts w:hint="eastAsia" w:ascii="微软雅黑" w:hAnsi="微软雅黑" w:eastAsia="微软雅黑" w:cs="微软雅黑"/>
+                <w:b/>
+                <w:color w:val="FFFFFF" w:themeColor="background1"/>
+                <w:sz w:val="18"/>
+                <w:szCs w:val="18"/>
+                <w:lang w:eastAsia="zh-CN"/>
+                <w14:textFill>
+                  <w14:solidFill>
+                    <w14:schemeClr w14:val="bg1"/>
+                  </w14:solidFill>
+                </w14:textFill>
+              </w:rPr>
+            </w:pPr>
+            <w:r>
+              <w:rPr>
+                <w:rFonts w:hint="eastAsia" w:ascii="微软雅黑" w:hAnsi="微软雅黑" w:eastAsia="微软雅黑" w:cs="微软雅黑"/>
+                <w:b/>
+                <w:color w:val="FFFFFF" w:themeColor="background1"/>
+                <w:sz w:val="18"/>
+                <w:szCs w:val="18"/>
+                <w:lang w:eastAsia="zh-CN"/>
+                <w14:textFill>
+                  <w14:solidFill>
+                    <w14:schemeClr w14:val="bg1"/>
+                  </w14:solidFill>
+                </w14:textFill>
+              </w:rPr>
+              <w:t>基因突变相关说明</w:t>
+            </w:r>
+          </w:p>
+        </w:tc>
+        <w:tc>
+          <w:tcPr>
+            <w:tcW w:w="8247" w:type="dxa"/>
+            <w:vAlign w:val="center"/>
+          </w:tcPr>
+          <w:p>
+            <w:pPr>
+              <w:keepNext/>
+              <w:spacing w:before="26"/>
+              <w:rPr>
+                <w:rFonts w:hint="eastAsia" w:ascii="微软雅黑" w:hAnsi="微软雅黑" w:eastAsia="微软雅黑" w:cs="微软雅黑"/>
+                <w:sz w:val="18"/>
+                <w:szCs w:val="18"/>
+                <w:lang w:eastAsia="zh-CN"/>
+              </w:rPr>
+            </w:pPr>
+            <w:r>
+              <w:rPr>
+                <w:rFonts w:hint="eastAsia" w:ascii="微软雅黑" w:hAnsi="微软雅黑" w:eastAsia="微软雅黑" w:cs="微软雅黑"/>
+                <w:sz w:val="18"/>
+                <w:szCs w:val="18"/>
+                <w:lang w:eastAsia="zh-CN"/>
+              </w:rPr>
+              <w:t>{% for md in tdd.medicationDescription %}{% if md.key == '突变说明:' %}</w:t>
+            </w:r>
+            <w:r>
+              <w:rPr>
+                <w:rFonts w:hint="eastAsia" w:ascii="微软雅黑" w:hAnsi="微软雅黑" w:eastAsia="微软雅黑" w:cs="微软雅黑"/>
+                <w:b/>
+                <w:bCs/>
+                <w:sz w:val="18"/>
+                <w:szCs w:val="18"/>
+                <w:lang w:eastAsia="zh-CN"/>
+              </w:rPr>
+              <w:t>{{md.key}}</w:t>
+            </w:r>
+            <w:r>
+              <w:rPr>
+                <w:rFonts w:hint="eastAsia" w:ascii="微软雅黑" w:hAnsi="微软雅黑" w:eastAsia="微软雅黑" w:cs="微软雅黑"/>
+                <w:sz w:val="18"/>
+                <w:szCs w:val="18"/>
+                <w:lang w:eastAsia="zh-CN"/>
+              </w:rPr>
+              <w:t>{{md.value}}{% elif md.value == '' %}{% else%}</w:t>
+            </w:r>
+            <w:r>
+              <w:rPr>
+                <w:rFonts w:hint="eastAsia" w:ascii="微软雅黑" w:hAnsi="微软雅黑" w:eastAsia="微软雅黑" w:cs="微软雅黑"/>
+                <w:b/>
+                <w:bCs/>
+                <w:sz w:val="18"/>
+                <w:szCs w:val="18"/>
+                <w:lang w:eastAsia="zh-CN"/>
+              </w:rPr>
+              <w:t>{{md.key}}</w:t>
+            </w:r>
+            <w:r>
+              <w:rPr>
+                <w:rFonts w:hint="eastAsia" w:ascii="微软雅黑" w:hAnsi="微软雅黑" w:eastAsia="微软雅黑" w:cs="微软雅黑"/>
+                <w:sz w:val="18"/>
+                <w:szCs w:val="18"/>
+                <w:lang w:eastAsia="zh-CN"/>
+              </w:rPr>
+              <w:t>{{md.value}}</w:t>
+            </w:r>
+          </w:p>
+          <w:p>
+            <w:pPr>
+              <w:keepNext/>
+              <w:spacing w:before="26"/>
+              <w:rPr>
+                <w:rFonts w:hint="eastAsia" w:ascii="微软雅黑" w:hAnsi="微软雅黑" w:eastAsia="微软雅黑" w:cs="微软雅黑"/>
+                <w:sz w:val="18"/>
+                <w:szCs w:val="18"/>
+                <w:lang w:eastAsia="zh-CN"/>
+              </w:rPr>
+            </w:pPr>
+            <w:r>
+              <w:rPr>
+                <w:rFonts w:hint="eastAsia" w:ascii="微软雅黑" w:hAnsi="微软雅黑" w:eastAsia="微软雅黑" w:cs="微软雅黑"/>
+                <w:sz w:val="18"/>
+                <w:szCs w:val="18"/>
+                <w:lang w:eastAsia="zh-CN"/>
+              </w:rPr>
+              <w:t>{% endif %}{% endfor %}</w:t>
+            </w:r>
+          </w:p>
+        </w:tc>
+      </w:tr>
+    </w:tbl>
+    <w:p>
+      <w:pPr>
+        <w:rPr>
+          <w:rFonts w:hint="eastAsia" w:ascii="微软雅黑" w:hAnsi="微软雅黑" w:eastAsia="微软雅黑" w:cs="微软雅黑"/>
+          <w:b/>
+          <w:sz w:val="24"/>
+          <w:szCs w:val="24"/>
+          <w:lang w:eastAsia="zh-CN"/>
+        </w:rPr>
+      </w:pPr>
+      <w:r>
+        <w:rPr>
+          <w:rFonts w:hint="eastAsia" w:ascii="微软雅黑" w:hAnsi="微软雅黑" w:eastAsia="微软雅黑" w:cs="微软雅黑"/>
+          <w:b/>
+          <w:color w:val="0B8770"/>
+          <w:sz w:val="24"/>
+          <w:szCs w:val="24"/>
+          <w:lang w:eastAsia="zh-CN"/>
+        </w:rPr>
+        <w:t>{% endfor %}</w:t>
+      </w:r>
+      <w:r>
+        <w:rPr>
+          <w:rFonts w:hint="eastAsia" w:ascii="微软雅黑" w:hAnsi="微软雅黑" w:eastAsia="微软雅黑" w:cs="微软雅黑"/>
+          <w:color w:val="0B8770"/>
+          <w:sz w:val="20"/>
+          <w:szCs w:val="18"/>
+          <w:lang w:eastAsia="zh-CN"/>
+        </w:rPr>
+        <w:br w:type="page"/>
+      </w:r>
+      <w:r>
+        <w:rPr>
+          <w:rFonts w:hint="eastAsia" w:ascii="微软雅黑" w:hAnsi="微软雅黑" w:eastAsia="微软雅黑" w:cs="微软雅黑"/>
+          <w:b/>
+          <w:sz w:val="24"/>
+          <w:szCs w:val="24"/>
+          <w:lang w:eastAsia="zh-CN"/>
+        </w:rPr>
+        <w:t>{% endif %}</w:t>
+      </w:r>
+    </w:p>
+    <w:p>
+      <w:pPr>
+        <w:pStyle w:val="2"/>
+        <w:keepNext w:val="0"/>
+        <w:keepLines w:val="0"/>
+        <w:pageBreakBefore w:val="0"/>
+        <w:widowControl w:val="0"/>
+        <w:numPr>
+          <w:ilvl w:val="0"/>
+          <w:numId w:val="0"/>
+        </w:numPr>
+        <w:tabs>
+          <w:tab w:val="left" w:pos="0"/>
+        </w:tabs>
+        <w:kinsoku/>
+        <w:wordWrap/>
+        <w:overflowPunct/>
+        <w:topLinePunct w:val="0"/>
+        <w:autoSpaceDE/>
+        <w:autoSpaceDN/>
+        <w:bidi w:val="0"/>
+        <w:adjustRightInd/>
+        <w:snapToGrid/>
+        <w:ind w:left="0" w:leftChars="0" w:firstLine="0" w:firstLineChars="0"/>
+        <w:jc w:val="left"/>
+        <w:textAlignment w:val="auto"/>
+        <w:rPr>
+          <w:rFonts w:hint="eastAsia" w:ascii="微软雅黑" w:hAnsi="微软雅黑" w:eastAsia="微软雅黑" w:cs="微软雅黑"/>
+          <w:color w:val="auto"/>
+          <w:sz w:val="28"/>
+          <w:szCs w:val="28"/>
+          <w:lang w:eastAsia="zh-CN"/>
+        </w:rPr>
+      </w:pPr>
+      <w:bookmarkStart w:id="43" w:name="_Toc22918"/>
+      <w:bookmarkStart w:id="44" w:name="_Toc8564"/>
+      <w:bookmarkStart w:id="45" w:name="_Toc27341"/>
+      <w:bookmarkStart w:id="46" w:name="_Toc7627"/>
+      <w:bookmarkStart w:id="47" w:name="_Toc149837265"/>
+      <w:r>
+        <w:rPr>
+          <w:rFonts w:hint="eastAsia" w:ascii="微软雅黑" w:hAnsi="微软雅黑" w:eastAsia="微软雅黑" w:cs="微软雅黑"/>
+          <w:b/>
+          <w:bCs/>
+          <w:color w:val="auto"/>
+          <w:sz w:val="28"/>
+          <w:szCs w:val="28"/>
+          <w:lang w:val="en-US" w:eastAsia="zh-CN" w:bidi="ar-SA"/>
+        </w:rPr>
+        <w:t>3.2</w:t>
+      </w:r>
+      <w:r>
+        <w:rPr>
+          <w:rFonts w:hint="eastAsia" w:ascii="微软雅黑" w:hAnsi="微软雅黑" w:cs="微软雅黑"/>
+          <w:b/>
+          <w:bCs/>
+          <w:color w:val="auto"/>
+          <w:sz w:val="28"/>
+          <w:szCs w:val="28"/>
+          <w:lang w:val="en-US" w:eastAsia="zh-CN" w:bidi="ar-SA"/>
+        </w:rPr>
+        <w:t xml:space="preserve"> </w:t>
+      </w:r>
+      <w:r>
+        <w:rPr>
+          <w:rFonts w:hint="eastAsia" w:ascii="微软雅黑" w:hAnsi="微软雅黑" w:eastAsia="微软雅黑" w:cs="微软雅黑"/>
+          <w:color w:val="auto"/>
+          <w:sz w:val="28"/>
+          <w:szCs w:val="28"/>
+          <w:lang w:eastAsia="zh-CN"/>
+        </w:rPr>
+        <w:t>胚系变异结果解析</w:t>
+      </w:r>
+      <w:bookmarkEnd w:id="43"/>
+      <w:bookmarkEnd w:id="44"/>
+      <w:bookmarkEnd w:id="45"/>
+      <w:bookmarkEnd w:id="46"/>
+    </w:p>
+    <w:p>
+      <w:pPr>
+        <w:bidi w:val="0"/>
+        <w:rPr>
+          <w:rFonts w:hint="eastAsia" w:ascii="微软雅黑" w:hAnsi="微软雅黑" w:eastAsia="微软雅黑" w:cs="微软雅黑"/>
+          <w:b/>
+          <w:bCs/>
+          <w:color w:val="0B8770"/>
+          <w:sz w:val="24"/>
+          <w:szCs w:val="24"/>
+          <w:lang w:eastAsia="zh-CN"/>
+        </w:rPr>
+      </w:pPr>
+      <w:r>
+        <w:rPr>
+          <w:rFonts w:hint="eastAsia" w:ascii="微软雅黑" w:hAnsi="微软雅黑" w:eastAsia="微软雅黑" w:cs="微软雅黑"/>
+          <w:b/>
+          <w:sz w:val="24"/>
+          <w:szCs w:val="24"/>
+          <w:lang w:eastAsia="zh-CN"/>
+        </w:rPr>
+        <w:t>{%if geneticCancerRiskInfo %}</w:t>
+      </w:r>
+      <w:r>
+        <w:rPr>
+          <w:rFonts w:hint="eastAsia" w:ascii="微软雅黑" w:hAnsi="微软雅黑" w:eastAsia="微软雅黑" w:cs="微软雅黑"/>
+          <w:b/>
+          <w:bCs/>
+          <w:color w:val="0B8770"/>
+          <w:sz w:val="24"/>
+          <w:szCs w:val="24"/>
+        </w:rPr>
+        <w:t>{% for tdd in geneticCancerRiskInfo %}</w:t>
+      </w:r>
+      <w:bookmarkEnd w:id="47"/>
+    </w:p>
+    <w:p>
+      <w:pPr>
+        <w:keepNext/>
+        <w:spacing w:before="120" w:beforeLines="50" w:after="120" w:afterLines="50"/>
+        <w:rPr>
+          <w:rFonts w:hint="eastAsia" w:ascii="微软雅黑" w:hAnsi="微软雅黑" w:eastAsia="微软雅黑" w:cs="微软雅黑"/>
+          <w:b/>
+          <w:color w:val="0B8770"/>
+          <w:sz w:val="24"/>
+          <w:szCs w:val="24"/>
+          <w:lang w:eastAsia="zh-CN"/>
+        </w:rPr>
+      </w:pPr>
+      <w:r>
+        <w:rPr>
+          <w:rFonts w:hint="eastAsia" w:ascii="微软雅黑" w:hAnsi="微软雅黑" w:eastAsia="微软雅黑" w:cs="微软雅黑"/>
+          <w:b/>
+          <w:color w:val="0B8770"/>
+          <w:sz w:val="24"/>
+          <w:szCs w:val="24"/>
+          <w:lang w:eastAsia="zh-CN"/>
+        </w:rPr>
+        <w:t>{{ tdd.gene }}</w:t>
       </w:r>
     </w:p>
     <w:tbl>
@@ -16911,7 +18459,7 @@
                 <w:szCs w:val="18"/>
                 <w:lang w:eastAsia="zh-CN"/>
               </w:rPr>
-              <w:t>-</w:t>
+              <w:t>{{ tdd.ori_variant }}</w:t>
             </w:r>
           </w:p>
         </w:tc>
@@ -18125,7 +19673,7 @@
                 <w:szCs w:val="18"/>
                 <w:lang w:eastAsia="zh-CN"/>
               </w:rPr>
-              <w:t>{% for md in tdd.medicationDescription %}{% if md.key == '突变说明:' %}</w:t>
+              <w:t>{% for md in tdd.medicationDescription %}{% if md.key == '变异解析:' %}</w:t>
             </w:r>
             <w:r>
               <w:rPr>
@@ -18197,6 +19745,7 @@
         <w:rPr>
           <w:rFonts w:hint="eastAsia" w:ascii="微软雅黑" w:hAnsi="微软雅黑" w:eastAsia="微软雅黑" w:cs="微软雅黑"/>
           <w:b/>
+          <w:color w:val="0B8770"/>
           <w:sz w:val="24"/>
           <w:szCs w:val="24"/>
           <w:lang w:eastAsia="zh-CN"/>
@@ -18216,20 +19765,110 @@
       <w:r>
         <w:rPr>
           <w:rFonts w:hint="eastAsia" w:ascii="微软雅黑" w:hAnsi="微软雅黑" w:eastAsia="微软雅黑" w:cs="微软雅黑"/>
+          <w:b/>
           <w:color w:val="0B8770"/>
+          <w:sz w:val="24"/>
+          <w:szCs w:val="24"/>
+          <w:lang w:eastAsia="zh-CN"/>
+        </w:rPr>
+        <w:br w:type="page"/>
+      </w:r>
+    </w:p>
+    <w:p>
+      <w:pPr>
+        <w:rPr>
+          <w:rFonts w:hint="eastAsia" w:ascii="微软雅黑" w:hAnsi="微软雅黑" w:eastAsia="微软雅黑" w:cs="微软雅黑"/>
           <w:sz w:val="20"/>
           <w:szCs w:val="18"/>
           <w:lang w:eastAsia="zh-CN"/>
         </w:rPr>
-        <w:br w:type="page"/>
-      </w:r>
+      </w:pPr>
       <w:r>
         <w:rPr>
           <w:rFonts w:hint="eastAsia" w:ascii="微软雅黑" w:hAnsi="微软雅黑" w:eastAsia="微软雅黑" w:cs="微软雅黑"/>
           <w:b/>
+          <w:bCs w:val="0"/>
+          <w:color w:val="0B8770"/>
           <w:sz w:val="24"/>
           <w:szCs w:val="24"/>
           <w:lang w:eastAsia="zh-CN"/>
+        </w:rPr>
+        <w:t>{% else %}</w:t>
+      </w:r>
+      <w:r>
+        <w:rPr>
+          <w:rFonts w:hint="eastAsia" w:ascii="微软雅黑" w:hAnsi="微软雅黑" w:eastAsia="微软雅黑" w:cs="微软雅黑"/>
+          <w:b/>
+          <w:bCs w:val="0"/>
+          <w:color w:val="000000" w:themeColor="text1"/>
+          <w:sz w:val="24"/>
+          <w:szCs w:val="24"/>
+          <w:lang w:eastAsia="zh-CN"/>
+          <w14:textFill>
+            <w14:solidFill>
+              <w14:schemeClr w14:val="tx1"/>
+            </w14:solidFill>
+          </w14:textFill>
+        </w:rPr>
+        <w:t>未检出</w:t>
+      </w:r>
+      <w:r>
+        <w:rPr>
+          <w:rFonts w:hint="eastAsia" w:ascii="微软雅黑" w:hAnsi="微软雅黑" w:eastAsia="微软雅黑" w:cs="微软雅黑"/>
+          <w:b/>
+          <w:bCs w:val="0"/>
+          <w:color w:val="000000" w:themeColor="text1"/>
+          <w:sz w:val="24"/>
+          <w:szCs w:val="24"/>
+          <w:lang w:val="en-US" w:eastAsia="zh-CN"/>
+          <w14:textFill>
+            <w14:solidFill>
+              <w14:schemeClr w14:val="tx1"/>
+            </w14:solidFill>
+          </w14:textFill>
+        </w:rPr>
+        <w:t>靶向药物</w:t>
+      </w:r>
+      <w:r>
+        <w:rPr>
+          <w:rFonts w:hint="eastAsia" w:ascii="微软雅黑" w:hAnsi="微软雅黑" w:eastAsia="微软雅黑" w:cs="微软雅黑"/>
+          <w:b/>
+          <w:bCs w:val="0"/>
+          <w:color w:val="000000" w:themeColor="text1"/>
+          <w:sz w:val="24"/>
+          <w:szCs w:val="24"/>
+          <w:lang w:eastAsia="zh-CN"/>
+          <w14:textFill>
+            <w14:solidFill>
+              <w14:schemeClr w14:val="tx1"/>
+            </w14:solidFill>
+          </w14:textFill>
+        </w:rPr>
+        <w:t>相关致病性及可能致病性胚系突变。</w:t>
+      </w:r>
+      <w:r>
+        <w:rPr>
+          <w:rFonts w:hint="eastAsia" w:ascii="微软雅黑" w:hAnsi="微软雅黑" w:eastAsia="微软雅黑" w:cs="微软雅黑"/>
+          <w:b/>
+          <w:bCs w:val="0"/>
+          <w:color w:val="0B8770"/>
+          <w:sz w:val="16"/>
+        </w:rPr>
+        <w:br w:type="page"/>
+      </w:r>
+      <w:r>
+        <w:rPr>
+          <w:rFonts w:hint="eastAsia" w:ascii="微软雅黑" w:hAnsi="微软雅黑" w:eastAsia="微软雅黑" w:cs="微软雅黑"/>
+          <w:b/>
+          <w:color w:val="000000" w:themeColor="text1"/>
+          <w:sz w:val="24"/>
+          <w:szCs w:val="24"/>
+          <w:lang w:eastAsia="zh-CN"/>
+          <w14:textFill>
+            <w14:solidFill>
+              <w14:schemeClr w14:val="tx1"/>
+            </w14:solidFill>
+          </w14:textFill>
         </w:rPr>
         <w:t>{% endif %}</w:t>
       </w:r>
@@ -18265,1685 +19904,13 @@
           <w:color w:val="auto"/>
           <w:sz w:val="28"/>
           <w:szCs w:val="28"/>
-          <w:lang w:eastAsia="zh-CN"/>
+          <w:lang w:val="en-US" w:eastAsia="zh-CN"/>
         </w:rPr>
       </w:pPr>
-      <w:bookmarkStart w:id="43" w:name="_Toc22918"/>
-      <w:bookmarkStart w:id="44" w:name="_Toc8564"/>
-      <w:bookmarkStart w:id="45" w:name="_Toc27341"/>
-      <w:bookmarkStart w:id="46" w:name="_Toc7627"/>
-      <w:bookmarkStart w:id="47" w:name="_Toc149837265"/>
-      <w:r>
-        <w:rPr>
-          <w:rFonts w:hint="eastAsia" w:ascii="微软雅黑" w:hAnsi="微软雅黑" w:eastAsia="微软雅黑" w:cs="微软雅黑"/>
-          <w:b/>
-          <w:bCs/>
-          <w:color w:val="auto"/>
-          <w:sz w:val="28"/>
-          <w:szCs w:val="28"/>
-          <w:lang w:val="en-US" w:eastAsia="zh-CN" w:bidi="ar-SA"/>
-        </w:rPr>
-        <w:t>3.2</w:t>
-      </w:r>
-      <w:r>
-        <w:rPr>
-          <w:rFonts w:hint="eastAsia" w:ascii="微软雅黑" w:hAnsi="微软雅黑" w:cs="微软雅黑"/>
-          <w:b/>
-          <w:bCs/>
-          <w:color w:val="auto"/>
-          <w:sz w:val="28"/>
-          <w:szCs w:val="28"/>
-          <w:lang w:val="en-US" w:eastAsia="zh-CN" w:bidi="ar-SA"/>
-        </w:rPr>
-        <w:t xml:space="preserve"> </w:t>
-      </w:r>
-      <w:r>
-        <w:rPr>
-          <w:rFonts w:hint="eastAsia" w:ascii="微软雅黑" w:hAnsi="微软雅黑" w:eastAsia="微软雅黑" w:cs="微软雅黑"/>
-          <w:color w:val="auto"/>
-          <w:sz w:val="28"/>
-          <w:szCs w:val="28"/>
-          <w:lang w:eastAsia="zh-CN"/>
-        </w:rPr>
-        <w:t>胚系变异结果解析</w:t>
-      </w:r>
-      <w:bookmarkEnd w:id="43"/>
-      <w:bookmarkEnd w:id="44"/>
-      <w:bookmarkEnd w:id="45"/>
-      <w:bookmarkEnd w:id="46"/>
-    </w:p>
-    <w:p>
-      <w:pPr>
-        <w:bidi w:val="0"/>
-        <w:rPr>
-          <w:rFonts w:hint="eastAsia" w:ascii="微软雅黑" w:hAnsi="微软雅黑" w:eastAsia="微软雅黑" w:cs="微软雅黑"/>
-          <w:b/>
-          <w:bCs/>
-          <w:color w:val="0B8770"/>
-          <w:sz w:val="24"/>
-          <w:szCs w:val="24"/>
-          <w:lang w:eastAsia="zh-CN"/>
-        </w:rPr>
-      </w:pPr>
-      <w:r>
-        <w:rPr>
-          <w:rFonts w:hint="eastAsia" w:ascii="微软雅黑" w:hAnsi="微软雅黑" w:eastAsia="微软雅黑" w:cs="微软雅黑"/>
-          <w:b/>
-          <w:sz w:val="24"/>
-          <w:szCs w:val="24"/>
-          <w:lang w:eastAsia="zh-CN"/>
-        </w:rPr>
-        <w:t>{%if geneticCancerRiskInfo %}</w:t>
-      </w:r>
-      <w:r>
-        <w:rPr>
-          <w:rFonts w:hint="eastAsia" w:ascii="微软雅黑" w:hAnsi="微软雅黑" w:eastAsia="微软雅黑" w:cs="微软雅黑"/>
-          <w:b/>
-          <w:bCs/>
-          <w:color w:val="0B8770"/>
-          <w:sz w:val="24"/>
-          <w:szCs w:val="24"/>
-        </w:rPr>
-        <w:t>{% for tdd in geneticCancerRiskInfo %}</w:t>
-      </w:r>
-      <w:bookmarkEnd w:id="47"/>
-    </w:p>
-    <w:p>
-      <w:pPr>
-        <w:keepNext/>
-        <w:spacing w:before="120" w:beforeLines="50" w:after="120" w:afterLines="50"/>
-        <w:rPr>
-          <w:rFonts w:hint="eastAsia" w:ascii="微软雅黑" w:hAnsi="微软雅黑" w:eastAsia="微软雅黑" w:cs="微软雅黑"/>
-          <w:b/>
-          <w:color w:val="0B8770"/>
-          <w:sz w:val="24"/>
-          <w:szCs w:val="24"/>
-          <w:lang w:eastAsia="zh-CN"/>
-        </w:rPr>
-      </w:pPr>
-      <w:r>
-        <w:rPr>
-          <w:rFonts w:hint="eastAsia" w:ascii="微软雅黑" w:hAnsi="微软雅黑" w:eastAsia="微软雅黑" w:cs="微软雅黑"/>
-          <w:b/>
-          <w:color w:val="0B8770"/>
-          <w:sz w:val="24"/>
-          <w:szCs w:val="24"/>
-          <w:lang w:eastAsia="zh-CN"/>
-        </w:rPr>
-        <w:t>{{ tdd.gene }}</w:t>
-      </w:r>
-    </w:p>
-    <w:tbl>
-      <w:tblPr>
-        <w:tblStyle w:val="13"/>
-        <w:tblpPr w:leftFromText="180" w:rightFromText="180" w:vertAnchor="text" w:tblpXSpec="center" w:tblpY="1"/>
-        <w:tblOverlap w:val="never"/>
-        <w:tblW w:w="9870" w:type="dxa"/>
-        <w:jc w:val="center"/>
-        <w:tblBorders>
-          <w:top w:val="single" w:color="0B8770" w:sz="12" w:space="0"/>
-          <w:left w:val="none" w:color="auto" w:sz="0" w:space="0"/>
-          <w:bottom w:val="single" w:color="0B8770" w:sz="12" w:space="0"/>
-          <w:right w:val="none" w:color="auto" w:sz="0" w:space="0"/>
-          <w:insideH w:val="dotted" w:color="0B8770" w:sz="4" w:space="0"/>
-          <w:insideV w:val="dotted" w:color="0B8770" w:sz="4" w:space="0"/>
-        </w:tblBorders>
-        <w:tblLayout w:type="fixed"/>
-        <w:tblCellMar>
-          <w:top w:w="0" w:type="dxa"/>
-          <w:left w:w="108" w:type="dxa"/>
-          <w:bottom w:w="0" w:type="dxa"/>
-          <w:right w:w="108" w:type="dxa"/>
-        </w:tblCellMar>
-      </w:tblPr>
-      <w:tblGrid>
-        <w:gridCol w:w="432"/>
-        <w:gridCol w:w="1191"/>
-        <w:gridCol w:w="8247"/>
-      </w:tblGrid>
-      <w:tr>
-        <w:tblPrEx>
-          <w:tblBorders>
-            <w:top w:val="single" w:color="0B8770" w:sz="12" w:space="0"/>
-            <w:left w:val="none" w:color="auto" w:sz="0" w:space="0"/>
-            <w:bottom w:val="single" w:color="0B8770" w:sz="12" w:space="0"/>
-            <w:right w:val="none" w:color="auto" w:sz="0" w:space="0"/>
-            <w:insideH w:val="dotted" w:color="0B8770" w:sz="4" w:space="0"/>
-            <w:insideV w:val="dotted" w:color="0B8770" w:sz="4" w:space="0"/>
-          </w:tblBorders>
-          <w:tblCellMar>
-            <w:top w:w="0" w:type="dxa"/>
-            <w:left w:w="108" w:type="dxa"/>
-            <w:bottom w:w="0" w:type="dxa"/>
-            <w:right w:w="108" w:type="dxa"/>
-          </w:tblCellMar>
-        </w:tblPrEx>
-        <w:trPr>
-          <w:trHeight w:val="417" w:hRule="atLeast"/>
-          <w:jc w:val="center"/>
-        </w:trPr>
-        <w:tc>
-          <w:tcPr>
-            <w:tcW w:w="1623" w:type="dxa"/>
-            <w:gridSpan w:val="2"/>
-            <w:shd w:val="clear" w:color="auto" w:fill="0B8770"/>
-            <w:vAlign w:val="center"/>
-          </w:tcPr>
-          <w:p>
-            <w:pPr>
-              <w:keepNext/>
-              <w:spacing w:before="26"/>
-              <w:jc w:val="center"/>
-              <w:rPr>
-                <w:rFonts w:hint="eastAsia" w:ascii="微软雅黑" w:hAnsi="微软雅黑" w:eastAsia="微软雅黑" w:cs="微软雅黑"/>
-                <w:b/>
-                <w:color w:val="FFFFFF" w:themeColor="background1"/>
-                <w:sz w:val="18"/>
-                <w:szCs w:val="18"/>
-                <w:lang w:eastAsia="zh-CN"/>
-                <w14:textFill>
-                  <w14:solidFill>
-                    <w14:schemeClr w14:val="bg1"/>
-                  </w14:solidFill>
-                </w14:textFill>
-              </w:rPr>
-            </w:pPr>
-            <w:r>
-              <w:rPr>
-                <w:rFonts w:hint="eastAsia" w:ascii="微软雅黑" w:hAnsi="微软雅黑" w:eastAsia="微软雅黑" w:cs="微软雅黑"/>
-                <w:b/>
-                <w:color w:val="FFFFFF" w:themeColor="background1"/>
-                <w:sz w:val="18"/>
-                <w:szCs w:val="18"/>
-                <w:lang w:eastAsia="zh-CN"/>
-                <w14:textFill>
-                  <w14:solidFill>
-                    <w14:schemeClr w14:val="bg1"/>
-                  </w14:solidFill>
-                </w14:textFill>
-              </w:rPr>
-              <w:t>突变形式</w:t>
-            </w:r>
-          </w:p>
-        </w:tc>
-        <w:tc>
-          <w:tcPr>
-            <w:tcW w:w="8247" w:type="dxa"/>
-            <w:vAlign w:val="center"/>
-          </w:tcPr>
-          <w:p>
-            <w:pPr>
-              <w:keepNext/>
-              <w:spacing w:before="26"/>
-              <w:jc w:val="center"/>
-              <w:rPr>
-                <w:rFonts w:hint="eastAsia" w:ascii="微软雅黑" w:hAnsi="微软雅黑" w:eastAsia="微软雅黑" w:cs="微软雅黑"/>
-                <w:bCs/>
-                <w:sz w:val="18"/>
-                <w:szCs w:val="18"/>
-                <w:lang w:eastAsia="zh-CN"/>
-              </w:rPr>
-            </w:pPr>
-            <w:r>
-              <w:rPr>
-                <w:rFonts w:hint="eastAsia" w:ascii="微软雅黑" w:hAnsi="微软雅黑" w:eastAsia="微软雅黑" w:cs="微软雅黑"/>
-                <w:bCs/>
-                <w:sz w:val="18"/>
-                <w:szCs w:val="18"/>
-                <w:lang w:eastAsia="zh-CN"/>
-              </w:rPr>
-              <w:t>{{ tdd.ori_variant }}</w:t>
-            </w:r>
-          </w:p>
-        </w:tc>
-      </w:tr>
-      <w:tr>
-        <w:tblPrEx>
-          <w:tblBorders>
-            <w:top w:val="single" w:color="0B8770" w:sz="12" w:space="0"/>
-            <w:left w:val="none" w:color="auto" w:sz="0" w:space="0"/>
-            <w:bottom w:val="single" w:color="0B8770" w:sz="12" w:space="0"/>
-            <w:right w:val="none" w:color="auto" w:sz="0" w:space="0"/>
-            <w:insideH w:val="dotted" w:color="0B8770" w:sz="4" w:space="0"/>
-            <w:insideV w:val="dotted" w:color="0B8770" w:sz="4" w:space="0"/>
-          </w:tblBorders>
-          <w:tblCellMar>
-            <w:top w:w="0" w:type="dxa"/>
-            <w:left w:w="108" w:type="dxa"/>
-            <w:bottom w:w="0" w:type="dxa"/>
-            <w:right w:w="108" w:type="dxa"/>
-          </w:tblCellMar>
-        </w:tblPrEx>
-        <w:trPr>
-          <w:trHeight w:val="494" w:hRule="atLeast"/>
-          <w:jc w:val="center"/>
-        </w:trPr>
-        <w:tc>
-          <w:tcPr>
-            <w:tcW w:w="1623" w:type="dxa"/>
-            <w:gridSpan w:val="2"/>
-            <w:shd w:val="clear" w:color="auto" w:fill="0B8770"/>
-            <w:vAlign w:val="center"/>
-          </w:tcPr>
-          <w:p>
-            <w:pPr>
-              <w:keepNext/>
-              <w:spacing w:before="26"/>
-              <w:jc w:val="center"/>
-              <w:rPr>
-                <w:rFonts w:hint="eastAsia" w:ascii="微软雅黑" w:hAnsi="微软雅黑" w:eastAsia="微软雅黑" w:cs="微软雅黑"/>
-                <w:b/>
-                <w:color w:val="FFFFFF" w:themeColor="background1"/>
-                <w:sz w:val="18"/>
-                <w:szCs w:val="18"/>
-                <w:lang w:eastAsia="zh-CN"/>
-                <w14:textFill>
-                  <w14:solidFill>
-                    <w14:schemeClr w14:val="bg1"/>
-                  </w14:solidFill>
-                </w14:textFill>
-              </w:rPr>
-            </w:pPr>
-            <w:r>
-              <w:rPr>
-                <w:rFonts w:hint="eastAsia" w:ascii="微软雅黑" w:hAnsi="微软雅黑" w:eastAsia="微软雅黑" w:cs="微软雅黑"/>
-                <w:b/>
-                <w:color w:val="FFFFFF" w:themeColor="background1"/>
-                <w:sz w:val="18"/>
-                <w:szCs w:val="18"/>
-                <w:lang w:eastAsia="zh-CN"/>
-                <w14:textFill>
-                  <w14:solidFill>
-                    <w14:schemeClr w14:val="bg1"/>
-                  </w14:solidFill>
-                </w14:textFill>
-              </w:rPr>
-              <w:t>{{ tdd.mutFreqType }}</w:t>
-            </w:r>
-          </w:p>
-        </w:tc>
-        <w:tc>
-          <w:tcPr>
-            <w:tcW w:w="8247" w:type="dxa"/>
-            <w:vAlign w:val="center"/>
-          </w:tcPr>
-          <w:p>
-            <w:pPr>
-              <w:keepNext/>
-              <w:spacing w:before="26"/>
-              <w:jc w:val="center"/>
-              <w:rPr>
-                <w:rFonts w:hint="eastAsia" w:ascii="微软雅黑" w:hAnsi="微软雅黑" w:eastAsia="微软雅黑" w:cs="微软雅黑"/>
-                <w:bCs/>
-                <w:sz w:val="18"/>
-                <w:szCs w:val="18"/>
-                <w:lang w:eastAsia="zh-CN"/>
-              </w:rPr>
-            </w:pPr>
-            <w:r>
-              <w:rPr>
-                <w:rFonts w:hint="eastAsia" w:ascii="微软雅黑" w:hAnsi="微软雅黑" w:eastAsia="微软雅黑" w:cs="微软雅黑"/>
-                <w:bCs/>
-                <w:sz w:val="18"/>
-                <w:szCs w:val="18"/>
-                <w:lang w:eastAsia="zh-CN"/>
-              </w:rPr>
-              <w:t>{{ tdd.mutFreq }}</w:t>
-            </w:r>
-          </w:p>
-        </w:tc>
-      </w:tr>
-      <w:tr>
-        <w:tblPrEx>
-          <w:tblBorders>
-            <w:top w:val="single" w:color="0B8770" w:sz="12" w:space="0"/>
-            <w:left w:val="none" w:color="auto" w:sz="0" w:space="0"/>
-            <w:bottom w:val="single" w:color="0B8770" w:sz="12" w:space="0"/>
-            <w:right w:val="none" w:color="auto" w:sz="0" w:space="0"/>
-            <w:insideH w:val="dotted" w:color="0B8770" w:sz="4" w:space="0"/>
-            <w:insideV w:val="dotted" w:color="0B8770" w:sz="4" w:space="0"/>
-          </w:tblBorders>
-          <w:tblCellMar>
-            <w:top w:w="0" w:type="dxa"/>
-            <w:left w:w="108" w:type="dxa"/>
-            <w:bottom w:w="0" w:type="dxa"/>
-            <w:right w:w="108" w:type="dxa"/>
-          </w:tblCellMar>
-        </w:tblPrEx>
-        <w:trPr>
-          <w:trHeight w:val="474" w:hRule="atLeast"/>
-          <w:jc w:val="center"/>
-        </w:trPr>
-        <w:tc>
-          <w:tcPr>
-            <w:tcW w:w="432" w:type="dxa"/>
-            <w:vMerge w:val="restart"/>
-            <w:shd w:val="clear" w:color="auto" w:fill="0B8770"/>
-            <w:vAlign w:val="center"/>
-          </w:tcPr>
-          <w:p>
-            <w:pPr>
-              <w:spacing w:before="1" w:line="250" w:lineRule="auto"/>
-              <w:jc w:val="center"/>
-              <w:rPr>
-                <w:rFonts w:hint="eastAsia" w:ascii="微软雅黑" w:hAnsi="微软雅黑" w:eastAsia="微软雅黑" w:cs="微软雅黑"/>
-                <w:color w:val="FFFFFF" w:themeColor="background1"/>
-                <w:sz w:val="18"/>
-                <w:szCs w:val="18"/>
-                <w:lang w:eastAsia="zh-CN"/>
-                <w14:textFill>
-                  <w14:solidFill>
-                    <w14:schemeClr w14:val="bg1"/>
-                  </w14:solidFill>
-                </w14:textFill>
-              </w:rPr>
-            </w:pPr>
-            <w:r>
-              <w:rPr>
-                <w:rFonts w:hint="eastAsia" w:ascii="微软雅黑" w:hAnsi="微软雅黑" w:eastAsia="微软雅黑" w:cs="微软雅黑"/>
-                <w:b/>
-                <w:color w:val="FFFFFF" w:themeColor="background1"/>
-                <w:sz w:val="18"/>
-                <w:szCs w:val="18"/>
-                <w:lang w:eastAsia="zh-CN"/>
-                <w14:textFill>
-                  <w14:solidFill>
-                    <w14:schemeClr w14:val="bg1"/>
-                  </w14:solidFill>
-                </w14:textFill>
-              </w:rPr>
-              <w:t>潜在获益药物</w:t>
-            </w:r>
-          </w:p>
-        </w:tc>
-        <w:tc>
-          <w:tcPr>
-            <w:tcW w:w="1191" w:type="dxa"/>
-            <w:shd w:val="clear" w:color="auto" w:fill="0B8770"/>
-            <w:vAlign w:val="center"/>
-          </w:tcPr>
-          <w:p>
-            <w:pPr>
-              <w:spacing w:before="1" w:line="250" w:lineRule="auto"/>
-              <w:jc w:val="center"/>
-              <w:rPr>
-                <w:rFonts w:hint="eastAsia" w:ascii="微软雅黑" w:hAnsi="微软雅黑" w:eastAsia="微软雅黑" w:cs="微软雅黑"/>
-                <w:b/>
-                <w:color w:val="FFFFFF" w:themeColor="background1"/>
-                <w:sz w:val="18"/>
-                <w:szCs w:val="18"/>
-                <w:lang w:eastAsia="zh-CN"/>
-                <w14:textFill>
-                  <w14:solidFill>
-                    <w14:schemeClr w14:val="bg1"/>
-                  </w14:solidFill>
-                </w14:textFill>
-              </w:rPr>
-            </w:pPr>
-            <w:r>
-              <w:rPr>
-                <w:rFonts w:hint="eastAsia" w:ascii="微软雅黑" w:hAnsi="微软雅黑" w:eastAsia="微软雅黑" w:cs="微软雅黑"/>
-                <w:b/>
-                <w:color w:val="FFFFFF" w:themeColor="background1"/>
-                <w:sz w:val="18"/>
-                <w:szCs w:val="18"/>
-                <w:lang w:eastAsia="zh-CN"/>
-                <w14:textFill>
-                  <w14:solidFill>
-                    <w14:schemeClr w14:val="bg1"/>
-                  </w14:solidFill>
-                </w14:textFill>
-              </w:rPr>
-              <w:t>A级</w:t>
-            </w:r>
-          </w:p>
-        </w:tc>
-        <w:tc>
-          <w:tcPr>
-            <w:tcW w:w="8247" w:type="dxa"/>
-            <w:shd w:val="clear" w:color="auto" w:fill="auto"/>
-            <w:vAlign w:val="center"/>
-          </w:tcPr>
-          <w:p>
-            <w:pPr>
-              <w:spacing w:before="1" w:line="250" w:lineRule="auto"/>
-              <w:jc w:val="center"/>
-              <w:rPr>
-                <w:rFonts w:hint="eastAsia" w:ascii="微软雅黑" w:hAnsi="微软雅黑" w:eastAsia="微软雅黑" w:cs="微软雅黑"/>
-                <w:b/>
-                <w:color w:val="FFFFFF" w:themeColor="background1"/>
-                <w:sz w:val="18"/>
-                <w:szCs w:val="18"/>
-                <w:lang w:eastAsia="zh-CN"/>
-                <w14:textFill>
-                  <w14:solidFill>
-                    <w14:schemeClr w14:val="bg1"/>
-                  </w14:solidFill>
-                </w14:textFill>
-              </w:rPr>
-            </w:pPr>
-            <w:r>
-              <w:rPr>
-                <w:rFonts w:hint="eastAsia" w:ascii="微软雅黑" w:hAnsi="微软雅黑" w:eastAsia="微软雅黑" w:cs="微软雅黑"/>
-                <w:sz w:val="18"/>
-                <w:szCs w:val="18"/>
-                <w:lang w:eastAsia="zh-CN"/>
-              </w:rPr>
-              <w:t>{% if tdd.drugaStr == [] %}无{% else%}{% for d in tdd.drugaStr %}{%if loop.last%}{{ d.nameLevel }}{%else%}{{ d.nameLevel }}，{%endif%}{% endfor %}{% endif%}</w:t>
-            </w:r>
-          </w:p>
-        </w:tc>
-      </w:tr>
-      <w:tr>
-        <w:tblPrEx>
-          <w:tblBorders>
-            <w:top w:val="single" w:color="0B8770" w:sz="12" w:space="0"/>
-            <w:left w:val="none" w:color="auto" w:sz="0" w:space="0"/>
-            <w:bottom w:val="single" w:color="0B8770" w:sz="12" w:space="0"/>
-            <w:right w:val="none" w:color="auto" w:sz="0" w:space="0"/>
-            <w:insideH w:val="dotted" w:color="0B8770" w:sz="4" w:space="0"/>
-            <w:insideV w:val="dotted" w:color="0B8770" w:sz="4" w:space="0"/>
-          </w:tblBorders>
-          <w:tblCellMar>
-            <w:top w:w="0" w:type="dxa"/>
-            <w:left w:w="108" w:type="dxa"/>
-            <w:bottom w:w="0" w:type="dxa"/>
-            <w:right w:w="108" w:type="dxa"/>
-          </w:tblCellMar>
-        </w:tblPrEx>
-        <w:trPr>
-          <w:trHeight w:val="474" w:hRule="atLeast"/>
-          <w:jc w:val="center"/>
-        </w:trPr>
-        <w:tc>
-          <w:tcPr>
-            <w:tcW w:w="432" w:type="dxa"/>
-            <w:vMerge w:val="continue"/>
-            <w:shd w:val="clear" w:color="auto" w:fill="0B8770"/>
-            <w:vAlign w:val="center"/>
-          </w:tcPr>
-          <w:p>
-            <w:pPr>
-              <w:spacing w:before="1" w:line="250" w:lineRule="auto"/>
-              <w:jc w:val="center"/>
-              <w:rPr>
-                <w:rFonts w:hint="eastAsia" w:ascii="微软雅黑" w:hAnsi="微软雅黑" w:eastAsia="微软雅黑" w:cs="微软雅黑"/>
-                <w:b/>
-                <w:color w:val="FFFFFF" w:themeColor="background1"/>
-                <w:sz w:val="18"/>
-                <w:szCs w:val="18"/>
-                <w:lang w:eastAsia="zh-CN"/>
-                <w14:textFill>
-                  <w14:solidFill>
-                    <w14:schemeClr w14:val="bg1"/>
-                  </w14:solidFill>
-                </w14:textFill>
-              </w:rPr>
-            </w:pPr>
-          </w:p>
-        </w:tc>
-        <w:tc>
-          <w:tcPr>
-            <w:tcW w:w="1191" w:type="dxa"/>
-            <w:shd w:val="clear" w:color="auto" w:fill="0B8770"/>
-            <w:vAlign w:val="center"/>
-          </w:tcPr>
-          <w:p>
-            <w:pPr>
-              <w:spacing w:before="1" w:line="250" w:lineRule="auto"/>
-              <w:jc w:val="center"/>
-              <w:rPr>
-                <w:rFonts w:hint="eastAsia" w:ascii="微软雅黑" w:hAnsi="微软雅黑" w:eastAsia="微软雅黑" w:cs="微软雅黑"/>
-                <w:b/>
-                <w:color w:val="FFFFFF" w:themeColor="background1"/>
-                <w:sz w:val="18"/>
-                <w:szCs w:val="18"/>
-                <w:lang w:eastAsia="zh-CN"/>
-                <w14:textFill>
-                  <w14:solidFill>
-                    <w14:schemeClr w14:val="bg1"/>
-                  </w14:solidFill>
-                </w14:textFill>
-              </w:rPr>
-            </w:pPr>
-            <w:r>
-              <w:rPr>
-                <w:rFonts w:hint="eastAsia" w:ascii="微软雅黑" w:hAnsi="微软雅黑" w:eastAsia="微软雅黑" w:cs="微软雅黑"/>
-                <w:b/>
-                <w:color w:val="FFFFFF" w:themeColor="background1"/>
-                <w:sz w:val="18"/>
-                <w:szCs w:val="18"/>
-                <w:lang w:eastAsia="zh-CN"/>
-                <w14:textFill>
-                  <w14:solidFill>
-                    <w14:schemeClr w14:val="bg1"/>
-                  </w14:solidFill>
-                </w14:textFill>
-              </w:rPr>
-              <w:t>B级</w:t>
-            </w:r>
-          </w:p>
-        </w:tc>
-        <w:tc>
-          <w:tcPr>
-            <w:tcW w:w="8247" w:type="dxa"/>
-            <w:shd w:val="clear" w:color="auto" w:fill="auto"/>
-            <w:vAlign w:val="center"/>
-          </w:tcPr>
-          <w:p>
-            <w:pPr>
-              <w:keepNext/>
-              <w:spacing w:before="26"/>
-              <w:jc w:val="center"/>
-              <w:rPr>
-                <w:rFonts w:hint="eastAsia" w:ascii="微软雅黑" w:hAnsi="微软雅黑" w:eastAsia="微软雅黑" w:cs="微软雅黑"/>
-                <w:b/>
-                <w:color w:val="FFFFFF" w:themeColor="background1"/>
-                <w:sz w:val="18"/>
-                <w:szCs w:val="18"/>
-                <w:lang w:eastAsia="zh-CN"/>
-                <w14:textFill>
-                  <w14:solidFill>
-                    <w14:schemeClr w14:val="bg1"/>
-                  </w14:solidFill>
-                </w14:textFill>
-              </w:rPr>
-            </w:pPr>
-            <w:r>
-              <w:rPr>
-                <w:rFonts w:hint="eastAsia" w:ascii="微软雅黑" w:hAnsi="微软雅黑" w:eastAsia="微软雅黑" w:cs="微软雅黑"/>
-                <w:sz w:val="18"/>
-                <w:szCs w:val="18"/>
-                <w:lang w:eastAsia="zh-CN"/>
-              </w:rPr>
-              <w:t>{% if tdd.drugbStr == [] %}无{% else%}{% for d in tdd.drugbStr %}{%if loop.last%}{{ d.nameLevel }}{%else%}{{ d.nameLevel }}，{%endif%}{% endfor %}{% endif%}</w:t>
-            </w:r>
-          </w:p>
-        </w:tc>
-      </w:tr>
-      <w:tr>
-        <w:tblPrEx>
-          <w:tblBorders>
-            <w:top w:val="single" w:color="0B8770" w:sz="12" w:space="0"/>
-            <w:left w:val="none" w:color="auto" w:sz="0" w:space="0"/>
-            <w:bottom w:val="single" w:color="0B8770" w:sz="12" w:space="0"/>
-            <w:right w:val="none" w:color="auto" w:sz="0" w:space="0"/>
-            <w:insideH w:val="dotted" w:color="0B8770" w:sz="4" w:space="0"/>
-            <w:insideV w:val="dotted" w:color="0B8770" w:sz="4" w:space="0"/>
-          </w:tblBorders>
-          <w:tblCellMar>
-            <w:top w:w="0" w:type="dxa"/>
-            <w:left w:w="108" w:type="dxa"/>
-            <w:bottom w:w="0" w:type="dxa"/>
-            <w:right w:w="108" w:type="dxa"/>
-          </w:tblCellMar>
-        </w:tblPrEx>
-        <w:trPr>
-          <w:trHeight w:val="474" w:hRule="atLeast"/>
-          <w:jc w:val="center"/>
-        </w:trPr>
-        <w:tc>
-          <w:tcPr>
-            <w:tcW w:w="432" w:type="dxa"/>
-            <w:vMerge w:val="continue"/>
-            <w:shd w:val="clear" w:color="auto" w:fill="0B8770"/>
-            <w:vAlign w:val="center"/>
-          </w:tcPr>
-          <w:p>
-            <w:pPr>
-              <w:spacing w:before="1" w:line="250" w:lineRule="auto"/>
-              <w:jc w:val="center"/>
-              <w:rPr>
-                <w:rFonts w:hint="eastAsia" w:ascii="微软雅黑" w:hAnsi="微软雅黑" w:eastAsia="微软雅黑" w:cs="微软雅黑"/>
-                <w:b/>
-                <w:color w:val="FFFFFF" w:themeColor="background1"/>
-                <w:sz w:val="18"/>
-                <w:szCs w:val="18"/>
-                <w:lang w:eastAsia="zh-CN"/>
-                <w14:textFill>
-                  <w14:solidFill>
-                    <w14:schemeClr w14:val="bg1"/>
-                  </w14:solidFill>
-                </w14:textFill>
-              </w:rPr>
-            </w:pPr>
-          </w:p>
-        </w:tc>
-        <w:tc>
-          <w:tcPr>
-            <w:tcW w:w="1191" w:type="dxa"/>
-            <w:shd w:val="clear" w:color="auto" w:fill="0B8770"/>
-            <w:vAlign w:val="center"/>
-          </w:tcPr>
-          <w:p>
-            <w:pPr>
-              <w:spacing w:before="1" w:line="250" w:lineRule="auto"/>
-              <w:jc w:val="center"/>
-              <w:rPr>
-                <w:rFonts w:hint="eastAsia" w:ascii="微软雅黑" w:hAnsi="微软雅黑" w:eastAsia="微软雅黑" w:cs="微软雅黑"/>
-                <w:b/>
-                <w:color w:val="FFFFFF" w:themeColor="background1"/>
-                <w:sz w:val="18"/>
-                <w:szCs w:val="18"/>
-                <w:lang w:eastAsia="zh-CN"/>
-                <w14:textFill>
-                  <w14:solidFill>
-                    <w14:schemeClr w14:val="bg1"/>
-                  </w14:solidFill>
-                </w14:textFill>
-              </w:rPr>
-            </w:pPr>
-            <w:r>
-              <w:rPr>
-                <w:rFonts w:hint="eastAsia" w:ascii="微软雅黑" w:hAnsi="微软雅黑" w:eastAsia="微软雅黑" w:cs="微软雅黑"/>
-                <w:b/>
-                <w:color w:val="FFFFFF" w:themeColor="background1"/>
-                <w:sz w:val="18"/>
-                <w:szCs w:val="18"/>
-                <w:lang w:eastAsia="zh-CN"/>
-                <w14:textFill>
-                  <w14:solidFill>
-                    <w14:schemeClr w14:val="bg1"/>
-                  </w14:solidFill>
-                </w14:textFill>
-              </w:rPr>
-              <w:t>C级</w:t>
-            </w:r>
-          </w:p>
-        </w:tc>
-        <w:tc>
-          <w:tcPr>
-            <w:tcW w:w="8247" w:type="dxa"/>
-            <w:shd w:val="clear" w:color="auto" w:fill="auto"/>
-            <w:vAlign w:val="center"/>
-          </w:tcPr>
-          <w:p>
-            <w:pPr>
-              <w:keepNext/>
-              <w:spacing w:before="26"/>
-              <w:jc w:val="center"/>
-              <w:rPr>
-                <w:rFonts w:hint="eastAsia" w:ascii="微软雅黑" w:hAnsi="微软雅黑" w:eastAsia="微软雅黑" w:cs="微软雅黑"/>
-                <w:b/>
-                <w:color w:val="FFFFFF" w:themeColor="background1"/>
-                <w:sz w:val="18"/>
-                <w:szCs w:val="18"/>
-                <w:lang w:eastAsia="zh-CN"/>
-                <w14:textFill>
-                  <w14:solidFill>
-                    <w14:schemeClr w14:val="bg1"/>
-                  </w14:solidFill>
-                </w14:textFill>
-              </w:rPr>
-            </w:pPr>
-            <w:r>
-              <w:rPr>
-                <w:rFonts w:hint="eastAsia" w:ascii="微软雅黑" w:hAnsi="微软雅黑" w:eastAsia="微软雅黑" w:cs="微软雅黑"/>
-                <w:sz w:val="18"/>
-                <w:szCs w:val="18"/>
-                <w:lang w:eastAsia="zh-CN"/>
-              </w:rPr>
-              <w:t>{% if tdd.drugcStr == [] %}无{% else%}{% for d in tdd.drugcStr %}{%if loop.last%}{{ d.nameLevel }}{%else%}{{ d.nameLevel }}，{%endif%}{% endfor %}{% endif%}</w:t>
-            </w:r>
-          </w:p>
-        </w:tc>
-      </w:tr>
-      <w:tr>
-        <w:tblPrEx>
-          <w:tblBorders>
-            <w:top w:val="single" w:color="0B8770" w:sz="12" w:space="0"/>
-            <w:left w:val="none" w:color="auto" w:sz="0" w:space="0"/>
-            <w:bottom w:val="single" w:color="0B8770" w:sz="12" w:space="0"/>
-            <w:right w:val="none" w:color="auto" w:sz="0" w:space="0"/>
-            <w:insideH w:val="dotted" w:color="0B8770" w:sz="4" w:space="0"/>
-            <w:insideV w:val="dotted" w:color="0B8770" w:sz="4" w:space="0"/>
-          </w:tblBorders>
-          <w:tblCellMar>
-            <w:top w:w="0" w:type="dxa"/>
-            <w:left w:w="108" w:type="dxa"/>
-            <w:bottom w:w="0" w:type="dxa"/>
-            <w:right w:w="108" w:type="dxa"/>
-          </w:tblCellMar>
-        </w:tblPrEx>
-        <w:trPr>
-          <w:trHeight w:val="474" w:hRule="atLeast"/>
-          <w:jc w:val="center"/>
-        </w:trPr>
-        <w:tc>
-          <w:tcPr>
-            <w:tcW w:w="432" w:type="dxa"/>
-            <w:vMerge w:val="continue"/>
-            <w:shd w:val="clear" w:color="auto" w:fill="0B8770"/>
-            <w:vAlign w:val="center"/>
-          </w:tcPr>
-          <w:p>
-            <w:pPr>
-              <w:spacing w:before="1" w:line="250" w:lineRule="auto"/>
-              <w:jc w:val="center"/>
-              <w:rPr>
-                <w:rFonts w:hint="eastAsia" w:ascii="微软雅黑" w:hAnsi="微软雅黑" w:eastAsia="微软雅黑" w:cs="微软雅黑"/>
-                <w:b/>
-                <w:color w:val="FFFFFF" w:themeColor="background1"/>
-                <w:sz w:val="18"/>
-                <w:szCs w:val="18"/>
-                <w:lang w:eastAsia="zh-CN"/>
-                <w14:textFill>
-                  <w14:solidFill>
-                    <w14:schemeClr w14:val="bg1"/>
-                  </w14:solidFill>
-                </w14:textFill>
-              </w:rPr>
-            </w:pPr>
-          </w:p>
-        </w:tc>
-        <w:tc>
-          <w:tcPr>
-            <w:tcW w:w="1191" w:type="dxa"/>
-            <w:shd w:val="clear" w:color="auto" w:fill="0B8770"/>
-            <w:vAlign w:val="center"/>
-          </w:tcPr>
-          <w:p>
-            <w:pPr>
-              <w:spacing w:before="1" w:line="250" w:lineRule="auto"/>
-              <w:jc w:val="center"/>
-              <w:rPr>
-                <w:rFonts w:hint="eastAsia" w:ascii="微软雅黑" w:hAnsi="微软雅黑" w:eastAsia="微软雅黑" w:cs="微软雅黑"/>
-                <w:b/>
-                <w:color w:val="FFFFFF" w:themeColor="background1"/>
-                <w:sz w:val="18"/>
-                <w:szCs w:val="18"/>
-                <w:lang w:eastAsia="zh-CN"/>
-                <w14:textFill>
-                  <w14:solidFill>
-                    <w14:schemeClr w14:val="bg1"/>
-                  </w14:solidFill>
-                </w14:textFill>
-              </w:rPr>
-            </w:pPr>
-            <w:r>
-              <w:rPr>
-                <w:rFonts w:hint="eastAsia" w:ascii="微软雅黑" w:hAnsi="微软雅黑" w:eastAsia="微软雅黑" w:cs="微软雅黑"/>
-                <w:b/>
-                <w:color w:val="FFFFFF" w:themeColor="background1"/>
-                <w:sz w:val="18"/>
-                <w:szCs w:val="18"/>
-                <w:lang w:eastAsia="zh-CN"/>
-                <w14:textFill>
-                  <w14:solidFill>
-                    <w14:schemeClr w14:val="bg1"/>
-                  </w14:solidFill>
-                </w14:textFill>
-              </w:rPr>
-              <w:t>D级</w:t>
-            </w:r>
-          </w:p>
-        </w:tc>
-        <w:tc>
-          <w:tcPr>
-            <w:tcW w:w="8247" w:type="dxa"/>
-            <w:shd w:val="clear" w:color="auto" w:fill="auto"/>
-            <w:vAlign w:val="center"/>
-          </w:tcPr>
-          <w:p>
-            <w:pPr>
-              <w:keepNext/>
-              <w:spacing w:before="26"/>
-              <w:jc w:val="center"/>
-              <w:rPr>
-                <w:rFonts w:hint="eastAsia" w:ascii="微软雅黑" w:hAnsi="微软雅黑" w:eastAsia="微软雅黑" w:cs="微软雅黑"/>
-                <w:b/>
-                <w:color w:val="FFFFFF" w:themeColor="background1"/>
-                <w:sz w:val="18"/>
-                <w:szCs w:val="18"/>
-                <w:lang w:eastAsia="zh-CN"/>
-                <w14:textFill>
-                  <w14:solidFill>
-                    <w14:schemeClr w14:val="bg1"/>
-                  </w14:solidFill>
-                </w14:textFill>
-              </w:rPr>
-            </w:pPr>
-            <w:r>
-              <w:rPr>
-                <w:rFonts w:hint="eastAsia" w:ascii="微软雅黑" w:hAnsi="微软雅黑" w:eastAsia="微软雅黑" w:cs="微软雅黑"/>
-                <w:sz w:val="18"/>
-                <w:szCs w:val="18"/>
-                <w:lang w:eastAsia="zh-CN"/>
-              </w:rPr>
-              <w:t>{% if tdd.drugdStr == [] %}无{% else%}{% for d in tdd.drugdStr %}{%if loop.last%}{{ d.nameLevel }}{%else%}{{ d.nameLevel }}，{%endif%}{% endfor %}{% endif%}</w:t>
-            </w:r>
-          </w:p>
-        </w:tc>
-      </w:tr>
-      <w:tr>
-        <w:tblPrEx>
-          <w:tblBorders>
-            <w:top w:val="single" w:color="0B8770" w:sz="12" w:space="0"/>
-            <w:left w:val="none" w:color="auto" w:sz="0" w:space="0"/>
-            <w:bottom w:val="single" w:color="0B8770" w:sz="12" w:space="0"/>
-            <w:right w:val="none" w:color="auto" w:sz="0" w:space="0"/>
-            <w:insideH w:val="dotted" w:color="0B8770" w:sz="4" w:space="0"/>
-            <w:insideV w:val="dotted" w:color="0B8770" w:sz="4" w:space="0"/>
-          </w:tblBorders>
-          <w:tblCellMar>
-            <w:top w:w="0" w:type="dxa"/>
-            <w:left w:w="108" w:type="dxa"/>
-            <w:bottom w:w="0" w:type="dxa"/>
-            <w:right w:w="108" w:type="dxa"/>
-          </w:tblCellMar>
-        </w:tblPrEx>
-        <w:trPr>
-          <w:trHeight w:val="474" w:hRule="atLeast"/>
-          <w:jc w:val="center"/>
-        </w:trPr>
-        <w:tc>
-          <w:tcPr>
-            <w:tcW w:w="432" w:type="dxa"/>
-            <w:vMerge w:val="restart"/>
-            <w:shd w:val="clear" w:color="auto" w:fill="0B8770"/>
-            <w:vAlign w:val="center"/>
-          </w:tcPr>
-          <w:p>
-            <w:pPr>
-              <w:keepNext/>
-              <w:spacing w:before="26"/>
-              <w:jc w:val="center"/>
-              <w:rPr>
-                <w:rFonts w:hint="eastAsia" w:ascii="微软雅黑" w:hAnsi="微软雅黑" w:eastAsia="微软雅黑" w:cs="微软雅黑"/>
-                <w:b/>
-                <w:color w:val="FFFFFF" w:themeColor="background1"/>
-                <w:sz w:val="18"/>
-                <w:szCs w:val="18"/>
-                <w:lang w:eastAsia="zh-CN"/>
-                <w14:textFill>
-                  <w14:solidFill>
-                    <w14:schemeClr w14:val="bg1"/>
-                  </w14:solidFill>
-                </w14:textFill>
-              </w:rPr>
-            </w:pPr>
-            <w:r>
-              <w:rPr>
-                <w:rFonts w:hint="eastAsia" w:ascii="微软雅黑" w:hAnsi="微软雅黑" w:eastAsia="微软雅黑" w:cs="微软雅黑"/>
-                <w:b/>
-                <w:color w:val="FFFFFF" w:themeColor="background1"/>
-                <w:sz w:val="18"/>
-                <w:szCs w:val="18"/>
-                <w:lang w:eastAsia="zh-CN"/>
-                <w14:textFill>
-                  <w14:solidFill>
-                    <w14:schemeClr w14:val="bg1"/>
-                  </w14:solidFill>
-                </w14:textFill>
-              </w:rPr>
-              <w:t>潜在耐药信息</w:t>
-            </w:r>
-          </w:p>
-        </w:tc>
-        <w:tc>
-          <w:tcPr>
-            <w:tcW w:w="1191" w:type="dxa"/>
-            <w:shd w:val="clear" w:color="auto" w:fill="0B8770"/>
-            <w:vAlign w:val="center"/>
-          </w:tcPr>
-          <w:p>
-            <w:pPr>
-              <w:keepNext/>
-              <w:spacing w:before="26"/>
-              <w:jc w:val="center"/>
-              <w:rPr>
-                <w:rFonts w:hint="eastAsia" w:ascii="微软雅黑" w:hAnsi="微软雅黑" w:eastAsia="微软雅黑" w:cs="微软雅黑"/>
-                <w:b/>
-                <w:color w:val="FFFFFF" w:themeColor="background1"/>
-                <w:sz w:val="18"/>
-                <w:szCs w:val="18"/>
-                <w:lang w:eastAsia="zh-CN"/>
-                <w14:textFill>
-                  <w14:solidFill>
-                    <w14:schemeClr w14:val="bg1"/>
-                  </w14:solidFill>
-                </w14:textFill>
-              </w:rPr>
-            </w:pPr>
-            <w:r>
-              <w:rPr>
-                <w:rFonts w:hint="eastAsia" w:ascii="微软雅黑" w:hAnsi="微软雅黑" w:eastAsia="微软雅黑" w:cs="微软雅黑"/>
-                <w:b/>
-                <w:color w:val="FFFFFF" w:themeColor="background1"/>
-                <w:sz w:val="18"/>
-                <w:szCs w:val="18"/>
-                <w:lang w:eastAsia="zh-CN"/>
-                <w14:textFill>
-                  <w14:solidFill>
-                    <w14:schemeClr w14:val="bg1"/>
-                  </w14:solidFill>
-                </w14:textFill>
-              </w:rPr>
-              <w:t>A级</w:t>
-            </w:r>
-          </w:p>
-        </w:tc>
-        <w:tc>
-          <w:tcPr>
-            <w:tcW w:w="8247" w:type="dxa"/>
-            <w:shd w:val="clear" w:color="auto" w:fill="auto"/>
-            <w:vAlign w:val="center"/>
-          </w:tcPr>
-          <w:p>
-            <w:pPr>
-              <w:keepNext/>
-              <w:spacing w:before="26"/>
-              <w:jc w:val="center"/>
-              <w:rPr>
-                <w:rFonts w:hint="eastAsia" w:ascii="微软雅黑" w:hAnsi="微软雅黑" w:eastAsia="微软雅黑" w:cs="微软雅黑"/>
-                <w:sz w:val="18"/>
-                <w:szCs w:val="18"/>
-                <w:lang w:eastAsia="zh-CN"/>
-              </w:rPr>
-            </w:pPr>
-            <w:r>
-              <w:rPr>
-                <w:rFonts w:hint="eastAsia" w:ascii="微软雅黑" w:hAnsi="微软雅黑" w:eastAsia="微软雅黑" w:cs="微软雅黑"/>
-                <w:sz w:val="18"/>
-                <w:szCs w:val="18"/>
-                <w:lang w:eastAsia="zh-CN"/>
-              </w:rPr>
-              <w:t>{% if tdd.resistantaStr == [] %}无{% else%}{% for d in tdd.resistantaStr %}{%if loop.last%}{{ d.nameLevel }}{%else%}{{ d.nameLevel }}，{%endif%}{% endfor %}{% endif%}</w:t>
-            </w:r>
-          </w:p>
-        </w:tc>
-      </w:tr>
-      <w:tr>
-        <w:tblPrEx>
-          <w:tblBorders>
-            <w:top w:val="single" w:color="0B8770" w:sz="12" w:space="0"/>
-            <w:left w:val="none" w:color="auto" w:sz="0" w:space="0"/>
-            <w:bottom w:val="single" w:color="0B8770" w:sz="12" w:space="0"/>
-            <w:right w:val="none" w:color="auto" w:sz="0" w:space="0"/>
-            <w:insideH w:val="dotted" w:color="0B8770" w:sz="4" w:space="0"/>
-            <w:insideV w:val="dotted" w:color="0B8770" w:sz="4" w:space="0"/>
-          </w:tblBorders>
-          <w:tblCellMar>
-            <w:top w:w="0" w:type="dxa"/>
-            <w:left w:w="108" w:type="dxa"/>
-            <w:bottom w:w="0" w:type="dxa"/>
-            <w:right w:w="108" w:type="dxa"/>
-          </w:tblCellMar>
-        </w:tblPrEx>
-        <w:trPr>
-          <w:trHeight w:val="474" w:hRule="atLeast"/>
-          <w:jc w:val="center"/>
-        </w:trPr>
-        <w:tc>
-          <w:tcPr>
-            <w:tcW w:w="432" w:type="dxa"/>
-            <w:vMerge w:val="continue"/>
-            <w:shd w:val="clear" w:color="auto" w:fill="0B8770"/>
-            <w:vAlign w:val="center"/>
-          </w:tcPr>
-          <w:p>
-            <w:pPr>
-              <w:keepNext/>
-              <w:spacing w:before="26"/>
-              <w:jc w:val="center"/>
-              <w:rPr>
-                <w:rFonts w:hint="eastAsia" w:ascii="微软雅黑" w:hAnsi="微软雅黑" w:eastAsia="微软雅黑" w:cs="微软雅黑"/>
-                <w:b/>
-                <w:color w:val="FFFFFF" w:themeColor="background1"/>
-                <w:sz w:val="18"/>
-                <w:szCs w:val="18"/>
-                <w:lang w:eastAsia="zh-CN"/>
-                <w14:textFill>
-                  <w14:solidFill>
-                    <w14:schemeClr w14:val="bg1"/>
-                  </w14:solidFill>
-                </w14:textFill>
-              </w:rPr>
-            </w:pPr>
-          </w:p>
-        </w:tc>
-        <w:tc>
-          <w:tcPr>
-            <w:tcW w:w="1191" w:type="dxa"/>
-            <w:shd w:val="clear" w:color="auto" w:fill="0B8770"/>
-            <w:vAlign w:val="center"/>
-          </w:tcPr>
-          <w:p>
-            <w:pPr>
-              <w:keepNext/>
-              <w:spacing w:before="26"/>
-              <w:jc w:val="center"/>
-              <w:rPr>
-                <w:rFonts w:hint="eastAsia" w:ascii="微软雅黑" w:hAnsi="微软雅黑" w:eastAsia="微软雅黑" w:cs="微软雅黑"/>
-                <w:b/>
-                <w:color w:val="FFFFFF" w:themeColor="background1"/>
-                <w:sz w:val="18"/>
-                <w:szCs w:val="18"/>
-                <w:lang w:eastAsia="zh-CN"/>
-                <w14:textFill>
-                  <w14:solidFill>
-                    <w14:schemeClr w14:val="bg1"/>
-                  </w14:solidFill>
-                </w14:textFill>
-              </w:rPr>
-            </w:pPr>
-            <w:r>
-              <w:rPr>
-                <w:rFonts w:hint="eastAsia" w:ascii="微软雅黑" w:hAnsi="微软雅黑" w:eastAsia="微软雅黑" w:cs="微软雅黑"/>
-                <w:b/>
-                <w:color w:val="FFFFFF" w:themeColor="background1"/>
-                <w:sz w:val="18"/>
-                <w:szCs w:val="18"/>
-                <w:lang w:eastAsia="zh-CN"/>
-                <w14:textFill>
-                  <w14:solidFill>
-                    <w14:schemeClr w14:val="bg1"/>
-                  </w14:solidFill>
-                </w14:textFill>
-              </w:rPr>
-              <w:t>B级</w:t>
-            </w:r>
-          </w:p>
-        </w:tc>
-        <w:tc>
-          <w:tcPr>
-            <w:tcW w:w="8247" w:type="dxa"/>
-            <w:shd w:val="clear" w:color="auto" w:fill="auto"/>
-            <w:vAlign w:val="center"/>
-          </w:tcPr>
-          <w:p>
-            <w:pPr>
-              <w:keepNext/>
-              <w:spacing w:before="26"/>
-              <w:jc w:val="center"/>
-              <w:rPr>
-                <w:rFonts w:hint="eastAsia" w:ascii="微软雅黑" w:hAnsi="微软雅黑" w:eastAsia="微软雅黑" w:cs="微软雅黑"/>
-                <w:sz w:val="18"/>
-                <w:szCs w:val="18"/>
-                <w:lang w:eastAsia="zh-CN"/>
-              </w:rPr>
-            </w:pPr>
-            <w:r>
-              <w:rPr>
-                <w:rFonts w:hint="eastAsia" w:ascii="微软雅黑" w:hAnsi="微软雅黑" w:eastAsia="微软雅黑" w:cs="微软雅黑"/>
-                <w:sz w:val="18"/>
-                <w:szCs w:val="18"/>
-                <w:lang w:eastAsia="zh-CN"/>
-              </w:rPr>
-              <w:t>{% if tdd.resistantbStr == [] %}无{% else%}{% for d in tdd.resistantbStr %}{%if loop.last%}{{ d.nameLevel }}{%else%}{{ d.nameLevel }}，{%endif%}{% endfor %}{% endif%}</w:t>
-            </w:r>
-          </w:p>
-        </w:tc>
-      </w:tr>
-      <w:tr>
-        <w:tblPrEx>
-          <w:tblBorders>
-            <w:top w:val="single" w:color="0B8770" w:sz="12" w:space="0"/>
-            <w:left w:val="none" w:color="auto" w:sz="0" w:space="0"/>
-            <w:bottom w:val="single" w:color="0B8770" w:sz="12" w:space="0"/>
-            <w:right w:val="none" w:color="auto" w:sz="0" w:space="0"/>
-            <w:insideH w:val="dotted" w:color="0B8770" w:sz="4" w:space="0"/>
-            <w:insideV w:val="dotted" w:color="0B8770" w:sz="4" w:space="0"/>
-          </w:tblBorders>
-          <w:tblCellMar>
-            <w:top w:w="0" w:type="dxa"/>
-            <w:left w:w="108" w:type="dxa"/>
-            <w:bottom w:w="0" w:type="dxa"/>
-            <w:right w:w="108" w:type="dxa"/>
-          </w:tblCellMar>
-        </w:tblPrEx>
-        <w:trPr>
-          <w:trHeight w:val="474" w:hRule="atLeast"/>
-          <w:jc w:val="center"/>
-        </w:trPr>
-        <w:tc>
-          <w:tcPr>
-            <w:tcW w:w="432" w:type="dxa"/>
-            <w:vMerge w:val="continue"/>
-            <w:shd w:val="clear" w:color="auto" w:fill="0B8770"/>
-            <w:vAlign w:val="center"/>
-          </w:tcPr>
-          <w:p>
-            <w:pPr>
-              <w:keepNext/>
-              <w:spacing w:before="26"/>
-              <w:jc w:val="center"/>
-              <w:rPr>
-                <w:rFonts w:hint="eastAsia" w:ascii="微软雅黑" w:hAnsi="微软雅黑" w:eastAsia="微软雅黑" w:cs="微软雅黑"/>
-                <w:b/>
-                <w:color w:val="FFFFFF" w:themeColor="background1"/>
-                <w:sz w:val="18"/>
-                <w:szCs w:val="18"/>
-                <w:lang w:eastAsia="zh-CN"/>
-                <w14:textFill>
-                  <w14:solidFill>
-                    <w14:schemeClr w14:val="bg1"/>
-                  </w14:solidFill>
-                </w14:textFill>
-              </w:rPr>
-            </w:pPr>
-          </w:p>
-        </w:tc>
-        <w:tc>
-          <w:tcPr>
-            <w:tcW w:w="1191" w:type="dxa"/>
-            <w:shd w:val="clear" w:color="auto" w:fill="0B8770"/>
-            <w:vAlign w:val="center"/>
-          </w:tcPr>
-          <w:p>
-            <w:pPr>
-              <w:keepNext/>
-              <w:spacing w:before="26"/>
-              <w:jc w:val="center"/>
-              <w:rPr>
-                <w:rFonts w:hint="eastAsia" w:ascii="微软雅黑" w:hAnsi="微软雅黑" w:eastAsia="微软雅黑" w:cs="微软雅黑"/>
-                <w:b/>
-                <w:color w:val="FFFFFF" w:themeColor="background1"/>
-                <w:sz w:val="18"/>
-                <w:szCs w:val="18"/>
-                <w:lang w:eastAsia="zh-CN"/>
-                <w14:textFill>
-                  <w14:solidFill>
-                    <w14:schemeClr w14:val="bg1"/>
-                  </w14:solidFill>
-                </w14:textFill>
-              </w:rPr>
-            </w:pPr>
-            <w:r>
-              <w:rPr>
-                <w:rFonts w:hint="eastAsia" w:ascii="微软雅黑" w:hAnsi="微软雅黑" w:eastAsia="微软雅黑" w:cs="微软雅黑"/>
-                <w:b/>
-                <w:color w:val="FFFFFF" w:themeColor="background1"/>
-                <w:sz w:val="18"/>
-                <w:szCs w:val="18"/>
-                <w:lang w:eastAsia="zh-CN"/>
-                <w14:textFill>
-                  <w14:solidFill>
-                    <w14:schemeClr w14:val="bg1"/>
-                  </w14:solidFill>
-                </w14:textFill>
-              </w:rPr>
-              <w:t>C级</w:t>
-            </w:r>
-          </w:p>
-        </w:tc>
-        <w:tc>
-          <w:tcPr>
-            <w:tcW w:w="8247" w:type="dxa"/>
-            <w:shd w:val="clear" w:color="auto" w:fill="auto"/>
-            <w:vAlign w:val="center"/>
-          </w:tcPr>
-          <w:p>
-            <w:pPr>
-              <w:keepNext/>
-              <w:spacing w:before="26"/>
-              <w:jc w:val="center"/>
-              <w:rPr>
-                <w:rFonts w:hint="eastAsia" w:ascii="微软雅黑" w:hAnsi="微软雅黑" w:eastAsia="微软雅黑" w:cs="微软雅黑"/>
-                <w:sz w:val="18"/>
-                <w:szCs w:val="18"/>
-                <w:lang w:eastAsia="zh-CN"/>
-              </w:rPr>
-            </w:pPr>
-            <w:r>
-              <w:rPr>
-                <w:rFonts w:hint="eastAsia" w:ascii="微软雅黑" w:hAnsi="微软雅黑" w:eastAsia="微软雅黑" w:cs="微软雅黑"/>
-                <w:sz w:val="18"/>
-                <w:szCs w:val="18"/>
-                <w:lang w:eastAsia="zh-CN"/>
-              </w:rPr>
-              <w:t>{% if tdd.resistantcStr == [] %}无{% else%}{% for d in tdd.resistantcStr %}{%if loop.last%}{{ d.nameLevel }}{%else%}{{ d.nameLevel }}，{%endif%}{% endfor %}{% endif%}</w:t>
-            </w:r>
-          </w:p>
-        </w:tc>
-      </w:tr>
-      <w:tr>
-        <w:tblPrEx>
-          <w:tblBorders>
-            <w:top w:val="single" w:color="0B8770" w:sz="12" w:space="0"/>
-            <w:left w:val="none" w:color="auto" w:sz="0" w:space="0"/>
-            <w:bottom w:val="single" w:color="0B8770" w:sz="12" w:space="0"/>
-            <w:right w:val="none" w:color="auto" w:sz="0" w:space="0"/>
-            <w:insideH w:val="dotted" w:color="0B8770" w:sz="4" w:space="0"/>
-            <w:insideV w:val="dotted" w:color="0B8770" w:sz="4" w:space="0"/>
-          </w:tblBorders>
-          <w:tblCellMar>
-            <w:top w:w="0" w:type="dxa"/>
-            <w:left w:w="108" w:type="dxa"/>
-            <w:bottom w:w="0" w:type="dxa"/>
-            <w:right w:w="108" w:type="dxa"/>
-          </w:tblCellMar>
-        </w:tblPrEx>
-        <w:trPr>
-          <w:trHeight w:val="474" w:hRule="atLeast"/>
-          <w:jc w:val="center"/>
-        </w:trPr>
-        <w:tc>
-          <w:tcPr>
-            <w:tcW w:w="432" w:type="dxa"/>
-            <w:vMerge w:val="continue"/>
-            <w:shd w:val="clear" w:color="auto" w:fill="0B8770"/>
-            <w:vAlign w:val="center"/>
-          </w:tcPr>
-          <w:p>
-            <w:pPr>
-              <w:keepNext/>
-              <w:spacing w:before="26"/>
-              <w:jc w:val="center"/>
-              <w:rPr>
-                <w:rFonts w:hint="eastAsia" w:ascii="微软雅黑" w:hAnsi="微软雅黑" w:eastAsia="微软雅黑" w:cs="微软雅黑"/>
-                <w:b/>
-                <w:color w:val="FFFFFF" w:themeColor="background1"/>
-                <w:sz w:val="18"/>
-                <w:szCs w:val="18"/>
-                <w:lang w:eastAsia="zh-CN"/>
-                <w14:textFill>
-                  <w14:solidFill>
-                    <w14:schemeClr w14:val="bg1"/>
-                  </w14:solidFill>
-                </w14:textFill>
-              </w:rPr>
-            </w:pPr>
-          </w:p>
-        </w:tc>
-        <w:tc>
-          <w:tcPr>
-            <w:tcW w:w="1191" w:type="dxa"/>
-            <w:shd w:val="clear" w:color="auto" w:fill="0B8770"/>
-            <w:vAlign w:val="center"/>
-          </w:tcPr>
-          <w:p>
-            <w:pPr>
-              <w:keepNext/>
-              <w:spacing w:before="26"/>
-              <w:jc w:val="center"/>
-              <w:rPr>
-                <w:rFonts w:hint="eastAsia" w:ascii="微软雅黑" w:hAnsi="微软雅黑" w:eastAsia="微软雅黑" w:cs="微软雅黑"/>
-                <w:b/>
-                <w:color w:val="FFFFFF" w:themeColor="background1"/>
-                <w:sz w:val="18"/>
-                <w:szCs w:val="18"/>
-                <w:lang w:eastAsia="zh-CN"/>
-                <w14:textFill>
-                  <w14:solidFill>
-                    <w14:schemeClr w14:val="bg1"/>
-                  </w14:solidFill>
-                </w14:textFill>
-              </w:rPr>
-            </w:pPr>
-            <w:r>
-              <w:rPr>
-                <w:rFonts w:hint="eastAsia" w:ascii="微软雅黑" w:hAnsi="微软雅黑" w:eastAsia="微软雅黑" w:cs="微软雅黑"/>
-                <w:b/>
-                <w:color w:val="FFFFFF" w:themeColor="background1"/>
-                <w:sz w:val="18"/>
-                <w:szCs w:val="18"/>
-                <w:lang w:eastAsia="zh-CN"/>
-                <w14:textFill>
-                  <w14:solidFill>
-                    <w14:schemeClr w14:val="bg1"/>
-                  </w14:solidFill>
-                </w14:textFill>
-              </w:rPr>
-              <w:t>D级</w:t>
-            </w:r>
-          </w:p>
-        </w:tc>
-        <w:tc>
-          <w:tcPr>
-            <w:tcW w:w="8247" w:type="dxa"/>
-            <w:shd w:val="clear" w:color="auto" w:fill="auto"/>
-            <w:vAlign w:val="center"/>
-          </w:tcPr>
-          <w:p>
-            <w:pPr>
-              <w:keepNext/>
-              <w:spacing w:before="26"/>
-              <w:jc w:val="center"/>
-              <w:rPr>
-                <w:rFonts w:hint="eastAsia" w:ascii="微软雅黑" w:hAnsi="微软雅黑" w:eastAsia="微软雅黑" w:cs="微软雅黑"/>
-                <w:sz w:val="18"/>
-                <w:szCs w:val="18"/>
-                <w:lang w:eastAsia="zh-CN"/>
-              </w:rPr>
-            </w:pPr>
-            <w:r>
-              <w:rPr>
-                <w:rFonts w:hint="eastAsia" w:ascii="微软雅黑" w:hAnsi="微软雅黑" w:eastAsia="微软雅黑" w:cs="微软雅黑"/>
-                <w:sz w:val="18"/>
-                <w:szCs w:val="18"/>
-                <w:lang w:eastAsia="zh-CN"/>
-              </w:rPr>
-              <w:t>{% if tdd.resistantdStr == [] %}无{% else%}{% for d in tdd.resistantdStr %}{%if loop.last%}{{ d.nameLevel }}{%else%}{{ d.nameLevel }}，{%endif%}{% endfor %}{% endif%}</w:t>
-            </w:r>
-          </w:p>
-        </w:tc>
-      </w:tr>
-      <w:tr>
-        <w:tblPrEx>
-          <w:tblBorders>
-            <w:top w:val="single" w:color="0B8770" w:sz="12" w:space="0"/>
-            <w:left w:val="none" w:color="auto" w:sz="0" w:space="0"/>
-            <w:bottom w:val="single" w:color="0B8770" w:sz="12" w:space="0"/>
-            <w:right w:val="none" w:color="auto" w:sz="0" w:space="0"/>
-            <w:insideH w:val="dotted" w:color="0B8770" w:sz="4" w:space="0"/>
-            <w:insideV w:val="dotted" w:color="0B8770" w:sz="4" w:space="0"/>
-          </w:tblBorders>
-          <w:tblCellMar>
-            <w:top w:w="0" w:type="dxa"/>
-            <w:left w:w="108" w:type="dxa"/>
-            <w:bottom w:w="0" w:type="dxa"/>
-            <w:right w:w="108" w:type="dxa"/>
-          </w:tblCellMar>
-        </w:tblPrEx>
-        <w:trPr>
-          <w:jc w:val="center"/>
-        </w:trPr>
-        <w:tc>
-          <w:tcPr>
-            <w:tcW w:w="1623" w:type="dxa"/>
-            <w:gridSpan w:val="2"/>
-            <w:shd w:val="clear" w:color="auto" w:fill="0B8770"/>
-            <w:vAlign w:val="center"/>
-          </w:tcPr>
-          <w:p>
-            <w:pPr>
-              <w:keepNext/>
-              <w:spacing w:before="26"/>
-              <w:jc w:val="center"/>
-              <w:rPr>
-                <w:rFonts w:hint="eastAsia" w:ascii="微软雅黑" w:hAnsi="微软雅黑" w:eastAsia="微软雅黑" w:cs="微软雅黑"/>
-                <w:b/>
-                <w:color w:val="FFFFFF" w:themeColor="background1"/>
-                <w:sz w:val="18"/>
-                <w:szCs w:val="18"/>
-                <w:lang w:eastAsia="zh-CN"/>
-                <w14:textFill>
-                  <w14:solidFill>
-                    <w14:schemeClr w14:val="bg1"/>
-                  </w14:solidFill>
-                </w14:textFill>
-              </w:rPr>
-            </w:pPr>
-            <w:r>
-              <w:rPr>
-                <w:rFonts w:hint="eastAsia" w:ascii="微软雅黑" w:hAnsi="微软雅黑" w:eastAsia="微软雅黑" w:cs="微软雅黑"/>
-                <w:b/>
-                <w:color w:val="FFFFFF" w:themeColor="background1"/>
-                <w:sz w:val="18"/>
-                <w:szCs w:val="18"/>
-                <w:lang w:eastAsia="zh-CN"/>
-                <w14:textFill>
-                  <w14:solidFill>
-                    <w14:schemeClr w14:val="bg1"/>
-                  </w14:solidFill>
-                </w14:textFill>
-              </w:rPr>
-              <w:t>基因突变相关说明</w:t>
-            </w:r>
-          </w:p>
-        </w:tc>
-        <w:tc>
-          <w:tcPr>
-            <w:tcW w:w="8247" w:type="dxa"/>
-            <w:vAlign w:val="center"/>
-          </w:tcPr>
-          <w:p>
-            <w:pPr>
-              <w:keepNext/>
-              <w:spacing w:before="26"/>
-              <w:rPr>
-                <w:rFonts w:hint="eastAsia" w:ascii="微软雅黑" w:hAnsi="微软雅黑" w:eastAsia="微软雅黑" w:cs="微软雅黑"/>
-                <w:sz w:val="18"/>
-                <w:szCs w:val="18"/>
-                <w:lang w:eastAsia="zh-CN"/>
-              </w:rPr>
-            </w:pPr>
-            <w:r>
-              <w:rPr>
-                <w:rFonts w:hint="eastAsia" w:ascii="微软雅黑" w:hAnsi="微软雅黑" w:eastAsia="微软雅黑" w:cs="微软雅黑"/>
-                <w:sz w:val="18"/>
-                <w:szCs w:val="18"/>
-                <w:lang w:eastAsia="zh-CN"/>
-              </w:rPr>
-              <w:t>{% for md in tdd.medicationDescription %}{% if md.key == '变异解析:' %}</w:t>
-            </w:r>
-            <w:r>
-              <w:rPr>
-                <w:rFonts w:hint="eastAsia" w:ascii="微软雅黑" w:hAnsi="微软雅黑" w:eastAsia="微软雅黑" w:cs="微软雅黑"/>
-                <w:b/>
-                <w:bCs/>
-                <w:sz w:val="18"/>
-                <w:szCs w:val="18"/>
-                <w:lang w:eastAsia="zh-CN"/>
-              </w:rPr>
-              <w:t>{{md.key}}</w:t>
-            </w:r>
-            <w:r>
-              <w:rPr>
-                <w:rFonts w:hint="eastAsia" w:ascii="微软雅黑" w:hAnsi="微软雅黑" w:eastAsia="微软雅黑" w:cs="微软雅黑"/>
-                <w:sz w:val="18"/>
-                <w:szCs w:val="18"/>
-                <w:lang w:eastAsia="zh-CN"/>
-              </w:rPr>
-              <w:t>{{md.value}}{% elif md.value == '' %}{% else%}</w:t>
-            </w:r>
-            <w:r>
-              <w:rPr>
-                <w:rFonts w:hint="eastAsia" w:ascii="微软雅黑" w:hAnsi="微软雅黑" w:eastAsia="微软雅黑" w:cs="微软雅黑"/>
-                <w:b/>
-                <w:bCs/>
-                <w:sz w:val="18"/>
-                <w:szCs w:val="18"/>
-                <w:lang w:eastAsia="zh-CN"/>
-              </w:rPr>
-              <w:t>{{md.key}}</w:t>
-            </w:r>
-            <w:r>
-              <w:rPr>
-                <w:rFonts w:hint="eastAsia" w:ascii="微软雅黑" w:hAnsi="微软雅黑" w:eastAsia="微软雅黑" w:cs="微软雅黑"/>
-                <w:sz w:val="18"/>
-                <w:szCs w:val="18"/>
-                <w:lang w:eastAsia="zh-CN"/>
-              </w:rPr>
-              <w:t>{{md.value}}</w:t>
-            </w:r>
-          </w:p>
-          <w:p>
-            <w:pPr>
-              <w:keepNext/>
-              <w:spacing w:before="26"/>
-              <w:rPr>
-                <w:rFonts w:hint="eastAsia" w:ascii="微软雅黑" w:hAnsi="微软雅黑" w:eastAsia="微软雅黑" w:cs="微软雅黑"/>
-                <w:sz w:val="18"/>
-                <w:szCs w:val="18"/>
-                <w:lang w:eastAsia="zh-CN"/>
-              </w:rPr>
-            </w:pPr>
-            <w:r>
-              <w:rPr>
-                <w:rFonts w:hint="eastAsia" w:ascii="微软雅黑" w:hAnsi="微软雅黑" w:eastAsia="微软雅黑" w:cs="微软雅黑"/>
-                <w:sz w:val="18"/>
-                <w:szCs w:val="18"/>
-                <w:lang w:eastAsia="zh-CN"/>
-              </w:rPr>
-              <w:t>{% endif %}{% endfor %}</w:t>
-            </w:r>
-          </w:p>
-        </w:tc>
-      </w:tr>
-    </w:tbl>
-    <w:p>
-      <w:pPr>
-        <w:rPr>
-          <w:rFonts w:hint="eastAsia" w:ascii="微软雅黑" w:hAnsi="微软雅黑" w:eastAsia="微软雅黑" w:cs="微软雅黑"/>
-          <w:b/>
-          <w:color w:val="0B8770"/>
-          <w:sz w:val="24"/>
-          <w:szCs w:val="24"/>
-          <w:lang w:eastAsia="zh-CN"/>
-        </w:rPr>
-      </w:pPr>
-      <w:r>
-        <w:rPr>
-          <w:rFonts w:hint="eastAsia" w:ascii="微软雅黑" w:hAnsi="微软雅黑" w:eastAsia="微软雅黑" w:cs="微软雅黑"/>
-          <w:b/>
-          <w:color w:val="0B8770"/>
-          <w:sz w:val="24"/>
-          <w:szCs w:val="24"/>
-          <w:lang w:eastAsia="zh-CN"/>
-        </w:rPr>
-        <w:t>{% endfor %}</w:t>
-      </w:r>
-      <w:r>
-        <w:rPr>
-          <w:rFonts w:hint="eastAsia" w:ascii="微软雅黑" w:hAnsi="微软雅黑" w:eastAsia="微软雅黑" w:cs="微软雅黑"/>
-          <w:b/>
-          <w:color w:val="0B8770"/>
-          <w:sz w:val="24"/>
-          <w:szCs w:val="24"/>
-          <w:lang w:eastAsia="zh-CN"/>
-        </w:rPr>
-        <w:br w:type="page"/>
-      </w:r>
-    </w:p>
-    <w:p>
-      <w:pPr>
-        <w:rPr>
-          <w:rFonts w:hint="eastAsia" w:ascii="微软雅黑" w:hAnsi="微软雅黑" w:eastAsia="微软雅黑" w:cs="微软雅黑"/>
-          <w:sz w:val="20"/>
-          <w:szCs w:val="18"/>
-          <w:lang w:eastAsia="zh-CN"/>
-        </w:rPr>
-      </w:pPr>
-      <w:r>
-        <w:rPr>
-          <w:rFonts w:hint="eastAsia" w:ascii="微软雅黑" w:hAnsi="微软雅黑" w:eastAsia="微软雅黑" w:cs="微软雅黑"/>
-          <w:b/>
-          <w:bCs w:val="0"/>
-          <w:color w:val="0B8770"/>
-          <w:sz w:val="24"/>
-          <w:szCs w:val="24"/>
-          <w:lang w:eastAsia="zh-CN"/>
-        </w:rPr>
-        <w:t>{% else %}</w:t>
-      </w:r>
-      <w:r>
-        <w:rPr>
-          <w:rFonts w:hint="eastAsia" w:ascii="微软雅黑" w:hAnsi="微软雅黑" w:eastAsia="微软雅黑" w:cs="微软雅黑"/>
-          <w:b/>
-          <w:bCs w:val="0"/>
-          <w:color w:val="000000" w:themeColor="text1"/>
-          <w:sz w:val="24"/>
-          <w:szCs w:val="24"/>
-          <w:lang w:eastAsia="zh-CN"/>
-          <w14:textFill>
-            <w14:solidFill>
-              <w14:schemeClr w14:val="tx1"/>
-            </w14:solidFill>
-          </w14:textFill>
-        </w:rPr>
-        <w:t>未检出</w:t>
-      </w:r>
-      <w:r>
-        <w:rPr>
-          <w:rFonts w:hint="eastAsia" w:ascii="微软雅黑" w:hAnsi="微软雅黑" w:eastAsia="微软雅黑" w:cs="微软雅黑"/>
-          <w:b/>
-          <w:bCs w:val="0"/>
-          <w:color w:val="000000" w:themeColor="text1"/>
-          <w:sz w:val="24"/>
-          <w:szCs w:val="24"/>
-          <w:lang w:val="en-US" w:eastAsia="zh-CN"/>
-          <w14:textFill>
-            <w14:solidFill>
-              <w14:schemeClr w14:val="tx1"/>
-            </w14:solidFill>
-          </w14:textFill>
-        </w:rPr>
-        <w:t>靶向药物</w:t>
-      </w:r>
-      <w:r>
-        <w:rPr>
-          <w:rFonts w:hint="eastAsia" w:ascii="微软雅黑" w:hAnsi="微软雅黑" w:eastAsia="微软雅黑" w:cs="微软雅黑"/>
-          <w:b/>
-          <w:bCs w:val="0"/>
-          <w:color w:val="000000" w:themeColor="text1"/>
-          <w:sz w:val="24"/>
-          <w:szCs w:val="24"/>
-          <w:lang w:eastAsia="zh-CN"/>
-          <w14:textFill>
-            <w14:solidFill>
-              <w14:schemeClr w14:val="tx1"/>
-            </w14:solidFill>
-          </w14:textFill>
-        </w:rPr>
-        <w:t>相关致病性及可能致病性胚系突变。</w:t>
-      </w:r>
-      <w:r>
-        <w:rPr>
-          <w:rFonts w:hint="eastAsia" w:ascii="微软雅黑" w:hAnsi="微软雅黑" w:eastAsia="微软雅黑" w:cs="微软雅黑"/>
-          <w:b/>
-          <w:bCs w:val="0"/>
-          <w:color w:val="0B8770"/>
-          <w:sz w:val="16"/>
-        </w:rPr>
-        <w:br w:type="page"/>
-      </w:r>
-      <w:r>
-        <w:rPr>
-          <w:rFonts w:hint="eastAsia" w:ascii="微软雅黑" w:hAnsi="微软雅黑" w:eastAsia="微软雅黑" w:cs="微软雅黑"/>
-          <w:b/>
-          <w:color w:val="000000" w:themeColor="text1"/>
-          <w:sz w:val="24"/>
-          <w:szCs w:val="24"/>
-          <w:lang w:eastAsia="zh-CN"/>
-          <w14:textFill>
-            <w14:solidFill>
-              <w14:schemeClr w14:val="tx1"/>
-            </w14:solidFill>
-          </w14:textFill>
-        </w:rPr>
-        <w:t>{% endif %}</w:t>
-      </w:r>
-    </w:p>
-    <w:p>
-      <w:pPr>
-        <w:pStyle w:val="2"/>
-        <w:keepNext w:val="0"/>
-        <w:keepLines w:val="0"/>
-        <w:pageBreakBefore w:val="0"/>
-        <w:widowControl w:val="0"/>
-        <w:numPr>
-          <w:ilvl w:val="0"/>
-          <w:numId w:val="0"/>
-        </w:numPr>
-        <w:tabs>
-          <w:tab w:val="left" w:pos="0"/>
-        </w:tabs>
-        <w:kinsoku/>
-        <w:wordWrap/>
-        <w:overflowPunct/>
-        <w:topLinePunct w:val="0"/>
-        <w:autoSpaceDE/>
-        <w:autoSpaceDN/>
-        <w:bidi w:val="0"/>
-        <w:adjustRightInd/>
-        <w:snapToGrid/>
-        <w:ind w:left="0" w:leftChars="0" w:firstLine="0" w:firstLineChars="0"/>
-        <w:jc w:val="left"/>
-        <w:textAlignment w:val="auto"/>
-        <w:rPr>
-          <w:rFonts w:hint="eastAsia" w:ascii="微软雅黑" w:hAnsi="微软雅黑" w:eastAsia="微软雅黑" w:cs="微软雅黑"/>
-          <w:color w:val="auto"/>
-          <w:sz w:val="28"/>
-          <w:szCs w:val="28"/>
-          <w:lang w:val="en-US" w:eastAsia="zh-CN"/>
-        </w:rPr>
-      </w:pPr>
-      <w:bookmarkStart w:id="48" w:name="_Toc26291"/>
-      <w:bookmarkStart w:id="49" w:name="_Toc17967"/>
-      <w:bookmarkStart w:id="50" w:name="_Toc27185"/>
-      <w:bookmarkStart w:id="51" w:name="_Toc3295"/>
+      <w:bookmarkStart w:id="48" w:name="_Toc3295"/>
+      <w:bookmarkStart w:id="49" w:name="_Toc26291"/>
+      <w:bookmarkStart w:id="50" w:name="_Toc17967"/>
+      <w:bookmarkStart w:id="51" w:name="_Toc27185"/>
       <w:r>
         <w:rPr>
           <w:rFonts w:hint="eastAsia" w:ascii="微软雅黑" w:hAnsi="微软雅黑" w:eastAsia="微软雅黑" w:cs="微软雅黑"/>
@@ -21842,20 +21809,20 @@
           <w:lang w:val="en-US" w:eastAsia="zh-CN"/>
         </w:rPr>
       </w:pPr>
-      <w:bookmarkStart w:id="53" w:name="_Toc15494"/>
-      <w:bookmarkStart w:id="54" w:name="_Toc1004"/>
-      <w:bookmarkStart w:id="55" w:name="_Toc16594"/>
-      <w:bookmarkStart w:id="56" w:name="_Toc12505"/>
-      <w:bookmarkStart w:id="57" w:name="_Toc13196_WPSOffice_Level1"/>
-      <w:bookmarkStart w:id="58" w:name="_Toc28240"/>
-      <w:bookmarkStart w:id="59" w:name="_Toc1707_WPSOffice_Level1"/>
-      <w:bookmarkStart w:id="60" w:name="_Toc21764_WPSOffice_Level1"/>
-      <w:bookmarkStart w:id="61" w:name="_Toc27302"/>
+      <w:bookmarkStart w:id="53" w:name="_Toc1004"/>
+      <w:bookmarkStart w:id="54" w:name="_Toc15494"/>
+      <w:bookmarkStart w:id="55" w:name="_Toc1707_WPSOffice_Level1"/>
+      <w:bookmarkStart w:id="56" w:name="_Toc27302"/>
+      <w:bookmarkStart w:id="57" w:name="_Toc28240"/>
+      <w:bookmarkStart w:id="58" w:name="_Toc21764_WPSOffice_Level1"/>
+      <w:bookmarkStart w:id="59" w:name="_Toc12505"/>
+      <w:bookmarkStart w:id="60" w:name="_Toc16594"/>
+      <w:bookmarkStart w:id="61" w:name="_Toc13196_WPSOffice_Level1"/>
       <w:bookmarkStart w:id="62" w:name="_Toc11193_WPSOffice_Level1"/>
-      <w:bookmarkStart w:id="63" w:name="_Toc1779"/>
-      <w:bookmarkStart w:id="64" w:name="_Toc11812"/>
-      <w:bookmarkStart w:id="65" w:name="_Toc28810_WPSOffice_Level1"/>
-      <w:bookmarkStart w:id="66" w:name="_Toc11896_WPSOffice_Level1"/>
+      <w:bookmarkStart w:id="63" w:name="_Toc11896_WPSOffice_Level1"/>
+      <w:bookmarkStart w:id="64" w:name="_Toc1779"/>
+      <w:bookmarkStart w:id="65" w:name="_Toc11812"/>
+      <w:bookmarkStart w:id="66" w:name="_Toc28810_WPSOffice_Level1"/>
       <w:r>
         <w:rPr>
           <w:rFonts w:hint="eastAsia" w:ascii="微软雅黑" w:hAnsi="微软雅黑" w:eastAsia="微软雅黑" w:cs="微软雅黑"/>
@@ -23694,8 +23661,8 @@
           <w:szCs w:val="40"/>
         </w:rPr>
       </w:pPr>
-      <w:bookmarkStart w:id="67" w:name="_Toc27461"/>
-      <w:bookmarkStart w:id="68" w:name="_Toc17174"/>
+      <w:bookmarkStart w:id="67" w:name="_Toc17174"/>
+      <w:bookmarkStart w:id="68" w:name="_Toc27461"/>
       <w:r>
         <w:rPr>
           <w:rFonts w:hint="eastAsia" w:ascii="微软雅黑" w:hAnsi="微软雅黑" w:cs="微软雅黑"/>
@@ -26689,20 +26656,20 @@
           <w:lang w:val="en-US" w:eastAsia="zh-CN"/>
         </w:rPr>
       </w:pPr>
-      <w:bookmarkStart w:id="74" w:name="_Toc31819"/>
-      <w:bookmarkStart w:id="75" w:name="_Toc29706"/>
-      <w:bookmarkStart w:id="76" w:name="_Toc22484_WPSOffice_Level1"/>
-      <w:bookmarkStart w:id="77" w:name="_Toc6864"/>
-      <w:bookmarkStart w:id="78" w:name="_Toc7549"/>
-      <w:bookmarkStart w:id="79" w:name="_Toc97651921"/>
-      <w:bookmarkStart w:id="80" w:name="_Toc8182"/>
-      <w:bookmarkStart w:id="81" w:name="_Toc16368_WPSOffice_Level1"/>
-      <w:bookmarkStart w:id="82" w:name="_Toc97651888"/>
-      <w:bookmarkStart w:id="83" w:name="_Toc15609"/>
-      <w:bookmarkStart w:id="84" w:name="_Toc19099"/>
-      <w:bookmarkStart w:id="85" w:name="_Toc28910_WPSOffice_Level1"/>
-      <w:bookmarkStart w:id="86" w:name="_Toc20924"/>
-      <w:bookmarkStart w:id="87" w:name="_Toc26985_WPSOffice_Level1"/>
+      <w:bookmarkStart w:id="74" w:name="_Toc29706"/>
+      <w:bookmarkStart w:id="75" w:name="_Toc31819"/>
+      <w:bookmarkStart w:id="76" w:name="_Toc97651888"/>
+      <w:bookmarkStart w:id="77" w:name="_Toc28910_WPSOffice_Level1"/>
+      <w:bookmarkStart w:id="78" w:name="_Toc19099"/>
+      <w:bookmarkStart w:id="79" w:name="_Toc16368_WPSOffice_Level1"/>
+      <w:bookmarkStart w:id="80" w:name="_Toc15609"/>
+      <w:bookmarkStart w:id="81" w:name="_Toc6864"/>
+      <w:bookmarkStart w:id="82" w:name="_Toc97651921"/>
+      <w:bookmarkStart w:id="83" w:name="_Toc22484_WPSOffice_Level1"/>
+      <w:bookmarkStart w:id="84" w:name="_Toc7549"/>
+      <w:bookmarkStart w:id="85" w:name="_Toc8182"/>
+      <w:bookmarkStart w:id="86" w:name="_Toc26985_WPSOffice_Level1"/>
+      <w:bookmarkStart w:id="87" w:name="_Toc20924"/>
       <w:bookmarkStart w:id="88" w:name="_Toc31185"/>
       <w:bookmarkStart w:id="89" w:name="_Toc28454_WPSOffice_Level1"/>
       <w:bookmarkStart w:id="90" w:name="_Toc20170_WPSOffice_Level1"/>
@@ -27406,12 +27373,12 @@
               </w:rPr>
             </w:pPr>
             <w:bookmarkStart w:id="91" w:name="_Toc23221_WPSOffice_Level2"/>
-            <w:bookmarkStart w:id="92" w:name="_Toc17905_WPSOffice_Level2"/>
-            <w:bookmarkStart w:id="93" w:name="_Toc18696_WPSOffice_Level2"/>
-            <w:bookmarkStart w:id="94" w:name="_Toc3819_WPSOffice_Level2"/>
-            <w:bookmarkStart w:id="95" w:name="_Toc5261_WPSOffice_Level2"/>
-            <w:bookmarkStart w:id="96" w:name="_Toc31020_WPSOffice_Level2"/>
-            <w:bookmarkStart w:id="97" w:name="_Toc5660_WPSOffice_Level2"/>
+            <w:bookmarkStart w:id="92" w:name="_Toc5261_WPSOffice_Level2"/>
+            <w:bookmarkStart w:id="93" w:name="_Toc3819_WPSOffice_Level2"/>
+            <w:bookmarkStart w:id="94" w:name="_Toc17905_WPSOffice_Level2"/>
+            <w:bookmarkStart w:id="95" w:name="_Toc18696_WPSOffice_Level2"/>
+            <w:bookmarkStart w:id="96" w:name="_Toc5660_WPSOffice_Level2"/>
+            <w:bookmarkStart w:id="97" w:name="_Toc31020_WPSOffice_Level2"/>
             <w:r>
               <w:rPr>
                 <w:rFonts w:hint="eastAsia" w:ascii="微软雅黑" w:hAnsi="微软雅黑" w:eastAsia="微软雅黑" w:cs="微软雅黑"/>
@@ -27948,11 +27915,11 @@
             </w:pPr>
             <w:bookmarkStart w:id="98" w:name="_Toc28235_WPSOffice_Level2"/>
             <w:bookmarkStart w:id="99" w:name="_Toc20683_WPSOffice_Level2"/>
-            <w:bookmarkStart w:id="100" w:name="_Toc24626_WPSOffice_Level2"/>
-            <w:bookmarkStart w:id="101" w:name="_Toc2588_WPSOffice_Level2"/>
-            <w:bookmarkStart w:id="102" w:name="_Toc23388_WPSOffice_Level2"/>
-            <w:bookmarkStart w:id="103" w:name="_Toc11554_WPSOffice_Level2"/>
-            <w:bookmarkStart w:id="104" w:name="_Toc15300_WPSOffice_Level2"/>
+            <w:bookmarkStart w:id="100" w:name="_Toc2588_WPSOffice_Level2"/>
+            <w:bookmarkStart w:id="101" w:name="_Toc15300_WPSOffice_Level2"/>
+            <w:bookmarkStart w:id="102" w:name="_Toc11554_WPSOffice_Level2"/>
+            <w:bookmarkStart w:id="103" w:name="_Toc24626_WPSOffice_Level2"/>
+            <w:bookmarkStart w:id="104" w:name="_Toc23388_WPSOffice_Level2"/>
             <w:r>
               <w:rPr>
                 <w:rFonts w:hint="eastAsia" w:ascii="微软雅黑" w:hAnsi="微软雅黑" w:eastAsia="微软雅黑" w:cs="微软雅黑"/>
@@ -28489,11 +28456,11 @@
             </w:pPr>
             <w:bookmarkStart w:id="105" w:name="_Toc30071_WPSOffice_Level2"/>
             <w:bookmarkStart w:id="106" w:name="_Toc12493_WPSOffice_Level2"/>
-            <w:bookmarkStart w:id="107" w:name="_Toc31650_WPSOffice_Level2"/>
-            <w:bookmarkStart w:id="108" w:name="_Toc19892_WPSOffice_Level2"/>
-            <w:bookmarkStart w:id="109" w:name="_Toc16027_WPSOffice_Level2"/>
-            <w:bookmarkStart w:id="110" w:name="_Toc18182_WPSOffice_Level2"/>
-            <w:bookmarkStart w:id="111" w:name="_Toc22590_WPSOffice_Level2"/>
+            <w:bookmarkStart w:id="107" w:name="_Toc16027_WPSOffice_Level2"/>
+            <w:bookmarkStart w:id="108" w:name="_Toc31650_WPSOffice_Level2"/>
+            <w:bookmarkStart w:id="109" w:name="_Toc18182_WPSOffice_Level2"/>
+            <w:bookmarkStart w:id="110" w:name="_Toc22590_WPSOffice_Level2"/>
+            <w:bookmarkStart w:id="111" w:name="_Toc19892_WPSOffice_Level2"/>
             <w:r>
               <w:rPr>
                 <w:rFonts w:hint="eastAsia" w:ascii="微软雅黑" w:hAnsi="微软雅黑" w:eastAsia="微软雅黑" w:cs="微软雅黑"/>
@@ -29030,9 +28997,9 @@
             </w:pPr>
             <w:bookmarkStart w:id="112" w:name="_Toc20571_WPSOffice_Level2"/>
             <w:bookmarkStart w:id="113" w:name="_Toc31447_WPSOffice_Level2"/>
-            <w:bookmarkStart w:id="114" w:name="_Toc28534_WPSOffice_Level2"/>
-            <w:bookmarkStart w:id="115" w:name="_Toc8398_WPSOffice_Level2"/>
-            <w:bookmarkStart w:id="116" w:name="_Toc19289_WPSOffice_Level2"/>
+            <w:bookmarkStart w:id="114" w:name="_Toc8398_WPSOffice_Level2"/>
+            <w:bookmarkStart w:id="115" w:name="_Toc19289_WPSOffice_Level2"/>
+            <w:bookmarkStart w:id="116" w:name="_Toc28534_WPSOffice_Level2"/>
             <w:bookmarkStart w:id="117" w:name="_Toc11689_WPSOffice_Level2"/>
             <w:bookmarkStart w:id="118" w:name="_Toc28312_WPSOffice_Level2"/>
             <w:r>
@@ -29571,11 +29538,11 @@
             </w:pPr>
             <w:bookmarkStart w:id="119" w:name="_Toc5164_WPSOffice_Level2"/>
             <w:bookmarkStart w:id="120" w:name="_Toc5423_WPSOffice_Level2"/>
-            <w:bookmarkStart w:id="121" w:name="_Toc13225_WPSOffice_Level2"/>
-            <w:bookmarkStart w:id="122" w:name="_Toc2683_WPSOffice_Level2"/>
+            <w:bookmarkStart w:id="121" w:name="_Toc2683_WPSOffice_Level2"/>
+            <w:bookmarkStart w:id="122" w:name="_Toc6170_WPSOffice_Level2"/>
             <w:bookmarkStart w:id="123" w:name="_Toc6645_WPSOffice_Level2"/>
-            <w:bookmarkStart w:id="124" w:name="_Toc6170_WPSOffice_Level2"/>
-            <w:bookmarkStart w:id="125" w:name="_Toc6863_WPSOffice_Level2"/>
+            <w:bookmarkStart w:id="124" w:name="_Toc6863_WPSOffice_Level2"/>
+            <w:bookmarkStart w:id="125" w:name="_Toc13225_WPSOffice_Level2"/>
             <w:r>
               <w:rPr>
                 <w:rFonts w:hint="eastAsia" w:ascii="微软雅黑" w:hAnsi="微软雅黑" w:eastAsia="微软雅黑" w:cs="微软雅黑"/>
@@ -30110,13 +30077,13 @@
                 <w:szCs w:val="18"/>
               </w:rPr>
             </w:pPr>
-            <w:bookmarkStart w:id="126" w:name="_Toc29762_WPSOffice_Level2"/>
+            <w:bookmarkStart w:id="126" w:name="_Toc5860_WPSOffice_Level2"/>
             <w:bookmarkStart w:id="127" w:name="_Toc24628_WPSOffice_Level2"/>
-            <w:bookmarkStart w:id="128" w:name="_Toc12046_WPSOffice_Level2"/>
-            <w:bookmarkStart w:id="129" w:name="_Toc3387_WPSOffice_Level2"/>
-            <w:bookmarkStart w:id="130" w:name="_Toc6323_WPSOffice_Level2"/>
-            <w:bookmarkStart w:id="131" w:name="_Toc13817_WPSOffice_Level2"/>
-            <w:bookmarkStart w:id="132" w:name="_Toc5860_WPSOffice_Level2"/>
+            <w:bookmarkStart w:id="128" w:name="_Toc3387_WPSOffice_Level2"/>
+            <w:bookmarkStart w:id="129" w:name="_Toc6323_WPSOffice_Level2"/>
+            <w:bookmarkStart w:id="130" w:name="_Toc29762_WPSOffice_Level2"/>
+            <w:bookmarkStart w:id="131" w:name="_Toc12046_WPSOffice_Level2"/>
+            <w:bookmarkStart w:id="132" w:name="_Toc13817_WPSOffice_Level2"/>
             <w:r>
               <w:rPr>
                 <w:rFonts w:hint="eastAsia" w:ascii="微软雅黑" w:hAnsi="微软雅黑" w:eastAsia="微软雅黑" w:cs="微软雅黑"/>
@@ -30651,13 +30618,13 @@
                 <w:szCs w:val="18"/>
               </w:rPr>
             </w:pPr>
-            <w:bookmarkStart w:id="133" w:name="_Toc708_WPSOffice_Level2"/>
-            <w:bookmarkStart w:id="134" w:name="_Toc15619_WPSOffice_Level2"/>
-            <w:bookmarkStart w:id="135" w:name="_Toc6004_WPSOffice_Level2"/>
+            <w:bookmarkStart w:id="133" w:name="_Toc15619_WPSOffice_Level2"/>
+            <w:bookmarkStart w:id="134" w:name="_Toc11082_WPSOffice_Level2"/>
+            <w:bookmarkStart w:id="135" w:name="_Toc13244_WPSOffice_Level2"/>
             <w:bookmarkStart w:id="136" w:name="_Toc31905_WPSOffice_Level2"/>
-            <w:bookmarkStart w:id="137" w:name="_Toc13244_WPSOffice_Level2"/>
+            <w:bookmarkStart w:id="137" w:name="_Toc708_WPSOffice_Level2"/>
             <w:bookmarkStart w:id="138" w:name="_Toc22500_WPSOffice_Level2"/>
-            <w:bookmarkStart w:id="139" w:name="_Toc11082_WPSOffice_Level2"/>
+            <w:bookmarkStart w:id="139" w:name="_Toc6004_WPSOffice_Level2"/>
             <w:r>
               <w:rPr>
                 <w:rFonts w:hint="eastAsia" w:ascii="微软雅黑" w:hAnsi="微软雅黑" w:eastAsia="微软雅黑" w:cs="微软雅黑"/>
@@ -31192,13 +31159,13 @@
                 <w:szCs w:val="18"/>
               </w:rPr>
             </w:pPr>
-            <w:bookmarkStart w:id="140" w:name="_Toc21560_WPSOffice_Level2"/>
-            <w:bookmarkStart w:id="141" w:name="_Toc15479_WPSOffice_Level2"/>
-            <w:bookmarkStart w:id="142" w:name="_Toc23537_WPSOffice_Level2"/>
+            <w:bookmarkStart w:id="140" w:name="_Toc15479_WPSOffice_Level2"/>
+            <w:bookmarkStart w:id="141" w:name="_Toc21560_WPSOffice_Level2"/>
+            <w:bookmarkStart w:id="142" w:name="_Toc4042_WPSOffice_Level2"/>
             <w:bookmarkStart w:id="143" w:name="_Toc7586_WPSOffice_Level2"/>
             <w:bookmarkStart w:id="144" w:name="_Toc13664_WPSOffice_Level2"/>
             <w:bookmarkStart w:id="145" w:name="_Toc23443_WPSOffice_Level2"/>
-            <w:bookmarkStart w:id="146" w:name="_Toc4042_WPSOffice_Level2"/>
+            <w:bookmarkStart w:id="146" w:name="_Toc23537_WPSOffice_Level2"/>
             <w:r>
               <w:rPr>
                 <w:rFonts w:hint="eastAsia" w:ascii="微软雅黑" w:hAnsi="微软雅黑" w:eastAsia="微软雅黑" w:cs="微软雅黑"/>
@@ -31733,13 +31700,13 @@
                 <w:szCs w:val="18"/>
               </w:rPr>
             </w:pPr>
-            <w:bookmarkStart w:id="147" w:name="_Toc22039_WPSOffice_Level2"/>
-            <w:bookmarkStart w:id="148" w:name="_Toc29193_WPSOffice_Level2"/>
-            <w:bookmarkStart w:id="149" w:name="_Toc28498_WPSOffice_Level2"/>
-            <w:bookmarkStart w:id="150" w:name="_Toc2337_WPSOffice_Level2"/>
+            <w:bookmarkStart w:id="147" w:name="_Toc28498_WPSOffice_Level2"/>
+            <w:bookmarkStart w:id="148" w:name="_Toc2337_WPSOffice_Level2"/>
+            <w:bookmarkStart w:id="149" w:name="_Toc29193_WPSOffice_Level2"/>
+            <w:bookmarkStart w:id="150" w:name="_Toc22039_WPSOffice_Level2"/>
             <w:bookmarkStart w:id="151" w:name="_Toc5629_WPSOffice_Level2"/>
-            <w:bookmarkStart w:id="152" w:name="_Toc10575_WPSOffice_Level2"/>
-            <w:bookmarkStart w:id="153" w:name="_Toc11254_WPSOffice_Level2"/>
+            <w:bookmarkStart w:id="152" w:name="_Toc11254_WPSOffice_Level2"/>
+            <w:bookmarkStart w:id="153" w:name="_Toc10575_WPSOffice_Level2"/>
             <w:r>
               <w:rPr>
                 <w:rFonts w:hint="eastAsia" w:ascii="微软雅黑" w:hAnsi="微软雅黑" w:eastAsia="微软雅黑" w:cs="微软雅黑"/>
@@ -32274,13 +32241,13 @@
                 <w:szCs w:val="18"/>
               </w:rPr>
             </w:pPr>
-            <w:bookmarkStart w:id="154" w:name="_Toc13246_WPSOffice_Level2"/>
-            <w:bookmarkStart w:id="155" w:name="_Toc2613_WPSOffice_Level2"/>
+            <w:bookmarkStart w:id="154" w:name="_Toc17621_WPSOffice_Level2"/>
+            <w:bookmarkStart w:id="155" w:name="_Toc17668_WPSOffice_Level2"/>
             <w:bookmarkStart w:id="156" w:name="_Toc8985_WPSOffice_Level2"/>
-            <w:bookmarkStart w:id="157" w:name="_Toc17621_WPSOffice_Level2"/>
-            <w:bookmarkStart w:id="158" w:name="_Toc8519_WPSOffice_Level2"/>
-            <w:bookmarkStart w:id="159" w:name="_Toc18866_WPSOffice_Level2"/>
-            <w:bookmarkStart w:id="160" w:name="_Toc17668_WPSOffice_Level2"/>
+            <w:bookmarkStart w:id="157" w:name="_Toc8519_WPSOffice_Level2"/>
+            <w:bookmarkStart w:id="158" w:name="_Toc18866_WPSOffice_Level2"/>
+            <w:bookmarkStart w:id="159" w:name="_Toc13246_WPSOffice_Level2"/>
+            <w:bookmarkStart w:id="160" w:name="_Toc2613_WPSOffice_Level2"/>
             <w:r>
               <w:rPr>
                 <w:rFonts w:hint="eastAsia" w:ascii="微软雅黑" w:hAnsi="微软雅黑" w:eastAsia="微软雅黑" w:cs="微软雅黑"/>
@@ -32815,13 +32782,13 @@
                 <w:szCs w:val="18"/>
               </w:rPr>
             </w:pPr>
-            <w:bookmarkStart w:id="161" w:name="_Toc23413_WPSOffice_Level2"/>
-            <w:bookmarkStart w:id="162" w:name="_Toc2334_WPSOffice_Level2"/>
-            <w:bookmarkStart w:id="163" w:name="_Toc12118_WPSOffice_Level2"/>
-            <w:bookmarkStart w:id="164" w:name="_Toc12027_WPSOffice_Level2"/>
+            <w:bookmarkStart w:id="161" w:name="_Toc12027_WPSOffice_Level2"/>
+            <w:bookmarkStart w:id="162" w:name="_Toc6654_WPSOffice_Level2"/>
+            <w:bookmarkStart w:id="163" w:name="_Toc23413_WPSOffice_Level2"/>
+            <w:bookmarkStart w:id="164" w:name="_Toc2334_WPSOffice_Level2"/>
             <w:bookmarkStart w:id="165" w:name="_Toc25338_WPSOffice_Level2"/>
             <w:bookmarkStart w:id="166" w:name="_Toc24337_WPSOffice_Level2"/>
-            <w:bookmarkStart w:id="167" w:name="_Toc6654_WPSOffice_Level2"/>
+            <w:bookmarkStart w:id="167" w:name="_Toc12118_WPSOffice_Level2"/>
             <w:r>
               <w:rPr>
                 <w:rFonts w:hint="eastAsia" w:ascii="微软雅黑" w:hAnsi="微软雅黑" w:eastAsia="微软雅黑" w:cs="微软雅黑"/>
@@ -33356,12 +33323,12 @@
                 <w:szCs w:val="18"/>
               </w:rPr>
             </w:pPr>
-            <w:bookmarkStart w:id="168" w:name="_Toc17254_WPSOffice_Level2"/>
-            <w:bookmarkStart w:id="169" w:name="_Toc28807_WPSOffice_Level2"/>
-            <w:bookmarkStart w:id="170" w:name="_Toc20271_WPSOffice_Level2"/>
-            <w:bookmarkStart w:id="171" w:name="_Toc5840_WPSOffice_Level2"/>
-            <w:bookmarkStart w:id="172" w:name="_Toc6074_WPSOffice_Level2"/>
-            <w:bookmarkStart w:id="173" w:name="_Toc20736_WPSOffice_Level2"/>
+            <w:bookmarkStart w:id="168" w:name="_Toc6074_WPSOffice_Level2"/>
+            <w:bookmarkStart w:id="169" w:name="_Toc20736_WPSOffice_Level2"/>
+            <w:bookmarkStart w:id="170" w:name="_Toc17254_WPSOffice_Level2"/>
+            <w:bookmarkStart w:id="171" w:name="_Toc28807_WPSOffice_Level2"/>
+            <w:bookmarkStart w:id="172" w:name="_Toc20271_WPSOffice_Level2"/>
+            <w:bookmarkStart w:id="173" w:name="_Toc5840_WPSOffice_Level2"/>
             <w:bookmarkStart w:id="174" w:name="_Toc17711_WPSOffice_Level2"/>
             <w:r>
               <w:rPr>
@@ -33900,10 +33867,10 @@
             <w:bookmarkStart w:id="175" w:name="_Toc18295_WPSOffice_Level2"/>
             <w:bookmarkStart w:id="176" w:name="_Toc26031_WPSOffice_Level2"/>
             <w:bookmarkStart w:id="177" w:name="_Toc18813_WPSOffice_Level2"/>
-            <w:bookmarkStart w:id="178" w:name="_Toc24586_WPSOffice_Level2"/>
-            <w:bookmarkStart w:id="179" w:name="_Toc18784_WPSOffice_Level2"/>
-            <w:bookmarkStart w:id="180" w:name="_Toc31683_WPSOffice_Level2"/>
-            <w:bookmarkStart w:id="181" w:name="_Toc22623_WPSOffice_Level2"/>
+            <w:bookmarkStart w:id="178" w:name="_Toc31683_WPSOffice_Level2"/>
+            <w:bookmarkStart w:id="179" w:name="_Toc22623_WPSOffice_Level2"/>
+            <w:bookmarkStart w:id="180" w:name="_Toc18784_WPSOffice_Level2"/>
+            <w:bookmarkStart w:id="181" w:name="_Toc24586_WPSOffice_Level2"/>
             <w:r>
               <w:rPr>
                 <w:rFonts w:hint="eastAsia" w:ascii="微软雅黑" w:hAnsi="微软雅黑" w:eastAsia="微软雅黑" w:cs="微软雅黑"/>
@@ -34965,13 +34932,13 @@
                 <w:szCs w:val="18"/>
               </w:rPr>
             </w:pPr>
-            <w:bookmarkStart w:id="182" w:name="_Toc15930_WPSOffice_Level2"/>
-            <w:bookmarkStart w:id="183" w:name="_Toc31152_WPSOffice_Level2"/>
-            <w:bookmarkStart w:id="184" w:name="_Toc2455_WPSOffice_Level2"/>
-            <w:bookmarkStart w:id="185" w:name="_Toc30144_WPSOffice_Level2"/>
-            <w:bookmarkStart w:id="186" w:name="_Toc22167_WPSOffice_Level2"/>
-            <w:bookmarkStart w:id="187" w:name="_Toc25837_WPSOffice_Level2"/>
-            <w:bookmarkStart w:id="188" w:name="_Toc11576_WPSOffice_Level2"/>
+            <w:bookmarkStart w:id="182" w:name="_Toc11576_WPSOffice_Level2"/>
+            <w:bookmarkStart w:id="183" w:name="_Toc15930_WPSOffice_Level2"/>
+            <w:bookmarkStart w:id="184" w:name="_Toc31152_WPSOffice_Level2"/>
+            <w:bookmarkStart w:id="185" w:name="_Toc2455_WPSOffice_Level2"/>
+            <w:bookmarkStart w:id="186" w:name="_Toc30144_WPSOffice_Level2"/>
+            <w:bookmarkStart w:id="187" w:name="_Toc22167_WPSOffice_Level2"/>
+            <w:bookmarkStart w:id="188" w:name="_Toc25837_WPSOffice_Level2"/>
             <w:r>
               <w:rPr>
                 <w:rFonts w:hint="eastAsia" w:ascii="微软雅黑" w:hAnsi="微软雅黑" w:eastAsia="微软雅黑" w:cs="微软雅黑"/>
@@ -35506,13 +35473,13 @@
                 <w:szCs w:val="18"/>
               </w:rPr>
             </w:pPr>
-            <w:bookmarkStart w:id="189" w:name="_Toc18298_WPSOffice_Level2"/>
-            <w:bookmarkStart w:id="190" w:name="_Toc21844_WPSOffice_Level2"/>
-            <w:bookmarkStart w:id="191" w:name="_Toc21218_WPSOffice_Level2"/>
-            <w:bookmarkStart w:id="192" w:name="_Toc17817_WPSOffice_Level2"/>
-            <w:bookmarkStart w:id="193" w:name="_Toc6105_WPSOffice_Level2"/>
-            <w:bookmarkStart w:id="194" w:name="_Toc24581_WPSOffice_Level2"/>
-            <w:bookmarkStart w:id="195" w:name="_Toc10927_WPSOffice_Level2"/>
+            <w:bookmarkStart w:id="189" w:name="_Toc21218_WPSOffice_Level2"/>
+            <w:bookmarkStart w:id="190" w:name="_Toc24581_WPSOffice_Level2"/>
+            <w:bookmarkStart w:id="191" w:name="_Toc17817_WPSOffice_Level2"/>
+            <w:bookmarkStart w:id="192" w:name="_Toc6105_WPSOffice_Level2"/>
+            <w:bookmarkStart w:id="193" w:name="_Toc18298_WPSOffice_Level2"/>
+            <w:bookmarkStart w:id="194" w:name="_Toc10927_WPSOffice_Level2"/>
+            <w:bookmarkStart w:id="195" w:name="_Toc21844_WPSOffice_Level2"/>
             <w:r>
               <w:rPr>
                 <w:rFonts w:hint="eastAsia" w:ascii="微软雅黑" w:hAnsi="微软雅黑" w:eastAsia="微软雅黑" w:cs="微软雅黑"/>
@@ -36047,12 +36014,12 @@
                 <w:szCs w:val="18"/>
               </w:rPr>
             </w:pPr>
-            <w:bookmarkStart w:id="196" w:name="_Toc32618_WPSOffice_Level2"/>
+            <w:bookmarkStart w:id="196" w:name="_Toc26632_WPSOffice_Level2"/>
             <w:bookmarkStart w:id="197" w:name="_Toc5805_WPSOffice_Level2"/>
-            <w:bookmarkStart w:id="198" w:name="_Toc26632_WPSOffice_Level2"/>
+            <w:bookmarkStart w:id="198" w:name="_Toc20673_WPSOffice_Level2"/>
             <w:bookmarkStart w:id="199" w:name="_Toc3881_WPSOffice_Level2"/>
-            <w:bookmarkStart w:id="200" w:name="_Toc22953_WPSOffice_Level2"/>
-            <w:bookmarkStart w:id="201" w:name="_Toc20673_WPSOffice_Level2"/>
+            <w:bookmarkStart w:id="200" w:name="_Toc32618_WPSOffice_Level2"/>
+            <w:bookmarkStart w:id="201" w:name="_Toc22953_WPSOffice_Level2"/>
             <w:bookmarkStart w:id="202" w:name="_Toc7518_WPSOffice_Level2"/>
             <w:r>
               <w:rPr>
@@ -36588,13 +36555,13 @@
                 <w:szCs w:val="18"/>
               </w:rPr>
             </w:pPr>
-            <w:bookmarkStart w:id="203" w:name="_Toc14661_WPSOffice_Level2"/>
-            <w:bookmarkStart w:id="204" w:name="_Toc31722_WPSOffice_Level2"/>
+            <w:bookmarkStart w:id="203" w:name="_Toc31722_WPSOffice_Level2"/>
+            <w:bookmarkStart w:id="204" w:name="_Toc14661_WPSOffice_Level2"/>
             <w:bookmarkStart w:id="205" w:name="_Toc22431_WPSOffice_Level2"/>
-            <w:bookmarkStart w:id="206" w:name="_Toc25299_WPSOffice_Level2"/>
+            <w:bookmarkStart w:id="206" w:name="_Toc9505_WPSOffice_Level2"/>
             <w:bookmarkStart w:id="207" w:name="_Toc15940_WPSOffice_Level2"/>
-            <w:bookmarkStart w:id="208" w:name="_Toc22629_WPSOffice_Level2"/>
-            <w:bookmarkStart w:id="209" w:name="_Toc9505_WPSOffice_Level2"/>
+            <w:bookmarkStart w:id="208" w:name="_Toc25299_WPSOffice_Level2"/>
+            <w:bookmarkStart w:id="209" w:name="_Toc22629_WPSOffice_Level2"/>
             <w:r>
               <w:rPr>
                 <w:rFonts w:hint="eastAsia" w:ascii="微软雅黑" w:hAnsi="微软雅黑" w:eastAsia="微软雅黑" w:cs="微软雅黑"/>
@@ -37130,11 +37097,11 @@
               </w:rPr>
             </w:pPr>
             <w:bookmarkStart w:id="210" w:name="_Toc27188_WPSOffice_Level2"/>
-            <w:bookmarkStart w:id="211" w:name="_Toc20849_WPSOffice_Level2"/>
-            <w:bookmarkStart w:id="212" w:name="_Toc5581_WPSOffice_Level2"/>
-            <w:bookmarkStart w:id="213" w:name="_Toc4328_WPSOffice_Level2"/>
-            <w:bookmarkStart w:id="214" w:name="_Toc24372_WPSOffice_Level2"/>
-            <w:bookmarkStart w:id="215" w:name="_Toc27147_WPSOffice_Level2"/>
+            <w:bookmarkStart w:id="211" w:name="_Toc5581_WPSOffice_Level2"/>
+            <w:bookmarkStart w:id="212" w:name="_Toc4328_WPSOffice_Level2"/>
+            <w:bookmarkStart w:id="213" w:name="_Toc24372_WPSOffice_Level2"/>
+            <w:bookmarkStart w:id="214" w:name="_Toc27147_WPSOffice_Level2"/>
+            <w:bookmarkStart w:id="215" w:name="_Toc20849_WPSOffice_Level2"/>
             <w:bookmarkStart w:id="216" w:name="_Toc7607_WPSOffice_Level2"/>
             <w:r>
               <w:rPr>
@@ -37670,13 +37637,13 @@
                 <w:szCs w:val="18"/>
               </w:rPr>
             </w:pPr>
-            <w:bookmarkStart w:id="217" w:name="_Toc26466_WPSOffice_Level2"/>
-            <w:bookmarkStart w:id="218" w:name="_Toc6343_WPSOffice_Level2"/>
-            <w:bookmarkStart w:id="219" w:name="_Toc23457_WPSOffice_Level2"/>
+            <w:bookmarkStart w:id="217" w:name="_Toc11511_WPSOffice_Level2"/>
+            <w:bookmarkStart w:id="218" w:name="_Toc26466_WPSOffice_Level2"/>
+            <w:bookmarkStart w:id="219" w:name="_Toc8746_WPSOffice_Level2"/>
             <w:bookmarkStart w:id="220" w:name="_Toc9066_WPSOffice_Level2"/>
-            <w:bookmarkStart w:id="221" w:name="_Toc11511_WPSOffice_Level2"/>
-            <w:bookmarkStart w:id="222" w:name="_Toc23854_WPSOffice_Level2"/>
-            <w:bookmarkStart w:id="223" w:name="_Toc8746_WPSOffice_Level2"/>
+            <w:bookmarkStart w:id="221" w:name="_Toc23854_WPSOffice_Level2"/>
+            <w:bookmarkStart w:id="222" w:name="_Toc23457_WPSOffice_Level2"/>
+            <w:bookmarkStart w:id="223" w:name="_Toc6343_WPSOffice_Level2"/>
             <w:r>
               <w:rPr>
                 <w:rFonts w:hint="eastAsia" w:ascii="微软雅黑" w:hAnsi="微软雅黑" w:eastAsia="微软雅黑" w:cs="微软雅黑"/>
@@ -38211,13 +38178,13 @@
                 <w:szCs w:val="18"/>
               </w:rPr>
             </w:pPr>
-            <w:bookmarkStart w:id="224" w:name="_Toc12685_WPSOffice_Level2"/>
+            <w:bookmarkStart w:id="224" w:name="_Toc17440_WPSOffice_Level2"/>
             <w:bookmarkStart w:id="225" w:name="_Toc17938_WPSOffice_Level2"/>
-            <w:bookmarkStart w:id="226" w:name="_Toc6069_WPSOffice_Level2"/>
-            <w:bookmarkStart w:id="227" w:name="_Toc1557_WPSOffice_Level2"/>
-            <w:bookmarkStart w:id="228" w:name="_Toc17440_WPSOffice_Level2"/>
-            <w:bookmarkStart w:id="229" w:name="_Toc20319_WPSOffice_Level2"/>
-            <w:bookmarkStart w:id="230" w:name="_Toc3049_WPSOffice_Level2"/>
+            <w:bookmarkStart w:id="226" w:name="_Toc20319_WPSOffice_Level2"/>
+            <w:bookmarkStart w:id="227" w:name="_Toc3049_WPSOffice_Level2"/>
+            <w:bookmarkStart w:id="228" w:name="_Toc6069_WPSOffice_Level2"/>
+            <w:bookmarkStart w:id="229" w:name="_Toc12685_WPSOffice_Level2"/>
+            <w:bookmarkStart w:id="230" w:name="_Toc1557_WPSOffice_Level2"/>
             <w:r>
               <w:rPr>
                 <w:rFonts w:hint="eastAsia" w:ascii="微软雅黑" w:hAnsi="微软雅黑" w:eastAsia="微软雅黑" w:cs="微软雅黑"/>
@@ -38752,13 +38719,13 @@
                 <w:szCs w:val="18"/>
               </w:rPr>
             </w:pPr>
-            <w:bookmarkStart w:id="231" w:name="_Toc25956_WPSOffice_Level2"/>
-            <w:bookmarkStart w:id="232" w:name="_Toc27824_WPSOffice_Level2"/>
-            <w:bookmarkStart w:id="233" w:name="_Toc18427_WPSOffice_Level2"/>
+            <w:bookmarkStart w:id="231" w:name="_Toc18427_WPSOffice_Level2"/>
+            <w:bookmarkStart w:id="232" w:name="_Toc29816_WPSOffice_Level2"/>
+            <w:bookmarkStart w:id="233" w:name="_Toc28180_WPSOffice_Level2"/>
             <w:bookmarkStart w:id="234" w:name="_Toc19766_WPSOffice_Level2"/>
-            <w:bookmarkStart w:id="235" w:name="_Toc29816_WPSOffice_Level2"/>
-            <w:bookmarkStart w:id="236" w:name="_Toc21686_WPSOffice_Level2"/>
-            <w:bookmarkStart w:id="237" w:name="_Toc28180_WPSOffice_Level2"/>
+            <w:bookmarkStart w:id="235" w:name="_Toc27824_WPSOffice_Level2"/>
+            <w:bookmarkStart w:id="236" w:name="_Toc25956_WPSOffice_Level2"/>
+            <w:bookmarkStart w:id="237" w:name="_Toc21686_WPSOffice_Level2"/>
             <w:r>
               <w:rPr>
                 <w:rFonts w:hint="eastAsia" w:ascii="微软雅黑" w:hAnsi="微软雅黑" w:eastAsia="微软雅黑" w:cs="微软雅黑"/>
@@ -39293,12 +39260,12 @@
                 <w:szCs w:val="18"/>
               </w:rPr>
             </w:pPr>
-            <w:bookmarkStart w:id="238" w:name="_Toc24661_WPSOffice_Level2"/>
-            <w:bookmarkStart w:id="239" w:name="_Toc20570_WPSOffice_Level2"/>
-            <w:bookmarkStart w:id="240" w:name="_Toc27941_WPSOffice_Level2"/>
-            <w:bookmarkStart w:id="241" w:name="_Toc8959_WPSOffice_Level2"/>
-            <w:bookmarkStart w:id="242" w:name="_Toc19658_WPSOffice_Level2"/>
-            <w:bookmarkStart w:id="243" w:name="_Toc7268_WPSOffice_Level2"/>
+            <w:bookmarkStart w:id="238" w:name="_Toc20570_WPSOffice_Level2"/>
+            <w:bookmarkStart w:id="239" w:name="_Toc8959_WPSOffice_Level2"/>
+            <w:bookmarkStart w:id="240" w:name="_Toc19658_WPSOffice_Level2"/>
+            <w:bookmarkStart w:id="241" w:name="_Toc24661_WPSOffice_Level2"/>
+            <w:bookmarkStart w:id="242" w:name="_Toc7268_WPSOffice_Level2"/>
+            <w:bookmarkStart w:id="243" w:name="_Toc27941_WPSOffice_Level2"/>
             <w:bookmarkStart w:id="244" w:name="_Toc9870_WPSOffice_Level2"/>
             <w:r>
               <w:rPr>
@@ -40374,14 +40341,6 @@
         </w:tc>
       </w:tr>
       <w:tr>
-        <w:tblPrEx>
-          <w:tblCellMar>
-            <w:top w:w="0" w:type="dxa"/>
-            <w:left w:w="0" w:type="dxa"/>
-            <w:bottom w:w="0" w:type="dxa"/>
-            <w:right w:w="0" w:type="dxa"/>
-          </w:tblCellMar>
-        </w:tblPrEx>
         <w:trPr>
           <w:trHeight w:val="274" w:hRule="exact"/>
           <w:jc w:val="center"/>
@@ -40796,14 +40755,14 @@
       </w:pPr>
       <w:bookmarkStart w:id="245" w:name="_Toc29696"/>
       <w:bookmarkStart w:id="246" w:name="_Toc2033"/>
-      <w:bookmarkStart w:id="247" w:name="_Toc22162_WPSOffice_Level1"/>
+      <w:bookmarkStart w:id="247" w:name="_Toc11901"/>
       <w:bookmarkStart w:id="248" w:name="_Toc14611_WPSOffice_Level1"/>
       <w:bookmarkStart w:id="249" w:name="_Toc22623"/>
-      <w:bookmarkStart w:id="250" w:name="_Toc17792_WPSOffice_Level2"/>
-      <w:bookmarkStart w:id="251" w:name="_Toc13275"/>
-      <w:bookmarkStart w:id="252" w:name="_Toc19584_WPSOffice_Level1"/>
-      <w:bookmarkStart w:id="253" w:name="_Toc11901"/>
-      <w:bookmarkStart w:id="254" w:name="_Toc27809"/>
+      <w:bookmarkStart w:id="250" w:name="_Toc22162_WPSOffice_Level1"/>
+      <w:bookmarkStart w:id="251" w:name="_Toc27809"/>
+      <w:bookmarkStart w:id="252" w:name="_Toc13275"/>
+      <w:bookmarkStart w:id="253" w:name="_Toc17792_WPSOffice_Level2"/>
+      <w:bookmarkStart w:id="254" w:name="_Toc19584_WPSOffice_Level1"/>
       <w:r>
         <w:rPr>
           <w:rFonts w:hint="eastAsia" w:ascii="微软雅黑" w:hAnsi="微软雅黑" w:eastAsia="微软雅黑" w:cs="微软雅黑"/>
